--- a/Manuscript/Synthetically Controlled Trials in Cancer Research.docx
+++ b/Manuscript/Synthetically Controlled Trials in Cancer Research.docx
@@ -7,65 +7,852 @@
         <w:pStyle w:val="Title"/>
       </w:pPr>
       <w:r>
-        <w:t>Synthetically Controlled Trials in Cancer Research</w:t>
+        <w:t>Synthetically Controlled Trials</w:t>
+      </w:r>
+      <w:r>
+        <w:t xml:space="preserve"> in Clinical Research</w:t>
+      </w:r>
+    </w:p>
+    <w:p/>
+    <w:p>
+      <w:pPr>
+        <w:pStyle w:val="Heading1"/>
+      </w:pPr>
+      <w:r>
+        <w:t>Authors and Affiliation</w:t>
+      </w:r>
+    </w:p>
+    <w:p/>
+    <w:p>
+      <w:r>
+        <w:t>Richard Jackson</w:t>
+      </w:r>
+      <w:r>
+        <w:rPr>
+          <w:vertAlign w:val="superscript"/>
+        </w:rPr>
+        <w:t>1</w:t>
+      </w:r>
+    </w:p>
+    <w:p>
+      <w:r>
+        <w:t>Nicole Cizauskas</w:t>
+      </w:r>
+      <w:r>
+        <w:rPr>
+          <w:vertAlign w:val="superscript"/>
+        </w:rPr>
+        <w:t>1</w:t>
+      </w:r>
+    </w:p>
+    <w:p>
+      <w:proofErr w:type="spellStart"/>
+      <w:r>
+        <w:t>Kusqaum</w:t>
+      </w:r>
+      <w:proofErr w:type="spellEnd"/>
+      <w:r>
+        <w:t xml:space="preserve"> Adam</w:t>
+      </w:r>
+      <w:r>
+        <w:rPr>
+          <w:vertAlign w:val="superscript"/>
+        </w:rPr>
+        <w:t>1</w:t>
+      </w:r>
+    </w:p>
+    <w:p>
+      <w:r>
+        <w:t>Thomas Spain</w:t>
+      </w:r>
+      <w:r>
+        <w:rPr>
+          <w:vertAlign w:val="superscript"/>
+        </w:rPr>
+        <w:t>1</w:t>
+      </w:r>
+    </w:p>
+    <w:p/>
+    <w:p>
+      <w:pPr>
+        <w:pStyle w:val="ListParagraph"/>
+        <w:numPr>
+          <w:ilvl w:val="0"/>
+          <w:numId w:val="8"/>
+        </w:numPr>
+      </w:pPr>
+      <w:r>
+        <w:t>Department of Health Data Science, Liverpool University</w:t>
+      </w:r>
+    </w:p>
+    <w:p>
+      <w:pPr>
+        <w:pStyle w:val="ListParagraph"/>
+        <w:numPr>
+          <w:ilvl w:val="0"/>
+          <w:numId w:val="8"/>
+        </w:numPr>
+      </w:pPr>
+      <w:r>
+        <w:t>University of Newcastle Upon Tyne</w:t>
       </w:r>
     </w:p>
     <w:p/>
     <w:p/>
     <w:p>
-      <w:r>
+      <w:pPr>
+        <w:rPr>
+          <w:rFonts w:asciiTheme="majorHAnsi" w:eastAsiaTheme="majorEastAsia" w:hAnsiTheme="majorHAnsi" w:cstheme="majorBidi"/>
+          <w:color w:val="0F4761" w:themeColor="accent1" w:themeShade="BF"/>
+          <w:sz w:val="40"/>
+          <w:szCs w:val="40"/>
+        </w:rPr>
+      </w:pPr>
+      <w:r>
+        <w:br w:type="page"/>
+      </w:r>
+    </w:p>
+    <w:p>
+      <w:pPr>
+        <w:pStyle w:val="Heading1"/>
+      </w:pPr>
+      <w:r>
+        <w:lastRenderedPageBreak/>
         <w:t>Introduction</w:t>
       </w:r>
     </w:p>
     <w:p/>
     <w:p>
       <w:r>
-        <w:t>Background and Literature Review</w:t>
+        <w:t>Randomised Controlled Trials (RCTs)</w:t>
+      </w:r>
+      <w:r>
+        <w:t xml:space="preserve"> the gold standard of clinical research due to their ability to provide reliable causal estimates of a </w:t>
+      </w:r>
+      <w:proofErr w:type="gramStart"/>
+      <w:r>
+        <w:t>treatments</w:t>
+      </w:r>
+      <w:proofErr w:type="gramEnd"/>
+      <w:r>
+        <w:t xml:space="preserve"> efficacy against some control.</w:t>
+      </w:r>
+      <w:r>
+        <w:t xml:space="preserve">  Their quality comes at a cost however with large numbers of patients, and consequently time and money, required.</w:t>
       </w:r>
     </w:p>
     <w:p/>
     <w:p>
       <w:r>
-        <w:t>Methods</w:t>
-      </w:r>
+        <w:t xml:space="preserve">This problem is heightened in areas such as rare diseases or early phase trial design were resources are </w:t>
+      </w:r>
+      <w:r>
+        <w:t xml:space="preserve">often </w:t>
+      </w:r>
+      <w:r>
+        <w:t xml:space="preserve">scarce.  Here the stringent rules of demonstrating efficacy are </w:t>
+      </w:r>
+      <w:r>
+        <w:t xml:space="preserve">often </w:t>
+      </w:r>
+      <w:r>
+        <w:t>relaxed, either by design or necessity.</w:t>
+      </w:r>
+      <w:r>
+        <w:t xml:space="preserve">  </w:t>
+      </w:r>
+    </w:p>
+    <w:p/>
+    <w:p>
+      <w:r>
+        <w:t>With the exception perhaps of phase 1, the aim at the onset of any trial is to obtain a causal estimate of the effect of an experimental treatment</w:t>
+      </w:r>
+      <w:r>
+        <w:t xml:space="preserve"> against some standard of care</w:t>
+      </w:r>
+      <w:r>
+        <w:t>.</w:t>
+      </w:r>
+      <w:r>
+        <w:t xml:space="preserve">  </w:t>
+      </w:r>
+      <w:r>
+        <w:t>Often in these settings single arm trials are used but without a comparator it is difficult to provide any</w:t>
+      </w:r>
+      <w:r>
+        <w:t xml:space="preserve"> reliable estimate of efficacy.</w:t>
+      </w:r>
+    </w:p>
+    <w:p/>
+    <w:p>
+      <w:r>
+        <w:t>RCTs are conducted from a position of enforced ignorance</w:t>
+      </w:r>
+      <w:r>
+        <w:t xml:space="preserve"> with the acceptance that all information of a treatment effect will be obtained from the trial data.   This is beneficial for internal consistency and providing a causal effect free of bias.  </w:t>
+      </w:r>
+      <w:proofErr w:type="gramStart"/>
+      <w:r>
+        <w:t>However</w:t>
+      </w:r>
+      <w:proofErr w:type="gramEnd"/>
+      <w:r>
+        <w:t xml:space="preserve"> it is naïve </w:t>
+      </w:r>
+      <w:r>
+        <w:t xml:space="preserve">to think no information </w:t>
+      </w:r>
+      <w:r>
+        <w:t xml:space="preserve">on the control arm </w:t>
+      </w:r>
+      <w:r>
+        <w:t>exists</w:t>
+      </w:r>
+      <w:r>
+        <w:t xml:space="preserve"> prior to the trial.  </w:t>
+      </w:r>
+      <w:proofErr w:type="gramStart"/>
+      <w:r>
+        <w:t>Indeed</w:t>
+      </w:r>
+      <w:proofErr w:type="gramEnd"/>
+      <w:r>
+        <w:t xml:space="preserve"> this information is often required for the study design.  What is more, this information is increasing through t</w:t>
+      </w:r>
+      <w:r>
+        <w:t>he availability of external</w:t>
+      </w:r>
+      <w:r>
+        <w:t xml:space="preserve"> registry/observational</w:t>
+      </w:r>
+      <w:r>
+        <w:t xml:space="preserve"> data</w:t>
+      </w:r>
+      <w:r>
+        <w:t xml:space="preserve"> and </w:t>
+      </w:r>
+      <w:r>
+        <w:t>previously conducted studies.</w:t>
+      </w:r>
+    </w:p>
+    <w:p/>
+    <w:p>
+      <w:pPr>
+        <w:rPr>
+          <w:rStyle w:val="apple-converted-space"/>
+        </w:rPr>
+      </w:pPr>
+      <w:r>
+        <w:t xml:space="preserve">The aim of supplementing prospective trials with external information has </w:t>
+      </w:r>
+      <w:r>
+        <w:t>long be</w:t>
+      </w:r>
+      <w:r>
+        <w:t>e</w:t>
+      </w:r>
+      <w:r>
+        <w:t xml:space="preserve">n explored.  </w:t>
+      </w:r>
+      <w:r>
+        <w:t>Pocock [1] first discussed the use of historically controlled trials where single arm data are compared against external information.</w:t>
+      </w:r>
+      <w:r>
+        <w:t xml:space="preserve">  This application </w:t>
+      </w:r>
+      <w:r>
+        <w:t xml:space="preserve">fits naturally within the Bayesian framework where the prospective data are used to update prior beliefs. </w:t>
+      </w:r>
+      <w:r>
+        <w:t xml:space="preserve"> </w:t>
+      </w:r>
+      <w:r>
+        <w:t xml:space="preserve">More </w:t>
+      </w:r>
+      <w:r>
+        <w:rPr>
+          <w:rStyle w:val="apple-converted-space"/>
+        </w:rPr>
+        <w:t>recently Neuenschwander et al [</w:t>
+      </w:r>
+      <w:r>
+        <w:rPr>
+          <w:rStyle w:val="apple-converted-space"/>
+        </w:rPr>
+        <w:t>2</w:t>
+      </w:r>
+      <w:r>
+        <w:rPr>
+          <w:rStyle w:val="apple-converted-space"/>
+        </w:rPr>
+        <w:t>] have explored approached to including histori</w:t>
+      </w:r>
+      <w:r>
+        <w:rPr>
+          <w:rStyle w:val="apple-converted-space"/>
+        </w:rPr>
+        <w:t>c</w:t>
+      </w:r>
+      <w:r>
+        <w:rPr>
+          <w:rStyle w:val="apple-converted-space"/>
+        </w:rPr>
+        <w:t>al information on control arms in clinical trials.</w:t>
+      </w:r>
+    </w:p>
+    <w:p>
+      <w:pPr>
+        <w:rPr>
+          <w:rStyle w:val="apple-converted-space"/>
+        </w:rPr>
+      </w:pPr>
+    </w:p>
+    <w:p>
+      <w:pPr>
+        <w:rPr>
+          <w:rStyle w:val="apple-converted-space"/>
+        </w:rPr>
+      </w:pPr>
+      <w:r>
+        <w:rPr>
+          <w:rStyle w:val="apple-converted-space"/>
+        </w:rPr>
+        <w:t>T</w:t>
+      </w:r>
+      <w:r>
+        <w:rPr>
+          <w:rStyle w:val="apple-converted-space"/>
+        </w:rPr>
+        <w:t xml:space="preserve">he </w:t>
+      </w:r>
+      <w:r>
+        <w:rPr>
+          <w:rStyle w:val="apple-converted-space"/>
+        </w:rPr>
+        <w:t>increasing potential for</w:t>
+      </w:r>
+      <w:r>
+        <w:rPr>
+          <w:rStyle w:val="apple-converted-space"/>
+        </w:rPr>
+        <w:t xml:space="preserve"> externally controlled </w:t>
+      </w:r>
+      <w:r>
+        <w:rPr>
+          <w:rStyle w:val="apple-converted-space"/>
+        </w:rPr>
+        <w:t xml:space="preserve">trials has </w:t>
+      </w:r>
+      <w:proofErr w:type="spellStart"/>
+      <w:r>
+        <w:rPr>
+          <w:rStyle w:val="apple-converted-space"/>
+        </w:rPr>
+        <w:t>lead</w:t>
+      </w:r>
+      <w:proofErr w:type="spellEnd"/>
+      <w:r>
+        <w:rPr>
+          <w:rStyle w:val="apple-converted-space"/>
+        </w:rPr>
+        <w:t xml:space="preserve"> to guidance from regulatory bodies [3]</w:t>
+      </w:r>
+      <w:r>
+        <w:rPr>
+          <w:rStyle w:val="apple-converted-space"/>
+        </w:rPr>
+        <w:t xml:space="preserve"> a</w:t>
+      </w:r>
+      <w:r>
+        <w:rPr>
+          <w:rStyle w:val="apple-converted-space"/>
+        </w:rPr>
+        <w:t>nd increasing discussion as to their appropriate use and application[</w:t>
+      </w:r>
+      <w:r>
+        <w:rPr>
+          <w:rStyle w:val="apple-converted-space"/>
+        </w:rPr>
+        <w:t xml:space="preserve"> guidance for their use in clinical research [</w:t>
+      </w:r>
+      <w:r>
+        <w:rPr>
+          <w:rStyle w:val="apple-converted-space"/>
+        </w:rPr>
+        <w:t>4</w:t>
+      </w:r>
+      <w:r>
+        <w:rPr>
+          <w:rStyle w:val="apple-converted-space"/>
+        </w:rPr>
+        <w:t>-8</w:t>
+      </w:r>
+      <w:r>
+        <w:rPr>
+          <w:rStyle w:val="apple-converted-space"/>
+        </w:rPr>
+        <w:t>]</w:t>
+      </w:r>
+      <w:r>
+        <w:rPr>
+          <w:rStyle w:val="apple-converted-space"/>
+        </w:rPr>
+        <w:t>.</w:t>
+      </w:r>
+      <w:r>
+        <w:rPr>
+          <w:rStyle w:val="apple-converted-space"/>
+        </w:rPr>
+        <w:t xml:space="preserve">  In practice, growing examples of the use of digital twins [9</w:t>
+      </w:r>
+      <w:r>
+        <w:rPr>
+          <w:rStyle w:val="apple-converted-space"/>
+        </w:rPr>
+        <w:t>,10</w:t>
+      </w:r>
+      <w:r>
+        <w:rPr>
+          <w:rStyle w:val="apple-converted-space"/>
+        </w:rPr>
+        <w:t>]  and propensity score analyses [1</w:t>
+      </w:r>
+      <w:r>
+        <w:rPr>
+          <w:rStyle w:val="apple-converted-space"/>
+        </w:rPr>
+        <w:t>1</w:t>
+      </w:r>
+      <w:r>
+        <w:rPr>
+          <w:rStyle w:val="apple-converted-space"/>
+        </w:rPr>
+        <w:t>, 1</w:t>
+      </w:r>
+      <w:r>
+        <w:rPr>
+          <w:rStyle w:val="apple-converted-space"/>
+        </w:rPr>
+        <w:t>2</w:t>
+      </w:r>
+      <w:r>
+        <w:rPr>
+          <w:rStyle w:val="apple-converted-space"/>
+        </w:rPr>
+        <w:t>] have been used as for causal inference in place of randomisation.</w:t>
+      </w:r>
+    </w:p>
+    <w:p/>
+    <w:p>
+      <w:pPr>
+        <w:rPr>
+          <w:lang w:eastAsia="en-GB"/>
+        </w:rPr>
+      </w:pPr>
+      <w:r>
+        <w:rPr>
+          <w:lang w:eastAsia="en-GB"/>
+        </w:rPr>
+        <w:t xml:space="preserve">Here we propose the use of synthetic controls as a </w:t>
+      </w:r>
+      <w:proofErr w:type="gramStart"/>
+      <w:r>
+        <w:rPr>
+          <w:lang w:eastAsia="en-GB"/>
+        </w:rPr>
+        <w:t>causal inference tools</w:t>
+      </w:r>
+      <w:proofErr w:type="gramEnd"/>
+      <w:r>
+        <w:rPr>
+          <w:lang w:eastAsia="en-GB"/>
+        </w:rPr>
+        <w:t xml:space="preserve"> for novel prospective clinical trials.</w:t>
+      </w:r>
+      <w:r>
+        <w:rPr>
+          <w:lang w:eastAsia="en-GB"/>
+        </w:rPr>
+        <w:t xml:space="preserve">  </w:t>
+      </w:r>
+      <w:r>
+        <w:rPr>
+          <w:lang w:eastAsia="en-GB"/>
+        </w:rPr>
+        <w:t xml:space="preserve">Synthetic Controls are a form of Causal Inference first proposed by Abadie </w:t>
+      </w:r>
+      <w:r>
+        <w:rPr>
+          <w:lang w:eastAsia="en-GB"/>
+        </w:rPr>
+        <w:t>[</w:t>
+      </w:r>
+      <w:r>
+        <w:rPr>
+          <w:lang w:eastAsia="en-GB"/>
+        </w:rPr>
+        <w:t>1</w:t>
+      </w:r>
+      <w:r>
+        <w:rPr>
+          <w:lang w:eastAsia="en-GB"/>
+        </w:rPr>
+        <w:t>3</w:t>
+      </w:r>
+      <w:r>
+        <w:rPr>
+          <w:lang w:eastAsia="en-GB"/>
+        </w:rPr>
+        <w:t>,1</w:t>
+      </w:r>
+      <w:r>
+        <w:rPr>
+          <w:lang w:eastAsia="en-GB"/>
+        </w:rPr>
+        <w:t>4</w:t>
+      </w:r>
+      <w:r>
+        <w:rPr>
+          <w:lang w:eastAsia="en-GB"/>
+        </w:rPr>
+        <w:t xml:space="preserve">] </w:t>
+      </w:r>
+      <w:r>
+        <w:rPr>
+          <w:lang w:eastAsia="en-GB"/>
+        </w:rPr>
+        <w:t xml:space="preserve">whereby </w:t>
+      </w:r>
+      <w:r>
+        <w:rPr>
+          <w:lang w:eastAsia="en-GB"/>
+        </w:rPr>
+        <w:t xml:space="preserve">the impact of some control can be generated from information.  Here the synthetic control population is weighted to mirror the characteristics of the experimental group to facilitate a causal statement. </w:t>
+      </w:r>
+      <w:r>
+        <w:rPr>
+          <w:lang w:eastAsia="en-GB"/>
+        </w:rPr>
+        <w:t>Details on how they should be used in healthcare research have been given by Thorland [</w:t>
+      </w:r>
+      <w:r>
+        <w:rPr>
+          <w:lang w:eastAsia="en-GB"/>
+        </w:rPr>
+        <w:t>1</w:t>
+      </w:r>
+      <w:r>
+        <w:rPr>
+          <w:lang w:eastAsia="en-GB"/>
+        </w:rPr>
+        <w:t>5</w:t>
+      </w:r>
+      <w:r>
+        <w:rPr>
+          <w:lang w:eastAsia="en-GB"/>
+        </w:rPr>
+        <w:t>]</w:t>
+      </w:r>
+      <w:r>
+        <w:rPr>
+          <w:lang w:eastAsia="en-GB"/>
+        </w:rPr>
+        <w:t xml:space="preserve"> and</w:t>
+      </w:r>
+      <w:r>
+        <w:rPr>
+          <w:lang w:eastAsia="en-GB"/>
+        </w:rPr>
+        <w:t xml:space="preserve"> they have </w:t>
+      </w:r>
+      <w:r>
+        <w:rPr>
+          <w:lang w:eastAsia="en-GB"/>
+        </w:rPr>
+        <w:t>begun to be used as casual inference tools in areas such as cancer research</w:t>
+      </w:r>
+      <w:r>
+        <w:rPr>
+          <w:lang w:eastAsia="en-GB"/>
+        </w:rPr>
+        <w:t xml:space="preserve"> [</w:t>
+      </w:r>
+      <w:r>
+        <w:rPr>
+          <w:lang w:eastAsia="en-GB"/>
+        </w:rPr>
+        <w:t>1</w:t>
+      </w:r>
+      <w:r>
+        <w:rPr>
+          <w:lang w:eastAsia="en-GB"/>
+        </w:rPr>
+        <w:t>6</w:t>
+      </w:r>
+      <w:r>
+        <w:rPr>
+          <w:lang w:eastAsia="en-GB"/>
+        </w:rPr>
+        <w:t>]</w:t>
+      </w:r>
+      <w:r>
+        <w:rPr>
+          <w:lang w:eastAsia="en-GB"/>
+        </w:rPr>
+        <w:t>.</w:t>
+      </w:r>
+    </w:p>
+    <w:p>
+      <w:pPr>
+        <w:rPr>
+          <w:lang w:eastAsia="en-GB"/>
+        </w:rPr>
+      </w:pPr>
+    </w:p>
+    <w:p>
+      <w:pPr>
+        <w:rPr>
+          <w:lang w:eastAsia="en-GB"/>
+        </w:rPr>
+      </w:pPr>
+      <w:r>
+        <w:rPr>
+          <w:lang w:eastAsia="en-GB"/>
+        </w:rPr>
+        <w:lastRenderedPageBreak/>
+        <w:t>R</w:t>
+      </w:r>
+      <w:r>
+        <w:rPr>
+          <w:lang w:eastAsia="en-GB"/>
+        </w:rPr>
+        <w:t xml:space="preserve">ecently Jackson et al. </w:t>
+      </w:r>
+      <w:r>
+        <w:rPr>
+          <w:lang w:eastAsia="en-GB"/>
+        </w:rPr>
+        <w:t xml:space="preserve">[17] </w:t>
+      </w:r>
+      <w:r>
+        <w:rPr>
+          <w:lang w:eastAsia="en-GB"/>
+        </w:rPr>
+        <w:t xml:space="preserve">introduced the use of parametric models as a form of </w:t>
+      </w:r>
+      <w:r>
+        <w:rPr>
+          <w:lang w:eastAsia="en-GB"/>
+        </w:rPr>
+        <w:t>personalised synthetic controls</w:t>
+      </w:r>
+      <w:r>
+        <w:rPr>
+          <w:lang w:eastAsia="en-GB"/>
+        </w:rPr>
+        <w:t xml:space="preserve">.  Here predictions from some parametric model provide counter factual evidence against which observed outcomes can be compared. </w:t>
+      </w:r>
+      <w:r>
+        <w:rPr>
+          <w:lang w:eastAsia="en-GB"/>
+        </w:rPr>
+        <w:t xml:space="preserve">The use and evaluation of counter factual models </w:t>
+      </w:r>
+      <w:proofErr w:type="gramStart"/>
+      <w:r>
+        <w:rPr>
+          <w:lang w:eastAsia="en-GB"/>
+        </w:rPr>
+        <w:t>has</w:t>
+      </w:r>
+      <w:proofErr w:type="gramEnd"/>
+      <w:r>
+        <w:rPr>
+          <w:lang w:eastAsia="en-GB"/>
+        </w:rPr>
+        <w:t xml:space="preserve"> been further explored by Boyer et al. [</w:t>
+      </w:r>
+      <w:r>
+        <w:rPr>
+          <w:lang w:eastAsia="en-GB"/>
+        </w:rPr>
+        <w:t>18</w:t>
+      </w:r>
+      <w:r>
+        <w:rPr>
+          <w:lang w:eastAsia="en-GB"/>
+        </w:rPr>
+        <w:t>].</w:t>
+      </w:r>
+    </w:p>
+    <w:p>
+      <w:pPr>
+        <w:rPr>
+          <w:lang w:eastAsia="en-GB"/>
+        </w:rPr>
+      </w:pPr>
+    </w:p>
+    <w:p>
+      <w:r>
+        <w:t xml:space="preserve">Synthetic Controls form a natural basis for incorporating external evidence into </w:t>
+      </w:r>
+      <w:r>
+        <w:t xml:space="preserve">prospective clinical </w:t>
+      </w:r>
+      <w:proofErr w:type="gramStart"/>
+      <w:r>
+        <w:t>trials</w:t>
+      </w:r>
+      <w:proofErr w:type="gramEnd"/>
+      <w:r>
+        <w:t xml:space="preserve"> but their application remains challenging. </w:t>
+      </w:r>
+      <w:r>
+        <w:t xml:space="preserve">Following the recommendation of </w:t>
+      </w:r>
+      <w:proofErr w:type="spellStart"/>
+      <w:r>
+        <w:t>Cucherat</w:t>
+      </w:r>
+      <w:proofErr w:type="spellEnd"/>
+      <w:r>
+        <w:t xml:space="preserve"> et al [ 19] </w:t>
+      </w:r>
+      <w:r>
+        <w:t xml:space="preserve">here </w:t>
+      </w:r>
+      <w:r>
+        <w:t>we explore t</w:t>
+      </w:r>
+      <w:r>
+        <w:t xml:space="preserve">he use of Synthetic controls </w:t>
+      </w:r>
+      <w:r>
+        <w:t>as a tool for prospective trial design</w:t>
+      </w:r>
+      <w:r>
+        <w:t>, consider the</w:t>
+      </w:r>
+      <w:r>
+        <w:t xml:space="preserve"> practical and methodological issues in the prospective design </w:t>
+      </w:r>
+      <w:r>
+        <w:t>and provide software to aid the design of future clinical trials.</w:t>
+      </w:r>
+    </w:p>
+    <w:p/>
+    <w:p>
+      <w:r>
+        <w:t>The manuscript is order</w:t>
+      </w:r>
+      <w:r>
+        <w:t>e</w:t>
+      </w:r>
+      <w:r>
+        <w:t xml:space="preserve">d as follows; Section 2 discusses the analysis of a synthetically controlled trial and defines the Causal Estimand,  Section 3 discussed the potential of fully synthetic (single) arm studies against partially synthetic (randomised) designs.  An example of a Synthetically Controlled Trial in HCC is provided in Section </w:t>
+      </w:r>
+      <w:proofErr w:type="gramStart"/>
+      <w:r>
+        <w:t>4</w:t>
+      </w:r>
+      <w:proofErr w:type="gramEnd"/>
+      <w:r>
+        <w:t xml:space="preserve"> and a simulation study </w:t>
+      </w:r>
+      <w:r>
+        <w:t>is provided in Section 5.  Section 6 outlines the considerations that should be made by investigators considering a synthetically controlled trial and some discussion is given in Section 7.</w:t>
+      </w:r>
+    </w:p>
+    <w:p>
+      <w:pPr>
+        <w:rPr>
+          <w:lang w:eastAsia="en-GB"/>
+        </w:rPr>
+      </w:pPr>
     </w:p>
     <w:p/>
     <w:p/>
     <w:p/>
-    <w:p>
-      <w:r>
-        <w:t>Example</w:t>
-      </w:r>
-    </w:p>
-    <w:p/>
-    <w:p>
-      <w:r>
-        <w:t>Protons in HCC</w:t>
-      </w:r>
-    </w:p>
-    <w:p/>
-    <w:p>
-      <w:r>
-        <w:t>Background</w:t>
-      </w:r>
-    </w:p>
-    <w:p/>
-    <w:p>
-      <w:r>
-        <w:t>Single Arm design</w:t>
-      </w:r>
-    </w:p>
     <w:p/>
     <w:p/>
-    <w:p>
-      <w:r>
-        <w:t>Synthetically Controlled Design</w:t>
-      </w:r>
-    </w:p>
     <w:p/>
     <w:p>
-      <w:r>
-        <w:t>Strong and Weak Models</w:t>
+      <w:pPr>
+        <w:pStyle w:val="Heading1"/>
+      </w:pPr>
+      <w:r>
+        <w:t>Methods</w:t>
+      </w:r>
+    </w:p>
+    <w:p/>
+    <w:p>
+      <w:r>
+        <w:t>Causal Inference – estimation of average treatment effect</w:t>
+      </w:r>
+    </w:p>
+    <w:p/>
+    <w:p>
+      <w:r>
+        <w:t>Definition of efficacy using synthetic controls and personalised synthetic Controls</w:t>
+      </w:r>
+    </w:p>
+    <w:p/>
+    <w:p>
+      <w:r>
+        <w:t>Average treatment effect against personalised ‘adjustment’</w:t>
+      </w:r>
+    </w:p>
+    <w:p/>
+    <w:p/>
+    <w:p/>
+    <w:p>
+      <w:pPr>
+        <w:pStyle w:val="Heading1"/>
+      </w:pPr>
+      <w:r>
+        <w:t>Synthetic &amp; Partially Synthetic Clinical Trials</w:t>
+      </w:r>
+    </w:p>
+    <w:p/>
+    <w:p>
+      <w:pPr>
+        <w:pStyle w:val="Heading1"/>
+        <w:rPr>
+          <w:color w:val="auto"/>
+        </w:rPr>
+      </w:pPr>
+      <w:r>
+        <w:t xml:space="preserve">Example – </w:t>
+      </w:r>
+      <w:proofErr w:type="spellStart"/>
+      <w:r>
+        <w:t>Atezo</w:t>
+      </w:r>
+      <w:proofErr w:type="spellEnd"/>
+      <w:r>
+        <w:t xml:space="preserve"> Bev in HCC</w:t>
+      </w:r>
+    </w:p>
+    <w:p/>
+    <w:p>
+      <w:r>
+        <w:t>Simulation Study</w:t>
+      </w:r>
+    </w:p>
+    <w:p/>
+    <w:p>
+      <w:r>
+        <w:lastRenderedPageBreak/>
+        <w:t>Allocation ratios in randomised studies using synthetic Controls</w:t>
+      </w:r>
+    </w:p>
+    <w:p/>
+    <w:p>
+      <w:pPr>
+        <w:pStyle w:val="Heading1"/>
+      </w:pPr>
+      <w:r>
+        <w:t>Simulation Study</w:t>
       </w:r>
     </w:p>
     <w:p/>
@@ -98,6 +885,19 @@
         <w:t>Inflated Variance</w:t>
       </w:r>
     </w:p>
+    <w:p/>
+    <w:p/>
+    <w:p>
+      <w:r>
+        <w:t>Randomised Design</w:t>
+      </w:r>
+    </w:p>
+    <w:p/>
+    <w:p>
+      <w:r>
+        <w:t>Equal Allocation</w:t>
+      </w:r>
+    </w:p>
     <w:p>
       <w:pPr>
         <w:pStyle w:val="ListParagraph"/>
@@ -107,7 +907,7 @@
         </w:numPr>
       </w:pPr>
       <w:r>
-        <w:t>Biased (Up and Down)</w:t>
+        <w:t>Standard</w:t>
       </w:r>
     </w:p>
     <w:p>
@@ -119,20 +919,13 @@
         </w:numPr>
       </w:pPr>
       <w:r>
-        <w:t>Biased (Up and Down) with inflated variance</w:t>
+        <w:t>Inflated Variance</w:t>
       </w:r>
     </w:p>
     <w:p/>
-    <w:p/>
-    <w:p>
-      <w:r>
-        <w:t>Randomised Design</w:t>
-      </w:r>
-    </w:p>
-    <w:p/>
-    <w:p>
-      <w:r>
-        <w:t>Equal Allocation</w:t>
+    <w:p>
+      <w:r>
+        <w:t>Unequal Allocation</w:t>
       </w:r>
     </w:p>
     <w:p>
@@ -159,95 +952,1645 @@
         <w:t>Inflated Variance</w:t>
       </w:r>
     </w:p>
-    <w:p>
-      <w:pPr>
-        <w:pStyle w:val="ListParagraph"/>
-        <w:numPr>
-          <w:ilvl w:val="0"/>
-          <w:numId w:val="1"/>
-        </w:numPr>
-      </w:pPr>
-      <w:r>
-        <w:t>Biased (Up and Down)</w:t>
-      </w:r>
-    </w:p>
-    <w:p>
-      <w:pPr>
-        <w:pStyle w:val="ListParagraph"/>
-        <w:numPr>
-          <w:ilvl w:val="0"/>
-          <w:numId w:val="1"/>
-        </w:numPr>
-      </w:pPr>
-      <w:r>
-        <w:t>Biased (Up and Down) with inflated variance</w:t>
-      </w:r>
-    </w:p>
-    <w:p/>
-    <w:p>
-      <w:r>
-        <w:t>Unequal Allocation</w:t>
-      </w:r>
-    </w:p>
-    <w:p>
-      <w:pPr>
-        <w:pStyle w:val="ListParagraph"/>
-        <w:numPr>
-          <w:ilvl w:val="0"/>
-          <w:numId w:val="1"/>
-        </w:numPr>
-      </w:pPr>
-      <w:r>
-        <w:t>Standard</w:t>
-      </w:r>
-    </w:p>
-    <w:p>
-      <w:pPr>
-        <w:pStyle w:val="ListParagraph"/>
-        <w:numPr>
-          <w:ilvl w:val="0"/>
-          <w:numId w:val="1"/>
-        </w:numPr>
-      </w:pPr>
-      <w:r>
-        <w:t>Inflated Variance</w:t>
-      </w:r>
-    </w:p>
-    <w:p>
-      <w:pPr>
-        <w:pStyle w:val="ListParagraph"/>
-        <w:numPr>
-          <w:ilvl w:val="0"/>
-          <w:numId w:val="1"/>
-        </w:numPr>
-      </w:pPr>
-      <w:r>
-        <w:t>Biased (Up and Down)</w:t>
-      </w:r>
-    </w:p>
-    <w:p>
-      <w:pPr>
-        <w:pStyle w:val="ListParagraph"/>
-        <w:numPr>
-          <w:ilvl w:val="0"/>
-          <w:numId w:val="1"/>
-        </w:numPr>
-      </w:pPr>
-      <w:r>
-        <w:lastRenderedPageBreak/>
-        <w:t>Biased (Up and Down) with inflated variance</w:t>
-      </w:r>
-    </w:p>
     <w:p/>
     <w:p/>
     <w:p/>
     <w:p/>
     <w:p>
+      <w:pPr>
+        <w:pStyle w:val="Heading1"/>
+      </w:pPr>
       <w:r>
         <w:t>Discussion</w:t>
       </w:r>
     </w:p>
     <w:p/>
+    <w:p>
+      <w:r>
+        <w:t xml:space="preserve">Talk about the setting – controls in ‘practice’ not </w:t>
+      </w:r>
+      <w:proofErr w:type="spellStart"/>
+      <w:r>
+        <w:t>neccesserily</w:t>
+      </w:r>
+      <w:proofErr w:type="spellEnd"/>
+      <w:r>
+        <w:t xml:space="preserve"> the same as controls in a trial: Transportability of trial results – SUTVA assumption</w:t>
+      </w:r>
+    </w:p>
+    <w:p>
+      <w:pPr>
+        <w:rPr>
+          <w:b/>
+          <w:bCs/>
+        </w:rPr>
+      </w:pPr>
+    </w:p>
+    <w:p/>
+    <w:p/>
+    <w:p>
+      <w:r>
+        <w:t xml:space="preserve">Causal Inference, be it from trials or observational cohorts, work </w:t>
+      </w:r>
+      <w:proofErr w:type="gramStart"/>
+      <w:r>
+        <w:t>on the basis of</w:t>
+      </w:r>
+      <w:proofErr w:type="gramEnd"/>
+      <w:r>
+        <w:t xml:space="preserve"> trying to determine how patients would have performed if they had received an alternative therapy.  One of the challenges of designing an externally controlled trial is that there is uncertainty over the population that will be recruited.  Any strategy therefore must be flexible enough to account for this.</w:t>
+      </w:r>
+    </w:p>
+    <w:p/>
+    <w:p/>
+    <w:p>
+      <w:r>
+        <w:br w:type="page"/>
+      </w:r>
+    </w:p>
+    <w:p>
+      <w:pPr>
+        <w:rPr>
+          <w:rFonts w:asciiTheme="majorHAnsi" w:eastAsiaTheme="majorEastAsia" w:hAnsiTheme="majorHAnsi" w:cstheme="majorBidi"/>
+          <w:color w:val="0F4761" w:themeColor="accent1" w:themeShade="BF"/>
+          <w:sz w:val="40"/>
+          <w:szCs w:val="40"/>
+        </w:rPr>
+      </w:pPr>
+    </w:p>
+    <w:p>
+      <w:pPr>
+        <w:pStyle w:val="Heading1"/>
+      </w:pPr>
+      <w:r>
+        <w:t>References</w:t>
+      </w:r>
+    </w:p>
+    <w:p>
+      <w:pPr>
+        <w:rPr>
+          <w:rFonts w:ascii="Arial" w:hAnsi="Arial" w:cs="Arial"/>
+          <w:color w:val="222222"/>
+          <w:sz w:val="20"/>
+          <w:szCs w:val="20"/>
+          <w:shd w:val="clear" w:color="auto" w:fill="FFFFFF"/>
+        </w:rPr>
+      </w:pPr>
+    </w:p>
+    <w:p>
+      <w:pPr>
+        <w:pStyle w:val="ListParagraph"/>
+        <w:numPr>
+          <w:ilvl w:val="0"/>
+          <w:numId w:val="10"/>
+        </w:numPr>
+        <w:rPr>
+          <w:rFonts w:ascii="Arial" w:hAnsi="Arial" w:cs="Arial"/>
+          <w:color w:val="222222"/>
+          <w:sz w:val="20"/>
+          <w:szCs w:val="20"/>
+          <w:shd w:val="clear" w:color="auto" w:fill="FFFFFF"/>
+        </w:rPr>
+      </w:pPr>
+      <w:r>
+        <w:rPr>
+          <w:rFonts w:ascii="Arial" w:hAnsi="Arial" w:cs="Arial"/>
+          <w:color w:val="222222"/>
+          <w:sz w:val="20"/>
+          <w:szCs w:val="20"/>
+          <w:shd w:val="clear" w:color="auto" w:fill="FFFFFF"/>
+        </w:rPr>
+        <w:t>Pocock SJ. The combination of randomized and historical controls in clinical trials. Journal of chronic diseases. 1976 Mar 1;29(3):175-88.</w:t>
+      </w:r>
+    </w:p>
+    <w:p>
+      <w:pPr>
+        <w:pStyle w:val="ListParagraph"/>
+        <w:rPr>
+          <w:rFonts w:ascii="Arial" w:hAnsi="Arial" w:cs="Arial"/>
+          <w:color w:val="222222"/>
+          <w:sz w:val="20"/>
+          <w:szCs w:val="20"/>
+          <w:shd w:val="clear" w:color="auto" w:fill="FFFFFF"/>
+        </w:rPr>
+      </w:pPr>
+    </w:p>
+    <w:p>
+      <w:pPr>
+        <w:pStyle w:val="ListParagraph"/>
+        <w:numPr>
+          <w:ilvl w:val="0"/>
+          <w:numId w:val="10"/>
+        </w:numPr>
+        <w:rPr>
+          <w:rFonts w:ascii="Arial" w:hAnsi="Arial" w:cs="Arial"/>
+          <w:color w:val="222222"/>
+          <w:sz w:val="20"/>
+          <w:szCs w:val="20"/>
+          <w:shd w:val="clear" w:color="auto" w:fill="FFFFFF"/>
+        </w:rPr>
+      </w:pPr>
+      <w:r>
+        <w:rPr>
+          <w:rFonts w:ascii="Arial" w:hAnsi="Arial" w:cs="Arial"/>
+          <w:color w:val="222222"/>
+          <w:sz w:val="20"/>
+          <w:szCs w:val="20"/>
+          <w:shd w:val="clear" w:color="auto" w:fill="FFFFFF"/>
+        </w:rPr>
+        <w:t xml:space="preserve">Neuenschwander B, </w:t>
+      </w:r>
+      <w:proofErr w:type="spellStart"/>
+      <w:r>
+        <w:rPr>
+          <w:rFonts w:ascii="Arial" w:hAnsi="Arial" w:cs="Arial"/>
+          <w:color w:val="222222"/>
+          <w:sz w:val="20"/>
+          <w:szCs w:val="20"/>
+          <w:shd w:val="clear" w:color="auto" w:fill="FFFFFF"/>
+        </w:rPr>
+        <w:t>Capkun</w:t>
+      </w:r>
+      <w:proofErr w:type="spellEnd"/>
+      <w:r>
+        <w:rPr>
+          <w:rFonts w:ascii="Arial" w:hAnsi="Arial" w:cs="Arial"/>
+          <w:color w:val="222222"/>
+          <w:sz w:val="20"/>
+          <w:szCs w:val="20"/>
+          <w:shd w:val="clear" w:color="auto" w:fill="FFFFFF"/>
+        </w:rPr>
+        <w:t>-Niggli G, Branson M, Spiegelhalter DJ. Summarizing historical information on controls in clinical trials. Clinical Trials. 2010 Feb;7(1):5-18.</w:t>
+      </w:r>
+    </w:p>
+    <w:p>
+      <w:pPr>
+        <w:pStyle w:val="ListParagraph"/>
+        <w:rPr>
+          <w:rFonts w:ascii="Arial" w:hAnsi="Arial" w:cs="Arial"/>
+          <w:color w:val="222222"/>
+          <w:sz w:val="20"/>
+          <w:szCs w:val="20"/>
+          <w:shd w:val="clear" w:color="auto" w:fill="FFFFFF"/>
+        </w:rPr>
+      </w:pPr>
+    </w:p>
+    <w:p>
+      <w:pPr>
+        <w:pStyle w:val="ListParagraph"/>
+        <w:numPr>
+          <w:ilvl w:val="0"/>
+          <w:numId w:val="10"/>
+        </w:numPr>
+        <w:rPr>
+          <w:rFonts w:ascii="Arial" w:hAnsi="Arial" w:cs="Arial"/>
+          <w:color w:val="222222"/>
+          <w:sz w:val="20"/>
+          <w:szCs w:val="20"/>
+          <w:shd w:val="clear" w:color="auto" w:fill="FFFFFF"/>
+        </w:rPr>
+      </w:pPr>
+      <w:r>
+        <w:rPr>
+          <w:rFonts w:ascii="Arial" w:hAnsi="Arial" w:cs="Arial"/>
+          <w:color w:val="222222"/>
+          <w:sz w:val="20"/>
+          <w:szCs w:val="20"/>
+          <w:shd w:val="clear" w:color="auto" w:fill="FFFFFF"/>
+        </w:rPr>
+        <w:t xml:space="preserve">Jahanshahi M, Gregg K, Davis G, </w:t>
+      </w:r>
+      <w:proofErr w:type="spellStart"/>
+      <w:r>
+        <w:rPr>
+          <w:rFonts w:ascii="Arial" w:hAnsi="Arial" w:cs="Arial"/>
+          <w:color w:val="222222"/>
+          <w:sz w:val="20"/>
+          <w:szCs w:val="20"/>
+          <w:shd w:val="clear" w:color="auto" w:fill="FFFFFF"/>
+        </w:rPr>
+        <w:t>Ndu</w:t>
+      </w:r>
+      <w:proofErr w:type="spellEnd"/>
+      <w:r>
+        <w:rPr>
+          <w:rFonts w:ascii="Arial" w:hAnsi="Arial" w:cs="Arial"/>
+          <w:color w:val="222222"/>
+          <w:sz w:val="20"/>
+          <w:szCs w:val="20"/>
+          <w:shd w:val="clear" w:color="auto" w:fill="FFFFFF"/>
+        </w:rPr>
+        <w:t xml:space="preserve"> A, Miller V, </w:t>
+      </w:r>
+      <w:proofErr w:type="spellStart"/>
+      <w:r>
+        <w:rPr>
+          <w:rFonts w:ascii="Arial" w:hAnsi="Arial" w:cs="Arial"/>
+          <w:color w:val="222222"/>
+          <w:sz w:val="20"/>
+          <w:szCs w:val="20"/>
+          <w:shd w:val="clear" w:color="auto" w:fill="FFFFFF"/>
+        </w:rPr>
+        <w:t>Vockley</w:t>
+      </w:r>
+      <w:proofErr w:type="spellEnd"/>
+      <w:r>
+        <w:rPr>
+          <w:rFonts w:ascii="Arial" w:hAnsi="Arial" w:cs="Arial"/>
+          <w:color w:val="222222"/>
+          <w:sz w:val="20"/>
+          <w:szCs w:val="20"/>
+          <w:shd w:val="clear" w:color="auto" w:fill="FFFFFF"/>
+        </w:rPr>
+        <w:t xml:space="preserve"> J, Ollivier C, </w:t>
+      </w:r>
+      <w:proofErr w:type="spellStart"/>
+      <w:r>
+        <w:rPr>
+          <w:rFonts w:ascii="Arial" w:hAnsi="Arial" w:cs="Arial"/>
+          <w:color w:val="222222"/>
+          <w:sz w:val="20"/>
+          <w:szCs w:val="20"/>
+          <w:shd w:val="clear" w:color="auto" w:fill="FFFFFF"/>
+        </w:rPr>
+        <w:t>Franolic</w:t>
+      </w:r>
+      <w:proofErr w:type="spellEnd"/>
+      <w:r>
+        <w:rPr>
+          <w:rFonts w:ascii="Arial" w:hAnsi="Arial" w:cs="Arial"/>
+          <w:color w:val="222222"/>
+          <w:sz w:val="20"/>
+          <w:szCs w:val="20"/>
+          <w:shd w:val="clear" w:color="auto" w:fill="FFFFFF"/>
+        </w:rPr>
+        <w:t xml:space="preserve"> T, Sakai S. The use of external controls in FDA regulatory decision making. Therapeutic Innovation &amp; Regulatory Science. 2021 Sep;55(5):1019-35.</w:t>
+      </w:r>
+    </w:p>
+    <w:p>
+      <w:pPr>
+        <w:rPr>
+          <w:rFonts w:ascii="Arial" w:hAnsi="Arial" w:cs="Arial"/>
+          <w:color w:val="222222"/>
+          <w:sz w:val="20"/>
+          <w:szCs w:val="20"/>
+          <w:shd w:val="clear" w:color="auto" w:fill="FFFFFF"/>
+        </w:rPr>
+      </w:pPr>
+    </w:p>
+    <w:p>
+      <w:pPr>
+        <w:pStyle w:val="ListParagraph"/>
+        <w:numPr>
+          <w:ilvl w:val="0"/>
+          <w:numId w:val="10"/>
+        </w:numPr>
+        <w:rPr>
+          <w:rFonts w:ascii="Arial" w:hAnsi="Arial" w:cs="Arial"/>
+          <w:color w:val="222222"/>
+          <w:sz w:val="20"/>
+          <w:szCs w:val="20"/>
+          <w:shd w:val="clear" w:color="auto" w:fill="FFFFFF"/>
+        </w:rPr>
+      </w:pPr>
+      <w:r>
+        <w:rPr>
+          <w:rFonts w:ascii="Arial" w:hAnsi="Arial" w:cs="Arial"/>
+          <w:color w:val="222222"/>
+          <w:sz w:val="20"/>
+          <w:szCs w:val="20"/>
+          <w:shd w:val="clear" w:color="auto" w:fill="FFFFFF"/>
+        </w:rPr>
+        <w:t xml:space="preserve">Lambert J, </w:t>
+      </w:r>
+      <w:proofErr w:type="spellStart"/>
+      <w:r>
+        <w:rPr>
+          <w:rFonts w:ascii="Arial" w:hAnsi="Arial" w:cs="Arial"/>
+          <w:color w:val="222222"/>
+          <w:sz w:val="20"/>
+          <w:szCs w:val="20"/>
+          <w:shd w:val="clear" w:color="auto" w:fill="FFFFFF"/>
+        </w:rPr>
+        <w:t>Lengliné</w:t>
+      </w:r>
+      <w:proofErr w:type="spellEnd"/>
+      <w:r>
+        <w:rPr>
+          <w:rFonts w:ascii="Arial" w:hAnsi="Arial" w:cs="Arial"/>
+          <w:color w:val="222222"/>
+          <w:sz w:val="20"/>
+          <w:szCs w:val="20"/>
+          <w:shd w:val="clear" w:color="auto" w:fill="FFFFFF"/>
+        </w:rPr>
+        <w:t xml:space="preserve"> E, Porcher R, </w:t>
+      </w:r>
+      <w:proofErr w:type="spellStart"/>
+      <w:r>
+        <w:rPr>
+          <w:rFonts w:ascii="Arial" w:hAnsi="Arial" w:cs="Arial"/>
+          <w:color w:val="222222"/>
+          <w:sz w:val="20"/>
+          <w:szCs w:val="20"/>
+          <w:shd w:val="clear" w:color="auto" w:fill="FFFFFF"/>
+        </w:rPr>
+        <w:t>Thiébaut</w:t>
+      </w:r>
+      <w:proofErr w:type="spellEnd"/>
+      <w:r>
+        <w:rPr>
+          <w:rFonts w:ascii="Arial" w:hAnsi="Arial" w:cs="Arial"/>
+          <w:color w:val="222222"/>
+          <w:sz w:val="20"/>
+          <w:szCs w:val="20"/>
+          <w:shd w:val="clear" w:color="auto" w:fill="FFFFFF"/>
+        </w:rPr>
+        <w:t xml:space="preserve"> R, Zohar S, </w:t>
+      </w:r>
+      <w:proofErr w:type="spellStart"/>
+      <w:r>
+        <w:rPr>
+          <w:rFonts w:ascii="Arial" w:hAnsi="Arial" w:cs="Arial"/>
+          <w:color w:val="222222"/>
+          <w:sz w:val="20"/>
+          <w:szCs w:val="20"/>
+          <w:shd w:val="clear" w:color="auto" w:fill="FFFFFF"/>
+        </w:rPr>
+        <w:t>Chevret</w:t>
+      </w:r>
+      <w:proofErr w:type="spellEnd"/>
+      <w:r>
+        <w:rPr>
+          <w:rFonts w:ascii="Arial" w:hAnsi="Arial" w:cs="Arial"/>
+          <w:color w:val="222222"/>
+          <w:sz w:val="20"/>
+          <w:szCs w:val="20"/>
+          <w:shd w:val="clear" w:color="auto" w:fill="FFFFFF"/>
+        </w:rPr>
+        <w:t xml:space="preserve"> S. Enriching single-arm clinical trials with external controls: possibilities and pitfalls. Blood advances. 2023 Oct 10;7(19):5680-90.</w:t>
+      </w:r>
+    </w:p>
+    <w:p>
+      <w:pPr>
+        <w:rPr>
+          <w:rFonts w:ascii="Arial" w:hAnsi="Arial" w:cs="Arial"/>
+          <w:color w:val="222222"/>
+          <w:sz w:val="20"/>
+          <w:szCs w:val="20"/>
+          <w:shd w:val="clear" w:color="auto" w:fill="FFFFFF"/>
+        </w:rPr>
+      </w:pPr>
+    </w:p>
+    <w:p>
+      <w:pPr>
+        <w:pStyle w:val="ListParagraph"/>
+        <w:numPr>
+          <w:ilvl w:val="0"/>
+          <w:numId w:val="10"/>
+        </w:numPr>
+        <w:rPr>
+          <w:rFonts w:ascii="Arial" w:hAnsi="Arial" w:cs="Arial"/>
+          <w:color w:val="222222"/>
+          <w:sz w:val="20"/>
+          <w:szCs w:val="20"/>
+          <w:shd w:val="clear" w:color="auto" w:fill="FFFFFF"/>
+        </w:rPr>
+      </w:pPr>
+      <w:r>
+        <w:rPr>
+          <w:rFonts w:ascii="Arial" w:hAnsi="Arial" w:cs="Arial"/>
+          <w:color w:val="222222"/>
+          <w:sz w:val="20"/>
+          <w:szCs w:val="20"/>
+          <w:shd w:val="clear" w:color="auto" w:fill="FFFFFF"/>
+        </w:rPr>
+        <w:t>[Burger HU, Gerlinger C, Harbron C, Koch A, Posch M, Rochon J, Schiel A. The use of external controls: To what extent can it currently be recommended?. Pharmaceutical Statistics. 2021 Nov;20(6):1002-16.</w:t>
+      </w:r>
+    </w:p>
+    <w:p>
+      <w:pPr>
+        <w:rPr>
+          <w:rFonts w:ascii="Arial" w:hAnsi="Arial" w:cs="Arial"/>
+          <w:color w:val="222222"/>
+          <w:sz w:val="20"/>
+          <w:szCs w:val="20"/>
+          <w:shd w:val="clear" w:color="auto" w:fill="FFFFFF"/>
+        </w:rPr>
+      </w:pPr>
+    </w:p>
+    <w:p>
+      <w:pPr>
+        <w:pStyle w:val="ListParagraph"/>
+        <w:numPr>
+          <w:ilvl w:val="0"/>
+          <w:numId w:val="10"/>
+        </w:numPr>
+        <w:rPr>
+          <w:rFonts w:ascii="Arial" w:hAnsi="Arial" w:cs="Arial"/>
+          <w:color w:val="222222"/>
+          <w:sz w:val="20"/>
+          <w:szCs w:val="20"/>
+          <w:shd w:val="clear" w:color="auto" w:fill="FFFFFF"/>
+        </w:rPr>
+      </w:pPr>
+      <w:r>
+        <w:rPr>
+          <w:rFonts w:ascii="Arial" w:hAnsi="Arial" w:cs="Arial"/>
+          <w:color w:val="222222"/>
+          <w:sz w:val="20"/>
+          <w:szCs w:val="20"/>
+          <w:shd w:val="clear" w:color="auto" w:fill="FFFFFF"/>
+        </w:rPr>
+        <w:t>Schmidli H, Häring DA, Thomas M, Cassidy A, Weber S, Bretz F. Beyond randomized clinical trials: use of external controls. Clinical Pharmacology &amp; Therapeutics. 2020 Apr;107(4):806-16.</w:t>
+      </w:r>
+    </w:p>
+    <w:p>
+      <w:pPr>
+        <w:rPr>
+          <w:rFonts w:ascii="Arial" w:hAnsi="Arial" w:cs="Arial"/>
+          <w:color w:val="222222"/>
+          <w:sz w:val="20"/>
+          <w:szCs w:val="20"/>
+          <w:shd w:val="clear" w:color="auto" w:fill="FFFFFF"/>
+        </w:rPr>
+      </w:pPr>
+    </w:p>
+    <w:p>
+      <w:pPr>
+        <w:pStyle w:val="ListParagraph"/>
+        <w:numPr>
+          <w:ilvl w:val="0"/>
+          <w:numId w:val="10"/>
+        </w:numPr>
+        <w:rPr>
+          <w:rFonts w:ascii="Arial" w:hAnsi="Arial" w:cs="Arial"/>
+          <w:color w:val="222222"/>
+          <w:sz w:val="20"/>
+          <w:szCs w:val="20"/>
+          <w:shd w:val="clear" w:color="auto" w:fill="FFFFFF"/>
+        </w:rPr>
+      </w:pPr>
+      <w:r>
+        <w:rPr>
+          <w:rFonts w:ascii="Arial" w:hAnsi="Arial" w:cs="Arial"/>
+          <w:color w:val="222222"/>
+          <w:sz w:val="20"/>
+          <w:szCs w:val="20"/>
+          <w:shd w:val="clear" w:color="auto" w:fill="FFFFFF"/>
+        </w:rPr>
+        <w:t>Curtis LH, Sola</w:t>
+      </w:r>
+      <w:r>
+        <w:rPr>
+          <w:rFonts w:ascii="Cambria Math" w:hAnsi="Cambria Math" w:cs="Cambria Math"/>
+          <w:color w:val="222222"/>
+          <w:sz w:val="20"/>
+          <w:szCs w:val="20"/>
+          <w:shd w:val="clear" w:color="auto" w:fill="FFFFFF"/>
+        </w:rPr>
+        <w:t>‐</w:t>
+      </w:r>
+      <w:r>
+        <w:rPr>
+          <w:rFonts w:ascii="Arial" w:hAnsi="Arial" w:cs="Arial"/>
+          <w:color w:val="222222"/>
+          <w:sz w:val="20"/>
+          <w:szCs w:val="20"/>
+          <w:shd w:val="clear" w:color="auto" w:fill="FFFFFF"/>
+        </w:rPr>
+        <w:t>Morales O, Heidt J, Saunders</w:t>
+      </w:r>
+      <w:r>
+        <w:rPr>
+          <w:rFonts w:ascii="Cambria Math" w:hAnsi="Cambria Math" w:cs="Cambria Math"/>
+          <w:color w:val="222222"/>
+          <w:sz w:val="20"/>
+          <w:szCs w:val="20"/>
+          <w:shd w:val="clear" w:color="auto" w:fill="FFFFFF"/>
+        </w:rPr>
+        <w:t>‐</w:t>
+      </w:r>
+      <w:r>
+        <w:rPr>
+          <w:rFonts w:ascii="Arial" w:hAnsi="Arial" w:cs="Arial"/>
+          <w:color w:val="222222"/>
+          <w:sz w:val="20"/>
+          <w:szCs w:val="20"/>
+          <w:shd w:val="clear" w:color="auto" w:fill="FFFFFF"/>
+        </w:rPr>
+        <w:t xml:space="preserve">Hastings P, Walsh L, Casso D, Oliveria S, Mercado T, </w:t>
+      </w:r>
+      <w:proofErr w:type="spellStart"/>
+      <w:r>
+        <w:rPr>
+          <w:rFonts w:ascii="Arial" w:hAnsi="Arial" w:cs="Arial"/>
+          <w:color w:val="222222"/>
+          <w:sz w:val="20"/>
+          <w:szCs w:val="20"/>
+          <w:shd w:val="clear" w:color="auto" w:fill="FFFFFF"/>
+        </w:rPr>
+        <w:t>Zusterzeel</w:t>
+      </w:r>
+      <w:proofErr w:type="spellEnd"/>
+      <w:r>
+        <w:rPr>
+          <w:rFonts w:ascii="Arial" w:hAnsi="Arial" w:cs="Arial"/>
+          <w:color w:val="222222"/>
+          <w:sz w:val="20"/>
+          <w:szCs w:val="20"/>
+          <w:shd w:val="clear" w:color="auto" w:fill="FFFFFF"/>
+        </w:rPr>
+        <w:t xml:space="preserve"> R, Sobel RE, Jalbert JJ. Regulatory and HTA considerations for development of real</w:t>
+      </w:r>
+      <w:r>
+        <w:rPr>
+          <w:rFonts w:ascii="Cambria Math" w:hAnsi="Cambria Math" w:cs="Cambria Math"/>
+          <w:color w:val="222222"/>
+          <w:sz w:val="20"/>
+          <w:szCs w:val="20"/>
+          <w:shd w:val="clear" w:color="auto" w:fill="FFFFFF"/>
+        </w:rPr>
+        <w:t>‐</w:t>
+      </w:r>
+      <w:r>
+        <w:rPr>
+          <w:rFonts w:ascii="Arial" w:hAnsi="Arial" w:cs="Arial"/>
+          <w:color w:val="222222"/>
+          <w:sz w:val="20"/>
+          <w:szCs w:val="20"/>
+          <w:shd w:val="clear" w:color="auto" w:fill="FFFFFF"/>
+        </w:rPr>
+        <w:t>world data derived external controls. Clinical Pharmacology &amp; Therapeutics. 2023 Aug;114(2):303-15.</w:t>
+      </w:r>
+    </w:p>
+    <w:p>
+      <w:pPr>
+        <w:rPr>
+          <w:rFonts w:ascii="Arial" w:hAnsi="Arial" w:cs="Arial"/>
+          <w:color w:val="222222"/>
+          <w:sz w:val="20"/>
+          <w:szCs w:val="20"/>
+          <w:shd w:val="clear" w:color="auto" w:fill="FFFFFF"/>
+        </w:rPr>
+      </w:pPr>
+    </w:p>
+    <w:p>
+      <w:pPr>
+        <w:pStyle w:val="ListParagraph"/>
+        <w:numPr>
+          <w:ilvl w:val="0"/>
+          <w:numId w:val="10"/>
+        </w:numPr>
+        <w:rPr>
+          <w:rFonts w:ascii="Arial" w:hAnsi="Arial" w:cs="Arial"/>
+          <w:color w:val="222222"/>
+          <w:sz w:val="20"/>
+          <w:szCs w:val="20"/>
+          <w:shd w:val="clear" w:color="auto" w:fill="FFFFFF"/>
+        </w:rPr>
+      </w:pPr>
+      <w:r>
+        <w:rPr>
+          <w:rFonts w:ascii="Arial" w:hAnsi="Arial" w:cs="Arial"/>
+          <w:color w:val="222222"/>
+          <w:sz w:val="20"/>
+          <w:szCs w:val="20"/>
+          <w:shd w:val="clear" w:color="auto" w:fill="FFFFFF"/>
+        </w:rPr>
+        <w:t>Nuño MM, Pugh SL, Ji L, Piao J, Dignam JJ, Steingrimsson JA. On the use of external controls in clinical trials. JNCI Monographs. 2025 Mar;2025(68):30-4.</w:t>
+      </w:r>
+    </w:p>
+    <w:p>
+      <w:pPr>
+        <w:ind w:left="360"/>
+        <w:rPr>
+          <w:rFonts w:ascii="Arial" w:hAnsi="Arial" w:cs="Arial"/>
+          <w:color w:val="222222"/>
+          <w:sz w:val="20"/>
+          <w:szCs w:val="20"/>
+          <w:shd w:val="clear" w:color="auto" w:fill="FFFFFF"/>
+        </w:rPr>
+      </w:pPr>
+    </w:p>
+    <w:p>
+      <w:pPr>
+        <w:pStyle w:val="ListParagraph"/>
+        <w:numPr>
+          <w:ilvl w:val="0"/>
+          <w:numId w:val="10"/>
+        </w:numPr>
+        <w:rPr>
+          <w:rFonts w:ascii="Arial" w:hAnsi="Arial" w:cs="Arial"/>
+          <w:color w:val="222222"/>
+          <w:sz w:val="20"/>
+          <w:szCs w:val="20"/>
+          <w:shd w:val="clear" w:color="auto" w:fill="FFFFFF"/>
+        </w:rPr>
+      </w:pPr>
+      <w:r>
+        <w:rPr>
+          <w:rFonts w:ascii="Arial" w:hAnsi="Arial" w:cs="Arial"/>
+          <w:color w:val="222222"/>
+          <w:sz w:val="20"/>
+          <w:szCs w:val="20"/>
+          <w:shd w:val="clear" w:color="auto" w:fill="FFFFFF"/>
+        </w:rPr>
+        <w:t xml:space="preserve">Tudor BH, </w:t>
+      </w:r>
+      <w:proofErr w:type="spellStart"/>
+      <w:r>
+        <w:rPr>
+          <w:rFonts w:ascii="Arial" w:hAnsi="Arial" w:cs="Arial"/>
+          <w:color w:val="222222"/>
+          <w:sz w:val="20"/>
+          <w:szCs w:val="20"/>
+          <w:shd w:val="clear" w:color="auto" w:fill="FFFFFF"/>
+        </w:rPr>
+        <w:t>Shargo</w:t>
+      </w:r>
+      <w:proofErr w:type="spellEnd"/>
+      <w:r>
+        <w:rPr>
+          <w:rFonts w:ascii="Arial" w:hAnsi="Arial" w:cs="Arial"/>
+          <w:color w:val="222222"/>
+          <w:sz w:val="20"/>
+          <w:szCs w:val="20"/>
+          <w:shd w:val="clear" w:color="auto" w:fill="FFFFFF"/>
+        </w:rPr>
+        <w:t xml:space="preserve"> R, Gray GM, Fierstein JL, Kuo FH, Burton R, Johnson JT, Scully BB, Asante-</w:t>
+      </w:r>
+      <w:proofErr w:type="spellStart"/>
+      <w:r>
+        <w:rPr>
+          <w:rFonts w:ascii="Arial" w:hAnsi="Arial" w:cs="Arial"/>
+          <w:color w:val="222222"/>
+          <w:sz w:val="20"/>
+          <w:szCs w:val="20"/>
+          <w:shd w:val="clear" w:color="auto" w:fill="FFFFFF"/>
+        </w:rPr>
+        <w:t>Korang</w:t>
+      </w:r>
+      <w:proofErr w:type="spellEnd"/>
+      <w:r>
+        <w:rPr>
+          <w:rFonts w:ascii="Arial" w:hAnsi="Arial" w:cs="Arial"/>
+          <w:color w:val="222222"/>
+          <w:sz w:val="20"/>
+          <w:szCs w:val="20"/>
+          <w:shd w:val="clear" w:color="auto" w:fill="FFFFFF"/>
+        </w:rPr>
+        <w:t xml:space="preserve"> A, Rehman MA, Ahumada LM. A scoping review of human digital twins in healthcare applications and usage patterns. </w:t>
+      </w:r>
+      <w:proofErr w:type="spellStart"/>
+      <w:r>
+        <w:rPr>
+          <w:rFonts w:ascii="Arial" w:hAnsi="Arial" w:cs="Arial"/>
+          <w:color w:val="222222"/>
+          <w:sz w:val="20"/>
+          <w:szCs w:val="20"/>
+          <w:shd w:val="clear" w:color="auto" w:fill="FFFFFF"/>
+        </w:rPr>
+        <w:t>npj</w:t>
+      </w:r>
+      <w:proofErr w:type="spellEnd"/>
+      <w:r>
+        <w:rPr>
+          <w:rFonts w:ascii="Arial" w:hAnsi="Arial" w:cs="Arial"/>
+          <w:color w:val="222222"/>
+          <w:sz w:val="20"/>
+          <w:szCs w:val="20"/>
+          <w:shd w:val="clear" w:color="auto" w:fill="FFFFFF"/>
+        </w:rPr>
+        <w:t xml:space="preserve"> Digital Medicine. 2025 Sep 30;8(1):587.</w:t>
+      </w:r>
+    </w:p>
+    <w:p>
+      <w:pPr>
+        <w:rPr>
+          <w:rFonts w:ascii="Arial" w:hAnsi="Arial" w:cs="Arial"/>
+          <w:color w:val="222222"/>
+          <w:sz w:val="20"/>
+          <w:szCs w:val="20"/>
+          <w:shd w:val="clear" w:color="auto" w:fill="FFFFFF"/>
+        </w:rPr>
+      </w:pPr>
+    </w:p>
+    <w:p>
+      <w:pPr>
+        <w:pStyle w:val="ListParagraph"/>
+        <w:numPr>
+          <w:ilvl w:val="0"/>
+          <w:numId w:val="10"/>
+        </w:numPr>
+        <w:rPr>
+          <w:rFonts w:ascii="Arial" w:hAnsi="Arial" w:cs="Arial"/>
+          <w:color w:val="222222"/>
+          <w:sz w:val="20"/>
+          <w:szCs w:val="20"/>
+          <w:shd w:val="clear" w:color="auto" w:fill="FFFFFF"/>
+        </w:rPr>
+      </w:pPr>
+      <w:r>
+        <w:rPr>
+          <w:rFonts w:ascii="Arial" w:hAnsi="Arial" w:cs="Arial"/>
+          <w:color w:val="222222"/>
+          <w:sz w:val="20"/>
+          <w:szCs w:val="20"/>
+          <w:shd w:val="clear" w:color="auto" w:fill="FFFFFF"/>
+        </w:rPr>
+        <w:t xml:space="preserve">Pammi M, Shah PS, Yang LK, Hagan J, </w:t>
+      </w:r>
+      <w:proofErr w:type="spellStart"/>
+      <w:r>
+        <w:rPr>
+          <w:rFonts w:ascii="Arial" w:hAnsi="Arial" w:cs="Arial"/>
+          <w:color w:val="222222"/>
+          <w:sz w:val="20"/>
+          <w:szCs w:val="20"/>
+          <w:shd w:val="clear" w:color="auto" w:fill="FFFFFF"/>
+        </w:rPr>
+        <w:t>Aghaeepour</w:t>
+      </w:r>
+      <w:proofErr w:type="spellEnd"/>
+      <w:r>
+        <w:rPr>
+          <w:rFonts w:ascii="Arial" w:hAnsi="Arial" w:cs="Arial"/>
+          <w:color w:val="222222"/>
+          <w:sz w:val="20"/>
+          <w:szCs w:val="20"/>
+          <w:shd w:val="clear" w:color="auto" w:fill="FFFFFF"/>
+        </w:rPr>
+        <w:t xml:space="preserve"> N, Neu J. Digital twins, synthetic patient data, and in-silico trials: can they empower paediatric clinical trials?. The Lancet Digital Health. 2025 May 1;7(5).</w:t>
+      </w:r>
+    </w:p>
+    <w:p>
+      <w:pPr>
+        <w:rPr>
+          <w:rFonts w:ascii="Arial" w:hAnsi="Arial" w:cs="Arial"/>
+          <w:color w:val="222222"/>
+          <w:sz w:val="20"/>
+          <w:szCs w:val="20"/>
+          <w:shd w:val="clear" w:color="auto" w:fill="FFFFFF"/>
+        </w:rPr>
+      </w:pPr>
+    </w:p>
+    <w:p>
+      <w:pPr>
+        <w:pStyle w:val="ListParagraph"/>
+        <w:numPr>
+          <w:ilvl w:val="0"/>
+          <w:numId w:val="10"/>
+        </w:numPr>
+      </w:pPr>
+      <w:r>
+        <w:rPr>
+          <w:rFonts w:ascii="Arial" w:hAnsi="Arial" w:cs="Arial"/>
+          <w:color w:val="222222"/>
+          <w:sz w:val="20"/>
+          <w:szCs w:val="20"/>
+          <w:shd w:val="clear" w:color="auto" w:fill="FFFFFF"/>
+        </w:rPr>
+        <w:t xml:space="preserve">[ ] Davi R, Majumdar A, </w:t>
+      </w:r>
+      <w:proofErr w:type="spellStart"/>
+      <w:r>
+        <w:rPr>
+          <w:rFonts w:ascii="Arial" w:hAnsi="Arial" w:cs="Arial"/>
+          <w:color w:val="222222"/>
+          <w:sz w:val="20"/>
+          <w:szCs w:val="20"/>
+          <w:shd w:val="clear" w:color="auto" w:fill="FFFFFF"/>
+        </w:rPr>
+        <w:t>Bexon</w:t>
+      </w:r>
+      <w:proofErr w:type="spellEnd"/>
+      <w:r>
+        <w:rPr>
+          <w:rFonts w:ascii="Arial" w:hAnsi="Arial" w:cs="Arial"/>
+          <w:color w:val="222222"/>
+          <w:sz w:val="20"/>
+          <w:szCs w:val="20"/>
+          <w:shd w:val="clear" w:color="auto" w:fill="FFFFFF"/>
+        </w:rPr>
+        <w:t xml:space="preserve"> M, </w:t>
+      </w:r>
+      <w:proofErr w:type="spellStart"/>
+      <w:r>
+        <w:rPr>
+          <w:rFonts w:ascii="Arial" w:hAnsi="Arial" w:cs="Arial"/>
+          <w:color w:val="222222"/>
+          <w:sz w:val="20"/>
+          <w:szCs w:val="20"/>
+          <w:shd w:val="clear" w:color="auto" w:fill="FFFFFF"/>
+        </w:rPr>
+        <w:t>Butowski</w:t>
+      </w:r>
+      <w:proofErr w:type="spellEnd"/>
+      <w:r>
+        <w:rPr>
+          <w:rFonts w:ascii="Arial" w:hAnsi="Arial" w:cs="Arial"/>
+          <w:color w:val="222222"/>
+          <w:sz w:val="20"/>
+          <w:szCs w:val="20"/>
+          <w:shd w:val="clear" w:color="auto" w:fill="FFFFFF"/>
+        </w:rPr>
+        <w:t xml:space="preserve"> N, </w:t>
+      </w:r>
+      <w:proofErr w:type="spellStart"/>
+      <w:r>
+        <w:rPr>
+          <w:rFonts w:ascii="Arial" w:hAnsi="Arial" w:cs="Arial"/>
+          <w:color w:val="222222"/>
+          <w:sz w:val="20"/>
+          <w:szCs w:val="20"/>
+          <w:shd w:val="clear" w:color="auto" w:fill="FFFFFF"/>
+        </w:rPr>
+        <w:t>Chandhasin</w:t>
+      </w:r>
+      <w:proofErr w:type="spellEnd"/>
+      <w:r>
+        <w:rPr>
+          <w:rFonts w:ascii="Arial" w:hAnsi="Arial" w:cs="Arial"/>
+          <w:color w:val="222222"/>
+          <w:sz w:val="20"/>
+          <w:szCs w:val="20"/>
+          <w:shd w:val="clear" w:color="auto" w:fill="FFFFFF"/>
+        </w:rPr>
+        <w:t xml:space="preserve"> C, Coello M, Das S, Merchant F, Merchant N, Reardon D, Roessner M. CLRM-09. Incorporating external control arm in MDNA55 recurrent glioblastoma registration trial. Neuro-oncology Advances. 2021 Sep 21;3(</w:t>
+      </w:r>
+      <w:proofErr w:type="spellStart"/>
+      <w:r>
+        <w:rPr>
+          <w:rFonts w:ascii="Arial" w:hAnsi="Arial" w:cs="Arial"/>
+          <w:color w:val="222222"/>
+          <w:sz w:val="20"/>
+          <w:szCs w:val="20"/>
+          <w:shd w:val="clear" w:color="auto" w:fill="FFFFFF"/>
+        </w:rPr>
+        <w:t>Suppl</w:t>
+      </w:r>
+      <w:proofErr w:type="spellEnd"/>
+      <w:r>
+        <w:rPr>
+          <w:rFonts w:ascii="Arial" w:hAnsi="Arial" w:cs="Arial"/>
+          <w:color w:val="222222"/>
+          <w:sz w:val="20"/>
+          <w:szCs w:val="20"/>
+          <w:shd w:val="clear" w:color="auto" w:fill="FFFFFF"/>
+        </w:rPr>
+        <w:t xml:space="preserve"> 4):iv3.</w:t>
+      </w:r>
+    </w:p>
+    <w:p/>
+    <w:p>
+      <w:pPr>
+        <w:pStyle w:val="ListParagraph"/>
+        <w:numPr>
+          <w:ilvl w:val="0"/>
+          <w:numId w:val="10"/>
+        </w:numPr>
+      </w:pPr>
+      <w:r>
+        <w:rPr>
+          <w:rFonts w:ascii="Arial" w:hAnsi="Arial" w:cs="Arial"/>
+          <w:color w:val="222222"/>
+          <w:sz w:val="20"/>
+          <w:szCs w:val="20"/>
+          <w:shd w:val="clear" w:color="auto" w:fill="FFFFFF"/>
+        </w:rPr>
+        <w:t xml:space="preserve">[ ] Davies J, Martinec M, Delmar P, Coudert M, Bordogna W, Golding S, Martina R, Crane G. Comparative effectiveness from a single-arm trial and real-world data: </w:t>
+      </w:r>
+      <w:proofErr w:type="spellStart"/>
+      <w:r>
+        <w:rPr>
+          <w:rFonts w:ascii="Arial" w:hAnsi="Arial" w:cs="Arial"/>
+          <w:color w:val="222222"/>
+          <w:sz w:val="20"/>
+          <w:szCs w:val="20"/>
+          <w:shd w:val="clear" w:color="auto" w:fill="FFFFFF"/>
+        </w:rPr>
+        <w:t>alectinib</w:t>
+      </w:r>
+      <w:proofErr w:type="spellEnd"/>
+      <w:r>
+        <w:rPr>
+          <w:rFonts w:ascii="Arial" w:hAnsi="Arial" w:cs="Arial"/>
+          <w:color w:val="222222"/>
+          <w:sz w:val="20"/>
+          <w:szCs w:val="20"/>
+          <w:shd w:val="clear" w:color="auto" w:fill="FFFFFF"/>
+        </w:rPr>
+        <w:t xml:space="preserve"> versus </w:t>
+      </w:r>
+      <w:proofErr w:type="spellStart"/>
+      <w:r>
+        <w:rPr>
+          <w:rFonts w:ascii="Arial" w:hAnsi="Arial" w:cs="Arial"/>
+          <w:color w:val="222222"/>
+          <w:sz w:val="20"/>
+          <w:szCs w:val="20"/>
+          <w:shd w:val="clear" w:color="auto" w:fill="FFFFFF"/>
+        </w:rPr>
+        <w:t>ceritinib</w:t>
+      </w:r>
+      <w:proofErr w:type="spellEnd"/>
+      <w:r>
+        <w:rPr>
+          <w:rFonts w:ascii="Arial" w:hAnsi="Arial" w:cs="Arial"/>
+          <w:color w:val="222222"/>
+          <w:sz w:val="20"/>
+          <w:szCs w:val="20"/>
+          <w:shd w:val="clear" w:color="auto" w:fill="FFFFFF"/>
+        </w:rPr>
+        <w:t>. Journal of comparative effectiveness research. 2018 Sep;7(09):855-65.</w:t>
+      </w:r>
+    </w:p>
+    <w:p>
+      <w:pPr>
+        <w:rPr>
+          <w:rFonts w:ascii="Arial" w:hAnsi="Arial" w:cs="Arial"/>
+          <w:color w:val="222222"/>
+          <w:sz w:val="20"/>
+          <w:szCs w:val="20"/>
+          <w:shd w:val="clear" w:color="auto" w:fill="FFFFFF"/>
+        </w:rPr>
+      </w:pPr>
+    </w:p>
+    <w:p>
+      <w:pPr>
+        <w:pStyle w:val="ListParagraph"/>
+        <w:numPr>
+          <w:ilvl w:val="0"/>
+          <w:numId w:val="10"/>
+        </w:numPr>
+        <w:rPr>
+          <w:rFonts w:ascii="Arial" w:hAnsi="Arial" w:cs="Arial"/>
+          <w:color w:val="222222"/>
+          <w:sz w:val="20"/>
+          <w:szCs w:val="20"/>
+          <w:shd w:val="clear" w:color="auto" w:fill="FFFFFF"/>
+        </w:rPr>
+      </w:pPr>
+      <w:r>
+        <w:rPr>
+          <w:rFonts w:ascii="Arial" w:hAnsi="Arial" w:cs="Arial"/>
+          <w:color w:val="222222"/>
+          <w:sz w:val="20"/>
+          <w:szCs w:val="20"/>
+          <w:shd w:val="clear" w:color="auto" w:fill="FFFFFF"/>
+        </w:rPr>
+        <w:t xml:space="preserve">[ ] Abadie A, Diamond A, </w:t>
+      </w:r>
+      <w:proofErr w:type="spellStart"/>
+      <w:r>
+        <w:rPr>
+          <w:rFonts w:ascii="Arial" w:hAnsi="Arial" w:cs="Arial"/>
+          <w:color w:val="222222"/>
+          <w:sz w:val="20"/>
+          <w:szCs w:val="20"/>
+          <w:shd w:val="clear" w:color="auto" w:fill="FFFFFF"/>
+        </w:rPr>
+        <w:t>Hainmueller</w:t>
+      </w:r>
+      <w:proofErr w:type="spellEnd"/>
+      <w:r>
+        <w:rPr>
+          <w:rFonts w:ascii="Arial" w:hAnsi="Arial" w:cs="Arial"/>
+          <w:color w:val="222222"/>
+          <w:sz w:val="20"/>
+          <w:szCs w:val="20"/>
+          <w:shd w:val="clear" w:color="auto" w:fill="FFFFFF"/>
+        </w:rPr>
+        <w:t xml:space="preserve"> J. Synthetic control methods for comparative case studies: Estimating the effect of California’s tobacco control program. Journal of the American statistical Association. 2010 Jun 1;105(490):493-505.</w:t>
+      </w:r>
+    </w:p>
+    <w:p>
+      <w:pPr>
+        <w:rPr>
+          <w:rFonts w:ascii="Arial" w:hAnsi="Arial" w:cs="Arial"/>
+          <w:color w:val="222222"/>
+          <w:sz w:val="20"/>
+          <w:szCs w:val="20"/>
+          <w:shd w:val="clear" w:color="auto" w:fill="FFFFFF"/>
+        </w:rPr>
+      </w:pPr>
+    </w:p>
+    <w:p>
+      <w:pPr>
+        <w:pStyle w:val="ListParagraph"/>
+        <w:numPr>
+          <w:ilvl w:val="0"/>
+          <w:numId w:val="10"/>
+        </w:numPr>
+        <w:rPr>
+          <w:rFonts w:ascii="Arial" w:hAnsi="Arial" w:cs="Arial"/>
+          <w:color w:val="222222"/>
+          <w:sz w:val="20"/>
+          <w:szCs w:val="20"/>
+          <w:shd w:val="clear" w:color="auto" w:fill="FFFFFF"/>
+        </w:rPr>
+      </w:pPr>
+      <w:r>
+        <w:rPr>
+          <w:rFonts w:ascii="Arial" w:hAnsi="Arial" w:cs="Arial"/>
+          <w:color w:val="222222"/>
+          <w:sz w:val="20"/>
+          <w:szCs w:val="20"/>
+          <w:shd w:val="clear" w:color="auto" w:fill="FFFFFF"/>
+        </w:rPr>
+        <w:t>[ ] Abadie A. Using synthetic controls: Feasibility, data requirements, and methodological aspects. Journal of economic literature. 2021 Jun 1;59(2):391-425.</w:t>
+      </w:r>
+    </w:p>
+    <w:p/>
+    <w:p>
+      <w:pPr>
+        <w:pStyle w:val="ListParagraph"/>
+        <w:numPr>
+          <w:ilvl w:val="0"/>
+          <w:numId w:val="10"/>
+        </w:numPr>
+        <w:rPr>
+          <w:rFonts w:ascii="Arial" w:hAnsi="Arial" w:cs="Arial"/>
+          <w:color w:val="222222"/>
+          <w:sz w:val="20"/>
+          <w:szCs w:val="20"/>
+          <w:shd w:val="clear" w:color="auto" w:fill="FFFFFF"/>
+        </w:rPr>
+      </w:pPr>
+      <w:r>
+        <w:rPr>
+          <w:rFonts w:ascii="Arial" w:hAnsi="Arial" w:cs="Arial"/>
+          <w:color w:val="222222"/>
+          <w:sz w:val="20"/>
+          <w:szCs w:val="20"/>
+          <w:shd w:val="clear" w:color="auto" w:fill="FFFFFF"/>
+        </w:rPr>
+        <w:t>[ ] Thorlund K, Dron L, Park JJ, Mills EJ. Synthetic and external controls in clinical trials–a primer for researchers. Clinical epidemiology. 2020 May 8:457-67.</w:t>
+      </w:r>
+    </w:p>
+    <w:p>
+      <w:pPr>
+        <w:rPr>
+          <w:rFonts w:ascii="Arial" w:hAnsi="Arial" w:cs="Arial"/>
+          <w:color w:val="222222"/>
+          <w:sz w:val="20"/>
+          <w:szCs w:val="20"/>
+          <w:shd w:val="clear" w:color="auto" w:fill="FFFFFF"/>
+        </w:rPr>
+      </w:pPr>
+    </w:p>
+    <w:p>
+      <w:pPr>
+        <w:pStyle w:val="ListParagraph"/>
+        <w:numPr>
+          <w:ilvl w:val="0"/>
+          <w:numId w:val="10"/>
+        </w:numPr>
+        <w:rPr>
+          <w:rFonts w:ascii="Arial" w:hAnsi="Arial" w:cs="Arial"/>
+          <w:color w:val="222222"/>
+          <w:sz w:val="20"/>
+          <w:szCs w:val="20"/>
+          <w:shd w:val="clear" w:color="auto" w:fill="FFFFFF"/>
+        </w:rPr>
+      </w:pPr>
+      <w:r>
+        <w:rPr>
+          <w:rFonts w:ascii="Arial" w:hAnsi="Arial" w:cs="Arial"/>
+          <w:color w:val="222222"/>
+          <w:sz w:val="20"/>
+          <w:szCs w:val="20"/>
+          <w:shd w:val="clear" w:color="auto" w:fill="FFFFFF"/>
+        </w:rPr>
+        <w:t xml:space="preserve">[ ] </w:t>
+      </w:r>
+      <w:proofErr w:type="spellStart"/>
+      <w:r>
+        <w:rPr>
+          <w:rFonts w:ascii="Arial" w:hAnsi="Arial" w:cs="Arial"/>
+          <w:color w:val="222222"/>
+          <w:sz w:val="20"/>
+          <w:szCs w:val="20"/>
+          <w:shd w:val="clear" w:color="auto" w:fill="FFFFFF"/>
+        </w:rPr>
+        <w:t>Tessoulin</w:t>
+      </w:r>
+      <w:proofErr w:type="spellEnd"/>
+      <w:r>
+        <w:rPr>
+          <w:rFonts w:ascii="Arial" w:hAnsi="Arial" w:cs="Arial"/>
+          <w:color w:val="222222"/>
+          <w:sz w:val="20"/>
+          <w:szCs w:val="20"/>
+          <w:shd w:val="clear" w:color="auto" w:fill="FFFFFF"/>
+        </w:rPr>
+        <w:t xml:space="preserve"> B, LETAILLEUR V, </w:t>
+      </w:r>
+      <w:proofErr w:type="spellStart"/>
+      <w:r>
+        <w:rPr>
+          <w:rFonts w:ascii="Arial" w:hAnsi="Arial" w:cs="Arial"/>
+          <w:color w:val="222222"/>
+          <w:sz w:val="20"/>
+          <w:szCs w:val="20"/>
+          <w:shd w:val="clear" w:color="auto" w:fill="FFFFFF"/>
+        </w:rPr>
+        <w:t>Chaillol</w:t>
+      </w:r>
+      <w:proofErr w:type="spellEnd"/>
+      <w:r>
+        <w:rPr>
+          <w:rFonts w:ascii="Arial" w:hAnsi="Arial" w:cs="Arial"/>
+          <w:color w:val="222222"/>
+          <w:sz w:val="20"/>
+          <w:szCs w:val="20"/>
+          <w:shd w:val="clear" w:color="auto" w:fill="FFFFFF"/>
+        </w:rPr>
+        <w:t xml:space="preserve"> I, </w:t>
+      </w:r>
+      <w:proofErr w:type="spellStart"/>
+      <w:r>
+        <w:rPr>
+          <w:rFonts w:ascii="Arial" w:hAnsi="Arial" w:cs="Arial"/>
+          <w:color w:val="222222"/>
+          <w:sz w:val="20"/>
+          <w:szCs w:val="20"/>
+          <w:shd w:val="clear" w:color="auto" w:fill="FFFFFF"/>
+        </w:rPr>
+        <w:t>Cherblanc</w:t>
+      </w:r>
+      <w:proofErr w:type="spellEnd"/>
+      <w:r>
+        <w:rPr>
+          <w:rFonts w:ascii="Arial" w:hAnsi="Arial" w:cs="Arial"/>
+          <w:color w:val="222222"/>
+          <w:sz w:val="20"/>
+          <w:szCs w:val="20"/>
+          <w:shd w:val="clear" w:color="auto" w:fill="FFFFFF"/>
+        </w:rPr>
+        <w:t xml:space="preserve"> F, </w:t>
+      </w:r>
+      <w:proofErr w:type="spellStart"/>
+      <w:r>
+        <w:rPr>
+          <w:rFonts w:ascii="Arial" w:hAnsi="Arial" w:cs="Arial"/>
+          <w:color w:val="222222"/>
+          <w:sz w:val="20"/>
+          <w:szCs w:val="20"/>
+          <w:shd w:val="clear" w:color="auto" w:fill="FFFFFF"/>
+        </w:rPr>
+        <w:t>Ghesquières</w:t>
+      </w:r>
+      <w:proofErr w:type="spellEnd"/>
+      <w:r>
+        <w:rPr>
+          <w:rFonts w:ascii="Arial" w:hAnsi="Arial" w:cs="Arial"/>
+          <w:color w:val="222222"/>
+          <w:sz w:val="20"/>
+          <w:szCs w:val="20"/>
+          <w:shd w:val="clear" w:color="auto" w:fill="FFFFFF"/>
+        </w:rPr>
+        <w:t xml:space="preserve"> H, </w:t>
+      </w:r>
+      <w:proofErr w:type="spellStart"/>
+      <w:r>
+        <w:rPr>
+          <w:rFonts w:ascii="Arial" w:hAnsi="Arial" w:cs="Arial"/>
+          <w:color w:val="222222"/>
+          <w:sz w:val="20"/>
+          <w:szCs w:val="20"/>
+          <w:shd w:val="clear" w:color="auto" w:fill="FFFFFF"/>
+        </w:rPr>
+        <w:t>Peyrade</w:t>
+      </w:r>
+      <w:proofErr w:type="spellEnd"/>
+      <w:r>
+        <w:rPr>
+          <w:rFonts w:ascii="Arial" w:hAnsi="Arial" w:cs="Arial"/>
+          <w:color w:val="222222"/>
+          <w:sz w:val="20"/>
+          <w:szCs w:val="20"/>
+          <w:shd w:val="clear" w:color="auto" w:fill="FFFFFF"/>
+        </w:rPr>
+        <w:t xml:space="preserve"> F, </w:t>
+      </w:r>
+      <w:proofErr w:type="spellStart"/>
+      <w:r>
+        <w:rPr>
+          <w:rFonts w:ascii="Arial" w:hAnsi="Arial" w:cs="Arial"/>
+          <w:color w:val="222222"/>
+          <w:sz w:val="20"/>
+          <w:szCs w:val="20"/>
+          <w:shd w:val="clear" w:color="auto" w:fill="FFFFFF"/>
+        </w:rPr>
+        <w:t>Guidez</w:t>
+      </w:r>
+      <w:proofErr w:type="spellEnd"/>
+      <w:r>
+        <w:rPr>
+          <w:rFonts w:ascii="Arial" w:hAnsi="Arial" w:cs="Arial"/>
+          <w:color w:val="222222"/>
+          <w:sz w:val="20"/>
+          <w:szCs w:val="20"/>
+          <w:shd w:val="clear" w:color="auto" w:fill="FFFFFF"/>
+        </w:rPr>
+        <w:t xml:space="preserve"> S, Bijou F, </w:t>
+      </w:r>
+      <w:proofErr w:type="spellStart"/>
+      <w:r>
+        <w:rPr>
+          <w:rFonts w:ascii="Arial" w:hAnsi="Arial" w:cs="Arial"/>
+          <w:color w:val="222222"/>
+          <w:sz w:val="20"/>
+          <w:szCs w:val="20"/>
+          <w:shd w:val="clear" w:color="auto" w:fill="FFFFFF"/>
+        </w:rPr>
+        <w:t>Sesques</w:t>
+      </w:r>
+      <w:proofErr w:type="spellEnd"/>
+      <w:r>
+        <w:rPr>
+          <w:rFonts w:ascii="Arial" w:hAnsi="Arial" w:cs="Arial"/>
+          <w:color w:val="222222"/>
+          <w:sz w:val="20"/>
+          <w:szCs w:val="20"/>
+          <w:shd w:val="clear" w:color="auto" w:fill="FFFFFF"/>
+        </w:rPr>
+        <w:t xml:space="preserve"> P, Rossi C, </w:t>
+      </w:r>
+      <w:proofErr w:type="spellStart"/>
+      <w:r>
+        <w:rPr>
+          <w:rFonts w:ascii="Arial" w:hAnsi="Arial" w:cs="Arial"/>
+          <w:color w:val="222222"/>
+          <w:sz w:val="20"/>
+          <w:szCs w:val="20"/>
+          <w:shd w:val="clear" w:color="auto" w:fill="FFFFFF"/>
+        </w:rPr>
+        <w:t>Fornecker</w:t>
+      </w:r>
+      <w:proofErr w:type="spellEnd"/>
+      <w:r>
+        <w:rPr>
+          <w:rFonts w:ascii="Arial" w:hAnsi="Arial" w:cs="Arial"/>
+          <w:color w:val="222222"/>
+          <w:sz w:val="20"/>
+          <w:szCs w:val="20"/>
+          <w:shd w:val="clear" w:color="auto" w:fill="FFFFFF"/>
+        </w:rPr>
+        <w:t xml:space="preserve"> LM. Synthetic control arm from mixed clinical trials and real-world data from LYSA group for untreated diffuse large B cell lymphoma patients aged over 80 years: a bona fide strategy for innovative clinical trials.</w:t>
+      </w:r>
+    </w:p>
+    <w:p>
+      <w:pPr>
+        <w:rPr>
+          <w:rFonts w:ascii="Arial" w:hAnsi="Arial" w:cs="Arial"/>
+          <w:color w:val="222222"/>
+          <w:sz w:val="20"/>
+          <w:szCs w:val="20"/>
+          <w:shd w:val="clear" w:color="auto" w:fill="FFFFFF"/>
+        </w:rPr>
+      </w:pPr>
+    </w:p>
+    <w:p>
+      <w:pPr>
+        <w:pStyle w:val="ListParagraph"/>
+        <w:numPr>
+          <w:ilvl w:val="0"/>
+          <w:numId w:val="10"/>
+        </w:numPr>
+        <w:rPr>
+          <w:rFonts w:ascii="Arial" w:hAnsi="Arial" w:cs="Arial"/>
+          <w:color w:val="222222"/>
+          <w:sz w:val="20"/>
+          <w:szCs w:val="20"/>
+          <w:shd w:val="clear" w:color="auto" w:fill="FFFFFF"/>
+        </w:rPr>
+      </w:pPr>
+      <w:r>
+        <w:rPr>
+          <w:rFonts w:ascii="Arial" w:hAnsi="Arial" w:cs="Arial"/>
+          <w:color w:val="222222"/>
+          <w:sz w:val="20"/>
+          <w:szCs w:val="20"/>
+          <w:shd w:val="clear" w:color="auto" w:fill="FFFFFF"/>
+        </w:rPr>
+        <w:t xml:space="preserve">[ ] Jackson R, Johnson P, Berhane S, </w:t>
+      </w:r>
+      <w:proofErr w:type="spellStart"/>
+      <w:r>
+        <w:rPr>
+          <w:rFonts w:ascii="Arial" w:hAnsi="Arial" w:cs="Arial"/>
+          <w:color w:val="222222"/>
+          <w:sz w:val="20"/>
+          <w:szCs w:val="20"/>
+          <w:shd w:val="clear" w:color="auto" w:fill="FFFFFF"/>
+        </w:rPr>
+        <w:t>Kolamunnage</w:t>
+      </w:r>
+      <w:proofErr w:type="spellEnd"/>
+      <w:r>
+        <w:rPr>
+          <w:rFonts w:ascii="Arial" w:hAnsi="Arial" w:cs="Arial"/>
+          <w:color w:val="222222"/>
+          <w:sz w:val="20"/>
+          <w:szCs w:val="20"/>
+          <w:shd w:val="clear" w:color="auto" w:fill="FFFFFF"/>
+        </w:rPr>
+        <w:t>-Dona R, Hughes D, Dodd S, Neoptolemos J, Palmer D, Cox T. Estimating treatment effects using parametric models as counter-factual evidence. BMC medical research methodology. 2025 Apr 9;25(1):91.</w:t>
+      </w:r>
+    </w:p>
+    <w:p>
+      <w:pPr>
+        <w:pStyle w:val="ListParagraph"/>
+        <w:rPr>
+          <w:rFonts w:ascii="Arial" w:hAnsi="Arial" w:cs="Arial"/>
+          <w:color w:val="222222"/>
+          <w:sz w:val="20"/>
+          <w:szCs w:val="20"/>
+          <w:shd w:val="clear" w:color="auto" w:fill="FFFFFF"/>
+        </w:rPr>
+      </w:pPr>
+    </w:p>
+    <w:p>
+      <w:pPr>
+        <w:pStyle w:val="ListParagraph"/>
+        <w:numPr>
+          <w:ilvl w:val="0"/>
+          <w:numId w:val="10"/>
+        </w:numPr>
+        <w:rPr>
+          <w:rFonts w:ascii="Arial" w:hAnsi="Arial" w:cs="Arial"/>
+          <w:color w:val="222222"/>
+          <w:sz w:val="20"/>
+          <w:szCs w:val="20"/>
+          <w:shd w:val="clear" w:color="auto" w:fill="FFFFFF"/>
+        </w:rPr>
+      </w:pPr>
+      <w:r>
+        <w:rPr>
+          <w:rFonts w:ascii="Arial" w:hAnsi="Arial" w:cs="Arial"/>
+          <w:color w:val="222222"/>
+          <w:sz w:val="20"/>
+          <w:szCs w:val="20"/>
+          <w:shd w:val="clear" w:color="auto" w:fill="FFFFFF"/>
+        </w:rPr>
+        <w:t xml:space="preserve">[ ] Boyer CB, </w:t>
+      </w:r>
+      <w:proofErr w:type="spellStart"/>
+      <w:r>
+        <w:rPr>
+          <w:rFonts w:ascii="Arial" w:hAnsi="Arial" w:cs="Arial"/>
+          <w:color w:val="222222"/>
+          <w:sz w:val="20"/>
+          <w:szCs w:val="20"/>
+          <w:shd w:val="clear" w:color="auto" w:fill="FFFFFF"/>
+        </w:rPr>
+        <w:t>Dahabreh</w:t>
+      </w:r>
+      <w:proofErr w:type="spellEnd"/>
+      <w:r>
+        <w:rPr>
+          <w:rFonts w:ascii="Arial" w:hAnsi="Arial" w:cs="Arial"/>
+          <w:color w:val="222222"/>
+          <w:sz w:val="20"/>
+          <w:szCs w:val="20"/>
+          <w:shd w:val="clear" w:color="auto" w:fill="FFFFFF"/>
+        </w:rPr>
+        <w:t xml:space="preserve"> IJ, Steingrimsson JA. Estimating and evaluating counterfactual prediction models. Statistics in Medicine. 2025 Oct;44(23-24):e70287. </w:t>
+      </w:r>
+    </w:p>
+    <w:p/>
+    <w:p>
+      <w:pPr>
+        <w:pStyle w:val="ListParagraph"/>
+        <w:numPr>
+          <w:ilvl w:val="0"/>
+          <w:numId w:val="10"/>
+        </w:numPr>
+        <w:rPr>
+          <w:rFonts w:ascii="Arial" w:hAnsi="Arial" w:cs="Arial"/>
+          <w:color w:val="222222"/>
+          <w:sz w:val="20"/>
+          <w:szCs w:val="20"/>
+          <w:shd w:val="clear" w:color="auto" w:fill="FFFFFF"/>
+        </w:rPr>
+      </w:pPr>
+      <w:r>
+        <w:t xml:space="preserve">[ ] </w:t>
+      </w:r>
+      <w:proofErr w:type="spellStart"/>
+      <w:r>
+        <w:rPr>
+          <w:rFonts w:ascii="Arial" w:hAnsi="Arial" w:cs="Arial"/>
+          <w:color w:val="222222"/>
+          <w:sz w:val="20"/>
+          <w:szCs w:val="20"/>
+          <w:shd w:val="clear" w:color="auto" w:fill="FFFFFF"/>
+        </w:rPr>
+        <w:t>Cucherat</w:t>
+      </w:r>
+      <w:proofErr w:type="spellEnd"/>
+      <w:r>
+        <w:rPr>
+          <w:rFonts w:ascii="Arial" w:hAnsi="Arial" w:cs="Arial"/>
+          <w:color w:val="222222"/>
+          <w:sz w:val="20"/>
+          <w:szCs w:val="20"/>
+          <w:shd w:val="clear" w:color="auto" w:fill="FFFFFF"/>
+        </w:rPr>
+        <w:t xml:space="preserve"> M, Laporte S, </w:t>
+      </w:r>
+      <w:proofErr w:type="spellStart"/>
+      <w:r>
+        <w:rPr>
+          <w:rFonts w:ascii="Arial" w:hAnsi="Arial" w:cs="Arial"/>
+          <w:color w:val="222222"/>
+          <w:sz w:val="20"/>
+          <w:szCs w:val="20"/>
+          <w:shd w:val="clear" w:color="auto" w:fill="FFFFFF"/>
+        </w:rPr>
+        <w:t>Delaitre</w:t>
+      </w:r>
+      <w:proofErr w:type="spellEnd"/>
+      <w:r>
+        <w:rPr>
+          <w:rFonts w:ascii="Arial" w:hAnsi="Arial" w:cs="Arial"/>
+          <w:color w:val="222222"/>
+          <w:sz w:val="20"/>
+          <w:szCs w:val="20"/>
+          <w:shd w:val="clear" w:color="auto" w:fill="FFFFFF"/>
+        </w:rPr>
+        <w:t xml:space="preserve"> O, </w:t>
+      </w:r>
+      <w:proofErr w:type="spellStart"/>
+      <w:r>
+        <w:rPr>
+          <w:rFonts w:ascii="Arial" w:hAnsi="Arial" w:cs="Arial"/>
+          <w:color w:val="222222"/>
+          <w:sz w:val="20"/>
+          <w:szCs w:val="20"/>
+          <w:shd w:val="clear" w:color="auto" w:fill="FFFFFF"/>
+        </w:rPr>
+        <w:t>Behier</w:t>
+      </w:r>
+      <w:proofErr w:type="spellEnd"/>
+      <w:r>
+        <w:rPr>
+          <w:rFonts w:ascii="Arial" w:hAnsi="Arial" w:cs="Arial"/>
+          <w:color w:val="222222"/>
+          <w:sz w:val="20"/>
+          <w:szCs w:val="20"/>
+          <w:shd w:val="clear" w:color="auto" w:fill="FFFFFF"/>
+        </w:rPr>
+        <w:t xml:space="preserve"> JM, </w:t>
+      </w:r>
+      <w:proofErr w:type="spellStart"/>
+      <w:r>
+        <w:rPr>
+          <w:rFonts w:ascii="Arial" w:hAnsi="Arial" w:cs="Arial"/>
+          <w:color w:val="222222"/>
+          <w:sz w:val="20"/>
+          <w:szCs w:val="20"/>
+          <w:shd w:val="clear" w:color="auto" w:fill="FFFFFF"/>
+        </w:rPr>
+        <w:t>d’Andon</w:t>
+      </w:r>
+      <w:proofErr w:type="spellEnd"/>
+      <w:r>
+        <w:rPr>
+          <w:rFonts w:ascii="Arial" w:hAnsi="Arial" w:cs="Arial"/>
+          <w:color w:val="222222"/>
+          <w:sz w:val="20"/>
+          <w:szCs w:val="20"/>
+          <w:shd w:val="clear" w:color="auto" w:fill="FFFFFF"/>
+        </w:rPr>
+        <w:t xml:space="preserve"> A, </w:t>
+      </w:r>
+      <w:proofErr w:type="spellStart"/>
+      <w:r>
+        <w:rPr>
+          <w:rFonts w:ascii="Arial" w:hAnsi="Arial" w:cs="Arial"/>
+          <w:color w:val="222222"/>
+          <w:sz w:val="20"/>
+          <w:szCs w:val="20"/>
+          <w:shd w:val="clear" w:color="auto" w:fill="FFFFFF"/>
+        </w:rPr>
+        <w:t>Binlich</w:t>
+      </w:r>
+      <w:proofErr w:type="spellEnd"/>
+      <w:r>
+        <w:rPr>
+          <w:rFonts w:ascii="Arial" w:hAnsi="Arial" w:cs="Arial"/>
+          <w:color w:val="222222"/>
+          <w:sz w:val="20"/>
+          <w:szCs w:val="20"/>
+          <w:shd w:val="clear" w:color="auto" w:fill="FFFFFF"/>
+        </w:rPr>
+        <w:t xml:space="preserve"> F, Bureau S, Cornu C, </w:t>
+      </w:r>
+      <w:proofErr w:type="spellStart"/>
+      <w:r>
+        <w:rPr>
+          <w:rFonts w:ascii="Arial" w:hAnsi="Arial" w:cs="Arial"/>
+          <w:color w:val="222222"/>
+          <w:sz w:val="20"/>
+          <w:szCs w:val="20"/>
+          <w:shd w:val="clear" w:color="auto" w:fill="FFFFFF"/>
+        </w:rPr>
+        <w:t>Fouret</w:t>
+      </w:r>
+      <w:proofErr w:type="spellEnd"/>
+      <w:r>
+        <w:rPr>
+          <w:rFonts w:ascii="Arial" w:hAnsi="Arial" w:cs="Arial"/>
+          <w:color w:val="222222"/>
+          <w:sz w:val="20"/>
+          <w:szCs w:val="20"/>
+          <w:shd w:val="clear" w:color="auto" w:fill="FFFFFF"/>
+        </w:rPr>
+        <w:t xml:space="preserve"> C, </w:t>
+      </w:r>
+      <w:proofErr w:type="spellStart"/>
+      <w:r>
+        <w:rPr>
+          <w:rFonts w:ascii="Arial" w:hAnsi="Arial" w:cs="Arial"/>
+          <w:color w:val="222222"/>
+          <w:sz w:val="20"/>
+          <w:szCs w:val="20"/>
+          <w:shd w:val="clear" w:color="auto" w:fill="FFFFFF"/>
+        </w:rPr>
+        <w:t>Labouret</w:t>
+      </w:r>
+      <w:proofErr w:type="spellEnd"/>
+      <w:r>
+        <w:rPr>
+          <w:rFonts w:ascii="Arial" w:hAnsi="Arial" w:cs="Arial"/>
+          <w:color w:val="222222"/>
+          <w:sz w:val="20"/>
+          <w:szCs w:val="20"/>
+          <w:shd w:val="clear" w:color="auto" w:fill="FFFFFF"/>
+        </w:rPr>
+        <w:t xml:space="preserve"> NH, </w:t>
+      </w:r>
+      <w:proofErr w:type="spellStart"/>
+      <w:r>
+        <w:rPr>
+          <w:rFonts w:ascii="Arial" w:hAnsi="Arial" w:cs="Arial"/>
+          <w:color w:val="222222"/>
+          <w:sz w:val="20"/>
+          <w:szCs w:val="20"/>
+          <w:shd w:val="clear" w:color="auto" w:fill="FFFFFF"/>
+        </w:rPr>
+        <w:t>Laviolle</w:t>
+      </w:r>
+      <w:proofErr w:type="spellEnd"/>
+      <w:r>
+        <w:rPr>
+          <w:rFonts w:ascii="Arial" w:hAnsi="Arial" w:cs="Arial"/>
+          <w:color w:val="222222"/>
+          <w:sz w:val="20"/>
+          <w:szCs w:val="20"/>
+          <w:shd w:val="clear" w:color="auto" w:fill="FFFFFF"/>
+        </w:rPr>
+        <w:t xml:space="preserve"> B. From single-arm studies to externally controlled studies. Methodological considerations and guidelines. Therapies. 2020 Jan 1;75(1):21-7.</w:t>
+      </w:r>
+    </w:p>
+    <w:p>
+      <w:pPr>
+        <w:ind w:firstLine="60"/>
+        <w:rPr>
+          <w:rFonts w:ascii="Arial" w:hAnsi="Arial" w:cs="Arial"/>
+          <w:color w:val="222222"/>
+          <w:sz w:val="20"/>
+          <w:szCs w:val="20"/>
+          <w:shd w:val="clear" w:color="auto" w:fill="FFFFFF"/>
+        </w:rPr>
+      </w:pPr>
+    </w:p>
+    <w:p>
+      <w:pPr>
+        <w:rPr>
+          <w:rFonts w:ascii="Arial" w:hAnsi="Arial" w:cs="Arial"/>
+          <w:color w:val="222222"/>
+          <w:sz w:val="20"/>
+          <w:szCs w:val="20"/>
+          <w:shd w:val="clear" w:color="auto" w:fill="FFFFFF"/>
+        </w:rPr>
+      </w:pPr>
+    </w:p>
+    <w:p>
+      <w:pPr>
+        <w:pStyle w:val="ListParagraph"/>
+        <w:rPr>
+          <w:rFonts w:ascii="Arial" w:hAnsi="Arial" w:cs="Arial"/>
+          <w:color w:val="222222"/>
+          <w:sz w:val="20"/>
+          <w:szCs w:val="20"/>
+          <w:shd w:val="clear" w:color="auto" w:fill="FFFFFF"/>
+        </w:rPr>
+      </w:pPr>
+    </w:p>
     <w:p/>
     <w:sectPr>
       <w:pgSz w:w="11906" w:h="16838"/>
@@ -262,6 +2605,1171 @@
 <file path=word/numbering.xml><?xml version="1.0" encoding="utf-8"?>
 <w:numbering xmlns:wpc="http://schemas.microsoft.com/office/word/2010/wordprocessingCanvas" xmlns:cx="http://schemas.microsoft.com/office/drawing/2014/chartex" xmlns:cx1="http://schemas.microsoft.com/office/drawing/2015/9/8/chartex" xmlns:cx2="http://schemas.microsoft.com/office/drawing/2015/10/21/chartex" xmlns:cx3="http://schemas.microsoft.com/office/drawing/2016/5/9/chartex" xmlns:cx4="http://schemas.microsoft.com/office/drawing/2016/5/10/chartex" xmlns:cx5="http://schemas.microsoft.com/office/drawing/2016/5/11/chartex" xmlns:cx6="http://schemas.microsoft.com/office/drawing/2016/5/12/chartex" xmlns:cx7="http://schemas.microsoft.com/office/drawing/2016/5/13/chartex" xmlns:cx8="http://schemas.microsoft.com/office/drawing/2016/5/14/chartex" xmlns:mc="http://schemas.openxmlformats.org/markup-compatibility/2006" xmlns:aink="http://schemas.microsoft.com/office/drawing/2016/ink" xmlns:am3d="http://schemas.microsoft.com/office/drawing/2017/model3d" xmlns:o="urn:schemas-microsoft-com:office:office" xmlns:oel="http://schemas.microsoft.com/office/2019/extlst" xmlns:r="http://schemas.openxmlformats.org/officeDocument/2006/relationships" xmlns:m="http://schemas.openxmlformats.org/officeDocument/2006/math" xmlns:v="urn:schemas-microsoft-com:vml" xmlns:wp14="http://schemas.microsoft.com/office/word/2010/wordprocessingDrawing" xmlns:wp="http://schemas.openxmlformats.org/drawingml/2006/wordprocessingDrawing" xmlns:w10="urn:schemas-microsoft-com:office:word" xmlns:w="http://schemas.openxmlformats.org/wordprocessingml/2006/main" xmlns:w14="http://schemas.microsoft.com/office/word/2010/wordml" xmlns:w15="http://schemas.microsoft.com/office/word/2012/wordml" xmlns:w16cex="http://schemas.microsoft.com/office/word/2018/wordml/cex" xmlns:w16cid="http://schemas.microsoft.com/office/word/2016/wordml/cid" xmlns:w16="http://schemas.microsoft.com/office/word/2018/wordml" xmlns:w16du="http://schemas.microsoft.com/office/word/2023/wordml/word16du" xmlns:w16sdtdh="http://schemas.microsoft.com/office/word/2020/wordml/sdtdatahash" xmlns:w16sdtfl="http://schemas.microsoft.com/office/word/2024/wordml/sdtformatlock" xmlns:w16se="http://schemas.microsoft.com/office/word/2015/wordml/symex" xmlns:wpg="http://schemas.microsoft.com/office/word/2010/wordprocessingGroup" xmlns:wpi="http://schemas.microsoft.com/office/word/2010/wordprocessingInk" xmlns:wne="http://schemas.microsoft.com/office/word/2006/wordml" xmlns:wps="http://schemas.microsoft.com/office/word/2010/wordprocessingShape" mc:Ignorable="w14 w15 w16se w16cid w16 w16cex w16sdtdh w16sdtfl w16du wp14">
   <w:abstractNum w:abstractNumId="0" w15:restartNumberingAfterBreak="0">
+    <w:nsid w:val="0A91208B"/>
+    <w:multiLevelType w:val="hybridMultilevel"/>
+    <w:tmpl w:val="37BCB458"/>
+    <w:lvl w:ilvl="0" w:tplc="74707674">
+      <w:start w:val="1"/>
+      <w:numFmt w:val="decimal"/>
+      <w:lvlText w:val="%1."/>
+      <w:lvlJc w:val="left"/>
+      <w:pPr>
+        <w:ind w:left="720" w:hanging="360"/>
+      </w:pPr>
+      <w:rPr>
+        <w:rFonts w:ascii="Arial" w:hAnsi="Arial" w:cs="Arial" w:hint="default"/>
+        <w:color w:val="222222"/>
+        <w:sz w:val="20"/>
+      </w:rPr>
+    </w:lvl>
+    <w:lvl w:ilvl="1" w:tplc="08090019" w:tentative="1">
+      <w:start w:val="1"/>
+      <w:numFmt w:val="lowerLetter"/>
+      <w:lvlText w:val="%2."/>
+      <w:lvlJc w:val="left"/>
+      <w:pPr>
+        <w:ind w:left="1440" w:hanging="360"/>
+      </w:pPr>
+    </w:lvl>
+    <w:lvl w:ilvl="2" w:tplc="0809001B" w:tentative="1">
+      <w:start w:val="1"/>
+      <w:numFmt w:val="lowerRoman"/>
+      <w:lvlText w:val="%3."/>
+      <w:lvlJc w:val="right"/>
+      <w:pPr>
+        <w:ind w:left="2160" w:hanging="180"/>
+      </w:pPr>
+    </w:lvl>
+    <w:lvl w:ilvl="3" w:tplc="0809000F" w:tentative="1">
+      <w:start w:val="1"/>
+      <w:numFmt w:val="decimal"/>
+      <w:lvlText w:val="%4."/>
+      <w:lvlJc w:val="left"/>
+      <w:pPr>
+        <w:ind w:left="2880" w:hanging="360"/>
+      </w:pPr>
+    </w:lvl>
+    <w:lvl w:ilvl="4" w:tplc="08090019" w:tentative="1">
+      <w:start w:val="1"/>
+      <w:numFmt w:val="lowerLetter"/>
+      <w:lvlText w:val="%5."/>
+      <w:lvlJc w:val="left"/>
+      <w:pPr>
+        <w:ind w:left="3600" w:hanging="360"/>
+      </w:pPr>
+    </w:lvl>
+    <w:lvl w:ilvl="5" w:tplc="0809001B" w:tentative="1">
+      <w:start w:val="1"/>
+      <w:numFmt w:val="lowerRoman"/>
+      <w:lvlText w:val="%6."/>
+      <w:lvlJc w:val="right"/>
+      <w:pPr>
+        <w:ind w:left="4320" w:hanging="180"/>
+      </w:pPr>
+    </w:lvl>
+    <w:lvl w:ilvl="6" w:tplc="0809000F" w:tentative="1">
+      <w:start w:val="1"/>
+      <w:numFmt w:val="decimal"/>
+      <w:lvlText w:val="%7."/>
+      <w:lvlJc w:val="left"/>
+      <w:pPr>
+        <w:ind w:left="5040" w:hanging="360"/>
+      </w:pPr>
+    </w:lvl>
+    <w:lvl w:ilvl="7" w:tplc="08090019" w:tentative="1">
+      <w:start w:val="1"/>
+      <w:numFmt w:val="lowerLetter"/>
+      <w:lvlText w:val="%8."/>
+      <w:lvlJc w:val="left"/>
+      <w:pPr>
+        <w:ind w:left="5760" w:hanging="360"/>
+      </w:pPr>
+    </w:lvl>
+    <w:lvl w:ilvl="8" w:tplc="0809001B" w:tentative="1">
+      <w:start w:val="1"/>
+      <w:numFmt w:val="lowerRoman"/>
+      <w:lvlText w:val="%9."/>
+      <w:lvlJc w:val="right"/>
+      <w:pPr>
+        <w:ind w:left="6480" w:hanging="180"/>
+      </w:pPr>
+    </w:lvl>
+  </w:abstractNum>
+  <w:abstractNum w:abstractNumId="1" w15:restartNumberingAfterBreak="0">
+    <w:nsid w:val="0BC5358B"/>
+    <w:multiLevelType w:val="multilevel"/>
+    <w:tmpl w:val="85E40070"/>
+    <w:lvl w:ilvl="0">
+      <w:start w:val="1"/>
+      <w:numFmt w:val="bullet"/>
+      <w:lvlText w:val=""/>
+      <w:lvlJc w:val="left"/>
+      <w:pPr>
+        <w:tabs>
+          <w:tab w:val="num" w:pos="720"/>
+        </w:tabs>
+        <w:ind w:left="720" w:hanging="360"/>
+      </w:pPr>
+      <w:rPr>
+        <w:rFonts w:ascii="Symbol" w:hAnsi="Symbol" w:hint="default"/>
+        <w:sz w:val="20"/>
+      </w:rPr>
+    </w:lvl>
+    <w:lvl w:ilvl="1" w:tentative="1">
+      <w:start w:val="1"/>
+      <w:numFmt w:val="bullet"/>
+      <w:lvlText w:val="o"/>
+      <w:lvlJc w:val="left"/>
+      <w:pPr>
+        <w:tabs>
+          <w:tab w:val="num" w:pos="1440"/>
+        </w:tabs>
+        <w:ind w:left="1440" w:hanging="360"/>
+      </w:pPr>
+      <w:rPr>
+        <w:rFonts w:ascii="Courier New" w:hAnsi="Courier New" w:hint="default"/>
+        <w:sz w:val="20"/>
+      </w:rPr>
+    </w:lvl>
+    <w:lvl w:ilvl="2" w:tentative="1">
+      <w:start w:val="1"/>
+      <w:numFmt w:val="bullet"/>
+      <w:lvlText w:val=""/>
+      <w:lvlJc w:val="left"/>
+      <w:pPr>
+        <w:tabs>
+          <w:tab w:val="num" w:pos="2160"/>
+        </w:tabs>
+        <w:ind w:left="2160" w:hanging="360"/>
+      </w:pPr>
+      <w:rPr>
+        <w:rFonts w:ascii="Wingdings" w:hAnsi="Wingdings" w:hint="default"/>
+        <w:sz w:val="20"/>
+      </w:rPr>
+    </w:lvl>
+    <w:lvl w:ilvl="3" w:tentative="1">
+      <w:start w:val="1"/>
+      <w:numFmt w:val="bullet"/>
+      <w:lvlText w:val=""/>
+      <w:lvlJc w:val="left"/>
+      <w:pPr>
+        <w:tabs>
+          <w:tab w:val="num" w:pos="2880"/>
+        </w:tabs>
+        <w:ind w:left="2880" w:hanging="360"/>
+      </w:pPr>
+      <w:rPr>
+        <w:rFonts w:ascii="Wingdings" w:hAnsi="Wingdings" w:hint="default"/>
+        <w:sz w:val="20"/>
+      </w:rPr>
+    </w:lvl>
+    <w:lvl w:ilvl="4" w:tentative="1">
+      <w:start w:val="1"/>
+      <w:numFmt w:val="bullet"/>
+      <w:lvlText w:val=""/>
+      <w:lvlJc w:val="left"/>
+      <w:pPr>
+        <w:tabs>
+          <w:tab w:val="num" w:pos="3600"/>
+        </w:tabs>
+        <w:ind w:left="3600" w:hanging="360"/>
+      </w:pPr>
+      <w:rPr>
+        <w:rFonts w:ascii="Wingdings" w:hAnsi="Wingdings" w:hint="default"/>
+        <w:sz w:val="20"/>
+      </w:rPr>
+    </w:lvl>
+    <w:lvl w:ilvl="5" w:tentative="1">
+      <w:start w:val="1"/>
+      <w:numFmt w:val="bullet"/>
+      <w:lvlText w:val=""/>
+      <w:lvlJc w:val="left"/>
+      <w:pPr>
+        <w:tabs>
+          <w:tab w:val="num" w:pos="4320"/>
+        </w:tabs>
+        <w:ind w:left="4320" w:hanging="360"/>
+      </w:pPr>
+      <w:rPr>
+        <w:rFonts w:ascii="Wingdings" w:hAnsi="Wingdings" w:hint="default"/>
+        <w:sz w:val="20"/>
+      </w:rPr>
+    </w:lvl>
+    <w:lvl w:ilvl="6" w:tentative="1">
+      <w:start w:val="1"/>
+      <w:numFmt w:val="bullet"/>
+      <w:lvlText w:val=""/>
+      <w:lvlJc w:val="left"/>
+      <w:pPr>
+        <w:tabs>
+          <w:tab w:val="num" w:pos="5040"/>
+        </w:tabs>
+        <w:ind w:left="5040" w:hanging="360"/>
+      </w:pPr>
+      <w:rPr>
+        <w:rFonts w:ascii="Wingdings" w:hAnsi="Wingdings" w:hint="default"/>
+        <w:sz w:val="20"/>
+      </w:rPr>
+    </w:lvl>
+    <w:lvl w:ilvl="7" w:tentative="1">
+      <w:start w:val="1"/>
+      <w:numFmt w:val="bullet"/>
+      <w:lvlText w:val=""/>
+      <w:lvlJc w:val="left"/>
+      <w:pPr>
+        <w:tabs>
+          <w:tab w:val="num" w:pos="5760"/>
+        </w:tabs>
+        <w:ind w:left="5760" w:hanging="360"/>
+      </w:pPr>
+      <w:rPr>
+        <w:rFonts w:ascii="Wingdings" w:hAnsi="Wingdings" w:hint="default"/>
+        <w:sz w:val="20"/>
+      </w:rPr>
+    </w:lvl>
+    <w:lvl w:ilvl="8" w:tentative="1">
+      <w:start w:val="1"/>
+      <w:numFmt w:val="bullet"/>
+      <w:lvlText w:val=""/>
+      <w:lvlJc w:val="left"/>
+      <w:pPr>
+        <w:tabs>
+          <w:tab w:val="num" w:pos="6480"/>
+        </w:tabs>
+        <w:ind w:left="6480" w:hanging="360"/>
+      </w:pPr>
+      <w:rPr>
+        <w:rFonts w:ascii="Wingdings" w:hAnsi="Wingdings" w:hint="default"/>
+        <w:sz w:val="20"/>
+      </w:rPr>
+    </w:lvl>
+  </w:abstractNum>
+  <w:abstractNum w:abstractNumId="2" w15:restartNumberingAfterBreak="0">
+    <w:nsid w:val="0E144B73"/>
+    <w:multiLevelType w:val="multilevel"/>
+    <w:tmpl w:val="7F682F5A"/>
+    <w:lvl w:ilvl="0">
+      <w:start w:val="1"/>
+      <w:numFmt w:val="bullet"/>
+      <w:lvlText w:val=""/>
+      <w:lvlJc w:val="left"/>
+      <w:pPr>
+        <w:tabs>
+          <w:tab w:val="num" w:pos="720"/>
+        </w:tabs>
+        <w:ind w:left="720" w:hanging="360"/>
+      </w:pPr>
+      <w:rPr>
+        <w:rFonts w:ascii="Symbol" w:hAnsi="Symbol" w:hint="default"/>
+        <w:sz w:val="20"/>
+      </w:rPr>
+    </w:lvl>
+    <w:lvl w:ilvl="1" w:tentative="1">
+      <w:start w:val="1"/>
+      <w:numFmt w:val="bullet"/>
+      <w:lvlText w:val="o"/>
+      <w:lvlJc w:val="left"/>
+      <w:pPr>
+        <w:tabs>
+          <w:tab w:val="num" w:pos="1440"/>
+        </w:tabs>
+        <w:ind w:left="1440" w:hanging="360"/>
+      </w:pPr>
+      <w:rPr>
+        <w:rFonts w:ascii="Courier New" w:hAnsi="Courier New" w:hint="default"/>
+        <w:sz w:val="20"/>
+      </w:rPr>
+    </w:lvl>
+    <w:lvl w:ilvl="2" w:tentative="1">
+      <w:start w:val="1"/>
+      <w:numFmt w:val="bullet"/>
+      <w:lvlText w:val=""/>
+      <w:lvlJc w:val="left"/>
+      <w:pPr>
+        <w:tabs>
+          <w:tab w:val="num" w:pos="2160"/>
+        </w:tabs>
+        <w:ind w:left="2160" w:hanging="360"/>
+      </w:pPr>
+      <w:rPr>
+        <w:rFonts w:ascii="Wingdings" w:hAnsi="Wingdings" w:hint="default"/>
+        <w:sz w:val="20"/>
+      </w:rPr>
+    </w:lvl>
+    <w:lvl w:ilvl="3" w:tentative="1">
+      <w:start w:val="1"/>
+      <w:numFmt w:val="bullet"/>
+      <w:lvlText w:val=""/>
+      <w:lvlJc w:val="left"/>
+      <w:pPr>
+        <w:tabs>
+          <w:tab w:val="num" w:pos="2880"/>
+        </w:tabs>
+        <w:ind w:left="2880" w:hanging="360"/>
+      </w:pPr>
+      <w:rPr>
+        <w:rFonts w:ascii="Wingdings" w:hAnsi="Wingdings" w:hint="default"/>
+        <w:sz w:val="20"/>
+      </w:rPr>
+    </w:lvl>
+    <w:lvl w:ilvl="4" w:tentative="1">
+      <w:start w:val="1"/>
+      <w:numFmt w:val="bullet"/>
+      <w:lvlText w:val=""/>
+      <w:lvlJc w:val="left"/>
+      <w:pPr>
+        <w:tabs>
+          <w:tab w:val="num" w:pos="3600"/>
+        </w:tabs>
+        <w:ind w:left="3600" w:hanging="360"/>
+      </w:pPr>
+      <w:rPr>
+        <w:rFonts w:ascii="Wingdings" w:hAnsi="Wingdings" w:hint="default"/>
+        <w:sz w:val="20"/>
+      </w:rPr>
+    </w:lvl>
+    <w:lvl w:ilvl="5" w:tentative="1">
+      <w:start w:val="1"/>
+      <w:numFmt w:val="bullet"/>
+      <w:lvlText w:val=""/>
+      <w:lvlJc w:val="left"/>
+      <w:pPr>
+        <w:tabs>
+          <w:tab w:val="num" w:pos="4320"/>
+        </w:tabs>
+        <w:ind w:left="4320" w:hanging="360"/>
+      </w:pPr>
+      <w:rPr>
+        <w:rFonts w:ascii="Wingdings" w:hAnsi="Wingdings" w:hint="default"/>
+        <w:sz w:val="20"/>
+      </w:rPr>
+    </w:lvl>
+    <w:lvl w:ilvl="6" w:tentative="1">
+      <w:start w:val="1"/>
+      <w:numFmt w:val="bullet"/>
+      <w:lvlText w:val=""/>
+      <w:lvlJc w:val="left"/>
+      <w:pPr>
+        <w:tabs>
+          <w:tab w:val="num" w:pos="5040"/>
+        </w:tabs>
+        <w:ind w:left="5040" w:hanging="360"/>
+      </w:pPr>
+      <w:rPr>
+        <w:rFonts w:ascii="Wingdings" w:hAnsi="Wingdings" w:hint="default"/>
+        <w:sz w:val="20"/>
+      </w:rPr>
+    </w:lvl>
+    <w:lvl w:ilvl="7" w:tentative="1">
+      <w:start w:val="1"/>
+      <w:numFmt w:val="bullet"/>
+      <w:lvlText w:val=""/>
+      <w:lvlJc w:val="left"/>
+      <w:pPr>
+        <w:tabs>
+          <w:tab w:val="num" w:pos="5760"/>
+        </w:tabs>
+        <w:ind w:left="5760" w:hanging="360"/>
+      </w:pPr>
+      <w:rPr>
+        <w:rFonts w:ascii="Wingdings" w:hAnsi="Wingdings" w:hint="default"/>
+        <w:sz w:val="20"/>
+      </w:rPr>
+    </w:lvl>
+    <w:lvl w:ilvl="8" w:tentative="1">
+      <w:start w:val="1"/>
+      <w:numFmt w:val="bullet"/>
+      <w:lvlText w:val=""/>
+      <w:lvlJc w:val="left"/>
+      <w:pPr>
+        <w:tabs>
+          <w:tab w:val="num" w:pos="6480"/>
+        </w:tabs>
+        <w:ind w:left="6480" w:hanging="360"/>
+      </w:pPr>
+      <w:rPr>
+        <w:rFonts w:ascii="Wingdings" w:hAnsi="Wingdings" w:hint="default"/>
+        <w:sz w:val="20"/>
+      </w:rPr>
+    </w:lvl>
+  </w:abstractNum>
+  <w:abstractNum w:abstractNumId="3" w15:restartNumberingAfterBreak="0">
+    <w:nsid w:val="21A74D89"/>
+    <w:multiLevelType w:val="multilevel"/>
+    <w:tmpl w:val="8DAEB224"/>
+    <w:lvl w:ilvl="0">
+      <w:start w:val="1"/>
+      <w:numFmt w:val="bullet"/>
+      <w:lvlText w:val=""/>
+      <w:lvlJc w:val="left"/>
+      <w:pPr>
+        <w:tabs>
+          <w:tab w:val="num" w:pos="720"/>
+        </w:tabs>
+        <w:ind w:left="720" w:hanging="360"/>
+      </w:pPr>
+      <w:rPr>
+        <w:rFonts w:ascii="Symbol" w:hAnsi="Symbol" w:hint="default"/>
+        <w:sz w:val="20"/>
+      </w:rPr>
+    </w:lvl>
+    <w:lvl w:ilvl="1">
+      <w:start w:val="1"/>
+      <w:numFmt w:val="bullet"/>
+      <w:lvlText w:val="o"/>
+      <w:lvlJc w:val="left"/>
+      <w:pPr>
+        <w:tabs>
+          <w:tab w:val="num" w:pos="1440"/>
+        </w:tabs>
+        <w:ind w:left="1440" w:hanging="360"/>
+      </w:pPr>
+      <w:rPr>
+        <w:rFonts w:ascii="Courier New" w:hAnsi="Courier New" w:hint="default"/>
+        <w:sz w:val="20"/>
+      </w:rPr>
+    </w:lvl>
+    <w:lvl w:ilvl="2" w:tentative="1">
+      <w:start w:val="1"/>
+      <w:numFmt w:val="bullet"/>
+      <w:lvlText w:val=""/>
+      <w:lvlJc w:val="left"/>
+      <w:pPr>
+        <w:tabs>
+          <w:tab w:val="num" w:pos="2160"/>
+        </w:tabs>
+        <w:ind w:left="2160" w:hanging="360"/>
+      </w:pPr>
+      <w:rPr>
+        <w:rFonts w:ascii="Wingdings" w:hAnsi="Wingdings" w:hint="default"/>
+        <w:sz w:val="20"/>
+      </w:rPr>
+    </w:lvl>
+    <w:lvl w:ilvl="3" w:tentative="1">
+      <w:start w:val="1"/>
+      <w:numFmt w:val="bullet"/>
+      <w:lvlText w:val=""/>
+      <w:lvlJc w:val="left"/>
+      <w:pPr>
+        <w:tabs>
+          <w:tab w:val="num" w:pos="2880"/>
+        </w:tabs>
+        <w:ind w:left="2880" w:hanging="360"/>
+      </w:pPr>
+      <w:rPr>
+        <w:rFonts w:ascii="Wingdings" w:hAnsi="Wingdings" w:hint="default"/>
+        <w:sz w:val="20"/>
+      </w:rPr>
+    </w:lvl>
+    <w:lvl w:ilvl="4" w:tentative="1">
+      <w:start w:val="1"/>
+      <w:numFmt w:val="bullet"/>
+      <w:lvlText w:val=""/>
+      <w:lvlJc w:val="left"/>
+      <w:pPr>
+        <w:tabs>
+          <w:tab w:val="num" w:pos="3600"/>
+        </w:tabs>
+        <w:ind w:left="3600" w:hanging="360"/>
+      </w:pPr>
+      <w:rPr>
+        <w:rFonts w:ascii="Wingdings" w:hAnsi="Wingdings" w:hint="default"/>
+        <w:sz w:val="20"/>
+      </w:rPr>
+    </w:lvl>
+    <w:lvl w:ilvl="5" w:tentative="1">
+      <w:start w:val="1"/>
+      <w:numFmt w:val="bullet"/>
+      <w:lvlText w:val=""/>
+      <w:lvlJc w:val="left"/>
+      <w:pPr>
+        <w:tabs>
+          <w:tab w:val="num" w:pos="4320"/>
+        </w:tabs>
+        <w:ind w:left="4320" w:hanging="360"/>
+      </w:pPr>
+      <w:rPr>
+        <w:rFonts w:ascii="Wingdings" w:hAnsi="Wingdings" w:hint="default"/>
+        <w:sz w:val="20"/>
+      </w:rPr>
+    </w:lvl>
+    <w:lvl w:ilvl="6" w:tentative="1">
+      <w:start w:val="1"/>
+      <w:numFmt w:val="bullet"/>
+      <w:lvlText w:val=""/>
+      <w:lvlJc w:val="left"/>
+      <w:pPr>
+        <w:tabs>
+          <w:tab w:val="num" w:pos="5040"/>
+        </w:tabs>
+        <w:ind w:left="5040" w:hanging="360"/>
+      </w:pPr>
+      <w:rPr>
+        <w:rFonts w:ascii="Wingdings" w:hAnsi="Wingdings" w:hint="default"/>
+        <w:sz w:val="20"/>
+      </w:rPr>
+    </w:lvl>
+    <w:lvl w:ilvl="7" w:tentative="1">
+      <w:start w:val="1"/>
+      <w:numFmt w:val="bullet"/>
+      <w:lvlText w:val=""/>
+      <w:lvlJc w:val="left"/>
+      <w:pPr>
+        <w:tabs>
+          <w:tab w:val="num" w:pos="5760"/>
+        </w:tabs>
+        <w:ind w:left="5760" w:hanging="360"/>
+      </w:pPr>
+      <w:rPr>
+        <w:rFonts w:ascii="Wingdings" w:hAnsi="Wingdings" w:hint="default"/>
+        <w:sz w:val="20"/>
+      </w:rPr>
+    </w:lvl>
+    <w:lvl w:ilvl="8" w:tentative="1">
+      <w:start w:val="1"/>
+      <w:numFmt w:val="bullet"/>
+      <w:lvlText w:val=""/>
+      <w:lvlJc w:val="left"/>
+      <w:pPr>
+        <w:tabs>
+          <w:tab w:val="num" w:pos="6480"/>
+        </w:tabs>
+        <w:ind w:left="6480" w:hanging="360"/>
+      </w:pPr>
+      <w:rPr>
+        <w:rFonts w:ascii="Wingdings" w:hAnsi="Wingdings" w:hint="default"/>
+        <w:sz w:val="20"/>
+      </w:rPr>
+    </w:lvl>
+  </w:abstractNum>
+  <w:abstractNum w:abstractNumId="4" w15:restartNumberingAfterBreak="0">
+    <w:nsid w:val="22096CB7"/>
+    <w:multiLevelType w:val="multilevel"/>
+    <w:tmpl w:val="0C207C68"/>
+    <w:lvl w:ilvl="0">
+      <w:start w:val="1"/>
+      <w:numFmt w:val="bullet"/>
+      <w:lvlText w:val=""/>
+      <w:lvlJc w:val="left"/>
+      <w:pPr>
+        <w:tabs>
+          <w:tab w:val="num" w:pos="720"/>
+        </w:tabs>
+        <w:ind w:left="720" w:hanging="360"/>
+      </w:pPr>
+      <w:rPr>
+        <w:rFonts w:ascii="Symbol" w:hAnsi="Symbol" w:hint="default"/>
+        <w:sz w:val="20"/>
+      </w:rPr>
+    </w:lvl>
+    <w:lvl w:ilvl="1" w:tentative="1">
+      <w:start w:val="1"/>
+      <w:numFmt w:val="bullet"/>
+      <w:lvlText w:val="o"/>
+      <w:lvlJc w:val="left"/>
+      <w:pPr>
+        <w:tabs>
+          <w:tab w:val="num" w:pos="1440"/>
+        </w:tabs>
+        <w:ind w:left="1440" w:hanging="360"/>
+      </w:pPr>
+      <w:rPr>
+        <w:rFonts w:ascii="Courier New" w:hAnsi="Courier New" w:hint="default"/>
+        <w:sz w:val="20"/>
+      </w:rPr>
+    </w:lvl>
+    <w:lvl w:ilvl="2" w:tentative="1">
+      <w:start w:val="1"/>
+      <w:numFmt w:val="bullet"/>
+      <w:lvlText w:val=""/>
+      <w:lvlJc w:val="left"/>
+      <w:pPr>
+        <w:tabs>
+          <w:tab w:val="num" w:pos="2160"/>
+        </w:tabs>
+        <w:ind w:left="2160" w:hanging="360"/>
+      </w:pPr>
+      <w:rPr>
+        <w:rFonts w:ascii="Wingdings" w:hAnsi="Wingdings" w:hint="default"/>
+        <w:sz w:val="20"/>
+      </w:rPr>
+    </w:lvl>
+    <w:lvl w:ilvl="3" w:tentative="1">
+      <w:start w:val="1"/>
+      <w:numFmt w:val="bullet"/>
+      <w:lvlText w:val=""/>
+      <w:lvlJc w:val="left"/>
+      <w:pPr>
+        <w:tabs>
+          <w:tab w:val="num" w:pos="2880"/>
+        </w:tabs>
+        <w:ind w:left="2880" w:hanging="360"/>
+      </w:pPr>
+      <w:rPr>
+        <w:rFonts w:ascii="Wingdings" w:hAnsi="Wingdings" w:hint="default"/>
+        <w:sz w:val="20"/>
+      </w:rPr>
+    </w:lvl>
+    <w:lvl w:ilvl="4" w:tentative="1">
+      <w:start w:val="1"/>
+      <w:numFmt w:val="bullet"/>
+      <w:lvlText w:val=""/>
+      <w:lvlJc w:val="left"/>
+      <w:pPr>
+        <w:tabs>
+          <w:tab w:val="num" w:pos="3600"/>
+        </w:tabs>
+        <w:ind w:left="3600" w:hanging="360"/>
+      </w:pPr>
+      <w:rPr>
+        <w:rFonts w:ascii="Wingdings" w:hAnsi="Wingdings" w:hint="default"/>
+        <w:sz w:val="20"/>
+      </w:rPr>
+    </w:lvl>
+    <w:lvl w:ilvl="5" w:tentative="1">
+      <w:start w:val="1"/>
+      <w:numFmt w:val="bullet"/>
+      <w:lvlText w:val=""/>
+      <w:lvlJc w:val="left"/>
+      <w:pPr>
+        <w:tabs>
+          <w:tab w:val="num" w:pos="4320"/>
+        </w:tabs>
+        <w:ind w:left="4320" w:hanging="360"/>
+      </w:pPr>
+      <w:rPr>
+        <w:rFonts w:ascii="Wingdings" w:hAnsi="Wingdings" w:hint="default"/>
+        <w:sz w:val="20"/>
+      </w:rPr>
+    </w:lvl>
+    <w:lvl w:ilvl="6" w:tentative="1">
+      <w:start w:val="1"/>
+      <w:numFmt w:val="bullet"/>
+      <w:lvlText w:val=""/>
+      <w:lvlJc w:val="left"/>
+      <w:pPr>
+        <w:tabs>
+          <w:tab w:val="num" w:pos="5040"/>
+        </w:tabs>
+        <w:ind w:left="5040" w:hanging="360"/>
+      </w:pPr>
+      <w:rPr>
+        <w:rFonts w:ascii="Wingdings" w:hAnsi="Wingdings" w:hint="default"/>
+        <w:sz w:val="20"/>
+      </w:rPr>
+    </w:lvl>
+    <w:lvl w:ilvl="7" w:tentative="1">
+      <w:start w:val="1"/>
+      <w:numFmt w:val="bullet"/>
+      <w:lvlText w:val=""/>
+      <w:lvlJc w:val="left"/>
+      <w:pPr>
+        <w:tabs>
+          <w:tab w:val="num" w:pos="5760"/>
+        </w:tabs>
+        <w:ind w:left="5760" w:hanging="360"/>
+      </w:pPr>
+      <w:rPr>
+        <w:rFonts w:ascii="Wingdings" w:hAnsi="Wingdings" w:hint="default"/>
+        <w:sz w:val="20"/>
+      </w:rPr>
+    </w:lvl>
+    <w:lvl w:ilvl="8" w:tentative="1">
+      <w:start w:val="1"/>
+      <w:numFmt w:val="bullet"/>
+      <w:lvlText w:val=""/>
+      <w:lvlJc w:val="left"/>
+      <w:pPr>
+        <w:tabs>
+          <w:tab w:val="num" w:pos="6480"/>
+        </w:tabs>
+        <w:ind w:left="6480" w:hanging="360"/>
+      </w:pPr>
+      <w:rPr>
+        <w:rFonts w:ascii="Wingdings" w:hAnsi="Wingdings" w:hint="default"/>
+        <w:sz w:val="20"/>
+      </w:rPr>
+    </w:lvl>
+  </w:abstractNum>
+  <w:abstractNum w:abstractNumId="5" w15:restartNumberingAfterBreak="0">
+    <w:nsid w:val="2E0F4379"/>
+    <w:multiLevelType w:val="hybridMultilevel"/>
+    <w:tmpl w:val="46B4FB4E"/>
+    <w:lvl w:ilvl="0" w:tplc="0809000F">
+      <w:start w:val="1"/>
+      <w:numFmt w:val="decimal"/>
+      <w:lvlText w:val="%1."/>
+      <w:lvlJc w:val="left"/>
+      <w:pPr>
+        <w:ind w:left="720" w:hanging="360"/>
+      </w:pPr>
+      <w:rPr>
+        <w:rFonts w:hint="default"/>
+      </w:rPr>
+    </w:lvl>
+    <w:lvl w:ilvl="1" w:tplc="08090019" w:tentative="1">
+      <w:start w:val="1"/>
+      <w:numFmt w:val="lowerLetter"/>
+      <w:lvlText w:val="%2."/>
+      <w:lvlJc w:val="left"/>
+      <w:pPr>
+        <w:ind w:left="1440" w:hanging="360"/>
+      </w:pPr>
+    </w:lvl>
+    <w:lvl w:ilvl="2" w:tplc="0809001B" w:tentative="1">
+      <w:start w:val="1"/>
+      <w:numFmt w:val="lowerRoman"/>
+      <w:lvlText w:val="%3."/>
+      <w:lvlJc w:val="right"/>
+      <w:pPr>
+        <w:ind w:left="2160" w:hanging="180"/>
+      </w:pPr>
+    </w:lvl>
+    <w:lvl w:ilvl="3" w:tplc="0809000F" w:tentative="1">
+      <w:start w:val="1"/>
+      <w:numFmt w:val="decimal"/>
+      <w:lvlText w:val="%4."/>
+      <w:lvlJc w:val="left"/>
+      <w:pPr>
+        <w:ind w:left="2880" w:hanging="360"/>
+      </w:pPr>
+    </w:lvl>
+    <w:lvl w:ilvl="4" w:tplc="08090019" w:tentative="1">
+      <w:start w:val="1"/>
+      <w:numFmt w:val="lowerLetter"/>
+      <w:lvlText w:val="%5."/>
+      <w:lvlJc w:val="left"/>
+      <w:pPr>
+        <w:ind w:left="3600" w:hanging="360"/>
+      </w:pPr>
+    </w:lvl>
+    <w:lvl w:ilvl="5" w:tplc="0809001B" w:tentative="1">
+      <w:start w:val="1"/>
+      <w:numFmt w:val="lowerRoman"/>
+      <w:lvlText w:val="%6."/>
+      <w:lvlJc w:val="right"/>
+      <w:pPr>
+        <w:ind w:left="4320" w:hanging="180"/>
+      </w:pPr>
+    </w:lvl>
+    <w:lvl w:ilvl="6" w:tplc="0809000F" w:tentative="1">
+      <w:start w:val="1"/>
+      <w:numFmt w:val="decimal"/>
+      <w:lvlText w:val="%7."/>
+      <w:lvlJc w:val="left"/>
+      <w:pPr>
+        <w:ind w:left="5040" w:hanging="360"/>
+      </w:pPr>
+    </w:lvl>
+    <w:lvl w:ilvl="7" w:tplc="08090019" w:tentative="1">
+      <w:start w:val="1"/>
+      <w:numFmt w:val="lowerLetter"/>
+      <w:lvlText w:val="%8."/>
+      <w:lvlJc w:val="left"/>
+      <w:pPr>
+        <w:ind w:left="5760" w:hanging="360"/>
+      </w:pPr>
+    </w:lvl>
+    <w:lvl w:ilvl="8" w:tplc="0809001B" w:tentative="1">
+      <w:start w:val="1"/>
+      <w:numFmt w:val="lowerRoman"/>
+      <w:lvlText w:val="%9."/>
+      <w:lvlJc w:val="right"/>
+      <w:pPr>
+        <w:ind w:left="6480" w:hanging="180"/>
+      </w:pPr>
+    </w:lvl>
+  </w:abstractNum>
+  <w:abstractNum w:abstractNumId="6" w15:restartNumberingAfterBreak="0">
+    <w:nsid w:val="4C7F7411"/>
+    <w:multiLevelType w:val="hybridMultilevel"/>
+    <w:tmpl w:val="A67C6376"/>
+    <w:lvl w:ilvl="0" w:tplc="74707674">
+      <w:start w:val="1"/>
+      <w:numFmt w:val="decimal"/>
+      <w:lvlText w:val="%1."/>
+      <w:lvlJc w:val="left"/>
+      <w:pPr>
+        <w:ind w:left="720" w:hanging="360"/>
+      </w:pPr>
+      <w:rPr>
+        <w:rFonts w:ascii="Arial" w:hAnsi="Arial" w:cs="Arial" w:hint="default"/>
+        <w:color w:val="222222"/>
+        <w:sz w:val="20"/>
+      </w:rPr>
+    </w:lvl>
+    <w:lvl w:ilvl="1" w:tplc="08090019" w:tentative="1">
+      <w:start w:val="1"/>
+      <w:numFmt w:val="lowerLetter"/>
+      <w:lvlText w:val="%2."/>
+      <w:lvlJc w:val="left"/>
+      <w:pPr>
+        <w:ind w:left="1440" w:hanging="360"/>
+      </w:pPr>
+    </w:lvl>
+    <w:lvl w:ilvl="2" w:tplc="0809001B" w:tentative="1">
+      <w:start w:val="1"/>
+      <w:numFmt w:val="lowerRoman"/>
+      <w:lvlText w:val="%3."/>
+      <w:lvlJc w:val="right"/>
+      <w:pPr>
+        <w:ind w:left="2160" w:hanging="180"/>
+      </w:pPr>
+    </w:lvl>
+    <w:lvl w:ilvl="3" w:tplc="0809000F" w:tentative="1">
+      <w:start w:val="1"/>
+      <w:numFmt w:val="decimal"/>
+      <w:lvlText w:val="%4."/>
+      <w:lvlJc w:val="left"/>
+      <w:pPr>
+        <w:ind w:left="2880" w:hanging="360"/>
+      </w:pPr>
+    </w:lvl>
+    <w:lvl w:ilvl="4" w:tplc="08090019" w:tentative="1">
+      <w:start w:val="1"/>
+      <w:numFmt w:val="lowerLetter"/>
+      <w:lvlText w:val="%5."/>
+      <w:lvlJc w:val="left"/>
+      <w:pPr>
+        <w:ind w:left="3600" w:hanging="360"/>
+      </w:pPr>
+    </w:lvl>
+    <w:lvl w:ilvl="5" w:tplc="0809001B" w:tentative="1">
+      <w:start w:val="1"/>
+      <w:numFmt w:val="lowerRoman"/>
+      <w:lvlText w:val="%6."/>
+      <w:lvlJc w:val="right"/>
+      <w:pPr>
+        <w:ind w:left="4320" w:hanging="180"/>
+      </w:pPr>
+    </w:lvl>
+    <w:lvl w:ilvl="6" w:tplc="0809000F" w:tentative="1">
+      <w:start w:val="1"/>
+      <w:numFmt w:val="decimal"/>
+      <w:lvlText w:val="%7."/>
+      <w:lvlJc w:val="left"/>
+      <w:pPr>
+        <w:ind w:left="5040" w:hanging="360"/>
+      </w:pPr>
+    </w:lvl>
+    <w:lvl w:ilvl="7" w:tplc="08090019" w:tentative="1">
+      <w:start w:val="1"/>
+      <w:numFmt w:val="lowerLetter"/>
+      <w:lvlText w:val="%8."/>
+      <w:lvlJc w:val="left"/>
+      <w:pPr>
+        <w:ind w:left="5760" w:hanging="360"/>
+      </w:pPr>
+    </w:lvl>
+    <w:lvl w:ilvl="8" w:tplc="0809001B" w:tentative="1">
+      <w:start w:val="1"/>
+      <w:numFmt w:val="lowerRoman"/>
+      <w:lvlText w:val="%9."/>
+      <w:lvlJc w:val="right"/>
+      <w:pPr>
+        <w:ind w:left="6480" w:hanging="180"/>
+      </w:pPr>
+    </w:lvl>
+  </w:abstractNum>
+  <w:abstractNum w:abstractNumId="7" w15:restartNumberingAfterBreak="0">
+    <w:nsid w:val="549633C6"/>
+    <w:multiLevelType w:val="multilevel"/>
+    <w:tmpl w:val="E60E42D8"/>
+    <w:lvl w:ilvl="0">
+      <w:start w:val="1"/>
+      <w:numFmt w:val="bullet"/>
+      <w:lvlText w:val=""/>
+      <w:lvlJc w:val="left"/>
+      <w:pPr>
+        <w:tabs>
+          <w:tab w:val="num" w:pos="720"/>
+        </w:tabs>
+        <w:ind w:left="720" w:hanging="360"/>
+      </w:pPr>
+      <w:rPr>
+        <w:rFonts w:ascii="Symbol" w:hAnsi="Symbol" w:hint="default"/>
+        <w:sz w:val="20"/>
+      </w:rPr>
+    </w:lvl>
+    <w:lvl w:ilvl="1">
+      <w:start w:val="1"/>
+      <w:numFmt w:val="bullet"/>
+      <w:lvlText w:val="o"/>
+      <w:lvlJc w:val="left"/>
+      <w:pPr>
+        <w:tabs>
+          <w:tab w:val="num" w:pos="1440"/>
+        </w:tabs>
+        <w:ind w:left="1440" w:hanging="360"/>
+      </w:pPr>
+      <w:rPr>
+        <w:rFonts w:ascii="Courier New" w:hAnsi="Courier New" w:hint="default"/>
+        <w:sz w:val="20"/>
+      </w:rPr>
+    </w:lvl>
+    <w:lvl w:ilvl="2" w:tentative="1">
+      <w:start w:val="1"/>
+      <w:numFmt w:val="bullet"/>
+      <w:lvlText w:val=""/>
+      <w:lvlJc w:val="left"/>
+      <w:pPr>
+        <w:tabs>
+          <w:tab w:val="num" w:pos="2160"/>
+        </w:tabs>
+        <w:ind w:left="2160" w:hanging="360"/>
+      </w:pPr>
+      <w:rPr>
+        <w:rFonts w:ascii="Wingdings" w:hAnsi="Wingdings" w:hint="default"/>
+        <w:sz w:val="20"/>
+      </w:rPr>
+    </w:lvl>
+    <w:lvl w:ilvl="3" w:tentative="1">
+      <w:start w:val="1"/>
+      <w:numFmt w:val="bullet"/>
+      <w:lvlText w:val=""/>
+      <w:lvlJc w:val="left"/>
+      <w:pPr>
+        <w:tabs>
+          <w:tab w:val="num" w:pos="2880"/>
+        </w:tabs>
+        <w:ind w:left="2880" w:hanging="360"/>
+      </w:pPr>
+      <w:rPr>
+        <w:rFonts w:ascii="Wingdings" w:hAnsi="Wingdings" w:hint="default"/>
+        <w:sz w:val="20"/>
+      </w:rPr>
+    </w:lvl>
+    <w:lvl w:ilvl="4" w:tentative="1">
+      <w:start w:val="1"/>
+      <w:numFmt w:val="bullet"/>
+      <w:lvlText w:val=""/>
+      <w:lvlJc w:val="left"/>
+      <w:pPr>
+        <w:tabs>
+          <w:tab w:val="num" w:pos="3600"/>
+        </w:tabs>
+        <w:ind w:left="3600" w:hanging="360"/>
+      </w:pPr>
+      <w:rPr>
+        <w:rFonts w:ascii="Wingdings" w:hAnsi="Wingdings" w:hint="default"/>
+        <w:sz w:val="20"/>
+      </w:rPr>
+    </w:lvl>
+    <w:lvl w:ilvl="5" w:tentative="1">
+      <w:start w:val="1"/>
+      <w:numFmt w:val="bullet"/>
+      <w:lvlText w:val=""/>
+      <w:lvlJc w:val="left"/>
+      <w:pPr>
+        <w:tabs>
+          <w:tab w:val="num" w:pos="4320"/>
+        </w:tabs>
+        <w:ind w:left="4320" w:hanging="360"/>
+      </w:pPr>
+      <w:rPr>
+        <w:rFonts w:ascii="Wingdings" w:hAnsi="Wingdings" w:hint="default"/>
+        <w:sz w:val="20"/>
+      </w:rPr>
+    </w:lvl>
+    <w:lvl w:ilvl="6" w:tentative="1">
+      <w:start w:val="1"/>
+      <w:numFmt w:val="bullet"/>
+      <w:lvlText w:val=""/>
+      <w:lvlJc w:val="left"/>
+      <w:pPr>
+        <w:tabs>
+          <w:tab w:val="num" w:pos="5040"/>
+        </w:tabs>
+        <w:ind w:left="5040" w:hanging="360"/>
+      </w:pPr>
+      <w:rPr>
+        <w:rFonts w:ascii="Wingdings" w:hAnsi="Wingdings" w:hint="default"/>
+        <w:sz w:val="20"/>
+      </w:rPr>
+    </w:lvl>
+    <w:lvl w:ilvl="7" w:tentative="1">
+      <w:start w:val="1"/>
+      <w:numFmt w:val="bullet"/>
+      <w:lvlText w:val=""/>
+      <w:lvlJc w:val="left"/>
+      <w:pPr>
+        <w:tabs>
+          <w:tab w:val="num" w:pos="5760"/>
+        </w:tabs>
+        <w:ind w:left="5760" w:hanging="360"/>
+      </w:pPr>
+      <w:rPr>
+        <w:rFonts w:ascii="Wingdings" w:hAnsi="Wingdings" w:hint="default"/>
+        <w:sz w:val="20"/>
+      </w:rPr>
+    </w:lvl>
+    <w:lvl w:ilvl="8" w:tentative="1">
+      <w:start w:val="1"/>
+      <w:numFmt w:val="bullet"/>
+      <w:lvlText w:val=""/>
+      <w:lvlJc w:val="left"/>
+      <w:pPr>
+        <w:tabs>
+          <w:tab w:val="num" w:pos="6480"/>
+        </w:tabs>
+        <w:ind w:left="6480" w:hanging="360"/>
+      </w:pPr>
+      <w:rPr>
+        <w:rFonts w:ascii="Wingdings" w:hAnsi="Wingdings" w:hint="default"/>
+        <w:sz w:val="20"/>
+      </w:rPr>
+    </w:lvl>
+  </w:abstractNum>
+  <w:abstractNum w:abstractNumId="8" w15:restartNumberingAfterBreak="0">
+    <w:nsid w:val="57EC4FAC"/>
+    <w:multiLevelType w:val="multilevel"/>
+    <w:tmpl w:val="9DECFA06"/>
+    <w:lvl w:ilvl="0">
+      <w:start w:val="1"/>
+      <w:numFmt w:val="bullet"/>
+      <w:lvlText w:val=""/>
+      <w:lvlJc w:val="left"/>
+      <w:pPr>
+        <w:tabs>
+          <w:tab w:val="num" w:pos="720"/>
+        </w:tabs>
+        <w:ind w:left="720" w:hanging="360"/>
+      </w:pPr>
+      <w:rPr>
+        <w:rFonts w:ascii="Symbol" w:hAnsi="Symbol" w:hint="default"/>
+        <w:sz w:val="20"/>
+      </w:rPr>
+    </w:lvl>
+    <w:lvl w:ilvl="1" w:tentative="1">
+      <w:start w:val="1"/>
+      <w:numFmt w:val="bullet"/>
+      <w:lvlText w:val="o"/>
+      <w:lvlJc w:val="left"/>
+      <w:pPr>
+        <w:tabs>
+          <w:tab w:val="num" w:pos="1440"/>
+        </w:tabs>
+        <w:ind w:left="1440" w:hanging="360"/>
+      </w:pPr>
+      <w:rPr>
+        <w:rFonts w:ascii="Courier New" w:hAnsi="Courier New" w:hint="default"/>
+        <w:sz w:val="20"/>
+      </w:rPr>
+    </w:lvl>
+    <w:lvl w:ilvl="2" w:tentative="1">
+      <w:start w:val="1"/>
+      <w:numFmt w:val="bullet"/>
+      <w:lvlText w:val=""/>
+      <w:lvlJc w:val="left"/>
+      <w:pPr>
+        <w:tabs>
+          <w:tab w:val="num" w:pos="2160"/>
+        </w:tabs>
+        <w:ind w:left="2160" w:hanging="360"/>
+      </w:pPr>
+      <w:rPr>
+        <w:rFonts w:ascii="Wingdings" w:hAnsi="Wingdings" w:hint="default"/>
+        <w:sz w:val="20"/>
+      </w:rPr>
+    </w:lvl>
+    <w:lvl w:ilvl="3" w:tentative="1">
+      <w:start w:val="1"/>
+      <w:numFmt w:val="bullet"/>
+      <w:lvlText w:val=""/>
+      <w:lvlJc w:val="left"/>
+      <w:pPr>
+        <w:tabs>
+          <w:tab w:val="num" w:pos="2880"/>
+        </w:tabs>
+        <w:ind w:left="2880" w:hanging="360"/>
+      </w:pPr>
+      <w:rPr>
+        <w:rFonts w:ascii="Wingdings" w:hAnsi="Wingdings" w:hint="default"/>
+        <w:sz w:val="20"/>
+      </w:rPr>
+    </w:lvl>
+    <w:lvl w:ilvl="4" w:tentative="1">
+      <w:start w:val="1"/>
+      <w:numFmt w:val="bullet"/>
+      <w:lvlText w:val=""/>
+      <w:lvlJc w:val="left"/>
+      <w:pPr>
+        <w:tabs>
+          <w:tab w:val="num" w:pos="3600"/>
+        </w:tabs>
+        <w:ind w:left="3600" w:hanging="360"/>
+      </w:pPr>
+      <w:rPr>
+        <w:rFonts w:ascii="Wingdings" w:hAnsi="Wingdings" w:hint="default"/>
+        <w:sz w:val="20"/>
+      </w:rPr>
+    </w:lvl>
+    <w:lvl w:ilvl="5" w:tentative="1">
+      <w:start w:val="1"/>
+      <w:numFmt w:val="bullet"/>
+      <w:lvlText w:val=""/>
+      <w:lvlJc w:val="left"/>
+      <w:pPr>
+        <w:tabs>
+          <w:tab w:val="num" w:pos="4320"/>
+        </w:tabs>
+        <w:ind w:left="4320" w:hanging="360"/>
+      </w:pPr>
+      <w:rPr>
+        <w:rFonts w:ascii="Wingdings" w:hAnsi="Wingdings" w:hint="default"/>
+        <w:sz w:val="20"/>
+      </w:rPr>
+    </w:lvl>
+    <w:lvl w:ilvl="6" w:tentative="1">
+      <w:start w:val="1"/>
+      <w:numFmt w:val="bullet"/>
+      <w:lvlText w:val=""/>
+      <w:lvlJc w:val="left"/>
+      <w:pPr>
+        <w:tabs>
+          <w:tab w:val="num" w:pos="5040"/>
+        </w:tabs>
+        <w:ind w:left="5040" w:hanging="360"/>
+      </w:pPr>
+      <w:rPr>
+        <w:rFonts w:ascii="Wingdings" w:hAnsi="Wingdings" w:hint="default"/>
+        <w:sz w:val="20"/>
+      </w:rPr>
+    </w:lvl>
+    <w:lvl w:ilvl="7" w:tentative="1">
+      <w:start w:val="1"/>
+      <w:numFmt w:val="bullet"/>
+      <w:lvlText w:val=""/>
+      <w:lvlJc w:val="left"/>
+      <w:pPr>
+        <w:tabs>
+          <w:tab w:val="num" w:pos="5760"/>
+        </w:tabs>
+        <w:ind w:left="5760" w:hanging="360"/>
+      </w:pPr>
+      <w:rPr>
+        <w:rFonts w:ascii="Wingdings" w:hAnsi="Wingdings" w:hint="default"/>
+        <w:sz w:val="20"/>
+      </w:rPr>
+    </w:lvl>
+    <w:lvl w:ilvl="8" w:tentative="1">
+      <w:start w:val="1"/>
+      <w:numFmt w:val="bullet"/>
+      <w:lvlText w:val=""/>
+      <w:lvlJc w:val="left"/>
+      <w:pPr>
+        <w:tabs>
+          <w:tab w:val="num" w:pos="6480"/>
+        </w:tabs>
+        <w:ind w:left="6480" w:hanging="360"/>
+      </w:pPr>
+      <w:rPr>
+        <w:rFonts w:ascii="Wingdings" w:hAnsi="Wingdings" w:hint="default"/>
+        <w:sz w:val="20"/>
+      </w:rPr>
+    </w:lvl>
+  </w:abstractNum>
+  <w:abstractNum w:abstractNumId="9" w15:restartNumberingAfterBreak="0">
     <w:nsid w:val="5B4815F4"/>
     <w:multiLevelType w:val="hybridMultilevel"/>
     <w:tmpl w:val="113A5258"/>
@@ -375,6 +3883,33 @@
     </w:lvl>
   </w:abstractNum>
   <w:num w:numId="1" w16cid:durableId="669794735">
+    <w:abstractNumId w:val="9"/>
+  </w:num>
+  <w:num w:numId="2" w16cid:durableId="1093087549">
+    <w:abstractNumId w:val="8"/>
+  </w:num>
+  <w:num w:numId="3" w16cid:durableId="400569251">
+    <w:abstractNumId w:val="4"/>
+  </w:num>
+  <w:num w:numId="4" w16cid:durableId="1079333056">
+    <w:abstractNumId w:val="3"/>
+  </w:num>
+  <w:num w:numId="5" w16cid:durableId="172498450">
+    <w:abstractNumId w:val="1"/>
+  </w:num>
+  <w:num w:numId="6" w16cid:durableId="1669864536">
+    <w:abstractNumId w:val="7"/>
+  </w:num>
+  <w:num w:numId="7" w16cid:durableId="1976329908">
+    <w:abstractNumId w:val="2"/>
+  </w:num>
+  <w:num w:numId="8" w16cid:durableId="2096824523">
+    <w:abstractNumId w:val="5"/>
+  </w:num>
+  <w:num w:numId="9" w16cid:durableId="1266883329">
+    <w:abstractNumId w:val="6"/>
+  </w:num>
+  <w:num w:numId="10" w16cid:durableId="720635103">
     <w:abstractNumId w:val="0"/>
   </w:num>
 </w:numbering>
@@ -804,7 +4339,6 @@
     <w:next w:val="Normal"/>
     <w:link w:val="Heading2Char"/>
     <w:uiPriority w:val="9"/>
-    <w:semiHidden/>
     <w:unhideWhenUsed/>
     <w:qFormat/>
     <w:rsid w:val="00831E3D"/>
@@ -827,7 +4361,6 @@
     <w:next w:val="Normal"/>
     <w:link w:val="Heading3Char"/>
     <w:uiPriority w:val="9"/>
-    <w:semiHidden/>
     <w:unhideWhenUsed/>
     <w:qFormat/>
     <w:rsid w:val="00831E3D"/>
@@ -850,7 +4383,6 @@
     <w:next w:val="Normal"/>
     <w:link w:val="Heading4Char"/>
     <w:uiPriority w:val="9"/>
-    <w:semiHidden/>
     <w:unhideWhenUsed/>
     <w:qFormat/>
     <w:rsid w:val="00831E3D"/>
@@ -1019,7 +4551,6 @@
     <w:basedOn w:val="DefaultParagraphFont"/>
     <w:link w:val="Heading2"/>
     <w:uiPriority w:val="9"/>
-    <w:semiHidden/>
     <w:rsid w:val="00831E3D"/>
     <w:rPr>
       <w:rFonts w:asciiTheme="majorHAnsi" w:eastAsiaTheme="majorEastAsia" w:hAnsiTheme="majorHAnsi" w:cstheme="majorBidi"/>
@@ -1033,7 +4564,6 @@
     <w:basedOn w:val="DefaultParagraphFont"/>
     <w:link w:val="Heading3"/>
     <w:uiPriority w:val="9"/>
-    <w:semiHidden/>
     <w:rsid w:val="00831E3D"/>
     <w:rPr>
       <w:rFonts w:eastAsiaTheme="majorEastAsia" w:cstheme="majorBidi"/>
@@ -1047,7 +4577,6 @@
     <w:basedOn w:val="DefaultParagraphFont"/>
     <w:link w:val="Heading4"/>
     <w:uiPriority w:val="9"/>
-    <w:semiHidden/>
     <w:rsid w:val="00831E3D"/>
     <w:rPr>
       <w:rFonts w:eastAsiaTheme="majorEastAsia" w:cstheme="majorBidi"/>
@@ -1291,6 +4820,77 @@
       <w:color w:val="0F4761" w:themeColor="accent1" w:themeShade="BF"/>
       <w:spacing w:val="5"/>
     </w:rPr>
+  </w:style>
+  <w:style w:type="paragraph" w:styleId="NormalWeb">
+    <w:name w:val="Normal (Web)"/>
+    <w:basedOn w:val="Normal"/>
+    <w:uiPriority w:val="99"/>
+    <w:semiHidden/>
+    <w:unhideWhenUsed/>
+    <w:rsid w:val="001A22C5"/>
+    <w:pPr>
+      <w:spacing w:before="100" w:beforeAutospacing="1" w:after="100" w:afterAutospacing="1"/>
+    </w:pPr>
+    <w:rPr>
+      <w:rFonts w:ascii="Times New Roman" w:eastAsia="Times New Roman" w:hAnsi="Times New Roman" w:cs="Times New Roman"/>
+      <w:kern w:val="0"/>
+      <w:lang w:eastAsia="en-GB"/>
+      <w14:ligatures w14:val="none"/>
+    </w:rPr>
+  </w:style>
+  <w:style w:type="character" w:styleId="Strong">
+    <w:name w:val="Strong"/>
+    <w:basedOn w:val="DefaultParagraphFont"/>
+    <w:uiPriority w:val="22"/>
+    <w:qFormat/>
+    <w:rsid w:val="001A22C5"/>
+    <w:rPr>
+      <w:b/>
+      <w:bCs/>
+    </w:rPr>
+  </w:style>
+  <w:style w:type="character" w:customStyle="1" w:styleId="apple-converted-space">
+    <w:name w:val="apple-converted-space"/>
+    <w:basedOn w:val="DefaultParagraphFont"/>
+    <w:rsid w:val="001A22C5"/>
+  </w:style>
+  <w:style w:type="paragraph" w:styleId="Bibliography">
+    <w:name w:val="Bibliography"/>
+    <w:basedOn w:val="Normal"/>
+    <w:next w:val="Normal"/>
+    <w:uiPriority w:val="37"/>
+    <w:unhideWhenUsed/>
+    <w:rsid w:val="00DF564B"/>
+  </w:style>
+  <w:style w:type="paragraph" w:customStyle="1" w:styleId="p1">
+    <w:name w:val="p1"/>
+    <w:basedOn w:val="Normal"/>
+    <w:rsid w:val="00FE187C"/>
+    <w:rPr>
+      <w:rFonts w:ascii="Trebuchet MS" w:eastAsia="Times New Roman" w:hAnsi="Trebuchet MS" w:cs="Times New Roman"/>
+      <w:color w:val="141413"/>
+      <w:kern w:val="0"/>
+      <w:sz w:val="14"/>
+      <w:szCs w:val="14"/>
+      <w:lang w:eastAsia="en-GB"/>
+      <w14:ligatures w14:val="none"/>
+    </w:rPr>
+  </w:style>
+  <w:style w:type="character" w:customStyle="1" w:styleId="s1">
+    <w:name w:val="s1"/>
+    <w:basedOn w:val="DefaultParagraphFont"/>
+    <w:rsid w:val="00FE187C"/>
+    <w:rPr>
+      <w:rFonts w:ascii="Times" w:hAnsi="Times" w:hint="default"/>
+      <w:sz w:val="2"/>
+      <w:szCs w:val="2"/>
+    </w:rPr>
+  </w:style>
+  <w:style w:type="paragraph" w:styleId="NoSpacing">
+    <w:name w:val="No Spacing"/>
+    <w:uiPriority w:val="1"/>
+    <w:qFormat/>
+    <w:rsid w:val="00980F25"/>
   </w:style>
 </w:styles>
 </file>
@@ -1588,4 +5188,16 @@
     </a:ext>
   </a:extLst>
 </a:theme>
+</file>
+
+<file path=customXml/item1.xml><?xml version="1.0" encoding="utf-8"?>
+<b:Sources xmlns:b="http://schemas.openxmlformats.org/officeDocument/2006/bibliography" xmlns="http://schemas.openxmlformats.org/officeDocument/2006/bibliography" SelectedStyle="/APASixthEditionOfficeOnline.xsl" StyleName="APA" Version="6"/>
+</file>
+
+<file path=customXml/itemProps1.xml><?xml version="1.0" encoding="utf-8"?>
+<ds:datastoreItem xmlns:ds="http://schemas.openxmlformats.org/officeDocument/2006/customXml" ds:itemID="{EADFC214-474A-CA41-A499-A3105AF9A690}">
+  <ds:schemaRefs>
+    <ds:schemaRef ds:uri="http://schemas.openxmlformats.org/officeDocument/2006/bibliography"/>
+  </ds:schemaRefs>
+</ds:datastoreItem>
 </file>
--- a/Manuscript/Synthetically Controlled Trials in Cancer Research.docx
+++ b/Manuscript/Synthetically Controlled Trials in Cancer Research.docx
@@ -156,10 +156,7 @@
         <w:t xml:space="preserve">often </w:t>
       </w:r>
       <w:r>
-        <w:t>relaxed, either by design or necessity.</w:t>
-      </w:r>
-      <w:r>
-        <w:t xml:space="preserve">  </w:t>
+        <w:t xml:space="preserve">relaxed, either by design or necessity.  </w:t>
       </w:r>
     </w:p>
     <w:p/>
@@ -174,13 +171,7 @@
         <w:t>.</w:t>
       </w:r>
       <w:r>
-        <w:t xml:space="preserve">  </w:t>
-      </w:r>
-      <w:r>
-        <w:t>Often in these settings single arm trials are used but without a comparator it is difficult to provide any</w:t>
-      </w:r>
-      <w:r>
-        <w:t xml:space="preserve"> reliable estimate of efficacy.</w:t>
+        <w:t xml:space="preserve">  Often in these settings single arm trials are used but without a comparator it is difficult to provide any reliable estimate of efficacy.</w:t>
       </w:r>
     </w:p>
     <w:p/>
@@ -638,73 +629,67 @@
         <w:rPr>
           <w:lang w:eastAsia="en-GB"/>
         </w:rPr>
-        <w:t xml:space="preserve">introduced the use of parametric models as a form of </w:t>
+        <w:t>introduced the use of parametric models as a form of personalised synthetic controls</w:t>
       </w:r>
       <w:r>
         <w:rPr>
           <w:lang w:eastAsia="en-GB"/>
         </w:rPr>
-        <w:t>personalised synthetic controls</w:t>
+        <w:t xml:space="preserve">.  Here predictions from some parametric model provide counter factual evidence against which observed outcomes can be compared. </w:t>
       </w:r>
       <w:r>
         <w:rPr>
           <w:lang w:eastAsia="en-GB"/>
         </w:rPr>
-        <w:t xml:space="preserve">.  Here predictions from some parametric model provide counter factual evidence against which observed outcomes can be compared. </w:t>
-      </w:r>
+        <w:t xml:space="preserve">The use and evaluation of counter factual models </w:t>
+      </w:r>
+      <w:proofErr w:type="gramStart"/>
       <w:r>
         <w:rPr>
           <w:lang w:eastAsia="en-GB"/>
         </w:rPr>
-        <w:t xml:space="preserve">The use and evaluation of counter factual models </w:t>
+        <w:t>has</w:t>
+      </w:r>
+      <w:proofErr w:type="gramEnd"/>
+      <w:r>
+        <w:rPr>
+          <w:lang w:eastAsia="en-GB"/>
+        </w:rPr>
+        <w:t xml:space="preserve"> been further explored by Boyer et al. [</w:t>
+      </w:r>
+      <w:r>
+        <w:rPr>
+          <w:lang w:eastAsia="en-GB"/>
+        </w:rPr>
+        <w:t>18</w:t>
+      </w:r>
+      <w:r>
+        <w:rPr>
+          <w:lang w:eastAsia="en-GB"/>
+        </w:rPr>
+        <w:t>].</w:t>
+      </w:r>
+    </w:p>
+    <w:p>
+      <w:pPr>
+        <w:rPr>
+          <w:lang w:eastAsia="en-GB"/>
+        </w:rPr>
+      </w:pPr>
+    </w:p>
+    <w:p>
+      <w:r>
+        <w:t xml:space="preserve">Synthetic Controls form a natural basis for incorporating external evidence into </w:t>
+      </w:r>
+      <w:r>
+        <w:t xml:space="preserve">prospective clinical </w:t>
       </w:r>
       <w:proofErr w:type="gramStart"/>
       <w:r>
-        <w:rPr>
-          <w:lang w:eastAsia="en-GB"/>
-        </w:rPr>
-        <w:t>has</w:t>
+        <w:t>trials</w:t>
       </w:r>
       <w:proofErr w:type="gramEnd"/>
       <w:r>
-        <w:rPr>
-          <w:lang w:eastAsia="en-GB"/>
-        </w:rPr>
-        <w:t xml:space="preserve"> been further explored by Boyer et al. [</w:t>
-      </w:r>
-      <w:r>
-        <w:rPr>
-          <w:lang w:eastAsia="en-GB"/>
-        </w:rPr>
-        <w:t>18</w:t>
-      </w:r>
-      <w:r>
-        <w:rPr>
-          <w:lang w:eastAsia="en-GB"/>
-        </w:rPr>
-        <w:t>].</w:t>
-      </w:r>
-    </w:p>
-    <w:p>
-      <w:pPr>
-        <w:rPr>
-          <w:lang w:eastAsia="en-GB"/>
-        </w:rPr>
-      </w:pPr>
-    </w:p>
-    <w:p>
-      <w:r>
-        <w:t xml:space="preserve">Synthetic Controls form a natural basis for incorporating external evidence into </w:t>
-      </w:r>
-      <w:r>
-        <w:t xml:space="preserve">prospective clinical </w:t>
-      </w:r>
-      <w:proofErr w:type="gramStart"/>
-      <w:r>
-        <w:t>trials</w:t>
-      </w:r>
-      <w:proofErr w:type="gramEnd"/>
-      <w:r>
         <w:t xml:space="preserve"> but their application remains challenging. </w:t>
       </w:r>
       <w:r>
@@ -722,13 +707,7 @@
         <w:t xml:space="preserve">here </w:t>
       </w:r>
       <w:r>
-        <w:t>we explore t</w:t>
-      </w:r>
-      <w:r>
-        <w:t xml:space="preserve">he use of Synthetic controls </w:t>
-      </w:r>
-      <w:r>
-        <w:t>as a tool for prospective trial design</w:t>
+        <w:t>we explore the use of Synthetic controls as a tool for prospective trial design</w:t>
       </w:r>
       <w:r>
         <w:t>, consider the</w:t>
@@ -775,31 +754,1199 @@
     <w:p/>
     <w:p/>
     <w:p/>
+    <w:p>
+      <w:pPr>
+        <w:rPr>
+          <w:rFonts w:asciiTheme="majorHAnsi" w:eastAsiaTheme="majorEastAsia" w:hAnsiTheme="majorHAnsi" w:cstheme="majorBidi"/>
+          <w:color w:val="0F4761" w:themeColor="accent1" w:themeShade="BF"/>
+          <w:sz w:val="40"/>
+          <w:szCs w:val="40"/>
+        </w:rPr>
+      </w:pPr>
+      <w:r>
+        <w:br w:type="page"/>
+      </w:r>
+    </w:p>
+    <w:p>
+      <w:pPr>
+        <w:pStyle w:val="Heading1"/>
+      </w:pPr>
+      <w:r>
+        <w:lastRenderedPageBreak/>
+        <w:t>Methods</w:t>
+      </w:r>
+    </w:p>
     <w:p/>
     <w:p>
-      <w:pPr>
-        <w:pStyle w:val="Heading1"/>
-      </w:pPr>
-      <w:r>
-        <w:t>Methods</w:t>
+      <w:r>
+        <w:t>Consider the design of an early phase study with the aim of estimating the comparative efficacy of some experimental treatment against some standard of care.   Define data in form of patient outcomes Y and covariates X.  We use a potential outcomes notation and define Y(0) as the outcome for the standard of care and Y(1) as the outcome for the experimental treatment.</w:t>
       </w:r>
     </w:p>
     <w:p/>
     <w:p>
       <w:r>
-        <w:t>Causal Inference – estimation of average treatment effect</w:t>
+        <w:t xml:space="preserve">At an individual level we define the target efficacy parameter as </w:t>
       </w:r>
     </w:p>
     <w:p/>
     <w:p>
-      <w:r>
-        <w:t>Definition of efficacy using synthetic controls and personalised synthetic Controls</w:t>
+      <w:pPr>
+        <w:rPr>
+          <w:rFonts w:eastAsiaTheme="minorEastAsia"/>
+        </w:rPr>
+      </w:pPr>
+      <m:oMathPara>
+        <m:oMath>
+          <m:sSub>
+            <m:sSubPr>
+              <m:ctrlPr>
+                <w:rPr>
+                  <w:rFonts w:ascii="Cambria Math" w:hAnsi="Cambria Math"/>
+                  <w:i/>
+                </w:rPr>
+              </m:ctrlPr>
+            </m:sSubPr>
+            <m:e>
+              <m:r>
+                <w:rPr>
+                  <w:rFonts w:ascii="Cambria Math" w:hAnsi="Cambria Math"/>
+                </w:rPr>
+                <m:t>τ</m:t>
+              </m:r>
+            </m:e>
+            <m:sub>
+              <m:r>
+                <w:rPr>
+                  <w:rFonts w:ascii="Cambria Math" w:hAnsi="Cambria Math"/>
+                </w:rPr>
+                <m:t>i</m:t>
+              </m:r>
+            </m:sub>
+          </m:sSub>
+          <m:r>
+            <w:rPr>
+              <w:rFonts w:ascii="Cambria Math" w:hAnsi="Cambria Math"/>
+            </w:rPr>
+            <m:t>=</m:t>
+          </m:r>
+          <m:sSub>
+            <m:sSubPr>
+              <m:ctrlPr>
+                <w:rPr>
+                  <w:rFonts w:ascii="Cambria Math" w:hAnsi="Cambria Math"/>
+                  <w:i/>
+                </w:rPr>
+              </m:ctrlPr>
+            </m:sSubPr>
+            <m:e>
+              <m:r>
+                <w:rPr>
+                  <w:rFonts w:ascii="Cambria Math" w:hAnsi="Cambria Math"/>
+                </w:rPr>
+                <m:t>Y</m:t>
+              </m:r>
+            </m:e>
+            <m:sub>
+              <m:r>
+                <w:rPr>
+                  <w:rFonts w:ascii="Cambria Math" w:hAnsi="Cambria Math"/>
+                </w:rPr>
+                <m:t>i</m:t>
+              </m:r>
+            </m:sub>
+          </m:sSub>
+          <m:d>
+            <m:dPr>
+              <m:ctrlPr>
+                <w:rPr>
+                  <w:rFonts w:ascii="Cambria Math" w:hAnsi="Cambria Math"/>
+                  <w:i/>
+                </w:rPr>
+              </m:ctrlPr>
+            </m:dPr>
+            <m:e>
+              <m:r>
+                <w:rPr>
+                  <w:rFonts w:ascii="Cambria Math" w:hAnsi="Cambria Math"/>
+                </w:rPr>
+                <m:t>1</m:t>
+              </m:r>
+            </m:e>
+          </m:d>
+          <m:r>
+            <w:rPr>
+              <w:rFonts w:ascii="Cambria Math" w:hAnsi="Cambria Math"/>
+            </w:rPr>
+            <m:t xml:space="preserve">- </m:t>
+          </m:r>
+          <m:sSub>
+            <m:sSubPr>
+              <m:ctrlPr>
+                <w:rPr>
+                  <w:rFonts w:ascii="Cambria Math" w:hAnsi="Cambria Math"/>
+                  <w:i/>
+                </w:rPr>
+              </m:ctrlPr>
+            </m:sSubPr>
+            <m:e>
+              <m:r>
+                <w:rPr>
+                  <w:rFonts w:ascii="Cambria Math" w:hAnsi="Cambria Math"/>
+                </w:rPr>
+                <m:t>Y</m:t>
+              </m:r>
+            </m:e>
+            <m:sub>
+              <m:r>
+                <w:rPr>
+                  <w:rFonts w:ascii="Cambria Math" w:hAnsi="Cambria Math"/>
+                </w:rPr>
+                <m:t>i</m:t>
+              </m:r>
+            </m:sub>
+          </m:sSub>
+          <m:r>
+            <w:rPr>
+              <w:rFonts w:ascii="Cambria Math" w:hAnsi="Cambria Math"/>
+            </w:rPr>
+            <m:t>(</m:t>
+          </m:r>
+          <m:r>
+            <w:rPr>
+              <w:rFonts w:ascii="Cambria Math" w:hAnsi="Cambria Math"/>
+            </w:rPr>
+            <m:t>0</m:t>
+          </m:r>
+          <m:r>
+            <w:rPr>
+              <w:rFonts w:ascii="Cambria Math" w:hAnsi="Cambria Math"/>
+            </w:rPr>
+            <m:t>)</m:t>
+          </m:r>
+        </m:oMath>
+      </m:oMathPara>
+    </w:p>
+    <w:p>
+      <w:pPr>
+        <w:rPr>
+          <w:rFonts w:eastAsiaTheme="minorEastAsia"/>
+        </w:rPr>
+      </w:pPr>
+    </w:p>
+    <w:p>
+      <w:pPr>
+        <w:rPr>
+          <w:rFonts w:eastAsiaTheme="minorEastAsia"/>
+        </w:rPr>
+      </w:pPr>
+      <w:r>
+        <w:rPr>
+          <w:rFonts w:eastAsiaTheme="minorEastAsia"/>
+        </w:rPr>
+        <w:t xml:space="preserve">Here inference requires observation of patient outcomes under both experimental conditions which is not possible.  Inference then depends on the Average Treatment </w:t>
+      </w:r>
+    </w:p>
+    <w:p>
+      <w:pPr>
+        <w:rPr>
+          <w:rFonts w:eastAsiaTheme="minorEastAsia"/>
+        </w:rPr>
+      </w:pPr>
+      <w:r>
+        <w:rPr>
+          <w:rFonts w:eastAsiaTheme="minorEastAsia"/>
+        </w:rPr>
+        <w:t>Effect (ATE)</w:t>
+      </w:r>
+      <w:r>
+        <w:rPr>
+          <w:rFonts w:eastAsiaTheme="minorEastAsia"/>
+        </w:rPr>
+        <w:t xml:space="preserve"> </w:t>
+      </w:r>
+    </w:p>
+    <w:p>
+      <w:pPr>
+        <w:rPr>
+          <w:rFonts w:eastAsiaTheme="minorEastAsia"/>
+        </w:rPr>
+      </w:pPr>
+    </w:p>
+    <w:p>
+      <w:pPr>
+        <w:rPr>
+          <w:rFonts w:eastAsiaTheme="minorEastAsia"/>
+        </w:rPr>
+      </w:pPr>
+      <m:oMathPara>
+        <m:oMath>
+          <m:r>
+            <w:rPr>
+              <w:rFonts w:ascii="Cambria Math" w:hAnsi="Cambria Math"/>
+            </w:rPr>
+            <m:t>ATE=E[Y</m:t>
+          </m:r>
+          <m:d>
+            <m:dPr>
+              <m:ctrlPr>
+                <w:rPr>
+                  <w:rFonts w:ascii="Cambria Math" w:hAnsi="Cambria Math"/>
+                  <w:i/>
+                </w:rPr>
+              </m:ctrlPr>
+            </m:dPr>
+            <m:e>
+              <m:r>
+                <w:rPr>
+                  <w:rFonts w:ascii="Cambria Math" w:hAnsi="Cambria Math"/>
+                </w:rPr>
+                <m:t>1</m:t>
+              </m:r>
+            </m:e>
+          </m:d>
+          <m:r>
+            <w:rPr>
+              <w:rFonts w:ascii="Cambria Math" w:hAnsi="Cambria Math"/>
+            </w:rPr>
+            <m:t>]- E[Y</m:t>
+          </m:r>
+          <m:d>
+            <m:dPr>
+              <m:ctrlPr>
+                <w:rPr>
+                  <w:rFonts w:ascii="Cambria Math" w:hAnsi="Cambria Math"/>
+                  <w:i/>
+                </w:rPr>
+              </m:ctrlPr>
+            </m:dPr>
+            <m:e>
+              <m:r>
+                <w:rPr>
+                  <w:rFonts w:ascii="Cambria Math" w:hAnsi="Cambria Math"/>
+                </w:rPr>
+                <m:t>0</m:t>
+              </m:r>
+            </m:e>
+          </m:d>
+          <m:r>
+            <w:rPr>
+              <w:rFonts w:ascii="Cambria Math" w:hAnsi="Cambria Math"/>
+            </w:rPr>
+            <m:t>]</m:t>
+          </m:r>
+        </m:oMath>
+      </m:oMathPara>
+    </w:p>
+    <w:p>
+      <w:pPr>
+        <w:rPr>
+          <w:rFonts w:eastAsiaTheme="minorEastAsia"/>
+        </w:rPr>
+      </w:pPr>
+    </w:p>
+    <w:p>
+      <w:r>
+        <w:rPr>
+          <w:rFonts w:eastAsiaTheme="minorEastAsia"/>
+        </w:rPr>
+        <w:t xml:space="preserve">Where the outcome will </w:t>
+      </w:r>
+      <w:proofErr w:type="spellStart"/>
+      <w:r>
+        <w:rPr>
+          <w:rFonts w:eastAsiaTheme="minorEastAsia"/>
+        </w:rPr>
+        <w:t>expliclty</w:t>
+      </w:r>
+      <w:proofErr w:type="spellEnd"/>
+      <w:r>
+        <w:rPr>
+          <w:rFonts w:eastAsiaTheme="minorEastAsia"/>
+        </w:rPr>
+        <w:t xml:space="preserve"> depends on patient characteristic as well as treatment effects we focus on the Conditional Average Treatment Effect (CATE).</w:t>
       </w:r>
     </w:p>
     <w:p/>
     <w:p>
-      <w:r>
-        <w:t>Average treatment effect against personalised ‘adjustment’</w:t>
+      <w:pPr>
+        <w:rPr>
+          <w:rFonts w:eastAsiaTheme="minorEastAsia"/>
+        </w:rPr>
+      </w:pPr>
+      <m:oMathPara>
+        <m:oMath>
+          <m:r>
+            <w:rPr>
+              <w:rFonts w:ascii="Cambria Math" w:hAnsi="Cambria Math"/>
+            </w:rPr>
+            <m:t>C</m:t>
+          </m:r>
+          <m:r>
+            <w:rPr>
+              <w:rFonts w:ascii="Cambria Math" w:hAnsi="Cambria Math"/>
+            </w:rPr>
+            <m:t>ATE</m:t>
+          </m:r>
+          <m:r>
+            <w:rPr>
+              <w:rFonts w:ascii="Cambria Math" w:hAnsi="Cambria Math"/>
+            </w:rPr>
+            <m:t>=</m:t>
+          </m:r>
+          <m:r>
+            <w:rPr>
+              <w:rFonts w:ascii="Cambria Math" w:hAnsi="Cambria Math"/>
+            </w:rPr>
+            <m:t>E[Y</m:t>
+          </m:r>
+          <m:d>
+            <m:dPr>
+              <m:ctrlPr>
+                <w:rPr>
+                  <w:rFonts w:ascii="Cambria Math" w:hAnsi="Cambria Math"/>
+                  <w:i/>
+                </w:rPr>
+              </m:ctrlPr>
+            </m:dPr>
+            <m:e>
+              <m:r>
+                <w:rPr>
+                  <w:rFonts w:ascii="Cambria Math" w:hAnsi="Cambria Math"/>
+                </w:rPr>
+                <m:t>1</m:t>
+              </m:r>
+            </m:e>
+          </m:d>
+          <m:r>
+            <w:rPr>
+              <w:rFonts w:ascii="Cambria Math" w:hAnsi="Cambria Math"/>
+            </w:rPr>
+            <m:t>|X</m:t>
+          </m:r>
+          <m:r>
+            <w:rPr>
+              <w:rFonts w:ascii="Cambria Math" w:hAnsi="Cambria Math"/>
+            </w:rPr>
+            <m:t>]</m:t>
+          </m:r>
+          <m:r>
+            <w:rPr>
+              <w:rFonts w:ascii="Cambria Math" w:hAnsi="Cambria Math"/>
+            </w:rPr>
+            <m:t xml:space="preserve">- </m:t>
+          </m:r>
+          <m:r>
+            <w:rPr>
+              <w:rFonts w:ascii="Cambria Math" w:hAnsi="Cambria Math"/>
+            </w:rPr>
+            <m:t>E[Y</m:t>
+          </m:r>
+          <m:d>
+            <m:dPr>
+              <m:ctrlPr>
+                <w:rPr>
+                  <w:rFonts w:ascii="Cambria Math" w:hAnsi="Cambria Math"/>
+                  <w:i/>
+                </w:rPr>
+              </m:ctrlPr>
+            </m:dPr>
+            <m:e>
+              <m:r>
+                <w:rPr>
+                  <w:rFonts w:ascii="Cambria Math" w:hAnsi="Cambria Math"/>
+                </w:rPr>
+                <m:t>0</m:t>
+              </m:r>
+            </m:e>
+          </m:d>
+          <m:r>
+            <w:rPr>
+              <w:rFonts w:ascii="Cambria Math" w:hAnsi="Cambria Math"/>
+            </w:rPr>
+            <m:t>|X</m:t>
+          </m:r>
+          <m:r>
+            <w:rPr>
+              <w:rFonts w:ascii="Cambria Math" w:hAnsi="Cambria Math"/>
+            </w:rPr>
+            <m:t>]</m:t>
+          </m:r>
+        </m:oMath>
+      </m:oMathPara>
+    </w:p>
+    <w:p/>
+    <w:p>
+      <w:r>
+        <w:t xml:space="preserve">To claim a causal effect there are assumptions of Exchangeability  and the Stable Unit Treatment Value Assumption (SUTVA).  </w:t>
+      </w:r>
+      <w:r>
+        <w:t xml:space="preserve">  </w:t>
+      </w:r>
+      <w:r>
+        <w:t xml:space="preserve"> </w:t>
+      </w:r>
+      <w:r>
+        <w:t>For prospective trial design, a</w:t>
+      </w:r>
+      <w:r>
+        <w:t xml:space="preserve">ssume at the onset that information on the experimental arm is obtained from the trial but that information on the control arm exists prior to the conception of the study.  </w:t>
+      </w:r>
+      <w:r>
+        <w:t xml:space="preserve"> </w:t>
+      </w:r>
+      <w:r>
+        <w:t>For synthetically controlled trials only the experimental treatments outcomes are observed and outcomes for the control group are estimated, we therefore amend to:</w:t>
+      </w:r>
+    </w:p>
+    <w:p>
+      <w:r>
+        <w:t xml:space="preserve"> </w:t>
+      </w:r>
+    </w:p>
+    <w:p>
+      <m:oMathPara>
+        <m:oMath>
+          <m:r>
+            <w:rPr>
+              <w:rFonts w:ascii="Cambria Math" w:hAnsi="Cambria Math"/>
+            </w:rPr>
+            <m:t>ATE=E[Y</m:t>
+          </m:r>
+          <m:d>
+            <m:dPr>
+              <m:ctrlPr>
+                <w:rPr>
+                  <w:rFonts w:ascii="Cambria Math" w:hAnsi="Cambria Math"/>
+                  <w:i/>
+                </w:rPr>
+              </m:ctrlPr>
+            </m:dPr>
+            <m:e>
+              <m:r>
+                <w:rPr>
+                  <w:rFonts w:ascii="Cambria Math" w:hAnsi="Cambria Math"/>
+                </w:rPr>
+                <m:t>1</m:t>
+              </m:r>
+            </m:e>
+          </m:d>
+          <m:r>
+            <w:rPr>
+              <w:rFonts w:ascii="Cambria Math" w:hAnsi="Cambria Math"/>
+            </w:rPr>
+            <m:t>]- E[</m:t>
+          </m:r>
+          <m:acc>
+            <m:accPr>
+              <m:ctrlPr>
+                <w:rPr>
+                  <w:rFonts w:ascii="Cambria Math" w:hAnsi="Cambria Math"/>
+                  <w:i/>
+                </w:rPr>
+              </m:ctrlPr>
+            </m:accPr>
+            <m:e>
+              <m:r>
+                <w:rPr>
+                  <w:rFonts w:ascii="Cambria Math" w:hAnsi="Cambria Math"/>
+                </w:rPr>
+                <m:t>Y</m:t>
+              </m:r>
+              <m:d>
+                <m:dPr>
+                  <m:ctrlPr>
+                    <w:rPr>
+                      <w:rFonts w:ascii="Cambria Math" w:hAnsi="Cambria Math"/>
+                      <w:i/>
+                    </w:rPr>
+                  </m:ctrlPr>
+                </m:dPr>
+                <m:e>
+                  <m:r>
+                    <w:rPr>
+                      <w:rFonts w:ascii="Cambria Math" w:hAnsi="Cambria Math"/>
+                    </w:rPr>
+                    <m:t>0</m:t>
+                  </m:r>
+                </m:e>
+              </m:d>
+            </m:e>
+          </m:acc>
+          <m:r>
+            <w:rPr>
+              <w:rFonts w:ascii="Cambria Math" w:hAnsi="Cambria Math"/>
+            </w:rPr>
+            <m:t>]</m:t>
+          </m:r>
+        </m:oMath>
+      </m:oMathPara>
+    </w:p>
+    <w:p/>
+    <w:p>
+      <w:r>
+        <w:t>We explore two possibilities, population averaged and personalised synthetic controls.</w:t>
+      </w:r>
+      <w:r>
+        <w:t xml:space="preserve"> </w:t>
+      </w:r>
+      <w:r>
+        <w:t>Using population averages synthetic controls</w:t>
+      </w:r>
+      <w:r>
+        <w:t>.  For both approaches we assume previous data in the form of baseline covariates X</w:t>
+      </w:r>
+      <w:r>
+        <w:rPr>
+          <w:vertAlign w:val="subscript"/>
+        </w:rPr>
+        <w:t>SC</w:t>
+      </w:r>
+      <w:r>
+        <w:t xml:space="preserve"> and outcomes Y</w:t>
+      </w:r>
+      <w:r>
+        <w:rPr>
+          <w:vertAlign w:val="subscript"/>
+        </w:rPr>
+        <w:t>SC</w:t>
+      </w:r>
+      <w:r>
+        <w:t>(0)</w:t>
+      </w:r>
+      <w:r>
+        <w:t>.</w:t>
+      </w:r>
+    </w:p>
+    <w:p/>
+    <w:p>
+      <w:r>
+        <w:t>For population averages synthetic controls,</w:t>
+      </w:r>
+      <w:r>
+        <w:t xml:space="preserve"> </w:t>
+      </w:r>
+      <w:r>
+        <w:t>we generate an expect</w:t>
+      </w:r>
+      <w:r>
+        <w:t>e</w:t>
+      </w:r>
+      <w:r>
+        <w:t>d outcome based on a convex set of weights such that</w:t>
+      </w:r>
+    </w:p>
+    <w:p/>
+    <w:p>
+      <w:pPr>
+        <w:rPr>
+          <w:rFonts w:eastAsiaTheme="minorEastAsia"/>
+        </w:rPr>
+      </w:pPr>
+      <m:oMathPara>
+        <m:oMath>
+          <m:r>
+            <w:rPr>
+              <w:rFonts w:ascii="Cambria Math" w:hAnsi="Cambria Math"/>
+            </w:rPr>
+            <m:t>E</m:t>
+          </m:r>
+          <m:d>
+            <m:dPr>
+              <m:begChr m:val="["/>
+              <m:endChr m:val="]"/>
+              <m:ctrlPr>
+                <w:rPr>
+                  <w:rFonts w:ascii="Cambria Math" w:hAnsi="Cambria Math"/>
+                  <w:i/>
+                </w:rPr>
+              </m:ctrlPr>
+            </m:dPr>
+            <m:e>
+              <m:acc>
+                <m:accPr>
+                  <m:ctrlPr>
+                    <w:rPr>
+                      <w:rFonts w:ascii="Cambria Math" w:hAnsi="Cambria Math"/>
+                      <w:i/>
+                    </w:rPr>
+                  </m:ctrlPr>
+                </m:accPr>
+                <m:e>
+                  <m:r>
+                    <w:rPr>
+                      <w:rFonts w:ascii="Cambria Math" w:hAnsi="Cambria Math"/>
+                    </w:rPr>
+                    <m:t>Y</m:t>
+                  </m:r>
+                  <m:d>
+                    <m:dPr>
+                      <m:ctrlPr>
+                        <w:rPr>
+                          <w:rFonts w:ascii="Cambria Math" w:hAnsi="Cambria Math"/>
+                          <w:i/>
+                        </w:rPr>
+                      </m:ctrlPr>
+                    </m:dPr>
+                    <m:e>
+                      <m:r>
+                        <w:rPr>
+                          <w:rFonts w:ascii="Cambria Math" w:hAnsi="Cambria Math"/>
+                        </w:rPr>
+                        <m:t>0</m:t>
+                      </m:r>
+                    </m:e>
+                  </m:d>
+                </m:e>
+              </m:acc>
+            </m:e>
+          </m:d>
+          <m:r>
+            <w:rPr>
+              <w:rFonts w:ascii="Cambria Math" w:hAnsi="Cambria Math"/>
+            </w:rPr>
+            <m:t xml:space="preserve">= </m:t>
+          </m:r>
+          <m:r>
+            <w:rPr>
+              <w:rFonts w:ascii="Cambria Math" w:eastAsiaTheme="minorEastAsia" w:hAnsi="Cambria Math"/>
+            </w:rPr>
+            <m:t>E[w</m:t>
+          </m:r>
+          <m:sSub>
+            <m:sSubPr>
+              <m:ctrlPr>
+                <w:rPr>
+                  <w:rFonts w:ascii="Cambria Math" w:eastAsiaTheme="minorEastAsia" w:hAnsi="Cambria Math"/>
+                  <w:i/>
+                </w:rPr>
+              </m:ctrlPr>
+            </m:sSubPr>
+            <m:e>
+              <m:r>
+                <w:rPr>
+                  <w:rFonts w:ascii="Cambria Math" w:eastAsiaTheme="minorEastAsia" w:hAnsi="Cambria Math"/>
+                </w:rPr>
+                <m:t>Y</m:t>
+              </m:r>
+            </m:e>
+            <m:sub>
+              <m:r>
+                <w:rPr>
+                  <w:rFonts w:ascii="Cambria Math" w:eastAsiaTheme="minorEastAsia" w:hAnsi="Cambria Math"/>
+                </w:rPr>
+                <m:t>SC</m:t>
+              </m:r>
+            </m:sub>
+          </m:sSub>
+          <m:d>
+            <m:dPr>
+              <m:ctrlPr>
+                <w:rPr>
+                  <w:rFonts w:ascii="Cambria Math" w:eastAsiaTheme="minorEastAsia" w:hAnsi="Cambria Math"/>
+                  <w:i/>
+                </w:rPr>
+              </m:ctrlPr>
+            </m:dPr>
+            <m:e>
+              <m:r>
+                <w:rPr>
+                  <w:rFonts w:ascii="Cambria Math" w:eastAsiaTheme="minorEastAsia" w:hAnsi="Cambria Math"/>
+                </w:rPr>
+                <m:t>0</m:t>
+              </m:r>
+            </m:e>
+          </m:d>
+          <m:r>
+            <w:rPr>
+              <w:rFonts w:ascii="Cambria Math" w:eastAsiaTheme="minorEastAsia" w:hAnsi="Cambria Math"/>
+            </w:rPr>
+            <m:t>]</m:t>
+          </m:r>
+        </m:oMath>
+      </m:oMathPara>
+    </w:p>
+    <w:p>
+      <w:pPr>
+        <w:rPr>
+          <w:rFonts w:eastAsiaTheme="minorEastAsia"/>
+        </w:rPr>
+      </w:pPr>
+    </w:p>
+    <w:p>
+      <w:pPr>
+        <w:rPr>
+          <w:rFonts w:eastAsiaTheme="minorEastAsia"/>
+        </w:rPr>
+      </w:pPr>
+      <w:r>
+        <w:rPr>
+          <w:rFonts w:eastAsiaTheme="minorEastAsia"/>
+        </w:rPr>
+        <w:t>Where w is a vector of weights which are developed</w:t>
+      </w:r>
+      <w:r>
+        <w:rPr>
+          <w:rFonts w:eastAsiaTheme="minorEastAsia"/>
+        </w:rPr>
+        <w:t xml:space="preserve"> </w:t>
+      </w:r>
+      <w:r>
+        <w:rPr>
+          <w:rFonts w:eastAsiaTheme="minorEastAsia"/>
+        </w:rPr>
+        <w:t>so that the distribution of covariates X</w:t>
+      </w:r>
+      <w:r>
+        <w:rPr>
+          <w:rFonts w:eastAsiaTheme="minorEastAsia"/>
+          <w:vertAlign w:val="subscript"/>
+        </w:rPr>
+        <w:t>SC</w:t>
+      </w:r>
+      <w:r>
+        <w:rPr>
+          <w:rFonts w:eastAsiaTheme="minorEastAsia"/>
+        </w:rPr>
+        <w:t xml:space="preserve"> approximates those observed in the prospective trial X.  </w:t>
+      </w:r>
+      <w:r>
+        <w:rPr>
+          <w:rFonts w:eastAsiaTheme="minorEastAsia"/>
+        </w:rPr>
+        <w:t xml:space="preserve">  Personalised synthetic controls act by using the control data to generate a model based on the covariates X</w:t>
+      </w:r>
+      <w:r>
+        <w:rPr>
+          <w:rFonts w:eastAsiaTheme="minorEastAsia"/>
+        </w:rPr>
+        <w:t>.  This is then used to estimate the control outcome for each patient</w:t>
+      </w:r>
+    </w:p>
+    <w:p>
+      <w:pPr>
+        <w:rPr>
+          <w:rFonts w:eastAsiaTheme="minorEastAsia"/>
+        </w:rPr>
+      </w:pPr>
+    </w:p>
+    <w:p>
+      <w:pPr>
+        <w:rPr>
+          <w:rFonts w:eastAsiaTheme="minorEastAsia"/>
+        </w:rPr>
+      </w:pPr>
+      <m:oMathPara>
+        <m:oMath>
+          <m:acc>
+            <m:accPr>
+              <m:ctrlPr>
+                <w:rPr>
+                  <w:rFonts w:ascii="Cambria Math" w:eastAsiaTheme="minorEastAsia" w:hAnsi="Cambria Math"/>
+                  <w:i/>
+                </w:rPr>
+              </m:ctrlPr>
+            </m:accPr>
+            <m:e>
+              <m:sSub>
+                <m:sSubPr>
+                  <m:ctrlPr>
+                    <w:rPr>
+                      <w:rFonts w:ascii="Cambria Math" w:eastAsiaTheme="minorEastAsia" w:hAnsi="Cambria Math"/>
+                      <w:i/>
+                    </w:rPr>
+                  </m:ctrlPr>
+                </m:sSubPr>
+                <m:e>
+                  <m:r>
+                    <w:rPr>
+                      <w:rFonts w:ascii="Cambria Math" w:eastAsiaTheme="minorEastAsia" w:hAnsi="Cambria Math"/>
+                    </w:rPr>
+                    <m:t>Y</m:t>
+                  </m:r>
+                </m:e>
+                <m:sub>
+                  <m:r>
+                    <w:rPr>
+                      <w:rFonts w:ascii="Cambria Math" w:eastAsiaTheme="minorEastAsia" w:hAnsi="Cambria Math"/>
+                    </w:rPr>
+                    <m:t>i</m:t>
+                  </m:r>
+                </m:sub>
+              </m:sSub>
+            </m:e>
+          </m:acc>
+          <m:d>
+            <m:dPr>
+              <m:ctrlPr>
+                <w:rPr>
+                  <w:rFonts w:ascii="Cambria Math" w:eastAsiaTheme="minorEastAsia" w:hAnsi="Cambria Math"/>
+                  <w:i/>
+                </w:rPr>
+              </m:ctrlPr>
+            </m:dPr>
+            <m:e>
+              <m:r>
+                <w:rPr>
+                  <w:rFonts w:ascii="Cambria Math" w:eastAsiaTheme="minorEastAsia" w:hAnsi="Cambria Math"/>
+                </w:rPr>
+                <m:t>0</m:t>
+              </m:r>
+            </m:e>
+            <m:e>
+              <m:r>
+                <w:rPr>
+                  <w:rFonts w:ascii="Cambria Math" w:eastAsiaTheme="minorEastAsia" w:hAnsi="Cambria Math"/>
+                </w:rPr>
+                <m:t>X</m:t>
+              </m:r>
+            </m:e>
+          </m:d>
+          <m:r>
+            <w:rPr>
+              <w:rFonts w:ascii="Cambria Math" w:eastAsiaTheme="minorEastAsia" w:hAnsi="Cambria Math"/>
+            </w:rPr>
+            <m:t>= E[</m:t>
+          </m:r>
+          <m:sSub>
+            <m:sSubPr>
+              <m:ctrlPr>
+                <w:rPr>
+                  <w:rFonts w:ascii="Cambria Math" w:eastAsiaTheme="minorEastAsia" w:hAnsi="Cambria Math"/>
+                  <w:i/>
+                </w:rPr>
+              </m:ctrlPr>
+            </m:sSubPr>
+            <m:e>
+              <m:r>
+                <w:rPr>
+                  <w:rFonts w:ascii="Cambria Math" w:eastAsiaTheme="minorEastAsia" w:hAnsi="Cambria Math"/>
+                </w:rPr>
+                <m:t>Y</m:t>
+              </m:r>
+            </m:e>
+            <m:sub>
+              <m:r>
+                <w:rPr>
+                  <w:rFonts w:ascii="Cambria Math" w:eastAsiaTheme="minorEastAsia" w:hAnsi="Cambria Math"/>
+                </w:rPr>
+                <m:t>i</m:t>
+              </m:r>
+            </m:sub>
+          </m:sSub>
+          <m:r>
+            <w:rPr>
+              <w:rFonts w:ascii="Cambria Math" w:eastAsiaTheme="minorEastAsia" w:hAnsi="Cambria Math"/>
+            </w:rPr>
+            <m:t>(0)|X]=f(</m:t>
+          </m:r>
+          <m:sSub>
+            <m:sSubPr>
+              <m:ctrlPr>
+                <w:rPr>
+                  <w:rFonts w:ascii="Cambria Math" w:eastAsiaTheme="minorEastAsia" w:hAnsi="Cambria Math"/>
+                  <w:i/>
+                </w:rPr>
+              </m:ctrlPr>
+            </m:sSubPr>
+            <m:e>
+              <m:r>
+                <w:rPr>
+                  <w:rFonts w:ascii="Cambria Math" w:eastAsiaTheme="minorEastAsia" w:hAnsi="Cambria Math"/>
+                </w:rPr>
+                <m:t>X</m:t>
+              </m:r>
+            </m:e>
+            <m:sub>
+              <m:r>
+                <w:rPr>
+                  <w:rFonts w:ascii="Cambria Math" w:eastAsiaTheme="minorEastAsia" w:hAnsi="Cambria Math"/>
+                </w:rPr>
+                <m:t>i</m:t>
+              </m:r>
+            </m:sub>
+          </m:sSub>
+          <m:r>
+            <w:rPr>
+              <w:rFonts w:ascii="Cambria Math" w:eastAsiaTheme="minorEastAsia" w:hAnsi="Cambria Math"/>
+            </w:rPr>
+            <m:t>)</m:t>
+          </m:r>
+        </m:oMath>
+      </m:oMathPara>
+    </w:p>
+    <w:p>
+      <w:pPr>
+        <w:rPr>
+          <w:rFonts w:eastAsiaTheme="minorEastAsia"/>
+        </w:rPr>
+      </w:pPr>
+    </w:p>
+    <w:p>
+      <w:pPr>
+        <w:rPr>
+          <w:rFonts w:eastAsiaTheme="minorEastAsia"/>
+        </w:rPr>
+      </w:pPr>
+    </w:p>
+    <w:p>
+      <w:pPr>
+        <w:rPr>
+          <w:rFonts w:eastAsiaTheme="minorEastAsia"/>
+        </w:rPr>
+      </w:pPr>
+      <w:r>
+        <w:rPr>
+          <w:rFonts w:eastAsiaTheme="minorEastAsia"/>
+        </w:rPr>
+        <w:t>We then define the treatment effect on a patient level as the difference between the observed and predicted outcomes</w:t>
+      </w:r>
+    </w:p>
+    <w:p/>
+    <w:p>
+      <m:oMathPara>
+        <m:oMath>
+          <m:sSub>
+            <m:sSubPr>
+              <m:ctrlPr>
+                <w:rPr>
+                  <w:rFonts w:ascii="Cambria Math" w:hAnsi="Cambria Math"/>
+                  <w:i/>
+                </w:rPr>
+              </m:ctrlPr>
+            </m:sSubPr>
+            <m:e>
+              <m:r>
+                <w:rPr>
+                  <w:rFonts w:ascii="Cambria Math" w:hAnsi="Cambria Math"/>
+                </w:rPr>
+                <m:t>τ</m:t>
+              </m:r>
+            </m:e>
+            <m:sub>
+              <m:r>
+                <w:rPr>
+                  <w:rFonts w:ascii="Cambria Math" w:hAnsi="Cambria Math"/>
+                </w:rPr>
+                <m:t>i</m:t>
+              </m:r>
+            </m:sub>
+          </m:sSub>
+          <m:r>
+            <w:rPr>
+              <w:rFonts w:ascii="Cambria Math" w:eastAsiaTheme="minorEastAsia" w:hAnsi="Cambria Math"/>
+            </w:rPr>
+            <m:t xml:space="preserve">= </m:t>
+          </m:r>
+          <m:sSub>
+            <m:sSubPr>
+              <m:ctrlPr>
+                <w:rPr>
+                  <w:rFonts w:ascii="Cambria Math" w:eastAsiaTheme="minorEastAsia" w:hAnsi="Cambria Math"/>
+                  <w:i/>
+                </w:rPr>
+              </m:ctrlPr>
+            </m:sSubPr>
+            <m:e>
+              <m:r>
+                <w:rPr>
+                  <w:rFonts w:ascii="Cambria Math" w:eastAsiaTheme="minorEastAsia" w:hAnsi="Cambria Math"/>
+                </w:rPr>
+                <m:t>Y</m:t>
+              </m:r>
+            </m:e>
+            <m:sub>
+              <m:r>
+                <w:rPr>
+                  <w:rFonts w:ascii="Cambria Math" w:eastAsiaTheme="minorEastAsia" w:hAnsi="Cambria Math"/>
+                </w:rPr>
+                <m:t>i</m:t>
+              </m:r>
+            </m:sub>
+          </m:sSub>
+          <m:d>
+            <m:dPr>
+              <m:ctrlPr>
+                <w:rPr>
+                  <w:rFonts w:ascii="Cambria Math" w:eastAsiaTheme="minorEastAsia" w:hAnsi="Cambria Math"/>
+                  <w:i/>
+                </w:rPr>
+              </m:ctrlPr>
+            </m:dPr>
+            <m:e>
+              <m:r>
+                <w:rPr>
+                  <w:rFonts w:ascii="Cambria Math" w:eastAsiaTheme="minorEastAsia" w:hAnsi="Cambria Math"/>
+                </w:rPr>
+                <m:t>1</m:t>
+              </m:r>
+            </m:e>
+            <m:e>
+              <m:r>
+                <w:rPr>
+                  <w:rFonts w:ascii="Cambria Math" w:eastAsiaTheme="minorEastAsia" w:hAnsi="Cambria Math"/>
+                </w:rPr>
+                <m:t>X</m:t>
+              </m:r>
+            </m:e>
+          </m:d>
+          <m:r>
+            <w:rPr>
+              <w:rFonts w:ascii="Cambria Math" w:eastAsiaTheme="minorEastAsia" w:hAnsi="Cambria Math"/>
+            </w:rPr>
+            <m:t>-</m:t>
+          </m:r>
+          <m:acc>
+            <m:accPr>
+              <m:ctrlPr>
+                <w:rPr>
+                  <w:rFonts w:ascii="Cambria Math" w:eastAsiaTheme="minorEastAsia" w:hAnsi="Cambria Math"/>
+                  <w:i/>
+                </w:rPr>
+              </m:ctrlPr>
+            </m:accPr>
+            <m:e>
+              <m:sSub>
+                <m:sSubPr>
+                  <m:ctrlPr>
+                    <w:rPr>
+                      <w:rFonts w:ascii="Cambria Math" w:eastAsiaTheme="minorEastAsia" w:hAnsi="Cambria Math"/>
+                      <w:i/>
+                    </w:rPr>
+                  </m:ctrlPr>
+                </m:sSubPr>
+                <m:e>
+                  <m:r>
+                    <w:rPr>
+                      <w:rFonts w:ascii="Cambria Math" w:eastAsiaTheme="minorEastAsia" w:hAnsi="Cambria Math"/>
+                    </w:rPr>
+                    <m:t>Y</m:t>
+                  </m:r>
+                </m:e>
+                <m:sub>
+                  <m:r>
+                    <w:rPr>
+                      <w:rFonts w:ascii="Cambria Math" w:eastAsiaTheme="minorEastAsia" w:hAnsi="Cambria Math"/>
+                    </w:rPr>
+                    <m:t>i</m:t>
+                  </m:r>
+                </m:sub>
+              </m:sSub>
+            </m:e>
+          </m:acc>
+          <m:d>
+            <m:dPr>
+              <m:ctrlPr>
+                <w:rPr>
+                  <w:rFonts w:ascii="Cambria Math" w:eastAsiaTheme="minorEastAsia" w:hAnsi="Cambria Math"/>
+                  <w:i/>
+                </w:rPr>
+              </m:ctrlPr>
+            </m:dPr>
+            <m:e>
+              <m:r>
+                <w:rPr>
+                  <w:rFonts w:ascii="Cambria Math" w:eastAsiaTheme="minorEastAsia" w:hAnsi="Cambria Math"/>
+                </w:rPr>
+                <m:t>0</m:t>
+              </m:r>
+            </m:e>
+            <m:e>
+              <m:r>
+                <w:rPr>
+                  <w:rFonts w:ascii="Cambria Math" w:eastAsiaTheme="minorEastAsia" w:hAnsi="Cambria Math"/>
+                </w:rPr>
+                <m:t>X</m:t>
+              </m:r>
+            </m:e>
+          </m:d>
+        </m:oMath>
+      </m:oMathPara>
+    </w:p>
+    <w:p/>
+    <w:p>
+      <w:pPr>
+        <w:rPr>
+          <w:rFonts w:eastAsiaTheme="minorEastAsia"/>
+        </w:rPr>
+      </w:pPr>
+      <w:r>
+        <w:t xml:space="preserve">The causal estimand is then obtained by taking the expectation over each individual estimate of the treatment effect.  With both </w:t>
+      </w:r>
+      <w:r>
+        <w:rPr>
+          <w:rFonts w:eastAsiaTheme="minorEastAsia"/>
+        </w:rPr>
+        <w:t>approaches</w:t>
+      </w:r>
+      <w:r>
+        <w:rPr>
+          <w:rFonts w:eastAsiaTheme="minorEastAsia"/>
+        </w:rPr>
+        <w:t xml:space="preserve"> the source of control information can be defined prior to the start of the trial</w:t>
+      </w:r>
+      <w:r>
+        <w:rPr>
+          <w:rFonts w:eastAsiaTheme="minorEastAsia"/>
+        </w:rPr>
+        <w:t xml:space="preserve"> but the control outcome </w:t>
+      </w:r>
+      <w:r>
+        <w:rPr>
+          <w:rFonts w:eastAsiaTheme="minorEastAsia"/>
+        </w:rPr>
+        <w:t>depend</w:t>
+      </w:r>
+      <w:r>
+        <w:rPr>
+          <w:rFonts w:eastAsiaTheme="minorEastAsia"/>
+        </w:rPr>
+        <w:t>s</w:t>
+      </w:r>
+      <w:r>
+        <w:rPr>
+          <w:rFonts w:eastAsiaTheme="minorEastAsia"/>
+        </w:rPr>
+        <w:t xml:space="preserve"> upon the population who are recruited</w:t>
+      </w:r>
+      <w:r>
+        <w:rPr>
+          <w:rFonts w:eastAsiaTheme="minorEastAsia"/>
+        </w:rPr>
+        <w:t>.  Due to this dependence the causal estimand is closer to the CATE than the ATE.</w:t>
+      </w:r>
+    </w:p>
+    <w:p>
+      <w:pPr>
+        <w:rPr>
+          <w:rFonts w:eastAsiaTheme="minorEastAsia"/>
+        </w:rPr>
+      </w:pPr>
+    </w:p>
+    <w:p>
+      <w:r>
+        <w:rPr>
+          <w:rFonts w:eastAsiaTheme="minorEastAsia"/>
+        </w:rPr>
+        <w:t xml:space="preserve">and the control outcome </w:t>
+      </w:r>
+      <w:proofErr w:type="spellStart"/>
+      <w:r>
+        <w:rPr>
+          <w:rFonts w:eastAsiaTheme="minorEastAsia"/>
+        </w:rPr>
+        <w:t>can not</w:t>
+      </w:r>
+      <w:proofErr w:type="spellEnd"/>
+      <w:r>
+        <w:rPr>
+          <w:rFonts w:eastAsiaTheme="minorEastAsia"/>
+        </w:rPr>
+        <w:t xml:space="preserve"> be defined until the experimental population has been observed. </w:t>
+      </w:r>
+    </w:p>
+    <w:p>
+      <w:r>
+        <w:t xml:space="preserve"> </w:t>
       </w:r>
     </w:p>
     <w:p/>
@@ -808,41 +1955,31 @@
     <w:p>
       <w:pPr>
         <w:pStyle w:val="Heading1"/>
-      </w:pPr>
-      <w:r>
-        <w:t>Synthetic &amp; Partially Synthetic Clinical Trials</w:t>
+        <w:rPr>
+          <w:color w:val="auto"/>
+        </w:rPr>
+      </w:pPr>
+      <w:r>
+        <w:t xml:space="preserve">Example – </w:t>
+      </w:r>
+      <w:proofErr w:type="spellStart"/>
+      <w:r>
+        <w:t>Atezo</w:t>
+      </w:r>
+      <w:proofErr w:type="spellEnd"/>
+      <w:r>
+        <w:t xml:space="preserve"> Bev in HCC</w:t>
       </w:r>
     </w:p>
     <w:p/>
     <w:p>
-      <w:pPr>
-        <w:pStyle w:val="Heading1"/>
-        <w:rPr>
-          <w:color w:val="auto"/>
-        </w:rPr>
-      </w:pPr>
-      <w:r>
-        <w:t xml:space="preserve">Example – </w:t>
-      </w:r>
-      <w:proofErr w:type="spellStart"/>
-      <w:r>
-        <w:t>Atezo</w:t>
-      </w:r>
-      <w:proofErr w:type="spellEnd"/>
-      <w:r>
-        <w:t xml:space="preserve"> Bev in HCC</w:t>
+      <w:r>
+        <w:t>Simulation Study</w:t>
       </w:r>
     </w:p>
     <w:p/>
     <w:p>
       <w:r>
-        <w:t>Simulation Study</w:t>
-      </w:r>
-    </w:p>
-    <w:p/>
-    <w:p>
-      <w:r>
-        <w:lastRenderedPageBreak/>
         <w:t>Allocation ratios in randomised studies using synthetic Controls</w:t>
       </w:r>
     </w:p>
@@ -1002,7 +2139,29 @@
       </w:r>
     </w:p>
     <w:p/>
+    <w:p>
+      <w:r>
+        <w:t>Previous Bayesian designs have sought to place a prior directly on the treatment effect which seems counter intuitive as at the onset of any study, this is not where the natural information exists.</w:t>
+      </w:r>
+    </w:p>
     <w:p/>
+    <w:p/>
+    <w:p>
+      <w:r>
+        <w:t>In RCTs assumptions are easier due to the process of randomisation</w:t>
+      </w:r>
+    </w:p>
+    <w:p>
+      <w:r>
+        <w:t>Beyond the average treatment effect</w:t>
+      </w:r>
+    </w:p>
+    <w:p/>
+    <w:p>
+      <w:r>
+        <w:t>Synthetic controls adapt to the recruited population which offer an advantage to those designs which define priors before patients are recruited.</w:t>
+      </w:r>
+    </w:p>
     <w:p>
       <w:r>
         <w:br w:type="page"/>
@@ -2591,6 +3750,8 @@
         </w:rPr>
       </w:pPr>
     </w:p>
+    <w:p/>
+    <w:p/>
     <w:p/>
     <w:sectPr>
       <w:pgSz w:w="11906" w:h="16838"/>
@@ -4892,6 +6053,16 @@
     <w:qFormat/>
     <w:rsid w:val="00980F25"/>
   </w:style>
+  <w:style w:type="character" w:styleId="PlaceholderText">
+    <w:name w:val="Placeholder Text"/>
+    <w:basedOn w:val="DefaultParagraphFont"/>
+    <w:uiPriority w:val="99"/>
+    <w:semiHidden/>
+    <w:rsid w:val="00562FA2"/>
+    <w:rPr>
+      <w:color w:val="666666"/>
+    </w:rPr>
+  </w:style>
 </w:styles>
 </file>
 

--- a/Manuscript/Synthetically Controlled Trials in Cancer Research.docx
+++ b/Manuscript/Synthetically Controlled Trials in Cancer Research.docx
@@ -402,16 +402,24 @@
         </w:rPr>
         <w:t>,10</w:t>
       </w:r>
+      <w:proofErr w:type="gramStart"/>
       <w:r>
         <w:rPr>
           <w:rStyle w:val="apple-converted-space"/>
         </w:rPr>
-        <w:t>]  and propensity score analyses [1</w:t>
-      </w:r>
+        <w:t>]  and</w:t>
+      </w:r>
+      <w:proofErr w:type="gramEnd"/>
       <w:r>
         <w:rPr>
           <w:rStyle w:val="apple-converted-space"/>
         </w:rPr>
+        <w:t xml:space="preserve"> propensity score analyses [1</w:t>
+      </w:r>
+      <w:r>
+        <w:rPr>
+          <w:rStyle w:val="apple-converted-space"/>
+        </w:rPr>
         <w:t>1</w:t>
       </w:r>
       <w:r>
@@ -432,6 +440,26 @@
         </w:rPr>
         <w:t>] have been used as for causal inference in place of randomisation.</w:t>
       </w:r>
+      <w:r>
+        <w:rPr>
+          <w:rStyle w:val="apple-converted-space"/>
+        </w:rPr>
+        <w:t xml:space="preserve">  In cancer research in particular Damone et al [13] explored </w:t>
+      </w:r>
+      <w:proofErr w:type="gramStart"/>
+      <w:r>
+        <w:rPr>
+          <w:rStyle w:val="apple-converted-space"/>
+        </w:rPr>
+        <w:t>a number of</w:t>
+      </w:r>
+      <w:proofErr w:type="gramEnd"/>
+      <w:r>
+        <w:rPr>
+          <w:rStyle w:val="apple-converted-space"/>
+        </w:rPr>
+        <w:t xml:space="preserve"> approaches for incorporating external controls in the proposal of ‘hybrid’ designs.</w:t>
+      </w:r>
     </w:p>
     <w:p/>
     <w:p>
@@ -554,12 +582,19 @@
         <w:rPr>
           <w:lang w:eastAsia="en-GB"/>
         </w:rPr>
-        <w:t xml:space="preserve"> they have </w:t>
+        <w:t xml:space="preserve"> </w:t>
       </w:r>
       <w:r>
         <w:rPr>
           <w:lang w:eastAsia="en-GB"/>
         </w:rPr>
+        <w:lastRenderedPageBreak/>
+        <w:t xml:space="preserve">they have </w:t>
+      </w:r>
+      <w:r>
+        <w:rPr>
+          <w:lang w:eastAsia="en-GB"/>
+        </w:rPr>
         <w:t>begun to be used as casual inference tools in areas such as cancer research</w:t>
       </w:r>
       <w:r>
@@ -610,7 +645,6 @@
         <w:rPr>
           <w:lang w:eastAsia="en-GB"/>
         </w:rPr>
-        <w:lastRenderedPageBreak/>
         <w:t>R</w:t>
       </w:r>
       <w:r>
@@ -750,29 +784,11 @@
       </w:pPr>
     </w:p>
     <w:p/>
-    <w:p/>
-    <w:p/>
-    <w:p/>
-    <w:p/>
-    <w:p>
-      <w:pPr>
-        <w:rPr>
-          <w:rFonts w:asciiTheme="majorHAnsi" w:eastAsiaTheme="majorEastAsia" w:hAnsiTheme="majorHAnsi" w:cstheme="majorBidi"/>
-          <w:color w:val="0F4761" w:themeColor="accent1" w:themeShade="BF"/>
-          <w:sz w:val="40"/>
-          <w:szCs w:val="40"/>
-        </w:rPr>
-      </w:pPr>
-      <w:r>
-        <w:br w:type="page"/>
-      </w:r>
-    </w:p>
     <w:p>
       <w:pPr>
         <w:pStyle w:val="Heading1"/>
       </w:pPr>
       <w:r>
-        <w:lastRenderedPageBreak/>
         <w:t>Methods</w:t>
       </w:r>
     </w:p>
@@ -909,19 +925,7 @@
             <w:rPr>
               <w:rFonts w:ascii="Cambria Math" w:hAnsi="Cambria Math"/>
             </w:rPr>
-            <m:t>(</m:t>
-          </m:r>
-          <m:r>
-            <w:rPr>
-              <w:rFonts w:ascii="Cambria Math" w:hAnsi="Cambria Math"/>
-            </w:rPr>
-            <m:t>0</m:t>
-          </m:r>
-          <m:r>
-            <w:rPr>
-              <w:rFonts w:ascii="Cambria Math" w:hAnsi="Cambria Math"/>
-            </w:rPr>
-            <m:t>)</m:t>
+            <m:t>(0)</m:t>
           </m:r>
         </m:oMath>
       </m:oMathPara>
@@ -1049,21 +1053,31 @@
         <w:rPr>
           <w:rFonts w:eastAsiaTheme="minorEastAsia"/>
         </w:rPr>
-        <w:t xml:space="preserve">Where the outcome will </w:t>
-      </w:r>
-      <w:proofErr w:type="spellStart"/>
+        <w:t xml:space="preserve">Where the outcome </w:t>
+      </w:r>
       <w:r>
         <w:rPr>
           <w:rFonts w:eastAsiaTheme="minorEastAsia"/>
         </w:rPr>
-        <w:t>expliclty</w:t>
-      </w:r>
-      <w:proofErr w:type="spellEnd"/>
+        <w:t>explicitly</w:t>
+      </w:r>
       <w:r>
         <w:rPr>
           <w:rFonts w:eastAsiaTheme="minorEastAsia"/>
         </w:rPr>
-        <w:t xml:space="preserve"> depends on patient characteristic as well as treatment effects we focus on the Conditional Average Treatment Effect (CATE).</w:t>
+        <w:t xml:space="preserve"> depends on patient characteristic</w:t>
+      </w:r>
+      <w:r>
+        <w:rPr>
+          <w:rFonts w:eastAsiaTheme="minorEastAsia"/>
+        </w:rPr>
+        <w:t>s, X,</w:t>
+      </w:r>
+      <w:r>
+        <w:rPr>
+          <w:rFonts w:eastAsiaTheme="minorEastAsia"/>
+        </w:rPr>
+        <w:t xml:space="preserve"> as well as treatment effects we focus on the Conditional Average Treatment Effect (CATE).</w:t>
       </w:r>
     </w:p>
     <w:p/>
@@ -1073,6 +1087,101 @@
           <w:rFonts w:eastAsiaTheme="minorEastAsia"/>
         </w:rPr>
       </w:pPr>
+      <m:oMathPara>
+        <m:oMath>
+          <m:r>
+            <w:rPr>
+              <w:rFonts w:ascii="Cambria Math" w:hAnsi="Cambria Math"/>
+            </w:rPr>
+            <m:t>CATE=E[Y</m:t>
+          </m:r>
+          <m:d>
+            <m:dPr>
+              <m:ctrlPr>
+                <w:rPr>
+                  <w:rFonts w:ascii="Cambria Math" w:hAnsi="Cambria Math"/>
+                  <w:i/>
+                </w:rPr>
+              </m:ctrlPr>
+            </m:dPr>
+            <m:e>
+              <m:r>
+                <w:rPr>
+                  <w:rFonts w:ascii="Cambria Math" w:hAnsi="Cambria Math"/>
+                </w:rPr>
+                <m:t>1</m:t>
+              </m:r>
+            </m:e>
+          </m:d>
+          <m:r>
+            <w:rPr>
+              <w:rFonts w:ascii="Cambria Math" w:hAnsi="Cambria Math"/>
+            </w:rPr>
+            <m:t>|X]- E[Y</m:t>
+          </m:r>
+          <m:d>
+            <m:dPr>
+              <m:ctrlPr>
+                <w:rPr>
+                  <w:rFonts w:ascii="Cambria Math" w:hAnsi="Cambria Math"/>
+                  <w:i/>
+                </w:rPr>
+              </m:ctrlPr>
+            </m:dPr>
+            <m:e>
+              <m:r>
+                <w:rPr>
+                  <w:rFonts w:ascii="Cambria Math" w:hAnsi="Cambria Math"/>
+                </w:rPr>
+                <m:t>0</m:t>
+              </m:r>
+            </m:e>
+          </m:d>
+          <m:r>
+            <w:rPr>
+              <w:rFonts w:ascii="Cambria Math" w:hAnsi="Cambria Math"/>
+            </w:rPr>
+            <m:t>|X]</m:t>
+          </m:r>
+        </m:oMath>
+      </m:oMathPara>
+    </w:p>
+    <w:p/>
+    <w:p>
+      <w:r>
+        <w:t xml:space="preserve">To claim a causal effect there are assumptions of </w:t>
+      </w:r>
+      <w:r>
+        <w:t>e</w:t>
+      </w:r>
+      <w:r>
+        <w:t>xchangeability</w:t>
+      </w:r>
+      <w:r>
+        <w:t>, consistency and no interference</w:t>
+      </w:r>
+      <w:r>
+        <w:t xml:space="preserve">.  </w:t>
+      </w:r>
+      <w:r>
+        <w:t xml:space="preserve">  </w:t>
+      </w:r>
+      <w:r>
+        <w:t xml:space="preserve"> </w:t>
+      </w:r>
+      <w:r>
+        <w:t xml:space="preserve">For prospective trial design, assume at the onset that information on the experimental arm is obtained from the trial but that information on the control arm exists prior to the conception of the study.   </w:t>
+      </w:r>
+      <w:r>
+        <w:t>For synthetically controlled trials only the experimental treatments outcomes are observed and outcomes for the control group are estimated, we therefore amend to:</w:t>
+      </w:r>
+    </w:p>
+    <w:p>
+      <w:r>
+        <w:t xml:space="preserve"> </w:t>
+      </w:r>
+    </w:p>
+    <w:p>
       <m:oMathPara>
         <m:oMath>
           <m:r>
@@ -1085,19 +1194,7 @@
             <w:rPr>
               <w:rFonts w:ascii="Cambria Math" w:hAnsi="Cambria Math"/>
             </w:rPr>
-            <m:t>ATE</m:t>
-          </m:r>
-          <m:r>
-            <w:rPr>
-              <w:rFonts w:ascii="Cambria Math" w:hAnsi="Cambria Math"/>
-            </w:rPr>
-            <m:t>=</m:t>
-          </m:r>
-          <m:r>
-            <w:rPr>
-              <w:rFonts w:ascii="Cambria Math" w:hAnsi="Cambria Math"/>
-            </w:rPr>
-            <m:t>E[Y</m:t>
+            <m:t>ATE=E[Y</m:t>
           </m:r>
           <m:d>
             <m:dPr>
@@ -1123,113 +1220,6 @@
             </w:rPr>
             <m:t>|X</m:t>
           </m:r>
-          <m:r>
-            <w:rPr>
-              <w:rFonts w:ascii="Cambria Math" w:hAnsi="Cambria Math"/>
-            </w:rPr>
-            <m:t>]</m:t>
-          </m:r>
-          <m:r>
-            <w:rPr>
-              <w:rFonts w:ascii="Cambria Math" w:hAnsi="Cambria Math"/>
-            </w:rPr>
-            <m:t xml:space="preserve">- </m:t>
-          </m:r>
-          <m:r>
-            <w:rPr>
-              <w:rFonts w:ascii="Cambria Math" w:hAnsi="Cambria Math"/>
-            </w:rPr>
-            <m:t>E[Y</m:t>
-          </m:r>
-          <m:d>
-            <m:dPr>
-              <m:ctrlPr>
-                <w:rPr>
-                  <w:rFonts w:ascii="Cambria Math" w:hAnsi="Cambria Math"/>
-                  <w:i/>
-                </w:rPr>
-              </m:ctrlPr>
-            </m:dPr>
-            <m:e>
-              <m:r>
-                <w:rPr>
-                  <w:rFonts w:ascii="Cambria Math" w:hAnsi="Cambria Math"/>
-                </w:rPr>
-                <m:t>0</m:t>
-              </m:r>
-            </m:e>
-          </m:d>
-          <m:r>
-            <w:rPr>
-              <w:rFonts w:ascii="Cambria Math" w:hAnsi="Cambria Math"/>
-            </w:rPr>
-            <m:t>|X</m:t>
-          </m:r>
-          <m:r>
-            <w:rPr>
-              <w:rFonts w:ascii="Cambria Math" w:hAnsi="Cambria Math"/>
-            </w:rPr>
-            <m:t>]</m:t>
-          </m:r>
-        </m:oMath>
-      </m:oMathPara>
-    </w:p>
-    <w:p/>
-    <w:p>
-      <w:r>
-        <w:t xml:space="preserve">To claim a causal effect there are assumptions of Exchangeability  and the Stable Unit Treatment Value Assumption (SUTVA).  </w:t>
-      </w:r>
-      <w:r>
-        <w:t xml:space="preserve">  </w:t>
-      </w:r>
-      <w:r>
-        <w:t xml:space="preserve"> </w:t>
-      </w:r>
-      <w:r>
-        <w:t>For prospective trial design, a</w:t>
-      </w:r>
-      <w:r>
-        <w:t xml:space="preserve">ssume at the onset that information on the experimental arm is obtained from the trial but that information on the control arm exists prior to the conception of the study.  </w:t>
-      </w:r>
-      <w:r>
-        <w:t xml:space="preserve"> </w:t>
-      </w:r>
-      <w:r>
-        <w:t>For synthetically controlled trials only the experimental treatments outcomes are observed and outcomes for the control group are estimated, we therefore amend to:</w:t>
-      </w:r>
-    </w:p>
-    <w:p>
-      <w:r>
-        <w:t xml:space="preserve"> </w:t>
-      </w:r>
-    </w:p>
-    <w:p>
-      <m:oMathPara>
-        <m:oMath>
-          <m:r>
-            <w:rPr>
-              <w:rFonts w:ascii="Cambria Math" w:hAnsi="Cambria Math"/>
-            </w:rPr>
-            <m:t>ATE=E[Y</m:t>
-          </m:r>
-          <m:d>
-            <m:dPr>
-              <m:ctrlPr>
-                <w:rPr>
-                  <w:rFonts w:ascii="Cambria Math" w:hAnsi="Cambria Math"/>
-                  <w:i/>
-                </w:rPr>
-              </m:ctrlPr>
-            </m:dPr>
-            <m:e>
-              <m:r>
-                <w:rPr>
-                  <w:rFonts w:ascii="Cambria Math" w:hAnsi="Cambria Math"/>
-                </w:rPr>
-                <m:t>1</m:t>
-              </m:r>
-            </m:e>
-          </m:d>
           <m:r>
             <w:rPr>
               <w:rFonts w:ascii="Cambria Math" w:hAnsi="Cambria Math"/>
@@ -1270,6 +1260,12 @@
                   </m:r>
                 </m:e>
               </m:d>
+              <m:r>
+                <w:rPr>
+                  <w:rFonts w:ascii="Cambria Math" w:hAnsi="Cambria Math"/>
+                </w:rPr>
+                <m:t>|X</m:t>
+              </m:r>
             </m:e>
           </m:acc>
           <m:r>
@@ -1290,10 +1286,10 @@
         <w:t xml:space="preserve"> </w:t>
       </w:r>
       <w:r>
-        <w:t>Using population averages synthetic controls</w:t>
-      </w:r>
-      <w:r>
-        <w:t>.  For both approaches we assume previous data in the form of baseline covariates X</w:t>
+        <w:t>For b</w:t>
+      </w:r>
+      <w:r>
+        <w:t>oth approaches we assume previous data in the form of baseline covariates X</w:t>
       </w:r>
       <w:r>
         <w:rPr>
@@ -1302,7 +1298,11 @@
         <w:t>SC</w:t>
       </w:r>
       <w:r>
-        <w:t xml:space="preserve"> and outcomes Y</w:t>
+        <w:t xml:space="preserve"> and outcomes </w:t>
+      </w:r>
+      <w:proofErr w:type="gramStart"/>
+      <w:r>
+        <w:t>Y</w:t>
       </w:r>
       <w:r>
         <w:rPr>
@@ -1311,7 +1311,11 @@
         <w:t>SC</w:t>
       </w:r>
       <w:r>
-        <w:t>(0)</w:t>
+        <w:t>(</w:t>
+      </w:r>
+      <w:proofErr w:type="gramEnd"/>
+      <w:r>
+        <w:t>0)</w:t>
       </w:r>
       <w:r>
         <w:t>.</w:t>
@@ -1396,13 +1400,19 @@
                       </m:r>
                     </m:e>
                   </m:d>
+                  <m:r>
+                    <w:rPr>
+                      <w:rFonts w:ascii="Cambria Math" w:hAnsi="Cambria Math"/>
+                    </w:rPr>
+                    <m:t>|X</m:t>
+                  </m:r>
                 </m:e>
               </m:acc>
             </m:e>
           </m:d>
           <m:r>
             <w:rPr>
-              <w:rFonts w:ascii="Cambria Math" w:hAnsi="Cambria Math"/>
+              <w:rFonts w:ascii="Cambria Math" w:eastAsiaTheme="minorEastAsia" w:hAnsi="Cambria Math"/>
             </w:rPr>
             <m:t xml:space="preserve">= </m:t>
           </m:r>
@@ -1513,14 +1523,92 @@
         <w:rPr>
           <w:rFonts w:eastAsiaTheme="minorEastAsia"/>
         </w:rPr>
-        <w:t xml:space="preserve">  Personalised synthetic controls act by using the control data to generate a model based on the covariates X</w:t>
+        <w:t xml:space="preserve">  Personalised synthetic controls act by </w:t>
       </w:r>
       <w:r>
         <w:rPr>
           <w:rFonts w:eastAsiaTheme="minorEastAsia"/>
         </w:rPr>
-        <w:t>.  This is then used to estimate the control outcome for each patient</w:t>
-      </w:r>
+        <w:t xml:space="preserve">first generating a ‘counter factual model’, defined as </w:t>
+      </w:r>
+      <m:oMath>
+        <m:r>
+          <w:rPr>
+            <w:rFonts w:ascii="Cambria Math" w:eastAsiaTheme="minorEastAsia" w:hAnsi="Cambria Math"/>
+          </w:rPr>
+          <m:t>f(</m:t>
+        </m:r>
+        <m:sSub>
+          <m:sSubPr>
+            <m:ctrlPr>
+              <w:rPr>
+                <w:rFonts w:ascii="Cambria Math" w:eastAsiaTheme="minorEastAsia" w:hAnsi="Cambria Math"/>
+                <w:i/>
+              </w:rPr>
+            </m:ctrlPr>
+          </m:sSubPr>
+          <m:e>
+            <m:r>
+              <w:rPr>
+                <w:rFonts w:ascii="Cambria Math" w:eastAsiaTheme="minorEastAsia" w:hAnsi="Cambria Math"/>
+              </w:rPr>
+              <m:t>X</m:t>
+            </m:r>
+          </m:e>
+          <m:sub>
+            <m:r>
+              <w:rPr>
+                <w:rFonts w:ascii="Cambria Math" w:eastAsiaTheme="minorEastAsia" w:hAnsi="Cambria Math"/>
+              </w:rPr>
+              <m:t>sc</m:t>
+            </m:r>
+          </m:sub>
+        </m:sSub>
+        <m:r>
+          <w:rPr>
+            <w:rFonts w:ascii="Cambria Math" w:eastAsiaTheme="minorEastAsia" w:hAnsi="Cambria Math"/>
+          </w:rPr>
+          <m:t>)</m:t>
+        </m:r>
+      </m:oMath>
+      <w:r>
+        <w:rPr>
+          <w:rFonts w:eastAsiaTheme="minorEastAsia"/>
+        </w:rPr>
+        <w:t xml:space="preserve">, to describe the relationship between patient characteristics and the outcome.  This is in turn </w:t>
+      </w:r>
+      <w:r>
+        <w:rPr>
+          <w:rFonts w:eastAsiaTheme="minorEastAsia"/>
+        </w:rPr>
+        <w:t>used to estimate the control outcome</w:t>
+      </w:r>
+      <w:r>
+        <w:rPr>
+          <w:rFonts w:eastAsiaTheme="minorEastAsia"/>
+        </w:rPr>
+        <w:t>s</w:t>
+      </w:r>
+      <w:r>
+        <w:rPr>
+          <w:rFonts w:eastAsiaTheme="minorEastAsia"/>
+        </w:rPr>
+        <w:t xml:space="preserve"> for each patient</w:t>
+      </w:r>
+      <w:r>
+        <w:rPr>
+          <w:rFonts w:eastAsiaTheme="minorEastAsia"/>
+        </w:rPr>
+        <w:t xml:space="preserve"> in a prospective trial based on the observed characteristics </w:t>
+      </w:r>
+      <w:proofErr w:type="gramStart"/>
+      <w:r>
+        <w:rPr>
+          <w:rFonts w:eastAsiaTheme="minorEastAsia"/>
+        </w:rPr>
+        <w:t>X;</w:t>
+      </w:r>
+      <w:proofErr w:type="gramEnd"/>
     </w:p>
     <w:p>
       <w:pPr>
@@ -1864,122 +1952,87 @@
     </w:p>
     <w:p/>
     <w:p>
+      <w:r>
+        <w:t xml:space="preserve">The causal estimand is then obtained by taking the expectation over each individual estimate of the treatment effect. </w:t>
+      </w:r>
+    </w:p>
+    <w:p/>
+    <w:p>
       <w:pPr>
         <w:rPr>
           <w:rFonts w:eastAsiaTheme="minorEastAsia"/>
         </w:rPr>
       </w:pPr>
       <w:r>
-        <w:t xml:space="preserve">The causal estimand is then obtained by taking the expectation over each individual estimate of the treatment effect.  With both </w:t>
+        <w:t>W</w:t>
+      </w:r>
+      <w:r>
+        <w:t xml:space="preserve">ith both </w:t>
       </w:r>
       <w:r>
         <w:rPr>
           <w:rFonts w:eastAsiaTheme="minorEastAsia"/>
         </w:rPr>
-        <w:t>approaches</w:t>
+        <w:t xml:space="preserve">approaches the </w:t>
       </w:r>
       <w:r>
         <w:rPr>
           <w:rFonts w:eastAsiaTheme="minorEastAsia"/>
         </w:rPr>
-        <w:t xml:space="preserve"> the source of control information can be defined prior to the start of the trial</w:t>
+        <w:t xml:space="preserve">mechanism for generating the </w:t>
       </w:r>
       <w:r>
         <w:rPr>
           <w:rFonts w:eastAsiaTheme="minorEastAsia"/>
         </w:rPr>
-        <w:t xml:space="preserve"> but the control outcome </w:t>
+        <w:t xml:space="preserve">control information can be defined prior to the start of the trial but the control outcome </w:t>
       </w:r>
       <w:r>
         <w:rPr>
           <w:rFonts w:eastAsiaTheme="minorEastAsia"/>
         </w:rPr>
-        <w:t>depend</w:t>
-      </w:r>
-      <w:r>
+        <w:t>itself is dependent on the observed characteristics of the patient population.</w:t>
+      </w:r>
+    </w:p>
+    <w:p>
+      <w:pPr>
         <w:rPr>
           <w:rFonts w:eastAsiaTheme="minorEastAsia"/>
         </w:rPr>
-        <w:t>s</w:t>
-      </w:r>
-      <w:r>
-        <w:rPr>
-          <w:rFonts w:eastAsiaTheme="minorEastAsia"/>
-        </w:rPr>
-        <w:t xml:space="preserve"> upon the population who are recruited</w:t>
-      </w:r>
-      <w:r>
-        <w:rPr>
-          <w:rFonts w:eastAsiaTheme="minorEastAsia"/>
-        </w:rPr>
-        <w:t>.  Due to this dependence the causal estimand is closer to the CATE than the ATE.</w:t>
-      </w:r>
-    </w:p>
-    <w:p>
-      <w:pPr>
-        <w:rPr>
-          <w:rFonts w:eastAsiaTheme="minorEastAsia"/>
-        </w:rPr>
-      </w:pPr>
-    </w:p>
-    <w:p>
-      <w:r>
-        <w:rPr>
-          <w:rFonts w:eastAsiaTheme="minorEastAsia"/>
-        </w:rPr>
-        <w:t xml:space="preserve">and the control outcome </w:t>
+      </w:pPr>
+    </w:p>
+    <w:p>
+      <w:pPr>
+        <w:pStyle w:val="Heading1"/>
+        <w:rPr>
+          <w:color w:val="auto"/>
+        </w:rPr>
+      </w:pPr>
+      <w:r>
+        <w:t>E</w:t>
+      </w:r>
+      <w:r>
+        <w:t xml:space="preserve">xample – </w:t>
       </w:r>
       <w:proofErr w:type="spellStart"/>
       <w:r>
-        <w:rPr>
-          <w:rFonts w:eastAsiaTheme="minorEastAsia"/>
-        </w:rPr>
-        <w:t>can not</w:t>
+        <w:t>Atezo</w:t>
       </w:r>
       <w:proofErr w:type="spellEnd"/>
       <w:r>
-        <w:rPr>
-          <w:rFonts w:eastAsiaTheme="minorEastAsia"/>
-        </w:rPr>
-        <w:t xml:space="preserve"> be defined until the experimental population has been observed. </w:t>
-      </w:r>
-    </w:p>
-    <w:p>
-      <w:r>
-        <w:t xml:space="preserve"> </w:t>
+        <w:t xml:space="preserve"> Bev in HCC</w:t>
       </w:r>
     </w:p>
     <w:p/>
+    <w:p>
+      <w:r>
+        <w:t>Simulation Study</w:t>
+      </w:r>
+    </w:p>
     <w:p/>
-    <w:p/>
-    <w:p>
-      <w:pPr>
-        <w:pStyle w:val="Heading1"/>
-        <w:rPr>
-          <w:color w:val="auto"/>
-        </w:rPr>
-      </w:pPr>
-      <w:r>
-        <w:t xml:space="preserve">Example – </w:t>
-      </w:r>
-      <w:proofErr w:type="spellStart"/>
-      <w:r>
-        <w:t>Atezo</w:t>
-      </w:r>
-      <w:proofErr w:type="spellEnd"/>
-      <w:r>
-        <w:t xml:space="preserve"> Bev in HCC</w:t>
-      </w:r>
-    </w:p>
-    <w:p/>
-    <w:p>
-      <w:r>
-        <w:t>Simulation Study</w:t>
-      </w:r>
-    </w:p>
-    <w:p/>
-    <w:p>
-      <w:r>
+    <w:p>
+      <w:r>
+        <w:lastRenderedPageBreak/>
         <w:t>Allocation ratios in randomised studies using synthetic Controls</w:t>
       </w:r>
     </w:p>
@@ -2092,6 +2145,13 @@
     <w:p/>
     <w:p/>
     <w:p/>
+    <w:p>
+      <w:r>
+        <w:t>Designing clinical trials with synthetic Controls</w:t>
+      </w:r>
+    </w:p>
+    <w:p/>
+    <w:p/>
     <w:p/>
     <w:p>
       <w:pPr>
@@ -2162,6 +2222,57 @@
         <w:t>Synthetic controls adapt to the recruited population which offer an advantage to those designs which define priors before patients are recruited.</w:t>
       </w:r>
     </w:p>
+    <w:p/>
+    <w:p>
+      <w:pPr>
+        <w:rPr>
+          <w:rFonts w:eastAsiaTheme="minorEastAsia"/>
+        </w:rPr>
+      </w:pPr>
+      <w:r>
+        <w:t xml:space="preserve">With both </w:t>
+      </w:r>
+      <w:r>
+        <w:rPr>
+          <w:rFonts w:eastAsiaTheme="minorEastAsia"/>
+        </w:rPr>
+        <w:t>approaches the mechanism for generating the control information can be defined prior to the start of the trial but the control outcome itself is dependent on the observed characteristics of the patient population.</w:t>
+      </w:r>
+      <w:r>
+        <w:rPr>
+          <w:rFonts w:eastAsiaTheme="minorEastAsia"/>
+        </w:rPr>
+        <w:t xml:space="preserve"> &lt;- Elaborate on this – better than commensurate priors and a natural experiment – using information which is known – not deriving priors on treatment effects!</w:t>
+      </w:r>
+    </w:p>
+    <w:p>
+      <w:pPr>
+        <w:rPr>
+          <w:rFonts w:eastAsiaTheme="minorEastAsia"/>
+        </w:rPr>
+      </w:pPr>
+    </w:p>
+    <w:p>
+      <w:pPr>
+        <w:rPr>
+          <w:rFonts w:eastAsiaTheme="minorEastAsia"/>
+        </w:rPr>
+      </w:pPr>
+    </w:p>
+    <w:p>
+      <w:pPr>
+        <w:rPr>
+          <w:rFonts w:eastAsiaTheme="minorEastAsia"/>
+        </w:rPr>
+      </w:pPr>
+      <w:r>
+        <w:rPr>
+          <w:rFonts w:eastAsiaTheme="minorEastAsia"/>
+        </w:rPr>
+        <w:t>Other methods tend to focus on the outcomes and not the baseline covariates!</w:t>
+      </w:r>
+    </w:p>
+    <w:p/>
     <w:p>
       <w:r>
         <w:br w:type="page"/>
@@ -3158,6 +3269,66 @@
           <w:shd w:val="clear" w:color="auto" w:fill="FFFFFF"/>
         </w:rPr>
         <w:t>[ ] Abadie A. Using synthetic controls: Feasibility, data requirements, and methodological aspects. Journal of economic literature. 2021 Jun 1;59(2):391-425.</w:t>
+      </w:r>
+    </w:p>
+    <w:p>
+      <w:pPr>
+        <w:pStyle w:val="ListParagraph"/>
+        <w:rPr>
+          <w:rFonts w:ascii="Arial" w:hAnsi="Arial" w:cs="Arial"/>
+          <w:color w:val="222222"/>
+          <w:sz w:val="20"/>
+          <w:szCs w:val="20"/>
+          <w:shd w:val="clear" w:color="auto" w:fill="FFFFFF"/>
+        </w:rPr>
+      </w:pPr>
+    </w:p>
+    <w:p>
+      <w:pPr>
+        <w:pStyle w:val="ListParagraph"/>
+        <w:numPr>
+          <w:ilvl w:val="0"/>
+          <w:numId w:val="10"/>
+        </w:numPr>
+        <w:rPr>
+          <w:rFonts w:ascii="Arial" w:hAnsi="Arial" w:cs="Arial"/>
+          <w:color w:val="222222"/>
+          <w:sz w:val="20"/>
+          <w:szCs w:val="20"/>
+          <w:shd w:val="clear" w:color="auto" w:fill="FFFFFF"/>
+        </w:rPr>
+      </w:pPr>
+      <w:r>
+        <w:rPr>
+          <w:rFonts w:ascii="Arial" w:hAnsi="Arial" w:cs="Arial"/>
+          <w:color w:val="222222"/>
+          <w:sz w:val="20"/>
+          <w:szCs w:val="20"/>
+          <w:shd w:val="clear" w:color="auto" w:fill="FFFFFF"/>
+        </w:rPr>
+        <w:t xml:space="preserve">Damone EM, Zhu J, Pang H, Li X, Zhao Y, Kwiatkowski E, Carey LA, Ibrahim JG. Incorporating external controls in the design of randomized clinical trials: a case study in solid </w:t>
+      </w:r>
+      <w:proofErr w:type="spellStart"/>
+      <w:r>
+        <w:rPr>
+          <w:rFonts w:ascii="Arial" w:hAnsi="Arial" w:cs="Arial"/>
+          <w:color w:val="222222"/>
+          <w:sz w:val="20"/>
+          <w:szCs w:val="20"/>
+          <w:shd w:val="clear" w:color="auto" w:fill="FFFFFF"/>
+        </w:rPr>
+        <w:t>tumors</w:t>
+      </w:r>
+      <w:proofErr w:type="spellEnd"/>
+      <w:r>
+        <w:rPr>
+          <w:rFonts w:ascii="Arial" w:hAnsi="Arial" w:cs="Arial"/>
+          <w:color w:val="222222"/>
+          <w:sz w:val="20"/>
+          <w:szCs w:val="20"/>
+          <w:shd w:val="clear" w:color="auto" w:fill="FFFFFF"/>
+        </w:rPr>
+        <w:t>. BMC Medical Research Methodology. 2024 Nov 1;24(1):264.</w:t>
       </w:r>
     </w:p>
     <w:p/>

--- a/Manuscript/Synthetically Controlled Trials in Cancer Research.docx
+++ b/Manuscript/Synthetically Controlled Trials in Cancer Research.docx
@@ -5,74 +5,176 @@
     <w:p>
       <w:pPr>
         <w:pStyle w:val="Title"/>
-      </w:pPr>
-      <w:r>
+        <w:spacing w:line="360" w:lineRule="auto"/>
+        <w:rPr>
+          <w:rFonts w:ascii="Calibri" w:hAnsi="Calibri" w:cs="Calibri"/>
+          <w:color w:val="000000" w:themeColor="text1"/>
+        </w:rPr>
+      </w:pPr>
+      <w:r>
+        <w:rPr>
+          <w:rFonts w:ascii="Calibri" w:hAnsi="Calibri" w:cs="Calibri"/>
+          <w:color w:val="000000" w:themeColor="text1"/>
+        </w:rPr>
         <w:t>Synthetically Controlled Trials</w:t>
       </w:r>
       <w:r>
+        <w:rPr>
+          <w:rFonts w:ascii="Calibri" w:hAnsi="Calibri" w:cs="Calibri"/>
+          <w:color w:val="000000" w:themeColor="text1"/>
+        </w:rPr>
         <w:t xml:space="preserve"> in Clinical Research</w:t>
       </w:r>
     </w:p>
-    <w:p/>
+    <w:p>
+      <w:pPr>
+        <w:spacing w:line="360" w:lineRule="auto"/>
+        <w:rPr>
+          <w:rFonts w:ascii="Calibri" w:hAnsi="Calibri" w:cs="Calibri"/>
+          <w:color w:val="000000" w:themeColor="text1"/>
+        </w:rPr>
+      </w:pPr>
+    </w:p>
     <w:p>
       <w:pPr>
         <w:pStyle w:val="Heading1"/>
-      </w:pPr>
-      <w:r>
+        <w:spacing w:line="360" w:lineRule="auto"/>
+        <w:rPr>
+          <w:rFonts w:ascii="Calibri" w:hAnsi="Calibri" w:cs="Calibri"/>
+          <w:color w:val="000000" w:themeColor="text1"/>
+        </w:rPr>
+      </w:pPr>
+      <w:r>
+        <w:rPr>
+          <w:rFonts w:ascii="Calibri" w:hAnsi="Calibri" w:cs="Calibri"/>
+          <w:color w:val="000000" w:themeColor="text1"/>
+        </w:rPr>
         <w:t>Authors and Affiliation</w:t>
       </w:r>
     </w:p>
-    <w:p/>
-    <w:p>
-      <w:r>
+    <w:p>
+      <w:pPr>
+        <w:spacing w:line="360" w:lineRule="auto"/>
+        <w:rPr>
+          <w:rFonts w:ascii="Calibri" w:hAnsi="Calibri" w:cs="Calibri"/>
+          <w:color w:val="000000" w:themeColor="text1"/>
+        </w:rPr>
+      </w:pPr>
+    </w:p>
+    <w:p>
+      <w:pPr>
+        <w:spacing w:line="360" w:lineRule="auto"/>
+        <w:rPr>
+          <w:rFonts w:ascii="Calibri" w:hAnsi="Calibri" w:cs="Calibri"/>
+          <w:color w:val="000000" w:themeColor="text1"/>
+        </w:rPr>
+      </w:pPr>
+      <w:r>
+        <w:rPr>
+          <w:rFonts w:ascii="Calibri" w:hAnsi="Calibri" w:cs="Calibri"/>
+          <w:color w:val="000000" w:themeColor="text1"/>
+        </w:rPr>
         <w:t>Richard Jackson</w:t>
       </w:r>
       <w:r>
         <w:rPr>
+          <w:rFonts w:ascii="Calibri" w:hAnsi="Calibri" w:cs="Calibri"/>
+          <w:color w:val="000000" w:themeColor="text1"/>
           <w:vertAlign w:val="superscript"/>
         </w:rPr>
         <w:t>1</w:t>
       </w:r>
     </w:p>
     <w:p>
-      <w:r>
+      <w:pPr>
+        <w:spacing w:line="360" w:lineRule="auto"/>
+        <w:rPr>
+          <w:rFonts w:ascii="Calibri" w:hAnsi="Calibri" w:cs="Calibri"/>
+          <w:color w:val="000000" w:themeColor="text1"/>
+        </w:rPr>
+      </w:pPr>
+      <w:r>
+        <w:rPr>
+          <w:rFonts w:ascii="Calibri" w:hAnsi="Calibri" w:cs="Calibri"/>
+          <w:color w:val="000000" w:themeColor="text1"/>
+        </w:rPr>
         <w:t>Nicole Cizauskas</w:t>
       </w:r>
       <w:r>
         <w:rPr>
+          <w:rFonts w:ascii="Calibri" w:hAnsi="Calibri" w:cs="Calibri"/>
+          <w:color w:val="000000" w:themeColor="text1"/>
           <w:vertAlign w:val="superscript"/>
         </w:rPr>
         <w:t>1</w:t>
       </w:r>
     </w:p>
     <w:p>
+      <w:pPr>
+        <w:spacing w:line="360" w:lineRule="auto"/>
+        <w:rPr>
+          <w:rFonts w:ascii="Calibri" w:hAnsi="Calibri" w:cs="Calibri"/>
+          <w:color w:val="000000" w:themeColor="text1"/>
+        </w:rPr>
+      </w:pPr>
       <w:proofErr w:type="spellStart"/>
       <w:r>
+        <w:rPr>
+          <w:rFonts w:ascii="Calibri" w:hAnsi="Calibri" w:cs="Calibri"/>
+          <w:color w:val="000000" w:themeColor="text1"/>
+        </w:rPr>
         <w:t>Kusqaum</w:t>
       </w:r>
       <w:proofErr w:type="spellEnd"/>
       <w:r>
+        <w:rPr>
+          <w:rFonts w:ascii="Calibri" w:hAnsi="Calibri" w:cs="Calibri"/>
+          <w:color w:val="000000" w:themeColor="text1"/>
+        </w:rPr>
         <w:t xml:space="preserve"> Adam</w:t>
       </w:r>
       <w:r>
         <w:rPr>
+          <w:rFonts w:ascii="Calibri" w:hAnsi="Calibri" w:cs="Calibri"/>
+          <w:color w:val="000000" w:themeColor="text1"/>
           <w:vertAlign w:val="superscript"/>
         </w:rPr>
         <w:t>1</w:t>
       </w:r>
     </w:p>
     <w:p>
-      <w:r>
+      <w:pPr>
+        <w:spacing w:line="360" w:lineRule="auto"/>
+        <w:rPr>
+          <w:rFonts w:ascii="Calibri" w:hAnsi="Calibri" w:cs="Calibri"/>
+          <w:color w:val="000000" w:themeColor="text1"/>
+        </w:rPr>
+      </w:pPr>
+      <w:r>
+        <w:rPr>
+          <w:rFonts w:ascii="Calibri" w:hAnsi="Calibri" w:cs="Calibri"/>
+          <w:color w:val="000000" w:themeColor="text1"/>
+        </w:rPr>
         <w:t>Thomas Spain</w:t>
       </w:r>
       <w:r>
         <w:rPr>
+          <w:rFonts w:ascii="Calibri" w:hAnsi="Calibri" w:cs="Calibri"/>
+          <w:color w:val="000000" w:themeColor="text1"/>
           <w:vertAlign w:val="superscript"/>
         </w:rPr>
         <w:t>1</w:t>
       </w:r>
     </w:p>
-    <w:p/>
+    <w:p>
+      <w:pPr>
+        <w:spacing w:line="360" w:lineRule="auto"/>
+        <w:rPr>
+          <w:rFonts w:ascii="Calibri" w:hAnsi="Calibri" w:cs="Calibri"/>
+          <w:color w:val="000000" w:themeColor="text1"/>
+        </w:rPr>
+      </w:pPr>
+    </w:p>
     <w:p>
       <w:pPr>
         <w:pStyle w:val="ListParagraph"/>
@@ -80,8 +182,17 @@
           <w:ilvl w:val="0"/>
           <w:numId w:val="8"/>
         </w:numPr>
-      </w:pPr>
-      <w:r>
+        <w:spacing w:line="360" w:lineRule="auto"/>
+        <w:rPr>
+          <w:rFonts w:ascii="Calibri" w:hAnsi="Calibri" w:cs="Calibri"/>
+          <w:color w:val="000000" w:themeColor="text1"/>
+        </w:rPr>
+      </w:pPr>
+      <w:r>
+        <w:rPr>
+          <w:rFonts w:ascii="Calibri" w:hAnsi="Calibri" w:cs="Calibri"/>
+          <w:color w:val="000000" w:themeColor="text1"/>
+        </w:rPr>
         <w:t>Department of Health Data Science, Liverpool University</w:t>
       </w:r>
     </w:p>
@@ -92,245 +203,534 @@
           <w:ilvl w:val="0"/>
           <w:numId w:val="8"/>
         </w:numPr>
-      </w:pPr>
-      <w:r>
+        <w:spacing w:line="360" w:lineRule="auto"/>
+        <w:rPr>
+          <w:rFonts w:ascii="Calibri" w:hAnsi="Calibri" w:cs="Calibri"/>
+          <w:color w:val="000000" w:themeColor="text1"/>
+        </w:rPr>
+      </w:pPr>
+      <w:r>
+        <w:rPr>
+          <w:rFonts w:ascii="Calibri" w:hAnsi="Calibri" w:cs="Calibri"/>
+          <w:color w:val="000000" w:themeColor="text1"/>
+        </w:rPr>
         <w:t>University of Newcastle Upon Tyne</w:t>
       </w:r>
     </w:p>
-    <w:p/>
-    <w:p/>
-    <w:p>
-      <w:pPr>
-        <w:rPr>
-          <w:rFonts w:asciiTheme="majorHAnsi" w:eastAsiaTheme="majorEastAsia" w:hAnsiTheme="majorHAnsi" w:cstheme="majorBidi"/>
-          <w:color w:val="0F4761" w:themeColor="accent1" w:themeShade="BF"/>
+    <w:p>
+      <w:pPr>
+        <w:spacing w:line="360" w:lineRule="auto"/>
+        <w:rPr>
+          <w:rFonts w:ascii="Calibri" w:hAnsi="Calibri" w:cs="Calibri"/>
+          <w:color w:val="000000" w:themeColor="text1"/>
+        </w:rPr>
+      </w:pPr>
+    </w:p>
+    <w:p>
+      <w:pPr>
+        <w:spacing w:line="360" w:lineRule="auto"/>
+        <w:rPr>
+          <w:rFonts w:ascii="Calibri" w:hAnsi="Calibri" w:cs="Calibri"/>
+          <w:color w:val="000000" w:themeColor="text1"/>
+        </w:rPr>
+      </w:pPr>
+    </w:p>
+    <w:p>
+      <w:pPr>
+        <w:spacing w:line="360" w:lineRule="auto"/>
+        <w:rPr>
+          <w:rFonts w:ascii="Calibri" w:eastAsiaTheme="majorEastAsia" w:hAnsi="Calibri" w:cs="Calibri"/>
+          <w:color w:val="000000" w:themeColor="text1"/>
           <w:sz w:val="40"/>
           <w:szCs w:val="40"/>
         </w:rPr>
       </w:pPr>
       <w:r>
+        <w:rPr>
+          <w:rFonts w:ascii="Calibri" w:hAnsi="Calibri" w:cs="Calibri"/>
+          <w:color w:val="000000" w:themeColor="text1"/>
+        </w:rPr>
         <w:br w:type="page"/>
       </w:r>
     </w:p>
     <w:p>
       <w:pPr>
         <w:pStyle w:val="Heading1"/>
-      </w:pPr>
-      <w:r>
+        <w:spacing w:line="360" w:lineRule="auto"/>
+        <w:rPr>
+          <w:rFonts w:ascii="Calibri" w:hAnsi="Calibri" w:cs="Calibri"/>
+          <w:color w:val="000000" w:themeColor="text1"/>
+        </w:rPr>
+      </w:pPr>
+      <w:r>
+        <w:rPr>
+          <w:rFonts w:ascii="Calibri" w:hAnsi="Calibri" w:cs="Calibri"/>
+          <w:color w:val="000000" w:themeColor="text1"/>
+        </w:rPr>
         <w:lastRenderedPageBreak/>
         <w:t>Introduction</w:t>
       </w:r>
     </w:p>
-    <w:p/>
-    <w:p>
-      <w:r>
+    <w:p>
+      <w:pPr>
+        <w:spacing w:line="360" w:lineRule="auto"/>
+        <w:rPr>
+          <w:rFonts w:ascii="Calibri" w:hAnsi="Calibri" w:cs="Calibri"/>
+          <w:color w:val="000000" w:themeColor="text1"/>
+        </w:rPr>
+      </w:pPr>
+    </w:p>
+    <w:p>
+      <w:pPr>
+        <w:spacing w:line="360" w:lineRule="auto"/>
+        <w:rPr>
+          <w:rFonts w:ascii="Calibri" w:hAnsi="Calibri" w:cs="Calibri"/>
+          <w:color w:val="000000" w:themeColor="text1"/>
+        </w:rPr>
+      </w:pPr>
+      <w:r>
+        <w:rPr>
+          <w:rFonts w:ascii="Calibri" w:hAnsi="Calibri" w:cs="Calibri"/>
+          <w:color w:val="000000" w:themeColor="text1"/>
+        </w:rPr>
         <w:t>Randomised Controlled Trials (RCTs)</w:t>
       </w:r>
       <w:r>
+        <w:rPr>
+          <w:rFonts w:ascii="Calibri" w:hAnsi="Calibri" w:cs="Calibri"/>
+          <w:color w:val="000000" w:themeColor="text1"/>
+        </w:rPr>
         <w:t xml:space="preserve"> the gold standard of clinical research due to their ability to provide reliable causal estimates of a </w:t>
       </w:r>
       <w:proofErr w:type="gramStart"/>
       <w:r>
+        <w:rPr>
+          <w:rFonts w:ascii="Calibri" w:hAnsi="Calibri" w:cs="Calibri"/>
+          <w:color w:val="000000" w:themeColor="text1"/>
+        </w:rPr>
         <w:t>treatments</w:t>
       </w:r>
       <w:proofErr w:type="gramEnd"/>
       <w:r>
+        <w:rPr>
+          <w:rFonts w:ascii="Calibri" w:hAnsi="Calibri" w:cs="Calibri"/>
+          <w:color w:val="000000" w:themeColor="text1"/>
+        </w:rPr>
         <w:t xml:space="preserve"> efficacy against some control.</w:t>
       </w:r>
       <w:r>
+        <w:rPr>
+          <w:rFonts w:ascii="Calibri" w:hAnsi="Calibri" w:cs="Calibri"/>
+          <w:color w:val="000000" w:themeColor="text1"/>
+        </w:rPr>
         <w:t xml:space="preserve">  Their quality comes at a cost however with large numbers of patients, and consequently time and money, required.</w:t>
       </w:r>
     </w:p>
-    <w:p/>
-    <w:p>
-      <w:r>
+    <w:p>
+      <w:pPr>
+        <w:spacing w:line="360" w:lineRule="auto"/>
+        <w:rPr>
+          <w:rFonts w:ascii="Calibri" w:hAnsi="Calibri" w:cs="Calibri"/>
+          <w:color w:val="000000" w:themeColor="text1"/>
+        </w:rPr>
+      </w:pPr>
+    </w:p>
+    <w:p>
+      <w:pPr>
+        <w:spacing w:line="360" w:lineRule="auto"/>
+        <w:rPr>
+          <w:rFonts w:ascii="Calibri" w:hAnsi="Calibri" w:cs="Calibri"/>
+          <w:color w:val="000000" w:themeColor="text1"/>
+        </w:rPr>
+      </w:pPr>
+      <w:r>
+        <w:rPr>
+          <w:rFonts w:ascii="Calibri" w:hAnsi="Calibri" w:cs="Calibri"/>
+          <w:color w:val="000000" w:themeColor="text1"/>
+        </w:rPr>
         <w:t xml:space="preserve">This problem is heightened in areas such as rare diseases or early phase trial design were resources are </w:t>
       </w:r>
       <w:r>
+        <w:rPr>
+          <w:rFonts w:ascii="Calibri" w:hAnsi="Calibri" w:cs="Calibri"/>
+          <w:color w:val="000000" w:themeColor="text1"/>
+        </w:rPr>
         <w:t xml:space="preserve">often </w:t>
       </w:r>
       <w:r>
+        <w:rPr>
+          <w:rFonts w:ascii="Calibri" w:hAnsi="Calibri" w:cs="Calibri"/>
+          <w:color w:val="000000" w:themeColor="text1"/>
+        </w:rPr>
         <w:t xml:space="preserve">scarce.  Here the stringent rules of demonstrating efficacy are </w:t>
       </w:r>
       <w:r>
+        <w:rPr>
+          <w:rFonts w:ascii="Calibri" w:hAnsi="Calibri" w:cs="Calibri"/>
+          <w:color w:val="000000" w:themeColor="text1"/>
+        </w:rPr>
         <w:t xml:space="preserve">often </w:t>
       </w:r>
       <w:r>
+        <w:rPr>
+          <w:rFonts w:ascii="Calibri" w:hAnsi="Calibri" w:cs="Calibri"/>
+          <w:color w:val="000000" w:themeColor="text1"/>
+        </w:rPr>
         <w:t xml:space="preserve">relaxed, either by design or necessity.  </w:t>
       </w:r>
     </w:p>
-    <w:p/>
-    <w:p>
-      <w:r>
+    <w:p>
+      <w:pPr>
+        <w:spacing w:line="360" w:lineRule="auto"/>
+        <w:rPr>
+          <w:rFonts w:ascii="Calibri" w:hAnsi="Calibri" w:cs="Calibri"/>
+          <w:color w:val="000000" w:themeColor="text1"/>
+        </w:rPr>
+      </w:pPr>
+    </w:p>
+    <w:p>
+      <w:pPr>
+        <w:spacing w:line="360" w:lineRule="auto"/>
+        <w:rPr>
+          <w:rFonts w:ascii="Calibri" w:hAnsi="Calibri" w:cs="Calibri"/>
+          <w:color w:val="000000" w:themeColor="text1"/>
+        </w:rPr>
+      </w:pPr>
+      <w:r>
+        <w:rPr>
+          <w:rFonts w:ascii="Calibri" w:hAnsi="Calibri" w:cs="Calibri"/>
+          <w:color w:val="000000" w:themeColor="text1"/>
+        </w:rPr>
         <w:t>With the exception perhaps of phase 1, the aim at the onset of any trial is to obtain a causal estimate of the effect of an experimental treatment</w:t>
       </w:r>
       <w:r>
+        <w:rPr>
+          <w:rFonts w:ascii="Calibri" w:hAnsi="Calibri" w:cs="Calibri"/>
+          <w:color w:val="000000" w:themeColor="text1"/>
+        </w:rPr>
         <w:t xml:space="preserve"> against some standard of care</w:t>
       </w:r>
       <w:r>
+        <w:rPr>
+          <w:rFonts w:ascii="Calibri" w:hAnsi="Calibri" w:cs="Calibri"/>
+          <w:color w:val="000000" w:themeColor="text1"/>
+        </w:rPr>
         <w:t>.</w:t>
       </w:r>
       <w:r>
+        <w:rPr>
+          <w:rFonts w:ascii="Calibri" w:hAnsi="Calibri" w:cs="Calibri"/>
+          <w:color w:val="000000" w:themeColor="text1"/>
+        </w:rPr>
         <w:t xml:space="preserve">  Often in these settings single arm trials are used but without a comparator it is difficult to provide any reliable estimate of efficacy.</w:t>
       </w:r>
     </w:p>
-    <w:p/>
-    <w:p>
-      <w:r>
+    <w:p>
+      <w:pPr>
+        <w:spacing w:line="360" w:lineRule="auto"/>
+        <w:rPr>
+          <w:rFonts w:ascii="Calibri" w:hAnsi="Calibri" w:cs="Calibri"/>
+          <w:color w:val="000000" w:themeColor="text1"/>
+        </w:rPr>
+      </w:pPr>
+    </w:p>
+    <w:p>
+      <w:pPr>
+        <w:spacing w:line="360" w:lineRule="auto"/>
+        <w:rPr>
+          <w:rFonts w:ascii="Calibri" w:hAnsi="Calibri" w:cs="Calibri"/>
+          <w:color w:val="000000" w:themeColor="text1"/>
+        </w:rPr>
+      </w:pPr>
+      <w:r>
+        <w:rPr>
+          <w:rFonts w:ascii="Calibri" w:hAnsi="Calibri" w:cs="Calibri"/>
+          <w:color w:val="000000" w:themeColor="text1"/>
+        </w:rPr>
         <w:t>RCTs are conducted from a position of enforced ignorance</w:t>
       </w:r>
       <w:r>
+        <w:rPr>
+          <w:rFonts w:ascii="Calibri" w:hAnsi="Calibri" w:cs="Calibri"/>
+          <w:color w:val="000000" w:themeColor="text1"/>
+        </w:rPr>
         <w:t xml:space="preserve"> with the acceptance that all information of a treatment effect will be obtained from the trial data.   This is beneficial for internal consistency and providing a causal effect free of bias.  </w:t>
       </w:r>
       <w:proofErr w:type="gramStart"/>
       <w:r>
+        <w:rPr>
+          <w:rFonts w:ascii="Calibri" w:hAnsi="Calibri" w:cs="Calibri"/>
+          <w:color w:val="000000" w:themeColor="text1"/>
+        </w:rPr>
         <w:t>However</w:t>
       </w:r>
       <w:proofErr w:type="gramEnd"/>
       <w:r>
+        <w:rPr>
+          <w:rFonts w:ascii="Calibri" w:hAnsi="Calibri" w:cs="Calibri"/>
+          <w:color w:val="000000" w:themeColor="text1"/>
+        </w:rPr>
         <w:t xml:space="preserve"> it is naïve </w:t>
       </w:r>
       <w:r>
+        <w:rPr>
+          <w:rFonts w:ascii="Calibri" w:hAnsi="Calibri" w:cs="Calibri"/>
+          <w:color w:val="000000" w:themeColor="text1"/>
+        </w:rPr>
         <w:t xml:space="preserve">to think no information </w:t>
       </w:r>
       <w:r>
+        <w:rPr>
+          <w:rFonts w:ascii="Calibri" w:hAnsi="Calibri" w:cs="Calibri"/>
+          <w:color w:val="000000" w:themeColor="text1"/>
+        </w:rPr>
         <w:t xml:space="preserve">on the control arm </w:t>
       </w:r>
       <w:r>
+        <w:rPr>
+          <w:rFonts w:ascii="Calibri" w:hAnsi="Calibri" w:cs="Calibri"/>
+          <w:color w:val="000000" w:themeColor="text1"/>
+        </w:rPr>
         <w:t>exists</w:t>
       </w:r>
       <w:r>
+        <w:rPr>
+          <w:rFonts w:ascii="Calibri" w:hAnsi="Calibri" w:cs="Calibri"/>
+          <w:color w:val="000000" w:themeColor="text1"/>
+        </w:rPr>
         <w:t xml:space="preserve"> prior to the trial.  </w:t>
       </w:r>
       <w:proofErr w:type="gramStart"/>
       <w:r>
+        <w:rPr>
+          <w:rFonts w:ascii="Calibri" w:hAnsi="Calibri" w:cs="Calibri"/>
+          <w:color w:val="000000" w:themeColor="text1"/>
+        </w:rPr>
         <w:t>Indeed</w:t>
       </w:r>
       <w:proofErr w:type="gramEnd"/>
       <w:r>
+        <w:rPr>
+          <w:rFonts w:ascii="Calibri" w:hAnsi="Calibri" w:cs="Calibri"/>
+          <w:color w:val="000000" w:themeColor="text1"/>
+        </w:rPr>
         <w:t xml:space="preserve"> this information is often required for the study design.  What is more, this information is increasing through t</w:t>
       </w:r>
       <w:r>
+        <w:rPr>
+          <w:rFonts w:ascii="Calibri" w:hAnsi="Calibri" w:cs="Calibri"/>
+          <w:color w:val="000000" w:themeColor="text1"/>
+        </w:rPr>
         <w:t>he availability of external</w:t>
       </w:r>
       <w:r>
+        <w:rPr>
+          <w:rFonts w:ascii="Calibri" w:hAnsi="Calibri" w:cs="Calibri"/>
+          <w:color w:val="000000" w:themeColor="text1"/>
+        </w:rPr>
         <w:t xml:space="preserve"> registry/observational</w:t>
       </w:r>
       <w:r>
+        <w:rPr>
+          <w:rFonts w:ascii="Calibri" w:hAnsi="Calibri" w:cs="Calibri"/>
+          <w:color w:val="000000" w:themeColor="text1"/>
+        </w:rPr>
         <w:t xml:space="preserve"> data</w:t>
       </w:r>
       <w:r>
+        <w:rPr>
+          <w:rFonts w:ascii="Calibri" w:hAnsi="Calibri" w:cs="Calibri"/>
+          <w:color w:val="000000" w:themeColor="text1"/>
+        </w:rPr>
         <w:t xml:space="preserve"> and </w:t>
       </w:r>
       <w:r>
+        <w:rPr>
+          <w:rFonts w:ascii="Calibri" w:hAnsi="Calibri" w:cs="Calibri"/>
+          <w:color w:val="000000" w:themeColor="text1"/>
+        </w:rPr>
         <w:t>previously conducted studies.</w:t>
       </w:r>
     </w:p>
-    <w:p/>
-    <w:p>
-      <w:pPr>
+    <w:p>
+      <w:pPr>
+        <w:spacing w:line="360" w:lineRule="auto"/>
+        <w:rPr>
+          <w:rFonts w:ascii="Calibri" w:hAnsi="Calibri" w:cs="Calibri"/>
+          <w:color w:val="000000" w:themeColor="text1"/>
+        </w:rPr>
+      </w:pPr>
+    </w:p>
+    <w:p>
+      <w:pPr>
+        <w:spacing w:line="360" w:lineRule="auto"/>
         <w:rPr>
           <w:rStyle w:val="apple-converted-space"/>
-        </w:rPr>
-      </w:pPr>
-      <w:r>
+          <w:rFonts w:ascii="Calibri" w:hAnsi="Calibri" w:cs="Calibri"/>
+          <w:color w:val="000000" w:themeColor="text1"/>
+        </w:rPr>
+      </w:pPr>
+      <w:r>
+        <w:rPr>
+          <w:rFonts w:ascii="Calibri" w:hAnsi="Calibri" w:cs="Calibri"/>
+          <w:color w:val="000000" w:themeColor="text1"/>
+        </w:rPr>
         <w:t xml:space="preserve">The aim of supplementing prospective trials with external information has </w:t>
       </w:r>
       <w:r>
+        <w:rPr>
+          <w:rFonts w:ascii="Calibri" w:hAnsi="Calibri" w:cs="Calibri"/>
+          <w:color w:val="000000" w:themeColor="text1"/>
+        </w:rPr>
         <w:t>long be</w:t>
       </w:r>
       <w:r>
+        <w:rPr>
+          <w:rFonts w:ascii="Calibri" w:hAnsi="Calibri" w:cs="Calibri"/>
+          <w:color w:val="000000" w:themeColor="text1"/>
+        </w:rPr>
         <w:t>e</w:t>
       </w:r>
       <w:r>
+        <w:rPr>
+          <w:rFonts w:ascii="Calibri" w:hAnsi="Calibri" w:cs="Calibri"/>
+          <w:color w:val="000000" w:themeColor="text1"/>
+        </w:rPr>
         <w:t xml:space="preserve">n explored.  </w:t>
       </w:r>
       <w:r>
+        <w:rPr>
+          <w:rFonts w:ascii="Calibri" w:hAnsi="Calibri" w:cs="Calibri"/>
+          <w:color w:val="000000" w:themeColor="text1"/>
+        </w:rPr>
         <w:t>Pocock [1] first discussed the use of historically controlled trials where single arm data are compared against external information.</w:t>
       </w:r>
       <w:r>
+        <w:rPr>
+          <w:rFonts w:ascii="Calibri" w:hAnsi="Calibri" w:cs="Calibri"/>
+          <w:color w:val="000000" w:themeColor="text1"/>
+        </w:rPr>
         <w:t xml:space="preserve">  This application </w:t>
       </w:r>
       <w:r>
+        <w:rPr>
+          <w:rFonts w:ascii="Calibri" w:hAnsi="Calibri" w:cs="Calibri"/>
+          <w:color w:val="000000" w:themeColor="text1"/>
+        </w:rPr>
         <w:t xml:space="preserve">fits naturally within the Bayesian framework where the prospective data are used to update prior beliefs. </w:t>
       </w:r>
       <w:r>
+        <w:rPr>
+          <w:rFonts w:ascii="Calibri" w:hAnsi="Calibri" w:cs="Calibri"/>
+          <w:color w:val="000000" w:themeColor="text1"/>
+        </w:rPr>
         <w:t xml:space="preserve"> </w:t>
       </w:r>
       <w:r>
+        <w:rPr>
+          <w:rFonts w:ascii="Calibri" w:hAnsi="Calibri" w:cs="Calibri"/>
+          <w:color w:val="000000" w:themeColor="text1"/>
+        </w:rPr>
         <w:t xml:space="preserve">More </w:t>
       </w:r>
       <w:r>
         <w:rPr>
           <w:rStyle w:val="apple-converted-space"/>
+          <w:rFonts w:ascii="Calibri" w:hAnsi="Calibri" w:cs="Calibri"/>
+          <w:color w:val="000000" w:themeColor="text1"/>
         </w:rPr>
         <w:t>recently Neuenschwander et al [</w:t>
       </w:r>
       <w:r>
         <w:rPr>
           <w:rStyle w:val="apple-converted-space"/>
+          <w:rFonts w:ascii="Calibri" w:hAnsi="Calibri" w:cs="Calibri"/>
+          <w:color w:val="000000" w:themeColor="text1"/>
         </w:rPr>
         <w:t>2</w:t>
       </w:r>
       <w:r>
         <w:rPr>
           <w:rStyle w:val="apple-converted-space"/>
+          <w:rFonts w:ascii="Calibri" w:hAnsi="Calibri" w:cs="Calibri"/>
+          <w:color w:val="000000" w:themeColor="text1"/>
         </w:rPr>
         <w:t>] have explored approached to including histori</w:t>
       </w:r>
       <w:r>
         <w:rPr>
           <w:rStyle w:val="apple-converted-space"/>
+          <w:rFonts w:ascii="Calibri" w:hAnsi="Calibri" w:cs="Calibri"/>
+          <w:color w:val="000000" w:themeColor="text1"/>
         </w:rPr>
         <w:t>c</w:t>
       </w:r>
       <w:r>
         <w:rPr>
           <w:rStyle w:val="apple-converted-space"/>
+          <w:rFonts w:ascii="Calibri" w:hAnsi="Calibri" w:cs="Calibri"/>
+          <w:color w:val="000000" w:themeColor="text1"/>
         </w:rPr>
         <w:t>al information on control arms in clinical trials.</w:t>
       </w:r>
     </w:p>
     <w:p>
       <w:pPr>
+        <w:spacing w:line="360" w:lineRule="auto"/>
         <w:rPr>
           <w:rStyle w:val="apple-converted-space"/>
-        </w:rPr>
-      </w:pPr>
-    </w:p>
-    <w:p>
-      <w:pPr>
+          <w:rFonts w:ascii="Calibri" w:hAnsi="Calibri" w:cs="Calibri"/>
+          <w:color w:val="000000" w:themeColor="text1"/>
+        </w:rPr>
+      </w:pPr>
+    </w:p>
+    <w:p>
+      <w:pPr>
+        <w:spacing w:line="360" w:lineRule="auto"/>
         <w:rPr>
           <w:rStyle w:val="apple-converted-space"/>
+          <w:rFonts w:ascii="Calibri" w:hAnsi="Calibri" w:cs="Calibri"/>
+          <w:color w:val="000000" w:themeColor="text1"/>
         </w:rPr>
       </w:pPr>
       <w:r>
         <w:rPr>
           <w:rStyle w:val="apple-converted-space"/>
-        </w:rPr>
+          <w:rFonts w:ascii="Calibri" w:hAnsi="Calibri" w:cs="Calibri"/>
+          <w:color w:val="000000" w:themeColor="text1"/>
+        </w:rPr>
+        <w:lastRenderedPageBreak/>
         <w:t>T</w:t>
       </w:r>
       <w:r>
         <w:rPr>
           <w:rStyle w:val="apple-converted-space"/>
+          <w:rFonts w:ascii="Calibri" w:hAnsi="Calibri" w:cs="Calibri"/>
+          <w:color w:val="000000" w:themeColor="text1"/>
         </w:rPr>
         <w:t xml:space="preserve">he </w:t>
       </w:r>
       <w:r>
         <w:rPr>
           <w:rStyle w:val="apple-converted-space"/>
+          <w:rFonts w:ascii="Calibri" w:hAnsi="Calibri" w:cs="Calibri"/>
+          <w:color w:val="000000" w:themeColor="text1"/>
         </w:rPr>
         <w:t>increasing potential for</w:t>
       </w:r>
       <w:r>
         <w:rPr>
           <w:rStyle w:val="apple-converted-space"/>
+          <w:rFonts w:ascii="Calibri" w:hAnsi="Calibri" w:cs="Calibri"/>
+          <w:color w:val="000000" w:themeColor="text1"/>
         </w:rPr>
         <w:t xml:space="preserve"> externally controlled </w:t>
       </w:r>
       <w:r>
         <w:rPr>
           <w:rStyle w:val="apple-converted-space"/>
+          <w:rFonts w:ascii="Calibri" w:hAnsi="Calibri" w:cs="Calibri"/>
+          <w:color w:val="000000" w:themeColor="text1"/>
         </w:rPr>
         <w:t xml:space="preserve">trials has </w:t>
       </w:r>
@@ -338,6 +738,8 @@
       <w:r>
         <w:rPr>
           <w:rStyle w:val="apple-converted-space"/>
+          <w:rFonts w:ascii="Calibri" w:hAnsi="Calibri" w:cs="Calibri"/>
+          <w:color w:val="000000" w:themeColor="text1"/>
         </w:rPr>
         <w:t>lead</w:t>
       </w:r>
@@ -345,454 +747,2269 @@
       <w:r>
         <w:rPr>
           <w:rStyle w:val="apple-converted-space"/>
-        </w:rPr>
-        <w:t xml:space="preserve"> to guidance from regulatory bodies [3]</w:t>
+          <w:rFonts w:ascii="Calibri" w:hAnsi="Calibri" w:cs="Calibri"/>
+          <w:color w:val="000000" w:themeColor="text1"/>
+        </w:rPr>
+        <w:t xml:space="preserve"> to guidance from regulatory bodies [3] and increasing discussion as to their appropriate use and application[</w:t>
       </w:r>
       <w:r>
         <w:rPr>
           <w:rStyle w:val="apple-converted-space"/>
-        </w:rPr>
-        <w:t xml:space="preserve"> a</w:t>
+          <w:rFonts w:ascii="Calibri" w:hAnsi="Calibri" w:cs="Calibri"/>
+          <w:color w:val="000000" w:themeColor="text1"/>
+        </w:rPr>
+        <w:t xml:space="preserve"> guidance for their use in clinical research [</w:t>
       </w:r>
       <w:r>
         <w:rPr>
           <w:rStyle w:val="apple-converted-space"/>
-        </w:rPr>
-        <w:t>nd increasing discussion as to their appropriate use and application[</w:t>
+          <w:rFonts w:ascii="Calibri" w:hAnsi="Calibri" w:cs="Calibri"/>
+          <w:color w:val="000000" w:themeColor="text1"/>
+        </w:rPr>
+        <w:t>4</w:t>
       </w:r>
       <w:r>
         <w:rPr>
           <w:rStyle w:val="apple-converted-space"/>
-        </w:rPr>
-        <w:t xml:space="preserve"> guidance for their use in clinical research [</w:t>
+          <w:rFonts w:ascii="Calibri" w:hAnsi="Calibri" w:cs="Calibri"/>
+          <w:color w:val="000000" w:themeColor="text1"/>
+        </w:rPr>
+        <w:t>-8</w:t>
       </w:r>
       <w:r>
         <w:rPr>
           <w:rStyle w:val="apple-converted-space"/>
+          <w:rFonts w:ascii="Calibri" w:hAnsi="Calibri" w:cs="Calibri"/>
+          <w:color w:val="000000" w:themeColor="text1"/>
+        </w:rPr>
+        <w:t>]</w:t>
+      </w:r>
+      <w:r>
+        <w:rPr>
+          <w:rStyle w:val="apple-converted-space"/>
+          <w:rFonts w:ascii="Calibri" w:hAnsi="Calibri" w:cs="Calibri"/>
+          <w:color w:val="000000" w:themeColor="text1"/>
+        </w:rPr>
+        <w:t>.</w:t>
+      </w:r>
+      <w:r>
+        <w:rPr>
+          <w:rStyle w:val="apple-converted-space"/>
+          <w:rFonts w:ascii="Calibri" w:hAnsi="Calibri" w:cs="Calibri"/>
+          <w:color w:val="000000" w:themeColor="text1"/>
+        </w:rPr>
+        <w:t xml:space="preserve">  In practice, growing examples of the use of digital twins [9</w:t>
+      </w:r>
+      <w:r>
+        <w:rPr>
+          <w:rStyle w:val="apple-converted-space"/>
+          <w:rFonts w:ascii="Calibri" w:hAnsi="Calibri" w:cs="Calibri"/>
+          <w:color w:val="000000" w:themeColor="text1"/>
+        </w:rPr>
+        <w:t>,10</w:t>
+      </w:r>
+      <w:r>
+        <w:rPr>
+          <w:rStyle w:val="apple-converted-space"/>
+          <w:rFonts w:ascii="Calibri" w:hAnsi="Calibri" w:cs="Calibri"/>
+          <w:color w:val="000000" w:themeColor="text1"/>
+        </w:rPr>
+        <w:t>]  and propensity score analyses [1</w:t>
+      </w:r>
+      <w:r>
+        <w:rPr>
+          <w:rStyle w:val="apple-converted-space"/>
+          <w:rFonts w:ascii="Calibri" w:hAnsi="Calibri" w:cs="Calibri"/>
+          <w:color w:val="000000" w:themeColor="text1"/>
+        </w:rPr>
+        <w:t>1</w:t>
+      </w:r>
+      <w:r>
+        <w:rPr>
+          <w:rStyle w:val="apple-converted-space"/>
+          <w:rFonts w:ascii="Calibri" w:hAnsi="Calibri" w:cs="Calibri"/>
+          <w:color w:val="000000" w:themeColor="text1"/>
+        </w:rPr>
+        <w:t>, 1</w:t>
+      </w:r>
+      <w:r>
+        <w:rPr>
+          <w:rStyle w:val="apple-converted-space"/>
+          <w:rFonts w:ascii="Calibri" w:hAnsi="Calibri" w:cs="Calibri"/>
+          <w:color w:val="000000" w:themeColor="text1"/>
+        </w:rPr>
+        <w:t>2</w:t>
+      </w:r>
+      <w:r>
+        <w:rPr>
+          <w:rStyle w:val="apple-converted-space"/>
+          <w:rFonts w:ascii="Calibri" w:hAnsi="Calibri" w:cs="Calibri"/>
+          <w:color w:val="000000" w:themeColor="text1"/>
+        </w:rPr>
+        <w:t>] have been used as for causal inference in place of randomisation.</w:t>
+      </w:r>
+    </w:p>
+    <w:p>
+      <w:pPr>
+        <w:spacing w:line="360" w:lineRule="auto"/>
+        <w:rPr>
+          <w:rFonts w:ascii="Calibri" w:hAnsi="Calibri" w:cs="Calibri"/>
+          <w:color w:val="000000" w:themeColor="text1"/>
+        </w:rPr>
+      </w:pPr>
+    </w:p>
+    <w:p>
+      <w:pPr>
+        <w:spacing w:line="360" w:lineRule="auto"/>
+        <w:rPr>
+          <w:rFonts w:ascii="Calibri" w:hAnsi="Calibri" w:cs="Calibri"/>
+          <w:color w:val="000000" w:themeColor="text1"/>
+        </w:rPr>
+      </w:pPr>
+      <w:r>
+        <w:rPr>
+          <w:rFonts w:ascii="Calibri" w:hAnsi="Calibri" w:cs="Calibri"/>
+          <w:color w:val="000000" w:themeColor="text1"/>
+        </w:rPr>
+        <w:t xml:space="preserve">Here we propose the use of synthetic controls as a </w:t>
+      </w:r>
+      <w:proofErr w:type="gramStart"/>
+      <w:r>
+        <w:rPr>
+          <w:rFonts w:ascii="Calibri" w:hAnsi="Calibri" w:cs="Calibri"/>
+          <w:color w:val="000000" w:themeColor="text1"/>
+        </w:rPr>
+        <w:t>causal inference tools</w:t>
+      </w:r>
+      <w:proofErr w:type="gramEnd"/>
+      <w:r>
+        <w:rPr>
+          <w:rFonts w:ascii="Calibri" w:hAnsi="Calibri" w:cs="Calibri"/>
+          <w:color w:val="000000" w:themeColor="text1"/>
+        </w:rPr>
+        <w:t xml:space="preserve"> for novel prospective clinical trials.</w:t>
+      </w:r>
+      <w:r>
+        <w:rPr>
+          <w:rFonts w:ascii="Calibri" w:hAnsi="Calibri" w:cs="Calibri"/>
+          <w:color w:val="000000" w:themeColor="text1"/>
+        </w:rPr>
+        <w:t xml:space="preserve">  </w:t>
+      </w:r>
+      <w:r>
+        <w:rPr>
+          <w:rFonts w:ascii="Calibri" w:hAnsi="Calibri" w:cs="Calibri"/>
+          <w:color w:val="000000" w:themeColor="text1"/>
+        </w:rPr>
+        <w:t xml:space="preserve">Synthetic Controls are a form of Causal Inference first proposed by Abadie </w:t>
+      </w:r>
+      <w:r>
+        <w:rPr>
+          <w:rFonts w:ascii="Calibri" w:hAnsi="Calibri" w:cs="Calibri"/>
+          <w:color w:val="000000" w:themeColor="text1"/>
+        </w:rPr>
+        <w:t>[</w:t>
+      </w:r>
+      <w:r>
+        <w:rPr>
+          <w:rFonts w:ascii="Calibri" w:hAnsi="Calibri" w:cs="Calibri"/>
+          <w:color w:val="000000" w:themeColor="text1"/>
+        </w:rPr>
+        <w:t>1</w:t>
+      </w:r>
+      <w:r>
+        <w:rPr>
+          <w:rFonts w:ascii="Calibri" w:hAnsi="Calibri" w:cs="Calibri"/>
+          <w:color w:val="000000" w:themeColor="text1"/>
+        </w:rPr>
+        <w:t>3</w:t>
+      </w:r>
+      <w:r>
+        <w:rPr>
+          <w:rFonts w:ascii="Calibri" w:hAnsi="Calibri" w:cs="Calibri"/>
+          <w:color w:val="000000" w:themeColor="text1"/>
+        </w:rPr>
+        <w:t>,1</w:t>
+      </w:r>
+      <w:r>
+        <w:rPr>
+          <w:rFonts w:ascii="Calibri" w:hAnsi="Calibri" w:cs="Calibri"/>
+          <w:color w:val="000000" w:themeColor="text1"/>
         </w:rPr>
         <w:t>4</w:t>
       </w:r>
       <w:r>
         <w:rPr>
-          <w:rStyle w:val="apple-converted-space"/>
-        </w:rPr>
-        <w:t>-8</w:t>
-      </w:r>
-      <w:r>
-        <w:rPr>
-          <w:rStyle w:val="apple-converted-space"/>
+          <w:rFonts w:ascii="Calibri" w:hAnsi="Calibri" w:cs="Calibri"/>
+          <w:color w:val="000000" w:themeColor="text1"/>
+        </w:rPr>
+        <w:t xml:space="preserve">] </w:t>
+      </w:r>
+      <w:r>
+        <w:rPr>
+          <w:rFonts w:ascii="Calibri" w:hAnsi="Calibri" w:cs="Calibri"/>
+          <w:color w:val="000000" w:themeColor="text1"/>
+        </w:rPr>
+        <w:t xml:space="preserve">whereby </w:t>
+      </w:r>
+      <w:r>
+        <w:rPr>
+          <w:rFonts w:ascii="Calibri" w:hAnsi="Calibri" w:cs="Calibri"/>
+          <w:color w:val="000000" w:themeColor="text1"/>
+        </w:rPr>
+        <w:t xml:space="preserve">the impact of some control can be generated from information.  Here the synthetic control population is weighted to mirror the characteristics of the experimental group to facilitate a causal statement. </w:t>
+      </w:r>
+      <w:r>
+        <w:rPr>
+          <w:rFonts w:ascii="Calibri" w:hAnsi="Calibri" w:cs="Calibri"/>
+          <w:color w:val="000000" w:themeColor="text1"/>
+        </w:rPr>
+        <w:t>Details on how they should be used in healthcare research have been given by Thorland [</w:t>
+      </w:r>
+      <w:r>
+        <w:rPr>
+          <w:rFonts w:ascii="Calibri" w:hAnsi="Calibri" w:cs="Calibri"/>
+          <w:color w:val="000000" w:themeColor="text1"/>
+        </w:rPr>
+        <w:t>1</w:t>
+      </w:r>
+      <w:r>
+        <w:rPr>
+          <w:rFonts w:ascii="Calibri" w:hAnsi="Calibri" w:cs="Calibri"/>
+          <w:color w:val="000000" w:themeColor="text1"/>
+        </w:rPr>
+        <w:t>5</w:t>
+      </w:r>
+      <w:r>
+        <w:rPr>
+          <w:rFonts w:ascii="Calibri" w:hAnsi="Calibri" w:cs="Calibri"/>
+          <w:color w:val="000000" w:themeColor="text1"/>
         </w:rPr>
         <w:t>]</w:t>
       </w:r>
       <w:r>
         <w:rPr>
-          <w:rStyle w:val="apple-converted-space"/>
+          <w:rFonts w:ascii="Calibri" w:hAnsi="Calibri" w:cs="Calibri"/>
+          <w:color w:val="000000" w:themeColor="text1"/>
+        </w:rPr>
+        <w:t xml:space="preserve"> and</w:t>
+      </w:r>
+      <w:r>
+        <w:rPr>
+          <w:rFonts w:ascii="Calibri" w:hAnsi="Calibri" w:cs="Calibri"/>
+          <w:color w:val="000000" w:themeColor="text1"/>
+        </w:rPr>
+        <w:t xml:space="preserve"> they have </w:t>
+      </w:r>
+      <w:r>
+        <w:rPr>
+          <w:rFonts w:ascii="Calibri" w:hAnsi="Calibri" w:cs="Calibri"/>
+          <w:color w:val="000000" w:themeColor="text1"/>
+        </w:rPr>
+        <w:t>begun to be used as casual inference tools in areas such as cancer research</w:t>
+      </w:r>
+      <w:r>
+        <w:rPr>
+          <w:rFonts w:ascii="Calibri" w:hAnsi="Calibri" w:cs="Calibri"/>
+          <w:color w:val="000000" w:themeColor="text1"/>
+        </w:rPr>
+        <w:t xml:space="preserve"> [</w:t>
+      </w:r>
+      <w:r>
+        <w:rPr>
+          <w:rFonts w:ascii="Calibri" w:hAnsi="Calibri" w:cs="Calibri"/>
+          <w:color w:val="000000" w:themeColor="text1"/>
+        </w:rPr>
+        <w:t>1</w:t>
+      </w:r>
+      <w:r>
+        <w:rPr>
+          <w:rFonts w:ascii="Calibri" w:hAnsi="Calibri" w:cs="Calibri"/>
+          <w:color w:val="000000" w:themeColor="text1"/>
+        </w:rPr>
+        <w:t>6</w:t>
+      </w:r>
+      <w:r>
+        <w:rPr>
+          <w:rFonts w:ascii="Calibri" w:hAnsi="Calibri" w:cs="Calibri"/>
+          <w:color w:val="000000" w:themeColor="text1"/>
+        </w:rPr>
+        <w:t>]</w:t>
+      </w:r>
+      <w:r>
+        <w:rPr>
+          <w:rFonts w:ascii="Calibri" w:hAnsi="Calibri" w:cs="Calibri"/>
+          <w:color w:val="000000" w:themeColor="text1"/>
         </w:rPr>
         <w:t>.</w:t>
       </w:r>
-      <w:r>
-        <w:rPr>
-          <w:rStyle w:val="apple-converted-space"/>
-        </w:rPr>
-        <w:t xml:space="preserve">  In practice, growing examples of the use of digital twins [9</w:t>
-      </w:r>
-      <w:r>
-        <w:rPr>
-          <w:rStyle w:val="apple-converted-space"/>
-        </w:rPr>
-        <w:t>,10</w:t>
-      </w:r>
-      <w:r>
-        <w:rPr>
-          <w:rStyle w:val="apple-converted-space"/>
-        </w:rPr>
-        <w:t>]  and propensity score analyses [1</w:t>
-      </w:r>
-      <w:r>
-        <w:rPr>
-          <w:rStyle w:val="apple-converted-space"/>
-        </w:rPr>
-        <w:t>1</w:t>
-      </w:r>
-      <w:r>
-        <w:rPr>
-          <w:rStyle w:val="apple-converted-space"/>
-        </w:rPr>
-        <w:t>, 1</w:t>
-      </w:r>
-      <w:r>
-        <w:rPr>
-          <w:rStyle w:val="apple-converted-space"/>
-        </w:rPr>
-        <w:t>2</w:t>
-      </w:r>
-      <w:r>
-        <w:rPr>
-          <w:rStyle w:val="apple-converted-space"/>
-        </w:rPr>
-        <w:t>] have been used as for causal inference in place of randomisation.</w:t>
-      </w:r>
-    </w:p>
-    <w:p/>
-    <w:p>
-      <w:pPr>
-        <w:rPr>
-          <w:lang w:eastAsia="en-GB"/>
-        </w:rPr>
-      </w:pPr>
-      <w:r>
-        <w:rPr>
-          <w:lang w:eastAsia="en-GB"/>
-        </w:rPr>
-        <w:t xml:space="preserve">Here we propose the use of synthetic controls as a </w:t>
+    </w:p>
+    <w:p>
+      <w:pPr>
+        <w:spacing w:line="360" w:lineRule="auto"/>
+        <w:rPr>
+          <w:rFonts w:ascii="Calibri" w:hAnsi="Calibri" w:cs="Calibri"/>
+          <w:color w:val="000000" w:themeColor="text1"/>
+        </w:rPr>
+      </w:pPr>
+    </w:p>
+    <w:p>
+      <w:pPr>
+        <w:spacing w:line="360" w:lineRule="auto"/>
+        <w:rPr>
+          <w:rFonts w:ascii="Calibri" w:hAnsi="Calibri" w:cs="Calibri"/>
+          <w:color w:val="000000" w:themeColor="text1"/>
+        </w:rPr>
+      </w:pPr>
+      <w:r>
+        <w:rPr>
+          <w:rFonts w:ascii="Calibri" w:hAnsi="Calibri" w:cs="Calibri"/>
+          <w:color w:val="000000" w:themeColor="text1"/>
+        </w:rPr>
+        <w:t>R</w:t>
+      </w:r>
+      <w:r>
+        <w:rPr>
+          <w:rFonts w:ascii="Calibri" w:hAnsi="Calibri" w:cs="Calibri"/>
+          <w:color w:val="000000" w:themeColor="text1"/>
+        </w:rPr>
+        <w:t xml:space="preserve">ecently Jackson et al. </w:t>
+      </w:r>
+      <w:r>
+        <w:rPr>
+          <w:rFonts w:ascii="Calibri" w:hAnsi="Calibri" w:cs="Calibri"/>
+          <w:color w:val="000000" w:themeColor="text1"/>
+        </w:rPr>
+        <w:t xml:space="preserve">[17] </w:t>
+      </w:r>
+      <w:r>
+        <w:rPr>
+          <w:rFonts w:ascii="Calibri" w:hAnsi="Calibri" w:cs="Calibri"/>
+          <w:color w:val="000000" w:themeColor="text1"/>
+        </w:rPr>
+        <w:t>introduced the use of parametric models as a form of personalised synthetic controls</w:t>
+      </w:r>
+      <w:r>
+        <w:rPr>
+          <w:rFonts w:ascii="Calibri" w:hAnsi="Calibri" w:cs="Calibri"/>
+          <w:color w:val="000000" w:themeColor="text1"/>
+        </w:rPr>
+        <w:t xml:space="preserve">.  Here predictions from some parametric model provide counter factual evidence against which observed outcomes can be compared. </w:t>
+      </w:r>
+      <w:r>
+        <w:rPr>
+          <w:rFonts w:ascii="Calibri" w:hAnsi="Calibri" w:cs="Calibri"/>
+          <w:color w:val="000000" w:themeColor="text1"/>
+        </w:rPr>
+        <w:t xml:space="preserve">The use and evaluation of counter factual models </w:t>
       </w:r>
       <w:proofErr w:type="gramStart"/>
       <w:r>
         <w:rPr>
-          <w:lang w:eastAsia="en-GB"/>
-        </w:rPr>
-        <w:t>causal inference tools</w:t>
+          <w:rFonts w:ascii="Calibri" w:hAnsi="Calibri" w:cs="Calibri"/>
+          <w:color w:val="000000" w:themeColor="text1"/>
+        </w:rPr>
+        <w:t>has</w:t>
       </w:r>
       <w:proofErr w:type="gramEnd"/>
       <w:r>
         <w:rPr>
-          <w:lang w:eastAsia="en-GB"/>
-        </w:rPr>
-        <w:t xml:space="preserve"> for novel prospective clinical trials.</w:t>
-      </w:r>
-      <w:r>
-        <w:rPr>
-          <w:lang w:eastAsia="en-GB"/>
-        </w:rPr>
-        <w:t xml:space="preserve">  </w:t>
-      </w:r>
-      <w:r>
-        <w:rPr>
-          <w:lang w:eastAsia="en-GB"/>
-        </w:rPr>
-        <w:t xml:space="preserve">Synthetic Controls are a form of Causal Inference first proposed by Abadie </w:t>
-      </w:r>
-      <w:r>
-        <w:rPr>
-          <w:lang w:eastAsia="en-GB"/>
-        </w:rPr>
-        <w:t>[</w:t>
-      </w:r>
-      <w:r>
-        <w:rPr>
-          <w:lang w:eastAsia="en-GB"/>
-        </w:rPr>
-        <w:t>1</w:t>
-      </w:r>
-      <w:r>
-        <w:rPr>
-          <w:lang w:eastAsia="en-GB"/>
-        </w:rPr>
-        <w:t>3</w:t>
-      </w:r>
-      <w:r>
-        <w:rPr>
-          <w:lang w:eastAsia="en-GB"/>
-        </w:rPr>
-        <w:t>,1</w:t>
-      </w:r>
-      <w:r>
-        <w:rPr>
-          <w:lang w:eastAsia="en-GB"/>
+          <w:rFonts w:ascii="Calibri" w:hAnsi="Calibri" w:cs="Calibri"/>
+          <w:color w:val="000000" w:themeColor="text1"/>
+        </w:rPr>
+        <w:t xml:space="preserve"> been further explored by Boyer et al. [</w:t>
+      </w:r>
+      <w:r>
+        <w:rPr>
+          <w:rFonts w:ascii="Calibri" w:hAnsi="Calibri" w:cs="Calibri"/>
+          <w:color w:val="000000" w:themeColor="text1"/>
+        </w:rPr>
+        <w:t>18</w:t>
+      </w:r>
+      <w:r>
+        <w:rPr>
+          <w:rFonts w:ascii="Calibri" w:hAnsi="Calibri" w:cs="Calibri"/>
+          <w:color w:val="000000" w:themeColor="text1"/>
+        </w:rPr>
+        <w:t>].</w:t>
+      </w:r>
+    </w:p>
+    <w:p>
+      <w:pPr>
+        <w:spacing w:line="360" w:lineRule="auto"/>
+        <w:rPr>
+          <w:rFonts w:ascii="Calibri" w:hAnsi="Calibri" w:cs="Calibri"/>
+          <w:color w:val="000000" w:themeColor="text1"/>
+        </w:rPr>
+      </w:pPr>
+    </w:p>
+    <w:p>
+      <w:pPr>
+        <w:spacing w:line="360" w:lineRule="auto"/>
+        <w:rPr>
+          <w:rFonts w:ascii="Calibri" w:hAnsi="Calibri" w:cs="Calibri"/>
+          <w:color w:val="000000" w:themeColor="text1"/>
+        </w:rPr>
+      </w:pPr>
+      <w:r>
+        <w:rPr>
+          <w:rFonts w:ascii="Calibri" w:hAnsi="Calibri" w:cs="Calibri"/>
+          <w:color w:val="000000" w:themeColor="text1"/>
+        </w:rPr>
+        <w:t xml:space="preserve">Synthetic Controls form a natural basis for incorporating external evidence into </w:t>
+      </w:r>
+      <w:r>
+        <w:rPr>
+          <w:rFonts w:ascii="Calibri" w:hAnsi="Calibri" w:cs="Calibri"/>
+          <w:color w:val="000000" w:themeColor="text1"/>
+        </w:rPr>
+        <w:t xml:space="preserve">prospective clinical </w:t>
+      </w:r>
+      <w:proofErr w:type="gramStart"/>
+      <w:r>
+        <w:rPr>
+          <w:rFonts w:ascii="Calibri" w:hAnsi="Calibri" w:cs="Calibri"/>
+          <w:color w:val="000000" w:themeColor="text1"/>
+        </w:rPr>
+        <w:t>trials</w:t>
+      </w:r>
+      <w:proofErr w:type="gramEnd"/>
+      <w:r>
+        <w:rPr>
+          <w:rFonts w:ascii="Calibri" w:hAnsi="Calibri" w:cs="Calibri"/>
+          <w:color w:val="000000" w:themeColor="text1"/>
+        </w:rPr>
+        <w:t xml:space="preserve"> but their application remains challenging. </w:t>
+      </w:r>
+      <w:r>
+        <w:rPr>
+          <w:rFonts w:ascii="Calibri" w:hAnsi="Calibri" w:cs="Calibri"/>
+          <w:color w:val="000000" w:themeColor="text1"/>
+        </w:rPr>
+        <w:t xml:space="preserve">Following the recommendation of </w:t>
+      </w:r>
+      <w:proofErr w:type="spellStart"/>
+      <w:r>
+        <w:rPr>
+          <w:rFonts w:ascii="Calibri" w:hAnsi="Calibri" w:cs="Calibri"/>
+          <w:color w:val="000000" w:themeColor="text1"/>
+        </w:rPr>
+        <w:t>Cucherat</w:t>
+      </w:r>
+      <w:proofErr w:type="spellEnd"/>
+      <w:r>
+        <w:rPr>
+          <w:rFonts w:ascii="Calibri" w:hAnsi="Calibri" w:cs="Calibri"/>
+          <w:color w:val="000000" w:themeColor="text1"/>
+        </w:rPr>
+        <w:t xml:space="preserve"> et al [ 19] </w:t>
+      </w:r>
+      <w:r>
+        <w:rPr>
+          <w:rFonts w:ascii="Calibri" w:hAnsi="Calibri" w:cs="Calibri"/>
+          <w:color w:val="000000" w:themeColor="text1"/>
+        </w:rPr>
+        <w:t xml:space="preserve">here </w:t>
+      </w:r>
+      <w:r>
+        <w:rPr>
+          <w:rFonts w:ascii="Calibri" w:hAnsi="Calibri" w:cs="Calibri"/>
+          <w:color w:val="000000" w:themeColor="text1"/>
+        </w:rPr>
+        <w:t>we explore the use of Synthetic controls as a tool for prospective trial design</w:t>
+      </w:r>
+      <w:r>
+        <w:rPr>
+          <w:rFonts w:ascii="Calibri" w:hAnsi="Calibri" w:cs="Calibri"/>
+          <w:color w:val="000000" w:themeColor="text1"/>
+        </w:rPr>
+        <w:t>, consider the</w:t>
+      </w:r>
+      <w:r>
+        <w:rPr>
+          <w:rFonts w:ascii="Calibri" w:hAnsi="Calibri" w:cs="Calibri"/>
+          <w:color w:val="000000" w:themeColor="text1"/>
+        </w:rPr>
+        <w:t xml:space="preserve"> practical and methodological issues in the prospective design </w:t>
+      </w:r>
+      <w:r>
+        <w:rPr>
+          <w:rFonts w:ascii="Calibri" w:hAnsi="Calibri" w:cs="Calibri"/>
+          <w:color w:val="000000" w:themeColor="text1"/>
+        </w:rPr>
+        <w:t>and provide software to aid the design of future clinical trials.</w:t>
+      </w:r>
+    </w:p>
+    <w:p>
+      <w:pPr>
+        <w:spacing w:line="360" w:lineRule="auto"/>
+        <w:rPr>
+          <w:rFonts w:ascii="Calibri" w:hAnsi="Calibri" w:cs="Calibri"/>
+          <w:color w:val="000000" w:themeColor="text1"/>
+        </w:rPr>
+      </w:pPr>
+    </w:p>
+    <w:p>
+      <w:pPr>
+        <w:spacing w:line="360" w:lineRule="auto"/>
+        <w:rPr>
+          <w:rFonts w:ascii="Calibri" w:hAnsi="Calibri" w:cs="Calibri"/>
+          <w:color w:val="000000" w:themeColor="text1"/>
+        </w:rPr>
+      </w:pPr>
+      <w:r>
+        <w:rPr>
+          <w:rFonts w:ascii="Calibri" w:hAnsi="Calibri" w:cs="Calibri"/>
+          <w:color w:val="000000" w:themeColor="text1"/>
+        </w:rPr>
+        <w:t>The manuscript is order</w:t>
+      </w:r>
+      <w:r>
+        <w:rPr>
+          <w:rFonts w:ascii="Calibri" w:hAnsi="Calibri" w:cs="Calibri"/>
+          <w:color w:val="000000" w:themeColor="text1"/>
+        </w:rPr>
+        <w:t>e</w:t>
+      </w:r>
+      <w:r>
+        <w:rPr>
+          <w:rFonts w:ascii="Calibri" w:hAnsi="Calibri" w:cs="Calibri"/>
+          <w:color w:val="000000" w:themeColor="text1"/>
+        </w:rPr>
+        <w:t xml:space="preserve">d as follows; Section 2 discusses the analysis of a synthetically controlled trial and defines the Causal Estimand,  Section 3 discussed the potential of fully synthetic (single) arm studies against partially synthetic (randomised) designs.  An example of a Synthetically Controlled Trial in HCC is provided in Section </w:t>
+      </w:r>
+      <w:proofErr w:type="gramStart"/>
+      <w:r>
+        <w:rPr>
+          <w:rFonts w:ascii="Calibri" w:hAnsi="Calibri" w:cs="Calibri"/>
+          <w:color w:val="000000" w:themeColor="text1"/>
         </w:rPr>
         <w:t>4</w:t>
       </w:r>
-      <w:r>
-        <w:rPr>
-          <w:lang w:eastAsia="en-GB"/>
-        </w:rPr>
-        <w:t xml:space="preserve">] </w:t>
-      </w:r>
-      <w:r>
-        <w:rPr>
-          <w:lang w:eastAsia="en-GB"/>
-        </w:rPr>
-        <w:t xml:space="preserve">whereby </w:t>
-      </w:r>
-      <w:r>
-        <w:rPr>
-          <w:lang w:eastAsia="en-GB"/>
-        </w:rPr>
-        <w:t xml:space="preserve">the impact of some control can be generated from information.  Here the synthetic control population is weighted to mirror the characteristics of the experimental group to facilitate a causal statement. </w:t>
-      </w:r>
-      <w:r>
-        <w:rPr>
-          <w:lang w:eastAsia="en-GB"/>
-        </w:rPr>
-        <w:t>Details on how they should be used in healthcare research have been given by Thorland [</w:t>
-      </w:r>
-      <w:r>
-        <w:rPr>
-          <w:lang w:eastAsia="en-GB"/>
-        </w:rPr>
-        <w:t>1</w:t>
-      </w:r>
-      <w:r>
-        <w:rPr>
-          <w:lang w:eastAsia="en-GB"/>
-        </w:rPr>
-        <w:t>5</w:t>
-      </w:r>
-      <w:r>
-        <w:rPr>
-          <w:lang w:eastAsia="en-GB"/>
-        </w:rPr>
-        <w:t>]</w:t>
-      </w:r>
-      <w:r>
-        <w:rPr>
-          <w:lang w:eastAsia="en-GB"/>
-        </w:rPr>
-        <w:t xml:space="preserve"> and</w:t>
-      </w:r>
-      <w:r>
-        <w:rPr>
-          <w:lang w:eastAsia="en-GB"/>
-        </w:rPr>
-        <w:t xml:space="preserve"> they have </w:t>
-      </w:r>
-      <w:r>
-        <w:rPr>
-          <w:lang w:eastAsia="en-GB"/>
-        </w:rPr>
-        <w:t>begun to be used as casual inference tools in areas such as cancer research</w:t>
-      </w:r>
-      <w:r>
-        <w:rPr>
-          <w:lang w:eastAsia="en-GB"/>
-        </w:rPr>
-        <w:t xml:space="preserve"> [</w:t>
-      </w:r>
-      <w:r>
-        <w:rPr>
-          <w:lang w:eastAsia="en-GB"/>
-        </w:rPr>
-        <w:t>1</w:t>
-      </w:r>
-      <w:r>
-        <w:rPr>
-          <w:lang w:eastAsia="en-GB"/>
-        </w:rPr>
-        <w:t>6</w:t>
-      </w:r>
-      <w:r>
-        <w:rPr>
-          <w:lang w:eastAsia="en-GB"/>
-        </w:rPr>
-        <w:t>]</w:t>
-      </w:r>
-      <w:r>
-        <w:rPr>
-          <w:lang w:eastAsia="en-GB"/>
-        </w:rPr>
-        <w:t>.</w:t>
-      </w:r>
-    </w:p>
-    <w:p>
-      <w:pPr>
-        <w:rPr>
-          <w:lang w:eastAsia="en-GB"/>
-        </w:rPr>
-      </w:pPr>
-    </w:p>
-    <w:p>
-      <w:pPr>
-        <w:rPr>
-          <w:lang w:eastAsia="en-GB"/>
-        </w:rPr>
-      </w:pPr>
-      <w:r>
-        <w:rPr>
-          <w:lang w:eastAsia="en-GB"/>
-        </w:rPr>
-        <w:lastRenderedPageBreak/>
-        <w:t>R</w:t>
-      </w:r>
-      <w:r>
-        <w:rPr>
-          <w:lang w:eastAsia="en-GB"/>
-        </w:rPr>
-        <w:t xml:space="preserve">ecently Jackson et al. </w:t>
-      </w:r>
-      <w:r>
-        <w:rPr>
-          <w:lang w:eastAsia="en-GB"/>
-        </w:rPr>
-        <w:t xml:space="preserve">[17] </w:t>
-      </w:r>
-      <w:r>
-        <w:rPr>
-          <w:lang w:eastAsia="en-GB"/>
-        </w:rPr>
-        <w:t>introduced the use of parametric models as a form of personalised synthetic controls</w:t>
-      </w:r>
-      <w:r>
-        <w:rPr>
-          <w:lang w:eastAsia="en-GB"/>
-        </w:rPr>
-        <w:t xml:space="preserve">.  Here predictions from some parametric model provide counter factual evidence against which observed outcomes can be compared. </w:t>
-      </w:r>
-      <w:r>
-        <w:rPr>
-          <w:lang w:eastAsia="en-GB"/>
-        </w:rPr>
-        <w:t xml:space="preserve">The use and evaluation of counter factual models </w:t>
-      </w:r>
-      <w:proofErr w:type="gramStart"/>
-      <w:r>
-        <w:rPr>
-          <w:lang w:eastAsia="en-GB"/>
-        </w:rPr>
-        <w:t>has</w:t>
-      </w:r>
       <w:proofErr w:type="gramEnd"/>
       <w:r>
         <w:rPr>
-          <w:lang w:eastAsia="en-GB"/>
-        </w:rPr>
-        <w:t xml:space="preserve"> been further explored by Boyer et al. [</w:t>
-      </w:r>
-      <w:r>
-        <w:rPr>
-          <w:lang w:eastAsia="en-GB"/>
-        </w:rPr>
-        <w:t>18</w:t>
-      </w:r>
-      <w:r>
-        <w:rPr>
-          <w:lang w:eastAsia="en-GB"/>
-        </w:rPr>
-        <w:t>].</w:t>
-      </w:r>
-    </w:p>
-    <w:p>
-      <w:pPr>
-        <w:rPr>
-          <w:lang w:eastAsia="en-GB"/>
-        </w:rPr>
-      </w:pPr>
-    </w:p>
-    <w:p>
-      <w:r>
-        <w:t xml:space="preserve">Synthetic Controls form a natural basis for incorporating external evidence into </w:t>
-      </w:r>
-      <w:r>
-        <w:t xml:space="preserve">prospective clinical </w:t>
-      </w:r>
-      <w:proofErr w:type="gramStart"/>
-      <w:r>
-        <w:t>trials</w:t>
-      </w:r>
-      <w:proofErr w:type="gramEnd"/>
-      <w:r>
-        <w:t xml:space="preserve"> but their application remains challenging. </w:t>
-      </w:r>
-      <w:r>
-        <w:t xml:space="preserve">Following the recommendation of </w:t>
-      </w:r>
-      <w:proofErr w:type="spellStart"/>
-      <w:r>
-        <w:t>Cucherat</w:t>
-      </w:r>
-      <w:proofErr w:type="spellEnd"/>
-      <w:r>
-        <w:t xml:space="preserve"> et al [ 19] </w:t>
-      </w:r>
-      <w:r>
-        <w:t xml:space="preserve">here </w:t>
-      </w:r>
-      <w:r>
-        <w:t>we explore the use of Synthetic controls as a tool for prospective trial design</w:t>
-      </w:r>
-      <w:r>
-        <w:t>, consider the</w:t>
-      </w:r>
-      <w:r>
-        <w:t xml:space="preserve"> practical and methodological issues in the prospective design </w:t>
-      </w:r>
-      <w:r>
-        <w:t>and provide software to aid the design of future clinical trials.</w:t>
-      </w:r>
-    </w:p>
-    <w:p/>
-    <w:p>
-      <w:r>
-        <w:t>The manuscript is order</w:t>
-      </w:r>
-      <w:r>
-        <w:t>e</w:t>
-      </w:r>
-      <w:r>
-        <w:t xml:space="preserve">d as follows; Section 2 discusses the analysis of a synthetically controlled trial and defines the Causal Estimand,  Section 3 discussed the potential of fully synthetic (single) arm studies against partially synthetic (randomised) designs.  An example of a Synthetically Controlled Trial in HCC is provided in Section </w:t>
-      </w:r>
-      <w:proofErr w:type="gramStart"/>
-      <w:r>
-        <w:t>4</w:t>
-      </w:r>
-      <w:proofErr w:type="gramEnd"/>
-      <w:r>
+          <w:rFonts w:ascii="Calibri" w:hAnsi="Calibri" w:cs="Calibri"/>
+          <w:color w:val="000000" w:themeColor="text1"/>
+        </w:rPr>
         <w:t xml:space="preserve"> and a simulation study </w:t>
       </w:r>
       <w:r>
+        <w:rPr>
+          <w:rFonts w:ascii="Calibri" w:hAnsi="Calibri" w:cs="Calibri"/>
+          <w:color w:val="000000" w:themeColor="text1"/>
+        </w:rPr>
         <w:t>is provided in Section 5.  Section 6 outlines the considerations that should be made by investigators considering a synthetically controlled trial and some discussion is given in Section 7.</w:t>
       </w:r>
     </w:p>
     <w:p>
       <w:pPr>
-        <w:rPr>
-          <w:lang w:eastAsia="en-GB"/>
-        </w:rPr>
-      </w:pPr>
-    </w:p>
-    <w:p/>
-    <w:p/>
-    <w:p/>
-    <w:p/>
-    <w:p/>
-    <w:p>
-      <w:pPr>
-        <w:rPr>
-          <w:rFonts w:asciiTheme="majorHAnsi" w:eastAsiaTheme="majorEastAsia" w:hAnsiTheme="majorHAnsi" w:cstheme="majorBidi"/>
-          <w:color w:val="0F4761" w:themeColor="accent1" w:themeShade="BF"/>
-          <w:sz w:val="40"/>
-          <w:szCs w:val="40"/>
-        </w:rPr>
-      </w:pPr>
-      <w:r>
-        <w:br w:type="page"/>
-      </w:r>
-    </w:p>
-    <w:p>
-      <w:pPr>
         <w:pStyle w:val="Heading1"/>
-      </w:pPr>
-      <w:r>
+        <w:spacing w:line="360" w:lineRule="auto"/>
+        <w:rPr>
+          <w:rFonts w:ascii="Calibri" w:hAnsi="Calibri" w:cs="Calibri"/>
+          <w:color w:val="000000" w:themeColor="text1"/>
+        </w:rPr>
+      </w:pPr>
+      <w:r>
+        <w:rPr>
+          <w:rFonts w:ascii="Calibri" w:hAnsi="Calibri" w:cs="Calibri"/>
+          <w:color w:val="000000" w:themeColor="text1"/>
+        </w:rPr>
         <w:lastRenderedPageBreak/>
         <w:t>Methods</w:t>
       </w:r>
     </w:p>
-    <w:p/>
-    <w:p>
-      <w:r>
-        <w:t>Consider the design of an early phase study with the aim of estimating the comparative efficacy of some experimental treatment against some standard of care.   Define data in form of patient outcomes Y and covariates X.  We use a potential outcomes notation and define Y(0) as the outcome for the standard of care and Y(1) as the outcome for the experimental treatment.</w:t>
-      </w:r>
-    </w:p>
-    <w:p/>
-    <w:p>
-      <w:r>
-        <w:t xml:space="preserve">At an individual level we define the target efficacy parameter as </w:t>
-      </w:r>
-    </w:p>
-    <w:p/>
-    <w:p>
-      <w:pPr>
-        <w:rPr>
-          <w:rFonts w:eastAsiaTheme="minorEastAsia"/>
+    <w:p>
+      <w:pPr>
+        <w:spacing w:line="360" w:lineRule="auto"/>
+        <w:rPr>
+          <w:rFonts w:ascii="Calibri" w:hAnsi="Calibri" w:cs="Calibri"/>
+          <w:color w:val="000000" w:themeColor="text1"/>
+        </w:rPr>
+      </w:pPr>
+    </w:p>
+    <w:p>
+      <w:pPr>
+        <w:spacing w:line="360" w:lineRule="auto"/>
+        <w:rPr>
+          <w:rFonts w:ascii="Calibri" w:hAnsi="Calibri" w:cs="Calibri"/>
+          <w:color w:val="000000" w:themeColor="text1"/>
+        </w:rPr>
+      </w:pPr>
+      <w:r>
+        <w:rPr>
+          <w:rFonts w:ascii="Calibri" w:hAnsi="Calibri" w:cs="Calibri"/>
+          <w:color w:val="000000" w:themeColor="text1"/>
+        </w:rPr>
+        <w:t xml:space="preserve">Consider the design of an early phase study with the aim of estimating the comparative efficacy of some experimental treatment against some standard of care.  </w:t>
+      </w:r>
+      <w:r>
+        <w:rPr>
+          <w:rFonts w:ascii="Calibri" w:hAnsi="Calibri" w:cs="Calibri"/>
+          <w:color w:val="000000" w:themeColor="text1"/>
+        </w:rPr>
+        <w:t>Let</w:t>
+      </w:r>
+      <w:r>
+        <w:rPr>
+          <w:rStyle w:val="apple-converted-space"/>
+          <w:rFonts w:ascii="Calibri" w:eastAsiaTheme="majorEastAsia" w:hAnsi="Calibri" w:cs="Calibri"/>
+          <w:color w:val="000000" w:themeColor="text1"/>
+        </w:rPr>
+        <w:t> </w:t>
+      </w:r>
+      <m:oMath>
+        <m:r>
+          <w:rPr>
+            <w:rFonts w:ascii="Cambria Math" w:hAnsi="Cambria Math" w:cs="Calibri"/>
+            <w:color w:val="000000" w:themeColor="text1"/>
+          </w:rPr>
+          <m:t>X∈</m:t>
+        </m:r>
+        <m:r>
+          <m:rPr>
+            <m:scr m:val="script"/>
+          </m:rPr>
+          <w:rPr>
+            <w:rFonts w:ascii="Cambria Math" w:hAnsi="Cambria Math" w:cs="Calibri"/>
+            <w:color w:val="000000" w:themeColor="text1"/>
+          </w:rPr>
+          <m:t>X</m:t>
+        </m:r>
+      </m:oMath>
+      <w:r>
+        <w:rPr>
+          <w:rStyle w:val="apple-converted-space"/>
+          <w:rFonts w:ascii="Calibri" w:eastAsiaTheme="majorEastAsia" w:hAnsi="Calibri" w:cs="Calibri"/>
+          <w:color w:val="000000" w:themeColor="text1"/>
+        </w:rPr>
+        <w:t> </w:t>
+      </w:r>
+      <w:r>
+        <w:rPr>
+          <w:rFonts w:ascii="Calibri" w:hAnsi="Calibri" w:cs="Calibri"/>
+          <w:color w:val="000000" w:themeColor="text1"/>
+        </w:rPr>
+        <w:t>denote baseline patient covariates and</w:t>
+      </w:r>
+      <w:r>
+        <w:rPr>
+          <w:rStyle w:val="apple-converted-space"/>
+          <w:rFonts w:ascii="Calibri" w:eastAsiaTheme="majorEastAsia" w:hAnsi="Calibri" w:cs="Calibri"/>
+          <w:color w:val="000000" w:themeColor="text1"/>
+        </w:rPr>
+        <w:t> </w:t>
+      </w:r>
+      <m:oMath>
+        <m:r>
+          <w:rPr>
+            <w:rFonts w:ascii="Cambria Math" w:hAnsi="Cambria Math" w:cs="Calibri"/>
+            <w:color w:val="000000" w:themeColor="text1"/>
+          </w:rPr>
+          <m:t>Y</m:t>
+        </m:r>
+      </m:oMath>
+      <w:r>
+        <w:rPr>
+          <w:rStyle w:val="apple-converted-space"/>
+          <w:rFonts w:ascii="Calibri" w:eastAsiaTheme="majorEastAsia" w:hAnsi="Calibri" w:cs="Calibri"/>
+          <w:color w:val="000000" w:themeColor="text1"/>
+        </w:rPr>
+        <w:t> </w:t>
+      </w:r>
+      <w:r>
+        <w:rPr>
+          <w:rFonts w:ascii="Calibri" w:hAnsi="Calibri" w:cs="Calibri"/>
+          <w:color w:val="000000" w:themeColor="text1"/>
+        </w:rPr>
+        <w:t>the observed outcome. We adopt the potential outcomes framework, defining</w:t>
+      </w:r>
+      <w:r>
+        <w:rPr>
+          <w:rStyle w:val="apple-converted-space"/>
+          <w:rFonts w:ascii="Calibri" w:eastAsiaTheme="majorEastAsia" w:hAnsi="Calibri" w:cs="Calibri"/>
+          <w:color w:val="000000" w:themeColor="text1"/>
+        </w:rPr>
+        <w:t> </w:t>
+      </w:r>
+      <m:oMath>
+        <m:r>
+          <w:rPr>
+            <w:rFonts w:ascii="Cambria Math" w:hAnsi="Cambria Math" w:cs="Calibri"/>
+            <w:color w:val="000000" w:themeColor="text1"/>
+          </w:rPr>
+          <m:t>Y(0)</m:t>
+        </m:r>
+      </m:oMath>
+      <w:r>
+        <w:rPr>
+          <w:rStyle w:val="apple-converted-space"/>
+          <w:rFonts w:ascii="Calibri" w:eastAsiaTheme="majorEastAsia" w:hAnsi="Calibri" w:cs="Calibri"/>
+          <w:color w:val="000000" w:themeColor="text1"/>
+        </w:rPr>
+        <w:t> </w:t>
+      </w:r>
+      <w:r>
+        <w:rPr>
+          <w:rFonts w:ascii="Calibri" w:hAnsi="Calibri" w:cs="Calibri"/>
+          <w:color w:val="000000" w:themeColor="text1"/>
+        </w:rPr>
+        <w:t>as the outcome under standard of care and</w:t>
+      </w:r>
+      <w:r>
+        <w:rPr>
+          <w:rStyle w:val="apple-converted-space"/>
+          <w:rFonts w:ascii="Calibri" w:eastAsiaTheme="majorEastAsia" w:hAnsi="Calibri" w:cs="Calibri"/>
+          <w:color w:val="000000" w:themeColor="text1"/>
+        </w:rPr>
+        <w:t> </w:t>
+      </w:r>
+      <m:oMath>
+        <m:r>
+          <w:rPr>
+            <w:rFonts w:ascii="Cambria Math" w:hAnsi="Cambria Math" w:cs="Calibri"/>
+            <w:color w:val="000000" w:themeColor="text1"/>
+          </w:rPr>
+          <m:t>Y(1)</m:t>
+        </m:r>
+      </m:oMath>
+      <w:r>
+        <w:rPr>
+          <w:rStyle w:val="apple-converted-space"/>
+          <w:rFonts w:ascii="Calibri" w:eastAsiaTheme="majorEastAsia" w:hAnsi="Calibri" w:cs="Calibri"/>
+          <w:color w:val="000000" w:themeColor="text1"/>
+        </w:rPr>
+        <w:t> </w:t>
+      </w:r>
+      <w:r>
+        <w:rPr>
+          <w:rFonts w:ascii="Calibri" w:hAnsi="Calibri" w:cs="Calibri"/>
+          <w:color w:val="000000" w:themeColor="text1"/>
+        </w:rPr>
+        <w:t>as the outcome under the experimental treatment.</w:t>
+      </w:r>
+    </w:p>
+    <w:p>
+      <w:pPr>
+        <w:spacing w:line="360" w:lineRule="auto"/>
+        <w:rPr>
+          <w:rFonts w:ascii="Calibri" w:hAnsi="Calibri" w:cs="Calibri"/>
+          <w:color w:val="000000" w:themeColor="text1"/>
+        </w:rPr>
+      </w:pPr>
+    </w:p>
+    <w:p>
+      <w:pPr>
+        <w:spacing w:line="360" w:lineRule="auto"/>
+        <w:rPr>
+          <w:rFonts w:ascii="Calibri" w:eastAsiaTheme="minorEastAsia" w:hAnsi="Calibri" w:cs="Calibri"/>
+          <w:color w:val="000000" w:themeColor="text1"/>
+        </w:rPr>
+      </w:pPr>
+      <w:r>
+        <w:rPr>
+          <w:rFonts w:ascii="Calibri" w:hAnsi="Calibri" w:cs="Calibri"/>
+          <w:color w:val="000000" w:themeColor="text1"/>
+        </w:rPr>
+        <w:t>Classical inference has focused on the estimation of the</w:t>
+      </w:r>
+      <w:r>
+        <w:rPr>
+          <w:rFonts w:ascii="Calibri" w:eastAsiaTheme="minorEastAsia" w:hAnsi="Calibri" w:cs="Calibri"/>
+          <w:color w:val="000000" w:themeColor="text1"/>
+        </w:rPr>
+        <w:t xml:space="preserve"> Average Treatment </w:t>
+      </w:r>
+    </w:p>
+    <w:p>
+      <w:pPr>
+        <w:spacing w:line="360" w:lineRule="auto"/>
+        <w:rPr>
+          <w:rFonts w:ascii="Calibri" w:eastAsiaTheme="minorEastAsia" w:hAnsi="Calibri" w:cs="Calibri"/>
+          <w:color w:val="000000" w:themeColor="text1"/>
+        </w:rPr>
+      </w:pPr>
+      <w:r>
+        <w:rPr>
+          <w:rFonts w:ascii="Calibri" w:eastAsiaTheme="minorEastAsia" w:hAnsi="Calibri" w:cs="Calibri"/>
+          <w:color w:val="000000" w:themeColor="text1"/>
+        </w:rPr>
+        <w:t>Effect (ATE)</w:t>
+      </w:r>
+      <w:r>
+        <w:rPr>
+          <w:rFonts w:ascii="Calibri" w:eastAsiaTheme="minorEastAsia" w:hAnsi="Calibri" w:cs="Calibri"/>
+          <w:color w:val="000000" w:themeColor="text1"/>
+        </w:rPr>
+        <w:t xml:space="preserve"> </w:t>
+      </w:r>
+      <w:r>
+        <w:rPr>
+          <w:rFonts w:ascii="Calibri" w:eastAsiaTheme="minorEastAsia" w:hAnsi="Calibri" w:cs="Calibri"/>
+          <w:color w:val="000000" w:themeColor="text1"/>
+        </w:rPr>
+        <w:t>defined as the difference between the population averaged effects of each potential outcome</w:t>
+      </w:r>
+    </w:p>
+    <w:p>
+      <w:pPr>
+        <w:spacing w:line="360" w:lineRule="auto"/>
+        <w:rPr>
+          <w:rFonts w:ascii="Calibri" w:eastAsiaTheme="minorEastAsia" w:hAnsi="Calibri" w:cs="Calibri"/>
+          <w:color w:val="000000" w:themeColor="text1"/>
+        </w:rPr>
+      </w:pPr>
+    </w:p>
+    <w:p>
+      <w:pPr>
+        <w:spacing w:line="360" w:lineRule="auto"/>
+        <w:jc w:val="center"/>
+        <w:rPr>
+          <w:rFonts w:ascii="Calibri" w:eastAsiaTheme="minorEastAsia" w:hAnsi="Calibri" w:cs="Calibri"/>
+          <w:color w:val="000000" w:themeColor="text1"/>
+        </w:rPr>
+      </w:pPr>
+      <m:oMath>
+        <m:r>
+          <w:rPr>
+            <w:rFonts w:ascii="Cambria Math" w:hAnsi="Cambria Math" w:cs="Calibri"/>
+            <w:color w:val="000000" w:themeColor="text1"/>
+          </w:rPr>
+          <m:t>ATE=E[Y</m:t>
+        </m:r>
+        <m:d>
+          <m:dPr>
+            <m:ctrlPr>
+              <w:rPr>
+                <w:rFonts w:ascii="Cambria Math" w:hAnsi="Cambria Math" w:cs="Calibri"/>
+                <w:i/>
+                <w:color w:val="000000" w:themeColor="text1"/>
+              </w:rPr>
+            </m:ctrlPr>
+          </m:dPr>
+          <m:e>
+            <m:r>
+              <w:rPr>
+                <w:rFonts w:ascii="Cambria Math" w:hAnsi="Cambria Math" w:cs="Calibri"/>
+                <w:color w:val="000000" w:themeColor="text1"/>
+              </w:rPr>
+              <m:t>1</m:t>
+            </m:r>
+          </m:e>
+        </m:d>
+        <m:r>
+          <w:rPr>
+            <w:rFonts w:ascii="Cambria Math" w:hAnsi="Cambria Math" w:cs="Calibri"/>
+            <w:color w:val="000000" w:themeColor="text1"/>
+          </w:rPr>
+          <m:t>]- E[Y</m:t>
+        </m:r>
+        <m:d>
+          <m:dPr>
+            <m:ctrlPr>
+              <w:rPr>
+                <w:rFonts w:ascii="Cambria Math" w:hAnsi="Cambria Math" w:cs="Calibri"/>
+                <w:i/>
+                <w:color w:val="000000" w:themeColor="text1"/>
+              </w:rPr>
+            </m:ctrlPr>
+          </m:dPr>
+          <m:e>
+            <m:r>
+              <w:rPr>
+                <w:rFonts w:ascii="Cambria Math" w:hAnsi="Cambria Math" w:cs="Calibri"/>
+                <w:color w:val="000000" w:themeColor="text1"/>
+              </w:rPr>
+              <m:t>0</m:t>
+            </m:r>
+          </m:e>
+        </m:d>
+        <m:r>
+          <w:rPr>
+            <w:rFonts w:ascii="Cambria Math" w:hAnsi="Cambria Math" w:cs="Calibri"/>
+            <w:color w:val="000000" w:themeColor="text1"/>
+          </w:rPr>
+          <m:t>]</m:t>
+        </m:r>
+      </m:oMath>
+      <w:r>
+        <w:rPr>
+          <w:rFonts w:ascii="Calibri" w:eastAsiaTheme="minorEastAsia" w:hAnsi="Calibri" w:cs="Calibri"/>
+          <w:color w:val="000000" w:themeColor="text1"/>
+        </w:rPr>
+        <w:t>.</w:t>
+      </w:r>
+    </w:p>
+    <w:p>
+      <w:pPr>
+        <w:spacing w:line="360" w:lineRule="auto"/>
+        <w:rPr>
+          <w:rFonts w:ascii="Calibri" w:eastAsiaTheme="minorEastAsia" w:hAnsi="Calibri" w:cs="Calibri"/>
+          <w:color w:val="000000" w:themeColor="text1"/>
+        </w:rPr>
+      </w:pPr>
+    </w:p>
+    <w:p>
+      <w:pPr>
+        <w:spacing w:line="360" w:lineRule="auto"/>
+        <w:rPr>
+          <w:rFonts w:ascii="Calibri" w:eastAsiaTheme="minorEastAsia" w:hAnsi="Calibri" w:cs="Calibri"/>
+          <w:color w:val="000000" w:themeColor="text1"/>
+        </w:rPr>
+      </w:pPr>
+      <w:r>
+        <w:rPr>
+          <w:rFonts w:ascii="Calibri" w:eastAsiaTheme="minorEastAsia" w:hAnsi="Calibri" w:cs="Calibri"/>
+          <w:color w:val="000000" w:themeColor="text1"/>
+        </w:rPr>
+        <w:t xml:space="preserve">When supplementing trial data with external information, it is acknowledged that outcomes are dependent on patient characteristics and </w:t>
+      </w:r>
+      <w:r>
+        <w:rPr>
+          <w:rFonts w:ascii="Calibri" w:eastAsiaTheme="minorEastAsia" w:hAnsi="Calibri" w:cs="Calibri"/>
+          <w:color w:val="000000" w:themeColor="text1"/>
+        </w:rPr>
+        <w:t xml:space="preserve">focus </w:t>
+      </w:r>
+      <w:r>
+        <w:rPr>
+          <w:rFonts w:ascii="Calibri" w:eastAsiaTheme="minorEastAsia" w:hAnsi="Calibri" w:cs="Calibri"/>
+          <w:color w:val="000000" w:themeColor="text1"/>
+        </w:rPr>
+        <w:t>shifts to the</w:t>
+      </w:r>
+      <w:r>
+        <w:rPr>
+          <w:rFonts w:ascii="Calibri" w:eastAsiaTheme="minorEastAsia" w:hAnsi="Calibri" w:cs="Calibri"/>
+          <w:color w:val="000000" w:themeColor="text1"/>
+        </w:rPr>
+        <w:t xml:space="preserve"> Conditional Average Treatment Effect (CATE).</w:t>
+      </w:r>
+    </w:p>
+    <w:p>
+      <w:pPr>
+        <w:spacing w:line="360" w:lineRule="auto"/>
+        <w:rPr>
+          <w:rFonts w:ascii="Calibri" w:hAnsi="Calibri" w:cs="Calibri"/>
+          <w:color w:val="000000" w:themeColor="text1"/>
+        </w:rPr>
+      </w:pPr>
+    </w:p>
+    <w:p>
+      <w:pPr>
+        <w:spacing w:line="360" w:lineRule="auto"/>
+        <w:rPr>
+          <w:rFonts w:ascii="Calibri" w:hAnsi="Calibri" w:cs="Calibri"/>
+          <w:color w:val="000000" w:themeColor="text1"/>
+        </w:rPr>
+      </w:pPr>
+      <m:oMathPara>
+        <m:oMath>
+          <m:r>
+            <m:rPr>
+              <m:nor/>
+            </m:rPr>
+            <w:rPr>
+              <w:rFonts w:ascii="Calibri" w:hAnsi="Calibri" w:cs="Calibri"/>
+              <w:color w:val="000000" w:themeColor="text1"/>
+            </w:rPr>
+            <m:t>CATE</m:t>
+          </m:r>
+          <m:d>
+            <m:dPr>
+              <m:ctrlPr>
+                <w:rPr>
+                  <w:rFonts w:ascii="Cambria Math" w:hAnsi="Cambria Math" w:cs="Calibri"/>
+                  <w:i/>
+                  <w:color w:val="000000" w:themeColor="text1"/>
+                </w:rPr>
+              </m:ctrlPr>
+            </m:dPr>
+            <m:e>
+              <m:r>
+                <w:rPr>
+                  <w:rFonts w:ascii="Cambria Math" w:hAnsi="Cambria Math" w:cs="Calibri"/>
+                  <w:color w:val="000000" w:themeColor="text1"/>
+                </w:rPr>
+                <m:t>x</m:t>
+              </m:r>
+            </m:e>
+          </m:d>
+          <m:r>
+            <w:rPr>
+              <w:rFonts w:ascii="Cambria Math" w:hAnsi="Cambria Math" w:cs="Calibri"/>
+              <w:color w:val="000000" w:themeColor="text1"/>
+            </w:rPr>
+            <m:t>=</m:t>
+          </m:r>
+          <m:r>
+            <m:rPr>
+              <m:scr m:val="double-struck"/>
+              <m:sty m:val="p"/>
+            </m:rPr>
+            <w:rPr>
+              <w:rFonts w:ascii="Cambria Math" w:hAnsi="Cambria Math" w:cs="Calibri"/>
+              <w:color w:val="000000" w:themeColor="text1"/>
+            </w:rPr>
+            <m:t>E</m:t>
+          </m:r>
+          <m:r>
+            <w:rPr>
+              <w:rFonts w:ascii="Cambria Math" w:hAnsi="Cambria Math" w:cs="Calibri"/>
+              <w:color w:val="000000" w:themeColor="text1"/>
+            </w:rPr>
+            <m:t>[Y(1)∣X=x]-</m:t>
+          </m:r>
+          <m:r>
+            <m:rPr>
+              <m:scr m:val="double-struck"/>
+              <m:sty m:val="p"/>
+            </m:rPr>
+            <w:rPr>
+              <w:rFonts w:ascii="Cambria Math" w:hAnsi="Cambria Math" w:cs="Calibri"/>
+              <w:color w:val="000000" w:themeColor="text1"/>
+            </w:rPr>
+            <m:t>E</m:t>
+          </m:r>
+          <m:r>
+            <w:rPr>
+              <w:rFonts w:ascii="Cambria Math" w:hAnsi="Cambria Math" w:cs="Calibri"/>
+              <w:color w:val="000000" w:themeColor="text1"/>
+            </w:rPr>
+            <m:t>[</m:t>
+          </m:r>
+          <m:r>
+            <m:rPr>
+              <m:sty m:val="p"/>
+            </m:rPr>
+            <w:rPr>
+              <w:rFonts w:ascii="Cambria Math" w:hAnsi="Cambria Math" w:cs="Calibri"/>
+              <w:color w:val="000000" w:themeColor="text1"/>
+            </w:rPr>
+            <m:t>Y</m:t>
+          </m:r>
+          <m:r>
+            <w:rPr>
+              <w:rFonts w:ascii="Cambria Math" w:hAnsi="Cambria Math" w:cs="Calibri"/>
+              <w:color w:val="000000" w:themeColor="text1"/>
+            </w:rPr>
+            <m:t>(0)∣X=x]</m:t>
+          </m:r>
+          <m:r>
+            <m:rPr>
+              <m:sty m:val="p"/>
+            </m:rPr>
+            <w:rPr>
+              <w:rFonts w:ascii="Cambria Math" w:hAnsi="Cambria Math" w:cs="Calibri"/>
+              <w:color w:val="000000" w:themeColor="text1"/>
+            </w:rPr>
+            <m:t>.</m:t>
+          </m:r>
+        </m:oMath>
+      </m:oMathPara>
+    </w:p>
+    <w:p>
+      <w:pPr>
+        <w:spacing w:line="360" w:lineRule="auto"/>
+        <w:rPr>
+          <w:rFonts w:ascii="Calibri" w:hAnsi="Calibri" w:cs="Calibri"/>
+          <w:color w:val="000000" w:themeColor="text1"/>
+        </w:rPr>
+      </w:pPr>
+    </w:p>
+    <w:p>
+      <w:pPr>
+        <w:spacing w:line="360" w:lineRule="auto"/>
+        <w:rPr>
+          <w:rFonts w:ascii="Calibri" w:hAnsi="Calibri" w:cs="Calibri"/>
+          <w:color w:val="000000" w:themeColor="text1"/>
+        </w:rPr>
+      </w:pPr>
+      <w:r>
+        <w:rPr>
+          <w:rFonts w:ascii="Calibri" w:hAnsi="Calibri" w:cs="Calibri"/>
+          <w:color w:val="000000" w:themeColor="text1"/>
+        </w:rPr>
+        <w:t>Identification of causal effects here</w:t>
+      </w:r>
+      <w:r>
+        <w:rPr>
+          <w:rFonts w:ascii="Calibri" w:hAnsi="Calibri" w:cs="Calibri"/>
+          <w:color w:val="000000" w:themeColor="text1"/>
+        </w:rPr>
+        <w:t xml:space="preserve"> </w:t>
+      </w:r>
+      <w:r>
+        <w:rPr>
+          <w:rFonts w:ascii="Calibri" w:hAnsi="Calibri" w:cs="Calibri"/>
+          <w:color w:val="000000" w:themeColor="text1"/>
+        </w:rPr>
+        <w:t>rely on standard assumptions of</w:t>
+      </w:r>
+      <w:r>
+        <w:rPr>
+          <w:rFonts w:ascii="Calibri" w:hAnsi="Calibri" w:cs="Calibri"/>
+          <w:color w:val="000000" w:themeColor="text1"/>
+        </w:rPr>
+        <w:t xml:space="preserve"> Exchangeability and the Stable Unit Treatment Value Assumption (SUTVA).  </w:t>
+      </w:r>
+      <w:r>
+        <w:rPr>
+          <w:rFonts w:ascii="Calibri" w:hAnsi="Calibri" w:cs="Calibri"/>
+          <w:color w:val="000000" w:themeColor="text1"/>
+        </w:rPr>
+        <w:t xml:space="preserve">  </w:t>
+      </w:r>
+      <w:r>
+        <w:rPr>
+          <w:rFonts w:ascii="Calibri" w:hAnsi="Calibri" w:cs="Calibri"/>
+          <w:color w:val="000000" w:themeColor="text1"/>
+        </w:rPr>
+        <w:t xml:space="preserve"> </w:t>
+      </w:r>
+      <w:r>
+        <w:rPr>
+          <w:rFonts w:ascii="Calibri" w:hAnsi="Calibri" w:cs="Calibri"/>
+          <w:color w:val="000000" w:themeColor="text1"/>
+          <w:sz w:val="27"/>
+          <w:szCs w:val="27"/>
+        </w:rPr>
+        <w:t>This additionally requires sufficient overlap between the covariate distributions of the trial and external control populations.”</w:t>
+      </w:r>
+    </w:p>
+    <w:p>
+      <w:pPr>
+        <w:spacing w:line="360" w:lineRule="auto"/>
+        <w:rPr>
+          <w:rFonts w:ascii="Calibri" w:hAnsi="Calibri" w:cs="Calibri"/>
+          <w:color w:val="000000" w:themeColor="text1"/>
+        </w:rPr>
+      </w:pPr>
+    </w:p>
+    <w:p>
+      <w:pPr>
+        <w:pStyle w:val="NormalWeb"/>
+        <w:spacing w:line="360" w:lineRule="auto"/>
+        <w:rPr>
+          <w:rFonts w:ascii="Calibri" w:hAnsi="Calibri" w:cs="Calibri"/>
+          <w:color w:val="000000" w:themeColor="text1"/>
+        </w:rPr>
+      </w:pPr>
+      <w:r>
+        <w:rPr>
+          <w:rFonts w:ascii="Calibri" w:hAnsi="Calibri" w:cs="Calibri"/>
+          <w:color w:val="000000" w:themeColor="text1"/>
+        </w:rPr>
+        <w:t>In the context of</w:t>
+      </w:r>
+      <w:r>
+        <w:rPr>
+          <w:rFonts w:ascii="Calibri" w:hAnsi="Calibri" w:cs="Calibri"/>
+          <w:color w:val="000000" w:themeColor="text1"/>
+        </w:rPr>
+        <w:t xml:space="preserve"> a </w:t>
+      </w:r>
+      <w:r>
+        <w:rPr>
+          <w:rFonts w:ascii="Calibri" w:hAnsi="Calibri" w:cs="Calibri"/>
+          <w:color w:val="000000" w:themeColor="text1"/>
+        </w:rPr>
+        <w:t>synthetically controlled trials</w:t>
+      </w:r>
+      <w:r>
+        <w:rPr>
+          <w:rFonts w:ascii="Calibri" w:hAnsi="Calibri" w:cs="Calibri"/>
+          <w:color w:val="000000" w:themeColor="text1"/>
+        </w:rPr>
+        <w:t xml:space="preserve"> outcomes under the experimental treatment [Y(1)] will be collected from prospectively recruited participants.  Outcomes for the control arm are then derived/estimated from information available prior to the start of the study.  </w:t>
+      </w:r>
+      <w:r>
+        <w:rPr>
+          <w:rFonts w:ascii="Calibri" w:hAnsi="Calibri" w:cs="Calibri"/>
+          <w:color w:val="000000" w:themeColor="text1"/>
+        </w:rPr>
+        <w:t>Let</w:t>
+      </w:r>
+      <w:r>
+        <w:rPr>
+          <w:rStyle w:val="apple-converted-space"/>
+          <w:rFonts w:ascii="Calibri" w:eastAsiaTheme="majorEastAsia" w:hAnsi="Calibri" w:cs="Calibri"/>
+          <w:color w:val="000000" w:themeColor="text1"/>
+        </w:rPr>
+        <w:t> </w:t>
+      </w:r>
+      <m:oMath>
+        <m:sSub>
+          <m:sSubPr>
+            <m:ctrlPr>
+              <w:rPr>
+                <w:rFonts w:ascii="Cambria Math" w:hAnsi="Cambria Math" w:cs="Calibri"/>
+                <w:color w:val="000000" w:themeColor="text1"/>
+              </w:rPr>
+            </m:ctrlPr>
+          </m:sSubPr>
+          <m:e>
+            <m:acc>
+              <m:accPr>
+                <m:ctrlPr>
+                  <w:rPr>
+                    <w:rFonts w:ascii="Cambria Math" w:hAnsi="Cambria Math" w:cs="Calibri"/>
+                    <w:color w:val="000000" w:themeColor="text1"/>
+                  </w:rPr>
+                </m:ctrlPr>
+              </m:accPr>
+              <m:e>
+                <m:r>
+                  <w:rPr>
+                    <w:rFonts w:ascii="Cambria Math" w:hAnsi="Cambria Math" w:cs="Calibri"/>
+                    <w:color w:val="000000" w:themeColor="text1"/>
+                  </w:rPr>
+                  <m:t>Y</m:t>
+                </m:r>
+              </m:e>
+            </m:acc>
+          </m:e>
+          <m:sub>
+            <m:r>
+              <w:rPr>
+                <w:rFonts w:ascii="Cambria Math" w:hAnsi="Cambria Math" w:cs="Calibri"/>
+                <w:color w:val="000000" w:themeColor="text1"/>
+              </w:rPr>
+              <m:t>i</m:t>
+            </m:r>
+          </m:sub>
+        </m:sSub>
+        <m:r>
+          <w:rPr>
+            <w:rFonts w:ascii="Cambria Math" w:hAnsi="Cambria Math" w:cs="Calibri"/>
+            <w:color w:val="000000" w:themeColor="text1"/>
+          </w:rPr>
+          <m:t>(0)</m:t>
+        </m:r>
+      </m:oMath>
+      <w:r>
+        <w:rPr>
+          <w:rStyle w:val="apple-converted-space"/>
+          <w:rFonts w:ascii="Calibri" w:eastAsiaTheme="majorEastAsia" w:hAnsi="Calibri" w:cs="Calibri"/>
+          <w:color w:val="000000" w:themeColor="text1"/>
+        </w:rPr>
+        <w:t> </w:t>
+      </w:r>
+      <w:r>
+        <w:rPr>
+          <w:rFonts w:ascii="Calibri" w:hAnsi="Calibri" w:cs="Calibri"/>
+          <w:color w:val="000000" w:themeColor="text1"/>
+        </w:rPr>
+        <w:t>denote the estimated counterfactual outcome under standard of care. The estimand of interest can therefore be expressed as:</w:t>
+      </w:r>
+    </w:p>
+    <w:p>
+      <w:pPr>
+        <w:spacing w:line="360" w:lineRule="auto"/>
+        <w:rPr>
+          <w:rFonts w:ascii="Calibri" w:hAnsi="Calibri" w:cs="Calibri"/>
+          <w:color w:val="000000" w:themeColor="text1"/>
+        </w:rPr>
+      </w:pPr>
+      <m:oMathPara>
+        <m:oMath>
+          <m:r>
+            <m:rPr>
+              <m:nor/>
+            </m:rPr>
+            <w:rPr>
+              <w:rFonts w:ascii="Calibri" w:hAnsi="Calibri" w:cs="Calibri"/>
+              <w:color w:val="000000" w:themeColor="text1"/>
+            </w:rPr>
+            <w:lastRenderedPageBreak/>
+            <m:t>CATE</m:t>
+          </m:r>
+          <m:r>
+            <w:rPr>
+              <w:rFonts w:ascii="Cambria Math" w:hAnsi="Cambria Math" w:cs="Calibri"/>
+              <w:color w:val="000000" w:themeColor="text1"/>
+            </w:rPr>
+            <m:t>(x)≈</m:t>
+          </m:r>
+          <m:r>
+            <m:rPr>
+              <m:scr m:val="double-struck"/>
+              <m:sty m:val="p"/>
+            </m:rPr>
+            <w:rPr>
+              <w:rFonts w:ascii="Cambria Math" w:hAnsi="Cambria Math" w:cs="Calibri"/>
+              <w:color w:val="000000" w:themeColor="text1"/>
+            </w:rPr>
+            <m:t>E</m:t>
+          </m:r>
+          <m:r>
+            <w:rPr>
+              <w:rFonts w:ascii="Cambria Math" w:hAnsi="Cambria Math" w:cs="Calibri"/>
+              <w:color w:val="000000" w:themeColor="text1"/>
+            </w:rPr>
+            <m:t>[Y(1)∣X=x]-</m:t>
+          </m:r>
+          <m:r>
+            <m:rPr>
+              <m:scr m:val="double-struck"/>
+              <m:sty m:val="p"/>
+            </m:rPr>
+            <w:rPr>
+              <w:rFonts w:ascii="Cambria Math" w:hAnsi="Cambria Math" w:cs="Calibri"/>
+              <w:color w:val="000000" w:themeColor="text1"/>
+            </w:rPr>
+            <m:t>E</m:t>
+          </m:r>
+          <m:r>
+            <w:rPr>
+              <w:rFonts w:ascii="Cambria Math" w:hAnsi="Cambria Math" w:cs="Calibri"/>
+              <w:color w:val="000000" w:themeColor="text1"/>
+            </w:rPr>
+            <m:t>[</m:t>
+          </m:r>
+          <m:acc>
+            <m:accPr>
+              <m:ctrlPr>
+                <w:rPr>
+                  <w:rFonts w:ascii="Cambria Math" w:hAnsi="Cambria Math" w:cs="Calibri"/>
+                  <w:color w:val="000000" w:themeColor="text1"/>
+                </w:rPr>
+              </m:ctrlPr>
+            </m:accPr>
+            <m:e>
+              <m:r>
+                <w:rPr>
+                  <w:rFonts w:ascii="Cambria Math" w:hAnsi="Cambria Math" w:cs="Calibri"/>
+                  <w:color w:val="000000" w:themeColor="text1"/>
+                </w:rPr>
+                <m:t>Y</m:t>
+              </m:r>
+            </m:e>
+          </m:acc>
+          <m:r>
+            <w:rPr>
+              <w:rFonts w:ascii="Cambria Math" w:hAnsi="Cambria Math" w:cs="Calibri"/>
+              <w:color w:val="000000" w:themeColor="text1"/>
+            </w:rPr>
+            <m:t>(0)∣X=x]</m:t>
+          </m:r>
+          <m:r>
+            <m:rPr>
+              <m:sty m:val="p"/>
+            </m:rPr>
+            <w:rPr>
+              <w:rFonts w:ascii="Cambria Math" w:hAnsi="Cambria Math" w:cs="Calibri"/>
+              <w:color w:val="000000" w:themeColor="text1"/>
+            </w:rPr>
+            <m:t>.</m:t>
+          </m:r>
+          <m:r>
+            <w:rPr>
+              <w:rFonts w:ascii="Calibri" w:hAnsi="Calibri" w:cs="Calibri"/>
+              <w:color w:val="000000" w:themeColor="text1"/>
+            </w:rPr>
+            <w:br/>
+          </m:r>
+        </m:oMath>
+      </m:oMathPara>
+    </w:p>
+    <w:p>
+      <w:pPr>
+        <w:pStyle w:val="NormalWeb"/>
+        <w:spacing w:line="360" w:lineRule="auto"/>
+        <w:rPr>
+          <w:rFonts w:ascii="Calibri" w:hAnsi="Calibri" w:cs="Calibri"/>
+          <w:color w:val="000000" w:themeColor="text1"/>
+        </w:rPr>
+      </w:pPr>
+      <w:r>
+        <w:rPr>
+          <w:rFonts w:ascii="Calibri" w:hAnsi="Calibri" w:cs="Calibri"/>
+          <w:color w:val="000000" w:themeColor="text1"/>
+        </w:rPr>
+        <w:t xml:space="preserve">We consider two approaches to constructing </w:t>
+      </w:r>
+      <w:r>
+        <w:rPr>
+          <w:rFonts w:ascii="Calibri" w:hAnsi="Calibri" w:cs="Calibri"/>
+          <w:color w:val="000000" w:themeColor="text1"/>
+        </w:rPr>
+        <w:t>this estimand</w:t>
+      </w:r>
+      <w:r>
+        <w:rPr>
+          <w:rFonts w:ascii="Calibri" w:hAnsi="Calibri" w:cs="Calibri"/>
+          <w:color w:val="000000" w:themeColor="text1"/>
+        </w:rPr>
+        <w:t>: population-averaged an</w:t>
+      </w:r>
+      <w:r>
+        <w:rPr>
+          <w:rFonts w:ascii="Calibri" w:hAnsi="Calibri" w:cs="Calibri"/>
+          <w:color w:val="000000" w:themeColor="text1"/>
+        </w:rPr>
+        <w:t>d Personalised Synthetic Controls</w:t>
+      </w:r>
+      <w:r>
+        <w:rPr>
+          <w:rFonts w:ascii="Calibri" w:hAnsi="Calibri" w:cs="Calibri"/>
+          <w:color w:val="000000" w:themeColor="text1"/>
+        </w:rPr>
+        <w:t>.</w:t>
+      </w:r>
+    </w:p>
+    <w:p>
+      <w:pPr>
+        <w:spacing w:line="360" w:lineRule="auto"/>
+        <w:rPr>
+          <w:rFonts w:ascii="Calibri" w:hAnsi="Calibri" w:cs="Calibri"/>
+          <w:color w:val="000000" w:themeColor="text1"/>
+        </w:rPr>
+      </w:pPr>
+      <w:r>
+        <w:rPr>
+          <w:rFonts w:ascii="Calibri" w:hAnsi="Calibri" w:cs="Calibri"/>
+          <w:color w:val="000000" w:themeColor="text1"/>
+        </w:rPr>
+        <w:t>Population averaged Synthetic Controls</w:t>
+      </w:r>
+    </w:p>
+    <w:p>
+      <w:pPr>
+        <w:pStyle w:val="NormalWeb"/>
+        <w:spacing w:line="360" w:lineRule="auto"/>
+        <w:rPr>
+          <w:rFonts w:ascii="Calibri" w:hAnsi="Calibri" w:cs="Calibri"/>
+          <w:color w:val="000000" w:themeColor="text1"/>
+        </w:rPr>
+      </w:pPr>
+      <w:r>
+        <w:rPr>
+          <w:rFonts w:ascii="Calibri" w:hAnsi="Calibri" w:cs="Calibri"/>
+          <w:color w:val="000000" w:themeColor="text1"/>
+        </w:rPr>
+        <w:t>Let</w:t>
+      </w:r>
+      <w:r>
+        <w:rPr>
+          <w:rStyle w:val="apple-converted-space"/>
+          <w:rFonts w:ascii="Calibri" w:eastAsiaTheme="majorEastAsia" w:hAnsi="Calibri" w:cs="Calibri"/>
+          <w:color w:val="000000" w:themeColor="text1"/>
+        </w:rPr>
+        <w:t> </w:t>
+      </w:r>
+      <m:oMath>
+        <m:d>
+          <m:dPr>
+            <m:begChr m:val="{"/>
+            <m:endChr m:val=""/>
+            <m:ctrlPr>
+              <w:rPr>
+                <w:rFonts w:ascii="Cambria Math" w:hAnsi="Cambria Math" w:cs="Calibri"/>
+                <w:color w:val="000000" w:themeColor="text1"/>
+              </w:rPr>
+            </m:ctrlPr>
+          </m:dPr>
+          <m:e>
+            <m:sSubSup>
+              <m:sSubSupPr>
+                <m:ctrlPr>
+                  <w:rPr>
+                    <w:rFonts w:ascii="Cambria Math" w:hAnsi="Cambria Math" w:cs="Calibri"/>
+                    <w:color w:val="000000" w:themeColor="text1"/>
+                  </w:rPr>
+                </m:ctrlPr>
+              </m:sSubSupPr>
+              <m:e>
+                <m:r>
+                  <w:rPr>
+                    <w:rFonts w:ascii="Cambria Math" w:hAnsi="Cambria Math" w:cs="Calibri"/>
+                    <w:color w:val="000000" w:themeColor="text1"/>
+                  </w:rPr>
+                  <m:t>X</m:t>
+                </m:r>
+              </m:e>
+              <m:sub>
+                <m:r>
+                  <w:rPr>
+                    <w:rFonts w:ascii="Cambria Math" w:hAnsi="Cambria Math" w:cs="Calibri"/>
+                    <w:color w:val="000000" w:themeColor="text1"/>
+                  </w:rPr>
+                  <m:t>j</m:t>
+                </m:r>
+              </m:sub>
+              <m:sup>
+                <m:r>
+                  <w:rPr>
+                    <w:rFonts w:ascii="Cambria Math" w:hAnsi="Cambria Math" w:cs="Calibri"/>
+                    <w:color w:val="000000" w:themeColor="text1"/>
+                  </w:rPr>
+                  <m:t>SC</m:t>
+                </m:r>
+              </m:sup>
+            </m:sSubSup>
+            <m:r>
+              <w:rPr>
+                <w:rFonts w:ascii="Cambria Math" w:hAnsi="Cambria Math" w:cs="Calibri"/>
+                <w:color w:val="000000" w:themeColor="text1"/>
+              </w:rPr>
+              <m:t>,</m:t>
+            </m:r>
+            <m:sSubSup>
+              <m:sSubSupPr>
+                <m:ctrlPr>
+                  <w:rPr>
+                    <w:rFonts w:ascii="Cambria Math" w:hAnsi="Cambria Math" w:cs="Calibri"/>
+                    <w:color w:val="000000" w:themeColor="text1"/>
+                  </w:rPr>
+                </m:ctrlPr>
+              </m:sSubSupPr>
+              <m:e>
+                <m:r>
+                  <w:rPr>
+                    <w:rFonts w:ascii="Cambria Math" w:hAnsi="Cambria Math" w:cs="Calibri"/>
+                    <w:color w:val="000000" w:themeColor="text1"/>
+                  </w:rPr>
+                  <m:t>Y</m:t>
+                </m:r>
+              </m:e>
+              <m:sub>
+                <m:r>
+                  <w:rPr>
+                    <w:rFonts w:ascii="Cambria Math" w:hAnsi="Cambria Math" w:cs="Calibri"/>
+                    <w:color w:val="000000" w:themeColor="text1"/>
+                  </w:rPr>
+                  <m:t>j</m:t>
+                </m:r>
+              </m:sub>
+              <m:sup>
+                <m:r>
+                  <w:rPr>
+                    <w:rFonts w:ascii="Cambria Math" w:hAnsi="Cambria Math" w:cs="Calibri"/>
+                    <w:color w:val="000000" w:themeColor="text1"/>
+                  </w:rPr>
+                  <m:t>SC</m:t>
+                </m:r>
+              </m:sup>
+            </m:sSubSup>
+            <m:r>
+              <w:rPr>
+                <w:rFonts w:ascii="Cambria Math" w:hAnsi="Cambria Math" w:cs="Calibri"/>
+                <w:color w:val="000000" w:themeColor="text1"/>
+              </w:rPr>
+              <m:t>(0)</m:t>
+            </m:r>
+            <m:r>
+              <m:rPr>
+                <m:sty m:val="p"/>
+              </m:rPr>
+              <w:rPr>
+                <w:rFonts w:ascii="Cambria Math" w:hAnsi="Cambria Math" w:cs="Calibri"/>
+                <w:color w:val="000000" w:themeColor="text1"/>
+              </w:rPr>
+              <m:t>}</m:t>
+            </m:r>
+          </m:e>
+        </m:d>
+        <m:r>
+          <w:rPr>
+            <w:rFonts w:ascii="Cambria Math" w:hAnsi="Cambria Math" w:cs="Calibri"/>
+            <w:color w:val="000000" w:themeColor="text1"/>
+          </w:rPr>
+          <m:t xml:space="preserve"> </m:t>
+        </m:r>
+      </m:oMath>
+      <w:r>
+        <w:rPr>
+          <w:rFonts w:ascii="Calibri" w:hAnsi="Calibri" w:cs="Calibri"/>
+          <w:color w:val="000000" w:themeColor="text1"/>
+        </w:rPr>
+        <w:t>denote external control data</w:t>
+      </w:r>
+      <w:r>
+        <w:rPr>
+          <w:rFonts w:ascii="Calibri" w:hAnsi="Calibri" w:cs="Calibri"/>
+          <w:color w:val="000000" w:themeColor="text1"/>
+        </w:rPr>
+        <w:t xml:space="preserve"> fo</w:t>
+      </w:r>
+      <w:r>
+        <w:rPr>
+          <w:rFonts w:ascii="Calibri" w:hAnsi="Calibri" w:cs="Calibri"/>
+          <w:color w:val="000000" w:themeColor="text1"/>
+        </w:rPr>
+        <w:t xml:space="preserve">r </w:t>
+      </w:r>
+      <m:oMath>
+        <m:r>
+          <w:rPr>
+            <w:rFonts w:ascii="Cambria Math" w:hAnsi="Cambria Math" w:cs="Calibri"/>
+            <w:color w:val="000000" w:themeColor="text1"/>
+          </w:rPr>
+          <m:t>j=1,…,N</m:t>
+        </m:r>
+      </m:oMath>
+      <w:r>
+        <w:rPr>
+          <w:rFonts w:ascii="Calibri" w:hAnsi="Calibri" w:cs="Calibri"/>
+          <w:color w:val="000000" w:themeColor="text1"/>
+        </w:rPr>
+        <w:t xml:space="preserve"> available patients.</w:t>
+      </w:r>
+      <w:r>
+        <w:rPr>
+          <w:rFonts w:ascii="Calibri" w:hAnsi="Calibri" w:cs="Calibri"/>
+          <w:color w:val="000000" w:themeColor="text1"/>
+        </w:rPr>
+        <w:t xml:space="preserve">  </w:t>
+      </w:r>
+      <w:r>
+        <w:rPr>
+          <w:rFonts w:ascii="Calibri" w:hAnsi="Calibri" w:cs="Calibri"/>
+          <w:color w:val="000000" w:themeColor="text1"/>
+        </w:rPr>
+        <w:t>A synthetic control outcome is constructed as a weighted average:</w:t>
+      </w:r>
+    </w:p>
+    <w:p>
+      <w:pPr>
+        <w:spacing w:line="360" w:lineRule="auto"/>
+        <w:rPr>
+          <w:rFonts w:ascii="Calibri" w:hAnsi="Calibri" w:cs="Calibri"/>
+          <w:color w:val="000000" w:themeColor="text1"/>
+        </w:rPr>
+      </w:pPr>
+      <m:oMathPara>
+        <m:oMath>
+          <m:acc>
+            <m:accPr>
+              <m:ctrlPr>
+                <w:rPr>
+                  <w:rFonts w:ascii="Cambria Math" w:hAnsi="Cambria Math" w:cs="Calibri"/>
+                  <w:color w:val="000000" w:themeColor="text1"/>
+                </w:rPr>
+              </m:ctrlPr>
+            </m:accPr>
+            <m:e>
+              <m:r>
+                <m:rPr>
+                  <m:scr m:val="double-struck"/>
+                  <m:sty m:val="p"/>
+                </m:rPr>
+                <w:rPr>
+                  <w:rFonts w:ascii="Cambria Math" w:hAnsi="Cambria Math" w:cs="Calibri"/>
+                  <w:color w:val="000000" w:themeColor="text1"/>
+                </w:rPr>
+                <m:t>E</m:t>
+              </m:r>
+            </m:e>
+          </m:acc>
+          <m:d>
+            <m:dPr>
+              <m:begChr m:val="["/>
+              <m:endChr m:val="]"/>
+              <m:ctrlPr>
+                <w:rPr>
+                  <w:rFonts w:ascii="Cambria Math" w:hAnsi="Cambria Math" w:cs="Calibri"/>
+                  <w:i/>
+                  <w:color w:val="000000" w:themeColor="text1"/>
+                </w:rPr>
+              </m:ctrlPr>
+            </m:dPr>
+            <m:e>
+              <m:r>
+                <w:rPr>
+                  <w:rFonts w:ascii="Cambria Math" w:hAnsi="Cambria Math" w:cs="Calibri"/>
+                  <w:color w:val="000000" w:themeColor="text1"/>
+                </w:rPr>
+                <m:t>Y</m:t>
+              </m:r>
+              <m:d>
+                <m:dPr>
+                  <m:ctrlPr>
+                    <w:rPr>
+                      <w:rFonts w:ascii="Cambria Math" w:hAnsi="Cambria Math" w:cs="Calibri"/>
+                      <w:i/>
+                      <w:color w:val="000000" w:themeColor="text1"/>
+                    </w:rPr>
+                  </m:ctrlPr>
+                </m:dPr>
+                <m:e>
+                  <m:r>
+                    <w:rPr>
+                      <w:rFonts w:ascii="Cambria Math" w:hAnsi="Cambria Math" w:cs="Calibri"/>
+                      <w:color w:val="000000" w:themeColor="text1"/>
+                    </w:rPr>
+                    <m:t>0</m:t>
+                  </m:r>
+                </m:e>
+              </m:d>
+            </m:e>
+            <m:e>
+              <m:r>
+                <w:rPr>
+                  <w:rFonts w:ascii="Cambria Math" w:hAnsi="Cambria Math" w:cs="Calibri"/>
+                  <w:color w:val="000000" w:themeColor="text1"/>
+                </w:rPr>
+                <m:t>X=x</m:t>
+              </m:r>
+            </m:e>
+          </m:d>
+          <m:r>
+            <w:rPr>
+              <w:rFonts w:ascii="Cambria Math" w:hAnsi="Cambria Math" w:cs="Calibri"/>
+              <w:color w:val="000000" w:themeColor="text1"/>
+            </w:rPr>
+            <m:t>=</m:t>
+          </m:r>
+          <m:nary>
+            <m:naryPr>
+              <m:chr m:val="∑"/>
+              <m:limLoc m:val="undOvr"/>
+              <m:grow m:val="1"/>
+              <m:ctrlPr>
+                <w:rPr>
+                  <w:rFonts w:ascii="Cambria Math" w:hAnsi="Cambria Math" w:cs="Calibri"/>
+                  <w:color w:val="000000" w:themeColor="text1"/>
+                </w:rPr>
+              </m:ctrlPr>
+            </m:naryPr>
+            <m:sub>
+              <m:r>
+                <w:rPr>
+                  <w:rFonts w:ascii="Cambria Math" w:hAnsi="Cambria Math" w:cs="Calibri"/>
+                  <w:color w:val="000000" w:themeColor="text1"/>
+                </w:rPr>
+                <m:t>j</m:t>
+              </m:r>
+              <m:r>
+                <w:rPr>
+                  <w:rFonts w:ascii="Cambria Math" w:hAnsi="Cambria Math" w:cs="Calibri"/>
+                  <w:color w:val="000000" w:themeColor="text1"/>
+                </w:rPr>
+                <m:t>=1</m:t>
+              </m:r>
+            </m:sub>
+            <m:sup>
+              <m:r>
+                <w:rPr>
+                  <w:rFonts w:ascii="Cambria Math" w:hAnsi="Cambria Math" w:cs="Calibri"/>
+                  <w:color w:val="000000" w:themeColor="text1"/>
+                </w:rPr>
+                <m:t>N</m:t>
+              </m:r>
+            </m:sup>
+            <m:e>
+              <m:sSub>
+                <m:sSubPr>
+                  <m:ctrlPr>
+                    <w:rPr>
+                      <w:rFonts w:ascii="Cambria Math" w:hAnsi="Cambria Math" w:cs="Calibri"/>
+                      <w:color w:val="000000" w:themeColor="text1"/>
+                    </w:rPr>
+                  </m:ctrlPr>
+                </m:sSubPr>
+                <m:e>
+                  <m:r>
+                    <m:rPr>
+                      <m:sty m:val="p"/>
+                    </m:rPr>
+                    <w:rPr>
+                      <w:rFonts w:ascii="Cambria Math" w:hAnsi="Cambria Math" w:cs="Calibri"/>
+                      <w:color w:val="000000" w:themeColor="text1"/>
+                    </w:rPr>
+                    <m:t>w</m:t>
+                  </m:r>
+                </m:e>
+                <m:sub>
+                  <m:r>
+                    <w:rPr>
+                      <w:rFonts w:ascii="Cambria Math" w:hAnsi="Cambria Math" w:cs="Calibri"/>
+                      <w:color w:val="000000" w:themeColor="text1"/>
+                    </w:rPr>
+                    <m:t>j</m:t>
+                  </m:r>
+                </m:sub>
+              </m:sSub>
+            </m:e>
+          </m:nary>
+          <m:sSubSup>
+            <m:sSubSupPr>
+              <m:ctrlPr>
+                <w:rPr>
+                  <w:rFonts w:ascii="Cambria Math" w:hAnsi="Cambria Math" w:cs="Calibri"/>
+                  <w:color w:val="000000" w:themeColor="text1"/>
+                </w:rPr>
+              </m:ctrlPr>
+            </m:sSubSupPr>
+            <m:e>
+              <m:r>
+                <w:rPr>
+                  <w:rFonts w:ascii="Cambria Math" w:hAnsi="Cambria Math" w:cs="Calibri"/>
+                  <w:color w:val="000000" w:themeColor="text1"/>
+                </w:rPr>
+                <m:t>Y</m:t>
+              </m:r>
+            </m:e>
+            <m:sub>
+              <m:r>
+                <w:rPr>
+                  <w:rFonts w:ascii="Cambria Math" w:hAnsi="Cambria Math" w:cs="Calibri"/>
+                  <w:color w:val="000000" w:themeColor="text1"/>
+                </w:rPr>
+                <m:t>j</m:t>
+              </m:r>
+            </m:sub>
+            <m:sup>
+              <m:r>
+                <w:rPr>
+                  <w:rFonts w:ascii="Cambria Math" w:hAnsi="Cambria Math" w:cs="Calibri"/>
+                  <w:color w:val="000000" w:themeColor="text1"/>
+                </w:rPr>
+                <m:t>SC</m:t>
+              </m:r>
+            </m:sup>
+          </m:sSubSup>
+          <m:d>
+            <m:dPr>
+              <m:ctrlPr>
+                <w:rPr>
+                  <w:rFonts w:ascii="Cambria Math" w:hAnsi="Cambria Math" w:cs="Calibri"/>
+                  <w:i/>
+                  <w:color w:val="000000" w:themeColor="text1"/>
+                </w:rPr>
+              </m:ctrlPr>
+            </m:dPr>
+            <m:e>
+              <m:r>
+                <w:rPr>
+                  <w:rFonts w:ascii="Cambria Math" w:hAnsi="Cambria Math" w:cs="Calibri"/>
+                  <w:color w:val="000000" w:themeColor="text1"/>
+                </w:rPr>
+                <m:t>0</m:t>
+              </m:r>
+            </m:e>
+          </m:d>
+          <m:r>
+            <w:rPr>
+              <w:rFonts w:ascii="Calibri" w:hAnsi="Calibri" w:cs="Calibri"/>
+              <w:i/>
+              <w:color w:val="000000" w:themeColor="text1"/>
+            </w:rPr>
+            <w:br/>
+          </m:r>
+        </m:oMath>
+      </m:oMathPara>
+    </w:p>
+    <w:p>
+      <w:pPr>
+        <w:spacing w:line="360" w:lineRule="auto"/>
+        <w:rPr>
+          <w:rFonts w:ascii="Calibri" w:hAnsi="Calibri" w:cs="Calibri"/>
+          <w:color w:val="000000" w:themeColor="text1"/>
+        </w:rPr>
+      </w:pPr>
+      <w:r>
+        <w:rPr>
+          <w:rFonts w:ascii="Calibri" w:hAnsi="Calibri" w:cs="Calibri"/>
+          <w:color w:val="000000" w:themeColor="text1"/>
+        </w:rPr>
+        <w:t xml:space="preserve">Where </w:t>
+      </w:r>
+      <m:oMath>
+        <m:sSub>
+          <m:sSubPr>
+            <m:ctrlPr>
+              <w:rPr>
+                <w:rFonts w:ascii="Cambria Math" w:hAnsi="Cambria Math" w:cs="Calibri"/>
+                <w:color w:val="000000" w:themeColor="text1"/>
+              </w:rPr>
+            </m:ctrlPr>
+          </m:sSubPr>
+          <m:e>
+            <m:r>
+              <m:rPr>
+                <m:sty m:val="p"/>
+              </m:rPr>
+              <w:rPr>
+                <w:rFonts w:ascii="Cambria Math" w:hAnsi="Cambria Math" w:cs="Calibri"/>
+                <w:color w:val="000000" w:themeColor="text1"/>
+              </w:rPr>
+              <m:t>w</m:t>
+            </m:r>
+          </m:e>
+          <m:sub>
+            <m:r>
+              <w:rPr>
+                <w:rFonts w:ascii="Cambria Math" w:hAnsi="Cambria Math" w:cs="Calibri"/>
+                <w:color w:val="000000" w:themeColor="text1"/>
+              </w:rPr>
+              <m:t>j</m:t>
+            </m:r>
+          </m:sub>
+        </m:sSub>
+      </m:oMath>
+      <w:r>
+        <w:rPr>
+          <w:rFonts w:ascii="Calibri" w:hAnsi="Calibri" w:cs="Calibri"/>
+          <w:color w:val="000000" w:themeColor="text1"/>
+        </w:rPr>
+        <w:t xml:space="preserve"> is </w:t>
+      </w:r>
+      <w:r>
+        <w:rPr>
+          <w:rFonts w:ascii="Calibri" w:hAnsi="Calibri" w:cs="Calibri"/>
+          <w:color w:val="000000" w:themeColor="text1"/>
+        </w:rPr>
+        <w:t>obtained by some</w:t>
+      </w:r>
+      <w:r>
+        <w:rPr>
+          <w:rFonts w:ascii="Calibri" w:hAnsi="Calibri" w:cs="Calibri"/>
+          <w:color w:val="000000" w:themeColor="text1"/>
+        </w:rPr>
+        <w:t xml:space="preserve"> weighting function</w:t>
+      </w:r>
+      <w:r>
+        <w:rPr>
+          <w:rFonts w:ascii="Calibri" w:hAnsi="Calibri" w:cs="Calibri"/>
+          <w:color w:val="000000" w:themeColor="text1"/>
+        </w:rPr>
+        <w:t xml:space="preserve"> </w:t>
+      </w:r>
+      <w:r>
+        <w:rPr>
+          <w:rFonts w:ascii="Calibri" w:hAnsi="Calibri" w:cs="Calibri"/>
+          <w:color w:val="000000" w:themeColor="text1"/>
+        </w:rPr>
+        <w:t>dependent on the covariate data to be collected in the prospective study</w:t>
+      </w:r>
+      <w:r>
+        <w:rPr>
+          <w:rFonts w:ascii="Calibri" w:hAnsi="Calibri" w:cs="Calibri"/>
+          <w:color w:val="000000" w:themeColor="text1"/>
+        </w:rPr>
+        <w:t xml:space="preserve">. Typical weight may be derived using Entropy balance scores.  </w:t>
+      </w:r>
+    </w:p>
+    <w:p>
+      <w:pPr>
+        <w:spacing w:line="360" w:lineRule="auto"/>
+        <w:rPr>
+          <w:rFonts w:ascii="Calibri" w:hAnsi="Calibri" w:cs="Calibri"/>
+          <w:color w:val="000000" w:themeColor="text1"/>
+        </w:rPr>
+      </w:pPr>
+    </w:p>
+    <w:p>
+      <w:pPr>
+        <w:spacing w:line="360" w:lineRule="auto"/>
+        <w:rPr>
+          <w:rFonts w:ascii="Calibri" w:hAnsi="Calibri" w:cs="Calibri"/>
+          <w:color w:val="000000" w:themeColor="text1"/>
+        </w:rPr>
+      </w:pPr>
+      <w:r>
+        <w:rPr>
+          <w:rFonts w:ascii="Calibri" w:hAnsi="Calibri" w:cs="Calibri"/>
+          <w:color w:val="000000" w:themeColor="text1"/>
+        </w:rPr>
+        <w:t>Personalised Synthetic Controls</w:t>
+      </w:r>
+    </w:p>
+    <w:p>
+      <w:pPr>
+        <w:spacing w:line="360" w:lineRule="auto"/>
+        <w:rPr>
+          <w:rFonts w:ascii="Calibri" w:hAnsi="Calibri" w:cs="Calibri"/>
+          <w:color w:val="000000" w:themeColor="text1"/>
+        </w:rPr>
+      </w:pPr>
+    </w:p>
+    <w:p>
+      <w:pPr>
+        <w:spacing w:line="360" w:lineRule="auto"/>
+        <w:rPr>
+          <w:rFonts w:ascii="Calibri" w:eastAsiaTheme="minorEastAsia" w:hAnsi="Calibri" w:cs="Calibri"/>
+          <w:color w:val="000000" w:themeColor="text1"/>
+        </w:rPr>
+      </w:pPr>
+      <w:r>
+        <w:rPr>
+          <w:rFonts w:ascii="Calibri" w:eastAsiaTheme="minorEastAsia" w:hAnsi="Calibri" w:cs="Calibri"/>
+          <w:color w:val="000000" w:themeColor="text1"/>
+        </w:rPr>
+        <w:t xml:space="preserve">Personalised synthetic controls act by using the control data to generate a </w:t>
+      </w:r>
+      <w:r>
+        <w:rPr>
+          <w:rFonts w:ascii="Calibri" w:eastAsiaTheme="minorEastAsia" w:hAnsi="Calibri" w:cs="Calibri"/>
+          <w:color w:val="000000" w:themeColor="text1"/>
+        </w:rPr>
+        <w:t xml:space="preserve">parametric </w:t>
+      </w:r>
+      <w:r>
+        <w:rPr>
+          <w:rFonts w:ascii="Calibri" w:eastAsiaTheme="minorEastAsia" w:hAnsi="Calibri" w:cs="Calibri"/>
+          <w:color w:val="000000" w:themeColor="text1"/>
+        </w:rPr>
+        <w:t xml:space="preserve">model based on the covariates </w:t>
+      </w:r>
+      <m:oMath>
+        <m:sSubSup>
+          <m:sSubSupPr>
+            <m:ctrlPr>
+              <w:rPr>
+                <w:rFonts w:ascii="Cambria Math" w:hAnsi="Cambria Math" w:cs="Calibri"/>
+                <w:color w:val="000000" w:themeColor="text1"/>
+              </w:rPr>
+            </m:ctrlPr>
+          </m:sSubSupPr>
+          <m:e>
+            <m:r>
+              <w:rPr>
+                <w:rFonts w:ascii="Cambria Math" w:hAnsi="Cambria Math" w:cs="Calibri"/>
+                <w:color w:val="000000" w:themeColor="text1"/>
+              </w:rPr>
+              <m:t>X</m:t>
+            </m:r>
+          </m:e>
+          <m:sub>
+            <m:r>
+              <w:rPr>
+                <w:rFonts w:ascii="Cambria Math" w:hAnsi="Cambria Math" w:cs="Calibri"/>
+                <w:color w:val="000000" w:themeColor="text1"/>
+              </w:rPr>
+              <m:t>j</m:t>
+            </m:r>
+          </m:sub>
+          <m:sup>
+            <m:r>
+              <w:rPr>
+                <w:rFonts w:ascii="Cambria Math" w:hAnsi="Cambria Math" w:cs="Calibri"/>
+                <w:color w:val="000000" w:themeColor="text1"/>
+              </w:rPr>
+              <m:t>SC</m:t>
+            </m:r>
+          </m:sup>
+        </m:sSubSup>
+      </m:oMath>
+      <w:r>
+        <w:rPr>
+          <w:rFonts w:ascii="Calibri" w:eastAsiaTheme="minorEastAsia" w:hAnsi="Calibri" w:cs="Calibri"/>
+          <w:color w:val="000000" w:themeColor="text1"/>
+        </w:rPr>
+        <w:t xml:space="preserve">.  </w:t>
+      </w:r>
+    </w:p>
+    <w:p>
+      <w:pPr>
+        <w:spacing w:line="360" w:lineRule="auto"/>
+        <w:rPr>
+          <w:rFonts w:ascii="Calibri" w:eastAsiaTheme="minorEastAsia" w:hAnsi="Calibri" w:cs="Calibri"/>
+          <w:color w:val="000000" w:themeColor="text1"/>
+        </w:rPr>
+      </w:pPr>
+    </w:p>
+    <w:p>
+      <w:pPr>
+        <w:spacing w:line="360" w:lineRule="auto"/>
+        <w:rPr>
+          <w:rFonts w:ascii="Calibri" w:eastAsiaTheme="minorEastAsia" w:hAnsi="Calibri" w:cs="Calibri"/>
+          <w:color w:val="000000" w:themeColor="text1"/>
+        </w:rPr>
+      </w:pPr>
+      <m:oMathPara>
+        <m:oMath>
+          <m:r>
+            <w:rPr>
+              <w:rFonts w:ascii="Cambria Math" w:eastAsiaTheme="minorEastAsia" w:hAnsi="Cambria Math" w:cs="Calibri"/>
+              <w:color w:val="000000" w:themeColor="text1"/>
+            </w:rPr>
+            <m:t>f</m:t>
+          </m:r>
+          <m:d>
+            <m:dPr>
+              <m:ctrlPr>
+                <w:rPr>
+                  <w:rFonts w:ascii="Cambria Math" w:eastAsiaTheme="minorEastAsia" w:hAnsi="Cambria Math" w:cs="Calibri"/>
+                  <w:i/>
+                  <w:color w:val="000000" w:themeColor="text1"/>
+                </w:rPr>
+              </m:ctrlPr>
+            </m:dPr>
+            <m:e>
+              <m:sSup>
+                <m:sSupPr>
+                  <m:ctrlPr>
+                    <w:rPr>
+                      <w:rFonts w:ascii="Cambria Math" w:hAnsi="Cambria Math" w:cs="Calibri"/>
+                      <w:color w:val="000000" w:themeColor="text1"/>
+                    </w:rPr>
+                  </m:ctrlPr>
+                </m:sSupPr>
+                <m:e>
+                  <m:r>
+                    <m:rPr>
+                      <m:sty m:val="p"/>
+                    </m:rPr>
+                    <w:rPr>
+                      <w:rFonts w:ascii="Cambria Math" w:hAnsi="Cambria Math" w:cs="Calibri"/>
+                      <w:color w:val="000000" w:themeColor="text1"/>
+                    </w:rPr>
+                    <m:t>X</m:t>
+                  </m:r>
+                </m:e>
+                <m:sup>
+                  <m:r>
+                    <w:rPr>
+                      <w:rFonts w:ascii="Cambria Math" w:hAnsi="Cambria Math" w:cs="Calibri"/>
+                      <w:color w:val="000000" w:themeColor="text1"/>
+                    </w:rPr>
+                    <m:t>SC</m:t>
+                  </m:r>
+                </m:sup>
+              </m:sSup>
+            </m:e>
+          </m:d>
+          <m:r>
+            <w:rPr>
+              <w:rFonts w:ascii="Cambria Math" w:eastAsiaTheme="minorEastAsia" w:hAnsi="Cambria Math" w:cs="Calibri"/>
+              <w:color w:val="000000" w:themeColor="text1"/>
+            </w:rPr>
+            <m:t xml:space="preserve"> ≈</m:t>
+          </m:r>
+          <m:r>
+            <w:rPr>
+              <w:rFonts w:ascii="Cambria Math" w:eastAsiaTheme="minorEastAsia" w:hAnsi="Cambria Math" w:cs="Calibri"/>
+              <w:color w:val="000000" w:themeColor="text1"/>
+            </w:rPr>
+            <m:t>E[</m:t>
+          </m:r>
+          <m:sSup>
+            <m:sSupPr>
+              <m:ctrlPr>
+                <w:rPr>
+                  <w:rFonts w:ascii="Cambria Math" w:hAnsi="Cambria Math" w:cs="Calibri"/>
+                  <w:color w:val="000000" w:themeColor="text1"/>
+                </w:rPr>
+              </m:ctrlPr>
+            </m:sSupPr>
+            <m:e>
+              <m:r>
+                <m:rPr>
+                  <m:sty m:val="p"/>
+                </m:rPr>
+                <w:rPr>
+                  <w:rFonts w:ascii="Cambria Math" w:hAnsi="Cambria Math" w:cs="Calibri"/>
+                  <w:color w:val="000000" w:themeColor="text1"/>
+                </w:rPr>
+                <m:t>Y</m:t>
+              </m:r>
+            </m:e>
+            <m:sup>
+              <m:r>
+                <w:rPr>
+                  <w:rFonts w:ascii="Cambria Math" w:hAnsi="Cambria Math" w:cs="Calibri"/>
+                  <w:color w:val="000000" w:themeColor="text1"/>
+                </w:rPr>
+                <m:t>SC</m:t>
+              </m:r>
+            </m:sup>
+          </m:sSup>
+          <m:r>
+            <w:rPr>
+              <w:rFonts w:ascii="Cambria Math" w:eastAsiaTheme="minorEastAsia" w:hAnsi="Cambria Math" w:cs="Calibri"/>
+              <w:color w:val="000000" w:themeColor="text1"/>
+            </w:rPr>
+            <m:t>(0)|</m:t>
+          </m:r>
+          <m:sSup>
+            <m:sSupPr>
+              <m:ctrlPr>
+                <w:rPr>
+                  <w:rFonts w:ascii="Cambria Math" w:hAnsi="Cambria Math" w:cs="Calibri"/>
+                  <w:color w:val="000000" w:themeColor="text1"/>
+                </w:rPr>
+              </m:ctrlPr>
+            </m:sSupPr>
+            <m:e>
+              <m:r>
+                <m:rPr>
+                  <m:sty m:val="p"/>
+                </m:rPr>
+                <w:rPr>
+                  <w:rFonts w:ascii="Cambria Math" w:hAnsi="Cambria Math" w:cs="Calibri"/>
+                  <w:color w:val="000000" w:themeColor="text1"/>
+                </w:rPr>
+                <m:t>X</m:t>
+              </m:r>
+            </m:e>
+            <m:sup>
+              <m:r>
+                <w:rPr>
+                  <w:rFonts w:ascii="Cambria Math" w:hAnsi="Cambria Math" w:cs="Calibri"/>
+                  <w:color w:val="000000" w:themeColor="text1"/>
+                </w:rPr>
+                <m:t>SC</m:t>
+              </m:r>
+            </m:sup>
+          </m:sSup>
+          <m:r>
+            <w:rPr>
+              <w:rFonts w:ascii="Cambria Math" w:eastAsiaTheme="minorEastAsia" w:hAnsi="Cambria Math" w:cs="Calibri"/>
+              <w:color w:val="000000" w:themeColor="text1"/>
+            </w:rPr>
+            <m:t>]</m:t>
+          </m:r>
+        </m:oMath>
+      </m:oMathPara>
+    </w:p>
+    <w:p>
+      <w:pPr>
+        <w:pStyle w:val="NormalWeb"/>
+        <w:spacing w:line="360" w:lineRule="auto"/>
+        <w:rPr>
+          <w:rFonts w:ascii="Calibri" w:hAnsi="Calibri" w:cs="Calibri"/>
+          <w:color w:val="000000" w:themeColor="text1"/>
+        </w:rPr>
+      </w:pPr>
+      <w:r>
+        <w:rPr>
+          <w:rFonts w:ascii="Calibri" w:hAnsi="Calibri" w:cs="Calibri"/>
+          <w:color w:val="000000" w:themeColor="text1"/>
+        </w:rPr>
+        <w:t>This model is then used to estimate patient-specific counterfactuals</w:t>
+      </w:r>
+      <w:r>
+        <w:rPr>
+          <w:rFonts w:ascii="Calibri" w:hAnsi="Calibri" w:cs="Calibri"/>
+          <w:color w:val="000000" w:themeColor="text1"/>
+        </w:rPr>
+        <w:t xml:space="preserve"> dependent on the covariates observed in the pro</w:t>
+      </w:r>
+      <w:r>
+        <w:rPr>
+          <w:rFonts w:ascii="Calibri" w:hAnsi="Calibri" w:cs="Calibri"/>
+          <w:color w:val="000000" w:themeColor="text1"/>
+        </w:rPr>
+        <w:t>s</w:t>
+      </w:r>
+      <w:r>
+        <w:rPr>
+          <w:rFonts w:ascii="Calibri" w:hAnsi="Calibri" w:cs="Calibri"/>
+          <w:color w:val="000000" w:themeColor="text1"/>
+        </w:rPr>
+        <w:t>pective study.</w:t>
+      </w:r>
+    </w:p>
+    <w:p>
+      <w:pPr>
+        <w:spacing w:line="360" w:lineRule="auto"/>
+        <w:rPr>
+          <w:rFonts w:ascii="Calibri" w:eastAsiaTheme="minorEastAsia" w:hAnsi="Calibri" w:cs="Calibri"/>
+          <w:color w:val="000000" w:themeColor="text1"/>
         </w:rPr>
       </w:pPr>
       <m:oMathPara>
@@ -801,23 +3018,37 @@
             <m:sSubPr>
               <m:ctrlPr>
                 <w:rPr>
-                  <w:rFonts w:ascii="Cambria Math" w:hAnsi="Cambria Math"/>
-                  <w:i/>
+                  <w:rFonts w:ascii="Cambria Math" w:hAnsi="Cambria Math" w:cs="Calibri"/>
+                  <w:color w:val="000000" w:themeColor="text1"/>
                 </w:rPr>
               </m:ctrlPr>
             </m:sSubPr>
             <m:e>
-              <m:r>
-                <w:rPr>
-                  <w:rFonts w:ascii="Cambria Math" w:hAnsi="Cambria Math"/>
-                </w:rPr>
-                <m:t>τ</m:t>
-              </m:r>
+              <m:acc>
+                <m:accPr>
+                  <m:ctrlPr>
+                    <w:rPr>
+                      <w:rFonts w:ascii="Cambria Math" w:hAnsi="Cambria Math" w:cs="Calibri"/>
+                      <w:color w:val="000000" w:themeColor="text1"/>
+                    </w:rPr>
+                  </m:ctrlPr>
+                </m:accPr>
+                <m:e>
+                  <m:r>
+                    <w:rPr>
+                      <w:rFonts w:ascii="Cambria Math" w:hAnsi="Cambria Math" w:cs="Calibri"/>
+                      <w:color w:val="000000" w:themeColor="text1"/>
+                    </w:rPr>
+                    <m:t>Y</m:t>
+                  </m:r>
+                </m:e>
+              </m:acc>
             </m:e>
             <m:sub>
               <m:r>
                 <w:rPr>
-                  <w:rFonts w:ascii="Cambria Math" w:hAnsi="Cambria Math"/>
+                  <w:rFonts w:ascii="Cambria Math" w:hAnsi="Cambria Math" w:cs="Calibri"/>
+                  <w:color w:val="000000" w:themeColor="text1"/>
                 </w:rPr>
                 <m:t>i</m:t>
               </m:r>
@@ -825,23 +3056,214 @@
           </m:sSub>
           <m:r>
             <w:rPr>
-              <w:rFonts w:ascii="Cambria Math" w:hAnsi="Cambria Math"/>
+              <w:rFonts w:ascii="Cambria Math" w:hAnsi="Cambria Math" w:cs="Calibri"/>
+              <w:color w:val="000000" w:themeColor="text1"/>
             </w:rPr>
-            <m:t>=</m:t>
+            <m:t>(0</m:t>
+          </m:r>
+          <m:r>
+            <w:rPr>
+              <w:rFonts w:ascii="Cambria Math" w:hAnsi="Cambria Math" w:cs="Calibri"/>
+              <w:color w:val="000000" w:themeColor="text1"/>
+            </w:rPr>
+            <m:t>)|</m:t>
           </m:r>
           <m:sSub>
             <m:sSubPr>
               <m:ctrlPr>
                 <w:rPr>
-                  <w:rFonts w:ascii="Cambria Math" w:hAnsi="Cambria Math"/>
-                  <w:i/>
+                  <w:rFonts w:ascii="Cambria Math" w:hAnsi="Cambria Math" w:cs="Calibri"/>
+                  <w:color w:val="000000" w:themeColor="text1"/>
                 </w:rPr>
               </m:ctrlPr>
             </m:sSubPr>
             <m:e>
               <m:r>
                 <w:rPr>
-                  <w:rFonts w:ascii="Cambria Math" w:hAnsi="Cambria Math"/>
+                  <w:rFonts w:ascii="Cambria Math" w:hAnsi="Cambria Math" w:cs="Calibri"/>
+                  <w:color w:val="000000" w:themeColor="text1"/>
+                </w:rPr>
+                <m:t>X</m:t>
+              </m:r>
+            </m:e>
+            <m:sub>
+              <m:r>
+                <w:rPr>
+                  <w:rFonts w:ascii="Cambria Math" w:hAnsi="Cambria Math" w:cs="Calibri"/>
+                  <w:color w:val="000000" w:themeColor="text1"/>
+                </w:rPr>
+                <m:t>i</m:t>
+              </m:r>
+            </m:sub>
+          </m:sSub>
+          <m:r>
+            <w:rPr>
+              <w:rFonts w:ascii="Cambria Math" w:hAnsi="Cambria Math" w:cs="Calibri"/>
+              <w:color w:val="000000" w:themeColor="text1"/>
+            </w:rPr>
+            <m:t>=f(</m:t>
+          </m:r>
+          <m:sSub>
+            <m:sSubPr>
+              <m:ctrlPr>
+                <w:rPr>
+                  <w:rFonts w:ascii="Cambria Math" w:hAnsi="Cambria Math" w:cs="Calibri"/>
+                  <w:color w:val="000000" w:themeColor="text1"/>
+                </w:rPr>
+              </m:ctrlPr>
+            </m:sSubPr>
+            <m:e>
+              <m:r>
+                <w:rPr>
+                  <w:rFonts w:ascii="Cambria Math" w:hAnsi="Cambria Math" w:cs="Calibri"/>
+                  <w:color w:val="000000" w:themeColor="text1"/>
+                </w:rPr>
+                <m:t>X</m:t>
+              </m:r>
+            </m:e>
+            <m:sub>
+              <m:r>
+                <w:rPr>
+                  <w:rFonts w:ascii="Cambria Math" w:hAnsi="Cambria Math" w:cs="Calibri"/>
+                  <w:color w:val="000000" w:themeColor="text1"/>
+                </w:rPr>
+                <m:t>i</m:t>
+              </m:r>
+            </m:sub>
+          </m:sSub>
+          <m:r>
+            <w:rPr>
+              <w:rFonts w:ascii="Cambria Math" w:hAnsi="Cambria Math" w:cs="Calibri"/>
+              <w:color w:val="000000" w:themeColor="text1"/>
+            </w:rPr>
+            <m:t>)</m:t>
+          </m:r>
+          <m:r>
+            <m:rPr>
+              <m:sty m:val="p"/>
+            </m:rPr>
+            <w:rPr>
+              <w:rFonts w:ascii="Cambria Math" w:hAnsi="Cambria Math" w:cs="Calibri"/>
+              <w:color w:val="000000" w:themeColor="text1"/>
+            </w:rPr>
+            <m:t>.</m:t>
+          </m:r>
+          <m:r>
+            <w:rPr>
+              <w:rFonts w:ascii="Calibri" w:hAnsi="Calibri" w:cs="Calibri"/>
+              <w:color w:val="000000" w:themeColor="text1"/>
+            </w:rPr>
+            <w:br/>
+          </m:r>
+        </m:oMath>
+      </m:oMathPara>
+    </w:p>
+    <w:p>
+      <w:pPr>
+        <w:spacing w:line="360" w:lineRule="auto"/>
+        <w:rPr>
+          <w:rFonts w:ascii="Calibri" w:eastAsiaTheme="minorEastAsia" w:hAnsi="Calibri" w:cs="Calibri"/>
+          <w:color w:val="000000" w:themeColor="text1"/>
+        </w:rPr>
+      </w:pPr>
+      <w:r>
+        <w:rPr>
+          <w:rFonts w:ascii="Calibri" w:eastAsiaTheme="minorEastAsia" w:hAnsi="Calibri" w:cs="Calibri"/>
+          <w:color w:val="000000" w:themeColor="text1"/>
+        </w:rPr>
+        <w:t>We then define the treatment effect on a patient level as the difference between the observed and predicted outcomes</w:t>
+      </w:r>
+    </w:p>
+    <w:p>
+      <w:pPr>
+        <w:spacing w:line="360" w:lineRule="auto"/>
+        <w:rPr>
+          <w:rFonts w:ascii="Calibri" w:hAnsi="Calibri" w:cs="Calibri"/>
+          <w:color w:val="000000" w:themeColor="text1"/>
+        </w:rPr>
+      </w:pPr>
+    </w:p>
+    <w:p>
+      <w:pPr>
+        <w:spacing w:line="360" w:lineRule="auto"/>
+        <w:rPr>
+          <w:rFonts w:ascii="Calibri" w:hAnsi="Calibri" w:cs="Calibri"/>
+          <w:color w:val="000000" w:themeColor="text1"/>
+        </w:rPr>
+      </w:pPr>
+      <m:oMathPara>
+        <m:oMath>
+          <m:acc>
+            <m:accPr>
+              <m:ctrlPr>
+                <w:rPr>
+                  <w:rFonts w:ascii="Cambria Math" w:hAnsi="Cambria Math" w:cs="Calibri"/>
+                  <w:i/>
+                  <w:color w:val="000000" w:themeColor="text1"/>
+                </w:rPr>
+              </m:ctrlPr>
+            </m:accPr>
+            <m:e>
+              <m:sSub>
+                <m:sSubPr>
+                  <m:ctrlPr>
+                    <w:rPr>
+                      <w:rFonts w:ascii="Cambria Math" w:hAnsi="Cambria Math" w:cs="Calibri"/>
+                      <w:i/>
+                      <w:color w:val="000000" w:themeColor="text1"/>
+                    </w:rPr>
+                  </m:ctrlPr>
+                </m:sSubPr>
+                <m:e>
+                  <m:r>
+                    <w:rPr>
+                      <w:rFonts w:ascii="Cambria Math" w:hAnsi="Cambria Math" w:cs="Calibri"/>
+                      <w:color w:val="000000" w:themeColor="text1"/>
+                    </w:rPr>
+                    <m:t>τ</m:t>
+                  </m:r>
+                </m:e>
+                <m:sub>
+                  <m:r>
+                    <w:rPr>
+                      <w:rFonts w:ascii="Cambria Math" w:hAnsi="Cambria Math" w:cs="Calibri"/>
+                      <w:color w:val="000000" w:themeColor="text1"/>
+                    </w:rPr>
+                    <m:t>i</m:t>
+                  </m:r>
+                </m:sub>
+              </m:sSub>
+            </m:e>
+          </m:acc>
+          <m:r>
+            <w:rPr>
+              <w:rFonts w:ascii="Cambria Math" w:eastAsiaTheme="minorEastAsia" w:hAnsi="Cambria Math" w:cs="Calibri"/>
+              <w:color w:val="000000" w:themeColor="text1"/>
+            </w:rPr>
+            <m:t>=</m:t>
+          </m:r>
+          <m:r>
+            <w:rPr>
+              <w:rFonts w:ascii="Cambria Math" w:eastAsiaTheme="minorEastAsia" w:hAnsi="Cambria Math" w:cs="Calibri"/>
+              <w:color w:val="000000" w:themeColor="text1"/>
+            </w:rPr>
+            <m:t xml:space="preserve"> </m:t>
+          </m:r>
+          <m:sSub>
+            <m:sSubPr>
+              <m:ctrlPr>
+                <w:rPr>
+                  <w:rFonts w:ascii="Cambria Math" w:eastAsiaTheme="minorEastAsia" w:hAnsi="Cambria Math" w:cs="Calibri"/>
+                  <w:i/>
+                  <w:color w:val="000000" w:themeColor="text1"/>
+                </w:rPr>
+              </m:ctrlPr>
+            </m:sSubPr>
+            <m:e>
+              <m:r>
+                <w:rPr>
+                  <w:rFonts w:ascii="Cambria Math" w:eastAsiaTheme="minorEastAsia" w:hAnsi="Cambria Math" w:cs="Calibri"/>
+                  <w:color w:val="000000" w:themeColor="text1"/>
                 </w:rPr>
                 <m:t>Y</m:t>
               </m:r>
@@ -849,7 +3271,8 @@
             <m:sub>
               <m:r>
                 <w:rPr>
-                  <w:rFonts w:ascii="Cambria Math" w:hAnsi="Cambria Math"/>
+                  <w:rFonts w:ascii="Cambria Math" w:eastAsiaTheme="minorEastAsia" w:hAnsi="Cambria Math" w:cs="Calibri"/>
+                  <w:color w:val="000000" w:themeColor="text1"/>
                 </w:rPr>
                 <m:t>i</m:t>
               </m:r>
@@ -859,15 +3282,17 @@
             <m:dPr>
               <m:ctrlPr>
                 <w:rPr>
-                  <w:rFonts w:ascii="Cambria Math" w:hAnsi="Cambria Math"/>
+                  <w:rFonts w:ascii="Cambria Math" w:eastAsiaTheme="minorEastAsia" w:hAnsi="Cambria Math" w:cs="Calibri"/>
                   <w:i/>
+                  <w:color w:val="000000" w:themeColor="text1"/>
                 </w:rPr>
               </m:ctrlPr>
             </m:dPr>
             <m:e>
               <m:r>
                 <w:rPr>
-                  <w:rFonts w:ascii="Cambria Math" w:hAnsi="Cambria Math"/>
+                  <w:rFonts w:ascii="Cambria Math" w:eastAsiaTheme="minorEastAsia" w:hAnsi="Cambria Math" w:cs="Calibri"/>
+                  <w:color w:val="000000" w:themeColor="text1"/>
                 </w:rPr>
                 <m:t>1</m:t>
               </m:r>
@@ -875,674 +3300,18 @@
           </m:d>
           <m:r>
             <w:rPr>
-              <w:rFonts w:ascii="Cambria Math" w:hAnsi="Cambria Math"/>
+              <w:rFonts w:ascii="Cambria Math" w:eastAsiaTheme="minorEastAsia" w:hAnsi="Cambria Math" w:cs="Calibri"/>
+              <w:color w:val="000000" w:themeColor="text1"/>
             </w:rPr>
-            <m:t xml:space="preserve">- </m:t>
-          </m:r>
-          <m:sSub>
-            <m:sSubPr>
-              <m:ctrlPr>
-                <w:rPr>
-                  <w:rFonts w:ascii="Cambria Math" w:hAnsi="Cambria Math"/>
-                  <w:i/>
-                </w:rPr>
-              </m:ctrlPr>
-            </m:sSubPr>
-            <m:e>
-              <m:r>
-                <w:rPr>
-                  <w:rFonts w:ascii="Cambria Math" w:hAnsi="Cambria Math"/>
-                </w:rPr>
-                <m:t>Y</m:t>
-              </m:r>
-            </m:e>
-            <m:sub>
-              <m:r>
-                <w:rPr>
-                  <w:rFonts w:ascii="Cambria Math" w:hAnsi="Cambria Math"/>
-                </w:rPr>
-                <m:t>i</m:t>
-              </m:r>
-            </m:sub>
-          </m:sSub>
-          <m:r>
-            <w:rPr>
-              <w:rFonts w:ascii="Cambria Math" w:hAnsi="Cambria Math"/>
-            </w:rPr>
-            <m:t>(</m:t>
-          </m:r>
-          <m:r>
-            <w:rPr>
-              <w:rFonts w:ascii="Cambria Math" w:hAnsi="Cambria Math"/>
-            </w:rPr>
-            <m:t>0</m:t>
-          </m:r>
-          <m:r>
-            <w:rPr>
-              <w:rFonts w:ascii="Cambria Math" w:hAnsi="Cambria Math"/>
-            </w:rPr>
-            <m:t>)</m:t>
-          </m:r>
-        </m:oMath>
-      </m:oMathPara>
-    </w:p>
-    <w:p>
-      <w:pPr>
-        <w:rPr>
-          <w:rFonts w:eastAsiaTheme="minorEastAsia"/>
-        </w:rPr>
-      </w:pPr>
-    </w:p>
-    <w:p>
-      <w:pPr>
-        <w:rPr>
-          <w:rFonts w:eastAsiaTheme="minorEastAsia"/>
-        </w:rPr>
-      </w:pPr>
-      <w:r>
-        <w:rPr>
-          <w:rFonts w:eastAsiaTheme="minorEastAsia"/>
-        </w:rPr>
-        <w:t xml:space="preserve">Here inference requires observation of patient outcomes under both experimental conditions which is not possible.  Inference then depends on the Average Treatment </w:t>
-      </w:r>
-    </w:p>
-    <w:p>
-      <w:pPr>
-        <w:rPr>
-          <w:rFonts w:eastAsiaTheme="minorEastAsia"/>
-        </w:rPr>
-      </w:pPr>
-      <w:r>
-        <w:rPr>
-          <w:rFonts w:eastAsiaTheme="minorEastAsia"/>
-        </w:rPr>
-        <w:t>Effect (ATE)</w:t>
-      </w:r>
-      <w:r>
-        <w:rPr>
-          <w:rFonts w:eastAsiaTheme="minorEastAsia"/>
-        </w:rPr>
-        <w:t xml:space="preserve"> </w:t>
-      </w:r>
-    </w:p>
-    <w:p>
-      <w:pPr>
-        <w:rPr>
-          <w:rFonts w:eastAsiaTheme="minorEastAsia"/>
-        </w:rPr>
-      </w:pPr>
-    </w:p>
-    <w:p>
-      <w:pPr>
-        <w:rPr>
-          <w:rFonts w:eastAsiaTheme="minorEastAsia"/>
-        </w:rPr>
-      </w:pPr>
-      <m:oMathPara>
-        <m:oMath>
-          <m:r>
-            <w:rPr>
-              <w:rFonts w:ascii="Cambria Math" w:hAnsi="Cambria Math"/>
-            </w:rPr>
-            <m:t>ATE=E[Y</m:t>
-          </m:r>
-          <m:d>
-            <m:dPr>
-              <m:ctrlPr>
-                <w:rPr>
-                  <w:rFonts w:ascii="Cambria Math" w:hAnsi="Cambria Math"/>
-                  <w:i/>
-                </w:rPr>
-              </m:ctrlPr>
-            </m:dPr>
-            <m:e>
-              <m:r>
-                <w:rPr>
-                  <w:rFonts w:ascii="Cambria Math" w:hAnsi="Cambria Math"/>
-                </w:rPr>
-                <m:t>1</m:t>
-              </m:r>
-            </m:e>
-          </m:d>
-          <m:r>
-            <w:rPr>
-              <w:rFonts w:ascii="Cambria Math" w:hAnsi="Cambria Math"/>
-            </w:rPr>
-            <m:t>]- E[Y</m:t>
-          </m:r>
-          <m:d>
-            <m:dPr>
-              <m:ctrlPr>
-                <w:rPr>
-                  <w:rFonts w:ascii="Cambria Math" w:hAnsi="Cambria Math"/>
-                  <w:i/>
-                </w:rPr>
-              </m:ctrlPr>
-            </m:dPr>
-            <m:e>
-              <m:r>
-                <w:rPr>
-                  <w:rFonts w:ascii="Cambria Math" w:hAnsi="Cambria Math"/>
-                </w:rPr>
-                <m:t>0</m:t>
-              </m:r>
-            </m:e>
-          </m:d>
-          <m:r>
-            <w:rPr>
-              <w:rFonts w:ascii="Cambria Math" w:hAnsi="Cambria Math"/>
-            </w:rPr>
-            <m:t>]</m:t>
-          </m:r>
-        </m:oMath>
-      </m:oMathPara>
-    </w:p>
-    <w:p>
-      <w:pPr>
-        <w:rPr>
-          <w:rFonts w:eastAsiaTheme="minorEastAsia"/>
-        </w:rPr>
-      </w:pPr>
-    </w:p>
-    <w:p>
-      <w:r>
-        <w:rPr>
-          <w:rFonts w:eastAsiaTheme="minorEastAsia"/>
-        </w:rPr>
-        <w:t xml:space="preserve">Where the outcome will </w:t>
-      </w:r>
-      <w:proofErr w:type="spellStart"/>
-      <w:r>
-        <w:rPr>
-          <w:rFonts w:eastAsiaTheme="minorEastAsia"/>
-        </w:rPr>
-        <w:t>expliclty</w:t>
-      </w:r>
-      <w:proofErr w:type="spellEnd"/>
-      <w:r>
-        <w:rPr>
-          <w:rFonts w:eastAsiaTheme="minorEastAsia"/>
-        </w:rPr>
-        <w:t xml:space="preserve"> depends on patient characteristic as well as treatment effects we focus on the Conditional Average Treatment Effect (CATE).</w:t>
-      </w:r>
-    </w:p>
-    <w:p/>
-    <w:p>
-      <w:pPr>
-        <w:rPr>
-          <w:rFonts w:eastAsiaTheme="minorEastAsia"/>
-        </w:rPr>
-      </w:pPr>
-      <m:oMathPara>
-        <m:oMath>
-          <m:r>
-            <w:rPr>
-              <w:rFonts w:ascii="Cambria Math" w:hAnsi="Cambria Math"/>
-            </w:rPr>
-            <m:t>C</m:t>
-          </m:r>
-          <m:r>
-            <w:rPr>
-              <w:rFonts w:ascii="Cambria Math" w:hAnsi="Cambria Math"/>
-            </w:rPr>
-            <m:t>ATE</m:t>
-          </m:r>
-          <m:r>
-            <w:rPr>
-              <w:rFonts w:ascii="Cambria Math" w:hAnsi="Cambria Math"/>
-            </w:rPr>
-            <m:t>=</m:t>
-          </m:r>
-          <m:r>
-            <w:rPr>
-              <w:rFonts w:ascii="Cambria Math" w:hAnsi="Cambria Math"/>
-            </w:rPr>
-            <m:t>E[Y</m:t>
-          </m:r>
-          <m:d>
-            <m:dPr>
-              <m:ctrlPr>
-                <w:rPr>
-                  <w:rFonts w:ascii="Cambria Math" w:hAnsi="Cambria Math"/>
-                  <w:i/>
-                </w:rPr>
-              </m:ctrlPr>
-            </m:dPr>
-            <m:e>
-              <m:r>
-                <w:rPr>
-                  <w:rFonts w:ascii="Cambria Math" w:hAnsi="Cambria Math"/>
-                </w:rPr>
-                <m:t>1</m:t>
-              </m:r>
-            </m:e>
-          </m:d>
-          <m:r>
-            <w:rPr>
-              <w:rFonts w:ascii="Cambria Math" w:hAnsi="Cambria Math"/>
-            </w:rPr>
-            <m:t>|X</m:t>
-          </m:r>
-          <m:r>
-            <w:rPr>
-              <w:rFonts w:ascii="Cambria Math" w:hAnsi="Cambria Math"/>
-            </w:rPr>
-            <m:t>]</m:t>
-          </m:r>
-          <m:r>
-            <w:rPr>
-              <w:rFonts w:ascii="Cambria Math" w:hAnsi="Cambria Math"/>
-            </w:rPr>
-            <m:t xml:space="preserve">- </m:t>
-          </m:r>
-          <m:r>
-            <w:rPr>
-              <w:rFonts w:ascii="Cambria Math" w:hAnsi="Cambria Math"/>
-            </w:rPr>
-            <m:t>E[Y</m:t>
-          </m:r>
-          <m:d>
-            <m:dPr>
-              <m:ctrlPr>
-                <w:rPr>
-                  <w:rFonts w:ascii="Cambria Math" w:hAnsi="Cambria Math"/>
-                  <w:i/>
-                </w:rPr>
-              </m:ctrlPr>
-            </m:dPr>
-            <m:e>
-              <m:r>
-                <w:rPr>
-                  <w:rFonts w:ascii="Cambria Math" w:hAnsi="Cambria Math"/>
-                </w:rPr>
-                <m:t>0</m:t>
-              </m:r>
-            </m:e>
-          </m:d>
-          <m:r>
-            <w:rPr>
-              <w:rFonts w:ascii="Cambria Math" w:hAnsi="Cambria Math"/>
-            </w:rPr>
-            <m:t>|X</m:t>
-          </m:r>
-          <m:r>
-            <w:rPr>
-              <w:rFonts w:ascii="Cambria Math" w:hAnsi="Cambria Math"/>
-            </w:rPr>
-            <m:t>]</m:t>
-          </m:r>
-        </m:oMath>
-      </m:oMathPara>
-    </w:p>
-    <w:p/>
-    <w:p>
-      <w:r>
-        <w:t xml:space="preserve">To claim a causal effect there are assumptions of Exchangeability  and the Stable Unit Treatment Value Assumption (SUTVA).  </w:t>
-      </w:r>
-      <w:r>
-        <w:t xml:space="preserve">  </w:t>
-      </w:r>
-      <w:r>
-        <w:t xml:space="preserve"> </w:t>
-      </w:r>
-      <w:r>
-        <w:t>For prospective trial design, a</w:t>
-      </w:r>
-      <w:r>
-        <w:t xml:space="preserve">ssume at the onset that information on the experimental arm is obtained from the trial but that information on the control arm exists prior to the conception of the study.  </w:t>
-      </w:r>
-      <w:r>
-        <w:t xml:space="preserve"> </w:t>
-      </w:r>
-      <w:r>
-        <w:t>For synthetically controlled trials only the experimental treatments outcomes are observed and outcomes for the control group are estimated, we therefore amend to:</w:t>
-      </w:r>
-    </w:p>
-    <w:p>
-      <w:r>
-        <w:t xml:space="preserve"> </w:t>
-      </w:r>
-    </w:p>
-    <w:p>
-      <m:oMathPara>
-        <m:oMath>
-          <m:r>
-            <w:rPr>
-              <w:rFonts w:ascii="Cambria Math" w:hAnsi="Cambria Math"/>
-            </w:rPr>
-            <m:t>ATE=E[Y</m:t>
-          </m:r>
-          <m:d>
-            <m:dPr>
-              <m:ctrlPr>
-                <w:rPr>
-                  <w:rFonts w:ascii="Cambria Math" w:hAnsi="Cambria Math"/>
-                  <w:i/>
-                </w:rPr>
-              </m:ctrlPr>
-            </m:dPr>
-            <m:e>
-              <m:r>
-                <w:rPr>
-                  <w:rFonts w:ascii="Cambria Math" w:hAnsi="Cambria Math"/>
-                </w:rPr>
-                <m:t>1</m:t>
-              </m:r>
-            </m:e>
-          </m:d>
-          <m:r>
-            <w:rPr>
-              <w:rFonts w:ascii="Cambria Math" w:hAnsi="Cambria Math"/>
-            </w:rPr>
-            <m:t>]- E[</m:t>
+            <m:t>-</m:t>
           </m:r>
           <m:acc>
             <m:accPr>
               <m:ctrlPr>
                 <w:rPr>
-                  <w:rFonts w:ascii="Cambria Math" w:hAnsi="Cambria Math"/>
+                  <w:rFonts w:ascii="Cambria Math" w:eastAsiaTheme="minorEastAsia" w:hAnsi="Cambria Math" w:cs="Calibri"/>
                   <w:i/>
-                </w:rPr>
-              </m:ctrlPr>
-            </m:accPr>
-            <m:e>
-              <m:r>
-                <w:rPr>
-                  <w:rFonts w:ascii="Cambria Math" w:hAnsi="Cambria Math"/>
-                </w:rPr>
-                <m:t>Y</m:t>
-              </m:r>
-              <m:d>
-                <m:dPr>
-                  <m:ctrlPr>
-                    <w:rPr>
-                      <w:rFonts w:ascii="Cambria Math" w:hAnsi="Cambria Math"/>
-                      <w:i/>
-                    </w:rPr>
-                  </m:ctrlPr>
-                </m:dPr>
-                <m:e>
-                  <m:r>
-                    <w:rPr>
-                      <w:rFonts w:ascii="Cambria Math" w:hAnsi="Cambria Math"/>
-                    </w:rPr>
-                    <m:t>0</m:t>
-                  </m:r>
-                </m:e>
-              </m:d>
-            </m:e>
-          </m:acc>
-          <m:r>
-            <w:rPr>
-              <w:rFonts w:ascii="Cambria Math" w:hAnsi="Cambria Math"/>
-            </w:rPr>
-            <m:t>]</m:t>
-          </m:r>
-        </m:oMath>
-      </m:oMathPara>
-    </w:p>
-    <w:p/>
-    <w:p>
-      <w:r>
-        <w:t>We explore two possibilities, population averaged and personalised synthetic controls.</w:t>
-      </w:r>
-      <w:r>
-        <w:t xml:space="preserve"> </w:t>
-      </w:r>
-      <w:r>
-        <w:t>Using population averages synthetic controls</w:t>
-      </w:r>
-      <w:r>
-        <w:t>.  For both approaches we assume previous data in the form of baseline covariates X</w:t>
-      </w:r>
-      <w:r>
-        <w:rPr>
-          <w:vertAlign w:val="subscript"/>
-        </w:rPr>
-        <w:t>SC</w:t>
-      </w:r>
-      <w:r>
-        <w:t xml:space="preserve"> and outcomes Y</w:t>
-      </w:r>
-      <w:r>
-        <w:rPr>
-          <w:vertAlign w:val="subscript"/>
-        </w:rPr>
-        <w:t>SC</w:t>
-      </w:r>
-      <w:r>
-        <w:t>(0)</w:t>
-      </w:r>
-      <w:r>
-        <w:t>.</w:t>
-      </w:r>
-    </w:p>
-    <w:p/>
-    <w:p>
-      <w:r>
-        <w:t>For population averages synthetic controls,</w:t>
-      </w:r>
-      <w:r>
-        <w:t xml:space="preserve"> </w:t>
-      </w:r>
-      <w:r>
-        <w:t>we generate an expect</w:t>
-      </w:r>
-      <w:r>
-        <w:t>e</w:t>
-      </w:r>
-      <w:r>
-        <w:t>d outcome based on a convex set of weights such that</w:t>
-      </w:r>
-    </w:p>
-    <w:p/>
-    <w:p>
-      <w:pPr>
-        <w:rPr>
-          <w:rFonts w:eastAsiaTheme="minorEastAsia"/>
-        </w:rPr>
-      </w:pPr>
-      <m:oMathPara>
-        <m:oMath>
-          <m:r>
-            <w:rPr>
-              <w:rFonts w:ascii="Cambria Math" w:hAnsi="Cambria Math"/>
-            </w:rPr>
-            <m:t>E</m:t>
-          </m:r>
-          <m:d>
-            <m:dPr>
-              <m:begChr m:val="["/>
-              <m:endChr m:val="]"/>
-              <m:ctrlPr>
-                <w:rPr>
-                  <w:rFonts w:ascii="Cambria Math" w:hAnsi="Cambria Math"/>
-                  <w:i/>
-                </w:rPr>
-              </m:ctrlPr>
-            </m:dPr>
-            <m:e>
-              <m:acc>
-                <m:accPr>
-                  <m:ctrlPr>
-                    <w:rPr>
-                      <w:rFonts w:ascii="Cambria Math" w:hAnsi="Cambria Math"/>
-                      <w:i/>
-                    </w:rPr>
-                  </m:ctrlPr>
-                </m:accPr>
-                <m:e>
-                  <m:r>
-                    <w:rPr>
-                      <w:rFonts w:ascii="Cambria Math" w:hAnsi="Cambria Math"/>
-                    </w:rPr>
-                    <m:t>Y</m:t>
-                  </m:r>
-                  <m:d>
-                    <m:dPr>
-                      <m:ctrlPr>
-                        <w:rPr>
-                          <w:rFonts w:ascii="Cambria Math" w:hAnsi="Cambria Math"/>
-                          <w:i/>
-                        </w:rPr>
-                      </m:ctrlPr>
-                    </m:dPr>
-                    <m:e>
-                      <m:r>
-                        <w:rPr>
-                          <w:rFonts w:ascii="Cambria Math" w:hAnsi="Cambria Math"/>
-                        </w:rPr>
-                        <m:t>0</m:t>
-                      </m:r>
-                    </m:e>
-                  </m:d>
-                </m:e>
-              </m:acc>
-            </m:e>
-          </m:d>
-          <m:r>
-            <w:rPr>
-              <w:rFonts w:ascii="Cambria Math" w:hAnsi="Cambria Math"/>
-            </w:rPr>
-            <m:t xml:space="preserve">= </m:t>
-          </m:r>
-          <m:r>
-            <w:rPr>
-              <w:rFonts w:ascii="Cambria Math" w:eastAsiaTheme="minorEastAsia" w:hAnsi="Cambria Math"/>
-            </w:rPr>
-            <m:t>E[w</m:t>
-          </m:r>
-          <m:sSub>
-            <m:sSubPr>
-              <m:ctrlPr>
-                <w:rPr>
-                  <w:rFonts w:ascii="Cambria Math" w:eastAsiaTheme="minorEastAsia" w:hAnsi="Cambria Math"/>
-                  <w:i/>
-                </w:rPr>
-              </m:ctrlPr>
-            </m:sSubPr>
-            <m:e>
-              <m:r>
-                <w:rPr>
-                  <w:rFonts w:ascii="Cambria Math" w:eastAsiaTheme="minorEastAsia" w:hAnsi="Cambria Math"/>
-                </w:rPr>
-                <m:t>Y</m:t>
-              </m:r>
-            </m:e>
-            <m:sub>
-              <m:r>
-                <w:rPr>
-                  <w:rFonts w:ascii="Cambria Math" w:eastAsiaTheme="minorEastAsia" w:hAnsi="Cambria Math"/>
-                </w:rPr>
-                <m:t>SC</m:t>
-              </m:r>
-            </m:sub>
-          </m:sSub>
-          <m:d>
-            <m:dPr>
-              <m:ctrlPr>
-                <w:rPr>
-                  <w:rFonts w:ascii="Cambria Math" w:eastAsiaTheme="minorEastAsia" w:hAnsi="Cambria Math"/>
-                  <w:i/>
-                </w:rPr>
-              </m:ctrlPr>
-            </m:dPr>
-            <m:e>
-              <m:r>
-                <w:rPr>
-                  <w:rFonts w:ascii="Cambria Math" w:eastAsiaTheme="minorEastAsia" w:hAnsi="Cambria Math"/>
-                </w:rPr>
-                <m:t>0</m:t>
-              </m:r>
-            </m:e>
-          </m:d>
-          <m:r>
-            <w:rPr>
-              <w:rFonts w:ascii="Cambria Math" w:eastAsiaTheme="minorEastAsia" w:hAnsi="Cambria Math"/>
-            </w:rPr>
-            <m:t>]</m:t>
-          </m:r>
-        </m:oMath>
-      </m:oMathPara>
-    </w:p>
-    <w:p>
-      <w:pPr>
-        <w:rPr>
-          <w:rFonts w:eastAsiaTheme="minorEastAsia"/>
-        </w:rPr>
-      </w:pPr>
-    </w:p>
-    <w:p>
-      <w:pPr>
-        <w:rPr>
-          <w:rFonts w:eastAsiaTheme="minorEastAsia"/>
-        </w:rPr>
-      </w:pPr>
-      <w:r>
-        <w:rPr>
-          <w:rFonts w:eastAsiaTheme="minorEastAsia"/>
-        </w:rPr>
-        <w:t>Where w is a vector of weights which are developed</w:t>
-      </w:r>
-      <w:r>
-        <w:rPr>
-          <w:rFonts w:eastAsiaTheme="minorEastAsia"/>
-        </w:rPr>
-        <w:t xml:space="preserve"> </w:t>
-      </w:r>
-      <w:r>
-        <w:rPr>
-          <w:rFonts w:eastAsiaTheme="minorEastAsia"/>
-        </w:rPr>
-        <w:t>so that the distribution of covariates X</w:t>
-      </w:r>
-      <w:r>
-        <w:rPr>
-          <w:rFonts w:eastAsiaTheme="minorEastAsia"/>
-          <w:vertAlign w:val="subscript"/>
-        </w:rPr>
-        <w:t>SC</w:t>
-      </w:r>
-      <w:r>
-        <w:rPr>
-          <w:rFonts w:eastAsiaTheme="minorEastAsia"/>
-        </w:rPr>
-        <w:t xml:space="preserve"> approximates those observed in the prospective trial X.  </w:t>
-      </w:r>
-      <w:r>
-        <w:rPr>
-          <w:rFonts w:eastAsiaTheme="minorEastAsia"/>
-        </w:rPr>
-        <w:t xml:space="preserve">  Personalised synthetic controls act by using the control data to generate a model based on the covariates X</w:t>
-      </w:r>
-      <w:r>
-        <w:rPr>
-          <w:rFonts w:eastAsiaTheme="minorEastAsia"/>
-        </w:rPr>
-        <w:t>.  This is then used to estimate the control outcome for each patient</w:t>
-      </w:r>
-    </w:p>
-    <w:p>
-      <w:pPr>
-        <w:rPr>
-          <w:rFonts w:eastAsiaTheme="minorEastAsia"/>
-        </w:rPr>
-      </w:pPr>
-    </w:p>
-    <w:p>
-      <w:pPr>
-        <w:rPr>
-          <w:rFonts w:eastAsiaTheme="minorEastAsia"/>
-        </w:rPr>
-      </w:pPr>
-      <m:oMathPara>
-        <m:oMath>
-          <m:acc>
-            <m:accPr>
-              <m:ctrlPr>
-                <w:rPr>
-                  <w:rFonts w:ascii="Cambria Math" w:eastAsiaTheme="minorEastAsia" w:hAnsi="Cambria Math"/>
-                  <w:i/>
+                  <w:color w:val="000000" w:themeColor="text1"/>
                 </w:rPr>
               </m:ctrlPr>
             </m:accPr>
@@ -1551,15 +3320,17 @@
                 <m:sSubPr>
                   <m:ctrlPr>
                     <w:rPr>
-                      <w:rFonts w:ascii="Cambria Math" w:eastAsiaTheme="minorEastAsia" w:hAnsi="Cambria Math"/>
+                      <w:rFonts w:ascii="Cambria Math" w:eastAsiaTheme="minorEastAsia" w:hAnsi="Cambria Math" w:cs="Calibri"/>
                       <w:i/>
+                      <w:color w:val="000000" w:themeColor="text1"/>
                     </w:rPr>
                   </m:ctrlPr>
                 </m:sSubPr>
                 <m:e>
                   <m:r>
                     <w:rPr>
-                      <w:rFonts w:ascii="Cambria Math" w:eastAsiaTheme="minorEastAsia" w:hAnsi="Cambria Math"/>
+                      <w:rFonts w:ascii="Cambria Math" w:eastAsiaTheme="minorEastAsia" w:hAnsi="Cambria Math" w:cs="Calibri"/>
+                      <w:color w:val="000000" w:themeColor="text1"/>
                     </w:rPr>
                     <m:t>Y</m:t>
                   </m:r>
@@ -1567,7 +3338,8 @@
                 <m:sub>
                   <m:r>
                     <w:rPr>
-                      <w:rFonts w:ascii="Cambria Math" w:eastAsiaTheme="minorEastAsia" w:hAnsi="Cambria Math"/>
+                      <w:rFonts w:ascii="Cambria Math" w:eastAsiaTheme="minorEastAsia" w:hAnsi="Cambria Math" w:cs="Calibri"/>
+                      <w:color w:val="000000" w:themeColor="text1"/>
                     </w:rPr>
                     <m:t>i</m:t>
                   </m:r>
@@ -1575,426 +3347,806 @@
               </m:sSub>
             </m:e>
           </m:acc>
-          <m:d>
-            <m:dPr>
-              <m:ctrlPr>
-                <w:rPr>
-                  <w:rFonts w:ascii="Cambria Math" w:eastAsiaTheme="minorEastAsia" w:hAnsi="Cambria Math"/>
-                  <w:i/>
-                </w:rPr>
-              </m:ctrlPr>
-            </m:dPr>
-            <m:e>
-              <m:r>
-                <w:rPr>
-                  <w:rFonts w:ascii="Cambria Math" w:eastAsiaTheme="minorEastAsia" w:hAnsi="Cambria Math"/>
-                </w:rPr>
-                <m:t>0</m:t>
-              </m:r>
-            </m:e>
-            <m:e>
-              <m:r>
-                <w:rPr>
-                  <w:rFonts w:ascii="Cambria Math" w:eastAsiaTheme="minorEastAsia" w:hAnsi="Cambria Math"/>
-                </w:rPr>
-                <m:t>X</m:t>
-              </m:r>
-            </m:e>
-          </m:d>
           <m:r>
             <w:rPr>
-              <w:rFonts w:ascii="Cambria Math" w:eastAsiaTheme="minorEastAsia" w:hAnsi="Cambria Math"/>
+              <w:rFonts w:ascii="Cambria Math" w:eastAsiaTheme="minorEastAsia" w:hAnsi="Cambria Math" w:cs="Calibri"/>
+              <w:color w:val="000000" w:themeColor="text1"/>
             </w:rPr>
-            <m:t>= E[</m:t>
-          </m:r>
-          <m:sSub>
-            <m:sSubPr>
-              <m:ctrlPr>
-                <w:rPr>
-                  <w:rFonts w:ascii="Cambria Math" w:eastAsiaTheme="minorEastAsia" w:hAnsi="Cambria Math"/>
-                  <w:i/>
-                </w:rPr>
-              </m:ctrlPr>
-            </m:sSubPr>
-            <m:e>
-              <m:r>
-                <w:rPr>
-                  <w:rFonts w:ascii="Cambria Math" w:eastAsiaTheme="minorEastAsia" w:hAnsi="Cambria Math"/>
-                </w:rPr>
-                <m:t>Y</m:t>
-              </m:r>
-            </m:e>
-            <m:sub>
-              <m:r>
-                <w:rPr>
-                  <w:rFonts w:ascii="Cambria Math" w:eastAsiaTheme="minorEastAsia" w:hAnsi="Cambria Math"/>
-                </w:rPr>
-                <m:t>i</m:t>
-              </m:r>
-            </m:sub>
-          </m:sSub>
-          <m:r>
-            <w:rPr>
-              <w:rFonts w:ascii="Cambria Math" w:eastAsiaTheme="minorEastAsia" w:hAnsi="Cambria Math"/>
-            </w:rPr>
-            <m:t>(0)|X]=f(</m:t>
-          </m:r>
-          <m:sSub>
-            <m:sSubPr>
-              <m:ctrlPr>
-                <w:rPr>
-                  <w:rFonts w:ascii="Cambria Math" w:eastAsiaTheme="minorEastAsia" w:hAnsi="Cambria Math"/>
-                  <w:i/>
-                </w:rPr>
-              </m:ctrlPr>
-            </m:sSubPr>
-            <m:e>
-              <m:r>
-                <w:rPr>
-                  <w:rFonts w:ascii="Cambria Math" w:eastAsiaTheme="minorEastAsia" w:hAnsi="Cambria Math"/>
-                </w:rPr>
-                <m:t>X</m:t>
-              </m:r>
-            </m:e>
-            <m:sub>
-              <m:r>
-                <w:rPr>
-                  <w:rFonts w:ascii="Cambria Math" w:eastAsiaTheme="minorEastAsia" w:hAnsi="Cambria Math"/>
-                </w:rPr>
-                <m:t>i</m:t>
-              </m:r>
-            </m:sub>
-          </m:sSub>
-          <m:r>
-            <w:rPr>
-              <w:rFonts w:ascii="Cambria Math" w:eastAsiaTheme="minorEastAsia" w:hAnsi="Cambria Math"/>
-            </w:rPr>
-            <m:t>)</m:t>
+            <m:t>(0)</m:t>
           </m:r>
         </m:oMath>
       </m:oMathPara>
     </w:p>
     <w:p>
       <w:pPr>
-        <w:rPr>
-          <w:rFonts w:eastAsiaTheme="minorEastAsia"/>
-        </w:rPr>
-      </w:pPr>
-    </w:p>
-    <w:p>
-      <w:pPr>
-        <w:rPr>
-          <w:rFonts w:eastAsiaTheme="minorEastAsia"/>
-        </w:rPr>
-      </w:pPr>
-    </w:p>
-    <w:p>
-      <w:pPr>
-        <w:rPr>
-          <w:rFonts w:eastAsiaTheme="minorEastAsia"/>
-        </w:rPr>
-      </w:pPr>
-      <w:r>
-        <w:rPr>
-          <w:rFonts w:eastAsiaTheme="minorEastAsia"/>
-        </w:rPr>
-        <w:t>We then define the treatment effect on a patient level as the difference between the observed and predicted outcomes</w:t>
-      </w:r>
-    </w:p>
-    <w:p/>
-    <w:p>
-      <m:oMathPara>
-        <m:oMath>
-          <m:sSub>
-            <m:sSubPr>
-              <m:ctrlPr>
-                <w:rPr>
-                  <w:rFonts w:ascii="Cambria Math" w:hAnsi="Cambria Math"/>
-                  <w:i/>
-                </w:rPr>
-              </m:ctrlPr>
-            </m:sSubPr>
-            <m:e>
-              <m:r>
-                <w:rPr>
-                  <w:rFonts w:ascii="Cambria Math" w:hAnsi="Cambria Math"/>
-                </w:rPr>
-                <m:t>τ</m:t>
-              </m:r>
-            </m:e>
-            <m:sub>
-              <m:r>
-                <w:rPr>
-                  <w:rFonts w:ascii="Cambria Math" w:hAnsi="Cambria Math"/>
-                </w:rPr>
-                <m:t>i</m:t>
-              </m:r>
-            </m:sub>
-          </m:sSub>
-          <m:r>
-            <w:rPr>
-              <w:rFonts w:ascii="Cambria Math" w:eastAsiaTheme="minorEastAsia" w:hAnsi="Cambria Math"/>
-            </w:rPr>
-            <m:t xml:space="preserve">= </m:t>
-          </m:r>
-          <m:sSub>
-            <m:sSubPr>
-              <m:ctrlPr>
-                <w:rPr>
-                  <w:rFonts w:ascii="Cambria Math" w:eastAsiaTheme="minorEastAsia" w:hAnsi="Cambria Math"/>
-                  <w:i/>
-                </w:rPr>
-              </m:ctrlPr>
-            </m:sSubPr>
-            <m:e>
-              <m:r>
-                <w:rPr>
-                  <w:rFonts w:ascii="Cambria Math" w:eastAsiaTheme="minorEastAsia" w:hAnsi="Cambria Math"/>
-                </w:rPr>
-                <m:t>Y</m:t>
-              </m:r>
-            </m:e>
-            <m:sub>
-              <m:r>
-                <w:rPr>
-                  <w:rFonts w:ascii="Cambria Math" w:eastAsiaTheme="minorEastAsia" w:hAnsi="Cambria Math"/>
-                </w:rPr>
-                <m:t>i</m:t>
-              </m:r>
-            </m:sub>
-          </m:sSub>
-          <m:d>
-            <m:dPr>
-              <m:ctrlPr>
-                <w:rPr>
-                  <w:rFonts w:ascii="Cambria Math" w:eastAsiaTheme="minorEastAsia" w:hAnsi="Cambria Math"/>
-                  <w:i/>
-                </w:rPr>
-              </m:ctrlPr>
-            </m:dPr>
-            <m:e>
-              <m:r>
-                <w:rPr>
-                  <w:rFonts w:ascii="Cambria Math" w:eastAsiaTheme="minorEastAsia" w:hAnsi="Cambria Math"/>
-                </w:rPr>
-                <m:t>1</m:t>
-              </m:r>
-            </m:e>
-            <m:e>
-              <m:r>
-                <w:rPr>
-                  <w:rFonts w:ascii="Cambria Math" w:eastAsiaTheme="minorEastAsia" w:hAnsi="Cambria Math"/>
-                </w:rPr>
-                <m:t>X</m:t>
-              </m:r>
-            </m:e>
-          </m:d>
-          <m:r>
-            <w:rPr>
-              <w:rFonts w:ascii="Cambria Math" w:eastAsiaTheme="minorEastAsia" w:hAnsi="Cambria Math"/>
-            </w:rPr>
-            <m:t>-</m:t>
-          </m:r>
-          <m:acc>
-            <m:accPr>
-              <m:ctrlPr>
-                <w:rPr>
-                  <w:rFonts w:ascii="Cambria Math" w:eastAsiaTheme="minorEastAsia" w:hAnsi="Cambria Math"/>
-                  <w:i/>
-                </w:rPr>
-              </m:ctrlPr>
-            </m:accPr>
-            <m:e>
-              <m:sSub>
-                <m:sSubPr>
-                  <m:ctrlPr>
-                    <w:rPr>
-                      <w:rFonts w:ascii="Cambria Math" w:eastAsiaTheme="minorEastAsia" w:hAnsi="Cambria Math"/>
-                      <w:i/>
-                    </w:rPr>
-                  </m:ctrlPr>
-                </m:sSubPr>
-                <m:e>
-                  <m:r>
-                    <w:rPr>
-                      <w:rFonts w:ascii="Cambria Math" w:eastAsiaTheme="minorEastAsia" w:hAnsi="Cambria Math"/>
-                    </w:rPr>
-                    <m:t>Y</m:t>
-                  </m:r>
-                </m:e>
-                <m:sub>
-                  <m:r>
-                    <w:rPr>
-                      <w:rFonts w:ascii="Cambria Math" w:eastAsiaTheme="minorEastAsia" w:hAnsi="Cambria Math"/>
-                    </w:rPr>
-                    <m:t>i</m:t>
-                  </m:r>
-                </m:sub>
-              </m:sSub>
-            </m:e>
-          </m:acc>
-          <m:d>
-            <m:dPr>
-              <m:ctrlPr>
-                <w:rPr>
-                  <w:rFonts w:ascii="Cambria Math" w:eastAsiaTheme="minorEastAsia" w:hAnsi="Cambria Math"/>
-                  <w:i/>
-                </w:rPr>
-              </m:ctrlPr>
-            </m:dPr>
-            <m:e>
-              <m:r>
-                <w:rPr>
-                  <w:rFonts w:ascii="Cambria Math" w:eastAsiaTheme="minorEastAsia" w:hAnsi="Cambria Math"/>
-                </w:rPr>
-                <m:t>0</m:t>
-              </m:r>
-            </m:e>
-            <m:e>
-              <m:r>
-                <w:rPr>
-                  <w:rFonts w:ascii="Cambria Math" w:eastAsiaTheme="minorEastAsia" w:hAnsi="Cambria Math"/>
-                </w:rPr>
-                <m:t>X</m:t>
-              </m:r>
-            </m:e>
-          </m:d>
-        </m:oMath>
-      </m:oMathPara>
-    </w:p>
-    <w:p/>
-    <w:p>
-      <w:pPr>
-        <w:rPr>
-          <w:rFonts w:eastAsiaTheme="minorEastAsia"/>
-        </w:rPr>
-      </w:pPr>
-      <w:r>
-        <w:t xml:space="preserve">The causal estimand is then obtained by taking the expectation over each individual estimate of the treatment effect.  With both </w:t>
-      </w:r>
-      <w:r>
-        <w:rPr>
-          <w:rFonts w:eastAsiaTheme="minorEastAsia"/>
-        </w:rPr>
-        <w:t>approaches</w:t>
-      </w:r>
-      <w:r>
-        <w:rPr>
-          <w:rFonts w:eastAsiaTheme="minorEastAsia"/>
-        </w:rPr>
-        <w:t xml:space="preserve"> the source of control information can be defined prior to the start of the trial</w:t>
-      </w:r>
-      <w:r>
-        <w:rPr>
-          <w:rFonts w:eastAsiaTheme="minorEastAsia"/>
-        </w:rPr>
-        <w:t xml:space="preserve"> but the control outcome </w:t>
-      </w:r>
-      <w:r>
-        <w:rPr>
-          <w:rFonts w:eastAsiaTheme="minorEastAsia"/>
-        </w:rPr>
-        <w:t>depend</w:t>
-      </w:r>
-      <w:r>
-        <w:rPr>
-          <w:rFonts w:eastAsiaTheme="minorEastAsia"/>
-        </w:rPr>
-        <w:t>s</w:t>
-      </w:r>
-      <w:r>
-        <w:rPr>
-          <w:rFonts w:eastAsiaTheme="minorEastAsia"/>
-        </w:rPr>
-        <w:t xml:space="preserve"> upon the population who are recruited</w:t>
-      </w:r>
-      <w:r>
-        <w:rPr>
-          <w:rFonts w:eastAsiaTheme="minorEastAsia"/>
-        </w:rPr>
-        <w:t>.  Due to this dependence the causal estimand is closer to the CATE than the ATE.</w:t>
-      </w:r>
-    </w:p>
-    <w:p>
-      <w:pPr>
-        <w:rPr>
-          <w:rFonts w:eastAsiaTheme="minorEastAsia"/>
-        </w:rPr>
-      </w:pPr>
-    </w:p>
-    <w:p>
-      <w:r>
-        <w:rPr>
-          <w:rFonts w:eastAsiaTheme="minorEastAsia"/>
-        </w:rPr>
-        <w:t xml:space="preserve">and the control outcome </w:t>
+        <w:spacing w:line="360" w:lineRule="auto"/>
+        <w:rPr>
+          <w:rFonts w:ascii="Calibri" w:hAnsi="Calibri" w:cs="Calibri"/>
+          <w:color w:val="000000" w:themeColor="text1"/>
+        </w:rPr>
+      </w:pPr>
+    </w:p>
+    <w:p>
+      <w:pPr>
+        <w:spacing w:line="360" w:lineRule="auto"/>
+        <w:rPr>
+          <w:rStyle w:val="mord"/>
+          <w:rFonts w:ascii="Calibri" w:hAnsi="Calibri" w:cs="Calibri"/>
+          <w:color w:val="000000" w:themeColor="text1"/>
+        </w:rPr>
+      </w:pPr>
+      <w:r>
+        <w:rPr>
+          <w:rFonts w:ascii="Calibri" w:hAnsi="Calibri" w:cs="Calibri"/>
+          <w:color w:val="000000" w:themeColor="text1"/>
+        </w:rPr>
+        <w:t>The causal estimand is then obtained by taking the expectation over each individual estimate of the treatment effect</w:t>
+      </w:r>
+      <w:r>
+        <w:rPr>
+          <w:rFonts w:ascii="Calibri" w:hAnsi="Calibri" w:cs="Calibri"/>
+          <w:color w:val="000000" w:themeColor="text1"/>
+        </w:rPr>
+        <w:t xml:space="preserve">, </w:t>
+      </w:r>
+      <m:oMath>
+        <m:r>
+          <w:rPr>
+            <w:rFonts w:ascii="Cambria Math" w:hAnsi="Cambria Math" w:cs="Calibri"/>
+            <w:color w:val="000000" w:themeColor="text1"/>
+          </w:rPr>
+          <m:t>E[</m:t>
+        </m:r>
+        <m:acc>
+          <m:accPr>
+            <m:ctrlPr>
+              <w:rPr>
+                <w:rFonts w:ascii="Cambria Math" w:hAnsi="Cambria Math" w:cs="Calibri"/>
+                <w:i/>
+                <w:color w:val="000000" w:themeColor="text1"/>
+              </w:rPr>
+            </m:ctrlPr>
+          </m:accPr>
+          <m:e>
+            <m:sSub>
+              <m:sSubPr>
+                <m:ctrlPr>
+                  <w:rPr>
+                    <w:rFonts w:ascii="Cambria Math" w:hAnsi="Cambria Math" w:cs="Calibri"/>
+                    <w:i/>
+                    <w:color w:val="000000" w:themeColor="text1"/>
+                  </w:rPr>
+                </m:ctrlPr>
+              </m:sSubPr>
+              <m:e>
+                <m:r>
+                  <w:rPr>
+                    <w:rFonts w:ascii="Cambria Math" w:hAnsi="Cambria Math" w:cs="Calibri"/>
+                    <w:color w:val="000000" w:themeColor="text1"/>
+                  </w:rPr>
+                  <m:t>τ</m:t>
+                </m:r>
+              </m:e>
+              <m:sub>
+                <m:r>
+                  <w:rPr>
+                    <w:rFonts w:ascii="Cambria Math" w:hAnsi="Cambria Math" w:cs="Calibri"/>
+                    <w:color w:val="000000" w:themeColor="text1"/>
+                  </w:rPr>
+                  <m:t>i</m:t>
+                </m:r>
+              </m:sub>
+            </m:sSub>
+          </m:e>
+        </m:acc>
+        <m:r>
+          <w:rPr>
+            <w:rFonts w:ascii="Cambria Math" w:hAnsi="Cambria Math" w:cs="Calibri"/>
+            <w:color w:val="000000" w:themeColor="text1"/>
+          </w:rPr>
+          <m:t>]</m:t>
+        </m:r>
+      </m:oMath>
+      <w:r>
+        <w:rPr>
+          <w:rStyle w:val="vlist-s"/>
+          <w:rFonts w:ascii="Calibri" w:hAnsi="Calibri" w:cs="Calibri"/>
+          <w:color w:val="000000" w:themeColor="text1"/>
+        </w:rPr>
+        <w:t>​</w:t>
+      </w:r>
+      <w:r>
+        <w:rPr>
+          <w:rStyle w:val="vlist-s"/>
+          <w:rFonts w:ascii="Calibri" w:hAnsi="Calibri" w:cs="Calibri"/>
+          <w:color w:val="000000" w:themeColor="text1"/>
+        </w:rPr>
+        <w:t>.</w:t>
+      </w:r>
+    </w:p>
+    <w:p>
+      <w:pPr>
+        <w:spacing w:line="360" w:lineRule="auto"/>
+        <w:rPr>
+          <w:rStyle w:val="mord"/>
+          <w:rFonts w:ascii="Calibri" w:eastAsiaTheme="majorEastAsia" w:hAnsi="Calibri" w:cs="Calibri"/>
+          <w:color w:val="000000" w:themeColor="text1"/>
+        </w:rPr>
+      </w:pPr>
+    </w:p>
+    <w:p>
+      <w:pPr>
+        <w:spacing w:line="360" w:lineRule="auto"/>
+        <w:rPr>
+          <w:rStyle w:val="mord"/>
+          <w:rFonts w:ascii="Calibri" w:eastAsiaTheme="majorEastAsia" w:hAnsi="Calibri" w:cs="Calibri"/>
+          <w:color w:val="000000" w:themeColor="text1"/>
+        </w:rPr>
+      </w:pPr>
+      <w:r>
+        <w:rPr>
+          <w:rFonts w:ascii="Calibri" w:hAnsi="Calibri" w:cs="Calibri"/>
+          <w:color w:val="000000" w:themeColor="text1"/>
+        </w:rPr>
+        <w:t>In both approaches, external control data</w:t>
+      </w:r>
+      <w:r>
+        <w:rPr>
+          <w:rStyle w:val="apple-converted-space"/>
+          <w:rFonts w:ascii="Calibri" w:eastAsiaTheme="majorEastAsia" w:hAnsi="Calibri" w:cs="Calibri"/>
+          <w:color w:val="000000" w:themeColor="text1"/>
+        </w:rPr>
+        <w:t> </w:t>
+      </w:r>
+      <m:oMath>
+        <m:d>
+          <m:dPr>
+            <m:ctrlPr>
+              <w:rPr>
+                <w:rFonts w:ascii="Cambria Math" w:hAnsi="Cambria Math" w:cs="Calibri"/>
+                <w:color w:val="000000" w:themeColor="text1"/>
+              </w:rPr>
+            </m:ctrlPr>
+          </m:dPr>
+          <m:e>
+            <m:sSup>
+              <m:sSupPr>
+                <m:ctrlPr>
+                  <w:rPr>
+                    <w:rFonts w:ascii="Cambria Math" w:hAnsi="Cambria Math" w:cs="Calibri"/>
+                    <w:color w:val="000000" w:themeColor="text1"/>
+                  </w:rPr>
+                </m:ctrlPr>
+              </m:sSupPr>
+              <m:e>
+                <m:r>
+                  <w:rPr>
+                    <w:rFonts w:ascii="Cambria Math" w:hAnsi="Cambria Math" w:cs="Calibri"/>
+                    <w:color w:val="000000" w:themeColor="text1"/>
+                  </w:rPr>
+                  <m:t>X</m:t>
+                </m:r>
+              </m:e>
+              <m:sup>
+                <m:r>
+                  <w:rPr>
+                    <w:rFonts w:ascii="Cambria Math" w:hAnsi="Cambria Math" w:cs="Calibri"/>
+                    <w:color w:val="000000" w:themeColor="text1"/>
+                  </w:rPr>
+                  <m:t>SC</m:t>
+                </m:r>
+              </m:sup>
+            </m:sSup>
+            <m:r>
+              <w:rPr>
+                <w:rFonts w:ascii="Cambria Math" w:hAnsi="Cambria Math" w:cs="Calibri"/>
+                <w:color w:val="000000" w:themeColor="text1"/>
+              </w:rPr>
+              <m:t>,</m:t>
+            </m:r>
+            <m:sSup>
+              <m:sSupPr>
+                <m:ctrlPr>
+                  <w:rPr>
+                    <w:rFonts w:ascii="Cambria Math" w:hAnsi="Cambria Math" w:cs="Calibri"/>
+                    <w:color w:val="000000" w:themeColor="text1"/>
+                  </w:rPr>
+                </m:ctrlPr>
+              </m:sSupPr>
+              <m:e>
+                <m:r>
+                  <w:rPr>
+                    <w:rFonts w:ascii="Cambria Math" w:hAnsi="Cambria Math" w:cs="Calibri"/>
+                    <w:color w:val="000000" w:themeColor="text1"/>
+                  </w:rPr>
+                  <m:t>Y</m:t>
+                </m:r>
+              </m:e>
+              <m:sup>
+                <m:r>
+                  <w:rPr>
+                    <w:rFonts w:ascii="Cambria Math" w:hAnsi="Cambria Math" w:cs="Calibri"/>
+                    <w:color w:val="000000" w:themeColor="text1"/>
+                  </w:rPr>
+                  <m:t>SC</m:t>
+                </m:r>
+              </m:sup>
+            </m:sSup>
+            <m:r>
+              <w:rPr>
+                <w:rFonts w:ascii="Cambria Math" w:hAnsi="Cambria Math" w:cs="Calibri"/>
+                <w:color w:val="000000" w:themeColor="text1"/>
+              </w:rPr>
+              <m:t>(0)</m:t>
+            </m:r>
+          </m:e>
+        </m:d>
+      </m:oMath>
+      <w:r>
+        <w:rPr>
+          <w:rStyle w:val="apple-converted-space"/>
+          <w:rFonts w:ascii="Calibri" w:eastAsiaTheme="majorEastAsia" w:hAnsi="Calibri" w:cs="Calibri"/>
+          <w:color w:val="000000" w:themeColor="text1"/>
+        </w:rPr>
+        <w:t> </w:t>
+      </w:r>
+      <w:r>
+        <w:rPr>
+          <w:rFonts w:ascii="Calibri" w:hAnsi="Calibri" w:cs="Calibri"/>
+          <w:color w:val="000000" w:themeColor="text1"/>
+        </w:rPr>
+        <w:t xml:space="preserve">are specified prior to trial initiation, but the resulting synthetic control depends on the covariate distribution of the enrolled trial population. Consequently, the estimand is most appropriately interpreted as an average treatment effect in the treated population, conditional on observed covariates, rather than a </w:t>
+      </w:r>
+      <w:proofErr w:type="gramStart"/>
+      <w:r>
+        <w:rPr>
+          <w:rFonts w:ascii="Calibri" w:hAnsi="Calibri" w:cs="Calibri"/>
+          <w:color w:val="000000" w:themeColor="text1"/>
+        </w:rPr>
+        <w:t>population-wide</w:t>
+      </w:r>
+      <w:proofErr w:type="gramEnd"/>
+      <w:r>
+        <w:rPr>
+          <w:rFonts w:ascii="Calibri" w:hAnsi="Calibri" w:cs="Calibri"/>
+          <w:color w:val="000000" w:themeColor="text1"/>
+        </w:rPr>
+        <w:t xml:space="preserve"> ATE.</w:t>
+      </w:r>
+    </w:p>
+    <w:p>
+      <w:pPr>
+        <w:spacing w:line="360" w:lineRule="auto"/>
+        <w:rPr>
+          <w:rStyle w:val="mord"/>
+          <w:rFonts w:ascii="Calibri" w:eastAsiaTheme="majorEastAsia" w:hAnsi="Calibri" w:cs="Calibri"/>
+          <w:color w:val="000000" w:themeColor="text1"/>
+        </w:rPr>
+      </w:pPr>
+    </w:p>
+    <w:p>
+      <w:pPr>
+        <w:spacing w:line="360" w:lineRule="auto"/>
+        <w:rPr>
+          <w:rFonts w:ascii="Calibri" w:hAnsi="Calibri" w:cs="Calibri"/>
+          <w:color w:val="000000" w:themeColor="text1"/>
+        </w:rPr>
+      </w:pPr>
+      <w:r>
+        <w:rPr>
+          <w:rFonts w:ascii="Calibri" w:hAnsi="Calibri" w:cs="Calibri"/>
+          <w:color w:val="000000" w:themeColor="text1"/>
+        </w:rPr>
+        <w:t>Furthermore, the counterfactual control outcome is not fully defined until the trial population is realised, reflecting the adaptive nature of synthetic control construction</w:t>
+      </w:r>
+      <w:r>
+        <w:rPr>
+          <w:rFonts w:ascii="Calibri" w:hAnsi="Calibri" w:cs="Calibri"/>
+          <w:color w:val="000000" w:themeColor="text1"/>
+        </w:rPr>
+        <w:t>.</w:t>
+      </w:r>
+    </w:p>
+    <w:p>
+      <w:pPr>
+        <w:spacing w:line="360" w:lineRule="auto"/>
+        <w:rPr>
+          <w:rFonts w:ascii="Calibri" w:hAnsi="Calibri" w:cs="Calibri"/>
+          <w:color w:val="000000" w:themeColor="text1"/>
+        </w:rPr>
+      </w:pPr>
+    </w:p>
+    <w:p>
+      <w:pPr>
+        <w:pStyle w:val="Heading1"/>
+        <w:spacing w:line="360" w:lineRule="auto"/>
+        <w:rPr>
+          <w:rFonts w:ascii="Calibri" w:hAnsi="Calibri" w:cs="Calibri"/>
+          <w:color w:val="000000" w:themeColor="text1"/>
+        </w:rPr>
+      </w:pPr>
+      <w:r>
+        <w:rPr>
+          <w:rFonts w:ascii="Calibri" w:hAnsi="Calibri" w:cs="Calibri"/>
+          <w:color w:val="000000" w:themeColor="text1"/>
+        </w:rPr>
+        <w:t>Simulation Study</w:t>
+      </w:r>
+    </w:p>
+    <w:p>
+      <w:pPr>
+        <w:spacing w:line="360" w:lineRule="auto"/>
+        <w:rPr>
+          <w:rFonts w:ascii="Calibri" w:hAnsi="Calibri" w:cs="Calibri"/>
+          <w:color w:val="000000" w:themeColor="text1"/>
+          <w:lang w:eastAsia="en-US"/>
+        </w:rPr>
+      </w:pPr>
+    </w:p>
+    <w:p>
+      <w:pPr>
+        <w:pStyle w:val="NormalWeb"/>
+        <w:spacing w:line="360" w:lineRule="auto"/>
+        <w:rPr>
+          <w:rFonts w:ascii="Calibri" w:hAnsi="Calibri" w:cs="Calibri"/>
+          <w:color w:val="000000" w:themeColor="text1"/>
+          <w:highlight w:val="yellow"/>
+        </w:rPr>
+      </w:pPr>
+      <w:r>
+        <w:rPr>
+          <w:rFonts w:ascii="Calibri" w:hAnsi="Calibri" w:cs="Calibri"/>
+          <w:color w:val="000000" w:themeColor="text1"/>
+          <w:highlight w:val="yellow"/>
+        </w:rPr>
+        <w:t>To evaluate the performance of synthetic control methods in the context of early-phase oncology trial design, we conducted a simulation study designed to reflect imbalance between trial and external control populations.</w:t>
+      </w:r>
+    </w:p>
+    <w:p>
+      <w:pPr>
+        <w:pStyle w:val="NormalWeb"/>
+        <w:spacing w:line="360" w:lineRule="auto"/>
+        <w:rPr>
+          <w:rFonts w:ascii="Calibri" w:hAnsi="Calibri" w:cs="Calibri"/>
+          <w:color w:val="000000" w:themeColor="text1"/>
+          <w:highlight w:val="yellow"/>
+        </w:rPr>
+      </w:pPr>
+      <w:r>
+        <w:rPr>
+          <w:rFonts w:ascii="Calibri" w:hAnsi="Calibri" w:cs="Calibri"/>
+          <w:color w:val="000000" w:themeColor="text1"/>
+          <w:highlight w:val="yellow"/>
+        </w:rPr>
+        <w:t>We generated two distinct populations of size 5,000 representing (</w:t>
       </w:r>
       <w:proofErr w:type="spellStart"/>
       <w:r>
         <w:rPr>
-          <w:rFonts w:eastAsiaTheme="minorEastAsia"/>
-        </w:rPr>
-        <w:t>can not</w:t>
+          <w:rFonts w:ascii="Calibri" w:hAnsi="Calibri" w:cs="Calibri"/>
+          <w:color w:val="000000" w:themeColor="text1"/>
+          <w:highlight w:val="yellow"/>
+        </w:rPr>
+        <w:t>i</w:t>
       </w:r>
       <w:proofErr w:type="spellEnd"/>
       <w:r>
         <w:rPr>
-          <w:rFonts w:eastAsiaTheme="minorEastAsia"/>
-        </w:rPr>
-        <w:t xml:space="preserve"> be defined until the experimental population has been observed. </w:t>
-      </w:r>
-    </w:p>
-    <w:p>
-      <w:r>
-        <w:t xml:space="preserve"> </w:t>
-      </w:r>
-    </w:p>
-    <w:p/>
-    <w:p/>
-    <w:p/>
-    <w:p>
-      <w:pPr>
-        <w:pStyle w:val="Heading1"/>
-        <w:rPr>
-          <w:color w:val="auto"/>
-        </w:rPr>
-      </w:pPr>
-      <w:r>
-        <w:t xml:space="preserve">Example – </w:t>
-      </w:r>
-      <w:proofErr w:type="spellStart"/>
-      <w:r>
-        <w:t>Atezo</w:t>
-      </w:r>
-      <w:proofErr w:type="spellEnd"/>
-      <w:r>
-        <w:t xml:space="preserve"> Bev in HCC</w:t>
-      </w:r>
-    </w:p>
-    <w:p/>
-    <w:p>
-      <w:r>
-        <w:t>Simulation Study</w:t>
-      </w:r>
-    </w:p>
-    <w:p/>
-    <w:p>
-      <w:r>
-        <w:t>Allocation ratios in randomised studies using synthetic Controls</w:t>
-      </w:r>
-    </w:p>
-    <w:p/>
-    <w:p>
-      <w:pPr>
-        <w:pStyle w:val="Heading1"/>
-      </w:pPr>
-      <w:r>
-        <w:t>Simulation Study</w:t>
-      </w:r>
-    </w:p>
-    <w:p/>
-    <w:p>
-      <w:r>
+          <w:rFonts w:ascii="Calibri" w:hAnsi="Calibri" w:cs="Calibri"/>
+          <w:color w:val="000000" w:themeColor="text1"/>
+          <w:highlight w:val="yellow"/>
+        </w:rPr>
+        <w:t>) an external control cohort and (ii) a prospective experimental cohort. For each population, baseline covariates</w:t>
+      </w:r>
+      <w:r>
+        <w:rPr>
+          <w:rStyle w:val="apple-converted-space"/>
+          <w:rFonts w:ascii="Calibri" w:eastAsiaTheme="majorEastAsia" w:hAnsi="Calibri" w:cs="Calibri"/>
+          <w:color w:val="000000" w:themeColor="text1"/>
+          <w:highlight w:val="yellow"/>
+        </w:rPr>
+        <w:t> </w:t>
+      </w:r>
+      <m:oMath>
+        <m:r>
+          <w:rPr>
+            <w:rFonts w:ascii="Cambria Math" w:hAnsi="Cambria Math" w:cs="Calibri"/>
+            <w:color w:val="000000" w:themeColor="text1"/>
+            <w:highlight w:val="yellow"/>
+          </w:rPr>
+          <m:t>X=(</m:t>
+        </m:r>
+        <m:sSub>
+          <m:sSubPr>
+            <m:ctrlPr>
+              <w:rPr>
+                <w:rFonts w:ascii="Cambria Math" w:hAnsi="Cambria Math" w:cs="Calibri"/>
+                <w:color w:val="000000" w:themeColor="text1"/>
+                <w:highlight w:val="yellow"/>
+              </w:rPr>
+            </m:ctrlPr>
+          </m:sSubPr>
+          <m:e>
+            <m:r>
+              <w:rPr>
+                <w:rFonts w:ascii="Cambria Math" w:hAnsi="Cambria Math" w:cs="Calibri"/>
+                <w:color w:val="000000" w:themeColor="text1"/>
+                <w:highlight w:val="yellow"/>
+              </w:rPr>
+              <m:t>X</m:t>
+            </m:r>
+          </m:e>
+          <m:sub>
+            <m:r>
+              <w:rPr>
+                <w:rFonts w:ascii="Cambria Math" w:hAnsi="Cambria Math" w:cs="Calibri"/>
+                <w:color w:val="000000" w:themeColor="text1"/>
+                <w:highlight w:val="yellow"/>
+              </w:rPr>
+              <m:t>1</m:t>
+            </m:r>
+          </m:sub>
+        </m:sSub>
+        <m:r>
+          <w:rPr>
+            <w:rFonts w:ascii="Cambria Math" w:hAnsi="Cambria Math" w:cs="Calibri"/>
+            <w:color w:val="000000" w:themeColor="text1"/>
+            <w:highlight w:val="yellow"/>
+          </w:rPr>
+          <m:t>,…,</m:t>
+        </m:r>
+        <m:sSub>
+          <m:sSubPr>
+            <m:ctrlPr>
+              <w:rPr>
+                <w:rFonts w:ascii="Cambria Math" w:hAnsi="Cambria Math" w:cs="Calibri"/>
+                <w:color w:val="000000" w:themeColor="text1"/>
+                <w:highlight w:val="yellow"/>
+              </w:rPr>
+            </m:ctrlPr>
+          </m:sSubPr>
+          <m:e>
+            <m:r>
+              <w:rPr>
+                <w:rFonts w:ascii="Cambria Math" w:hAnsi="Cambria Math" w:cs="Calibri"/>
+                <w:color w:val="000000" w:themeColor="text1"/>
+                <w:highlight w:val="yellow"/>
+              </w:rPr>
+              <m:t>X</m:t>
+            </m:r>
+          </m:e>
+          <m:sub>
+            <m:r>
+              <w:rPr>
+                <w:rFonts w:ascii="Cambria Math" w:hAnsi="Cambria Math" w:cs="Calibri"/>
+                <w:color w:val="000000" w:themeColor="text1"/>
+                <w:highlight w:val="yellow"/>
+              </w:rPr>
+              <m:t>5</m:t>
+            </m:r>
+          </m:sub>
+        </m:sSub>
+        <m:r>
+          <w:rPr>
+            <w:rFonts w:ascii="Cambria Math" w:hAnsi="Cambria Math" w:cs="Calibri"/>
+            <w:color w:val="000000" w:themeColor="text1"/>
+            <w:highlight w:val="yellow"/>
+          </w:rPr>
+          <m:t>)</m:t>
+        </m:r>
+      </m:oMath>
+      <w:r>
+        <w:rPr>
+          <w:rStyle w:val="apple-converted-space"/>
+          <w:rFonts w:ascii="Calibri" w:eastAsiaTheme="majorEastAsia" w:hAnsi="Calibri" w:cs="Calibri"/>
+          <w:color w:val="000000" w:themeColor="text1"/>
+          <w:highlight w:val="yellow"/>
+        </w:rPr>
+        <w:t> </w:t>
+      </w:r>
+      <w:r>
+        <w:rPr>
+          <w:rFonts w:ascii="Calibri" w:hAnsi="Calibri" w:cs="Calibri"/>
+          <w:color w:val="000000" w:themeColor="text1"/>
+          <w:highlight w:val="yellow"/>
+        </w:rPr>
+        <w:t xml:space="preserve">were simulated, with distributions deliberately constructed to differ between the two groups </w:t>
+      </w:r>
+      <w:proofErr w:type="gramStart"/>
+      <w:r>
+        <w:rPr>
+          <w:rFonts w:ascii="Calibri" w:hAnsi="Calibri" w:cs="Calibri"/>
+          <w:color w:val="000000" w:themeColor="text1"/>
+          <w:highlight w:val="yellow"/>
+        </w:rPr>
+        <w:t>in order to</w:t>
+      </w:r>
+      <w:proofErr w:type="gramEnd"/>
+      <w:r>
+        <w:rPr>
+          <w:rFonts w:ascii="Calibri" w:hAnsi="Calibri" w:cs="Calibri"/>
+          <w:color w:val="000000" w:themeColor="text1"/>
+          <w:highlight w:val="yellow"/>
+        </w:rPr>
+        <w:t xml:space="preserve"> induce covariate imbalance. This setup reflects realistic scenarios in which externally sourced control data (e.g., historical or real-world datasets) are not directly comparable to the population enrolled in a clinical trial.</w:t>
+      </w:r>
+    </w:p>
+    <w:p>
+      <w:pPr>
+        <w:pStyle w:val="NormalWeb"/>
+        <w:spacing w:line="360" w:lineRule="auto"/>
+        <w:rPr>
+          <w:rFonts w:ascii="Calibri" w:hAnsi="Calibri" w:cs="Calibri"/>
+          <w:color w:val="000000" w:themeColor="text1"/>
+          <w:highlight w:val="yellow"/>
+        </w:rPr>
+      </w:pPr>
+      <w:r>
+        <w:rPr>
+          <w:rFonts w:ascii="Calibri" w:hAnsi="Calibri" w:cs="Calibri"/>
+          <w:color w:val="000000" w:themeColor="text1"/>
+          <w:highlight w:val="yellow"/>
+        </w:rPr>
+        <w:t>Outcomes under standard of care,</w:t>
+      </w:r>
+      <w:r>
+        <w:rPr>
+          <w:rStyle w:val="apple-converted-space"/>
+          <w:rFonts w:ascii="Calibri" w:eastAsiaTheme="majorEastAsia" w:hAnsi="Calibri" w:cs="Calibri"/>
+          <w:color w:val="000000" w:themeColor="text1"/>
+          <w:highlight w:val="yellow"/>
+        </w:rPr>
+        <w:t> </w:t>
+      </w:r>
+      <m:oMath>
+        <m:r>
+          <w:rPr>
+            <w:rFonts w:ascii="Cambria Math" w:hAnsi="Cambria Math" w:cs="Calibri"/>
+            <w:color w:val="000000" w:themeColor="text1"/>
+            <w:highlight w:val="yellow"/>
+          </w:rPr>
+          <m:t>Y(0)</m:t>
+        </m:r>
+      </m:oMath>
+      <w:r>
+        <w:rPr>
+          <w:rFonts w:ascii="Calibri" w:hAnsi="Calibri" w:cs="Calibri"/>
+          <w:color w:val="000000" w:themeColor="text1"/>
+          <w:highlight w:val="yellow"/>
+        </w:rPr>
+        <w:t xml:space="preserve">, were generated for both populations as a function of the covariates, allowing for heterogeneous effects across patient characteristics. </w:t>
+      </w:r>
+      <w:r>
+        <w:rPr>
+          <w:rFonts w:ascii="Calibri" w:hAnsi="Calibri" w:cs="Calibri"/>
+          <w:color w:val="000000" w:themeColor="text1"/>
+          <w:highlight w:val="yellow"/>
+        </w:rPr>
+        <w:lastRenderedPageBreak/>
+        <w:t>Outcomes under the experimental treatment,</w:t>
+      </w:r>
+      <w:r>
+        <w:rPr>
+          <w:rStyle w:val="apple-converted-space"/>
+          <w:rFonts w:ascii="Calibri" w:eastAsiaTheme="majorEastAsia" w:hAnsi="Calibri" w:cs="Calibri"/>
+          <w:color w:val="000000" w:themeColor="text1"/>
+          <w:highlight w:val="yellow"/>
+        </w:rPr>
+        <w:t> </w:t>
+      </w:r>
+      <m:oMath>
+        <m:r>
+          <w:rPr>
+            <w:rFonts w:ascii="Cambria Math" w:hAnsi="Cambria Math" w:cs="Calibri"/>
+            <w:color w:val="000000" w:themeColor="text1"/>
+            <w:highlight w:val="yellow"/>
+          </w:rPr>
+          <m:t>Y(1)</m:t>
+        </m:r>
+      </m:oMath>
+      <w:r>
+        <w:rPr>
+          <w:rFonts w:ascii="Calibri" w:hAnsi="Calibri" w:cs="Calibri"/>
+          <w:color w:val="000000" w:themeColor="text1"/>
+          <w:highlight w:val="yellow"/>
+        </w:rPr>
+        <w:t>, were generated for the experimental population only, incorporating a predefined treatment effect that may vary with</w:t>
+      </w:r>
+      <w:r>
+        <w:rPr>
+          <w:rStyle w:val="apple-converted-space"/>
+          <w:rFonts w:ascii="Calibri" w:eastAsiaTheme="majorEastAsia" w:hAnsi="Calibri" w:cs="Calibri"/>
+          <w:color w:val="000000" w:themeColor="text1"/>
+          <w:highlight w:val="yellow"/>
+        </w:rPr>
+        <w:t> </w:t>
+      </w:r>
+      <m:oMath>
+        <m:r>
+          <w:rPr>
+            <w:rFonts w:ascii="Cambria Math" w:hAnsi="Cambria Math" w:cs="Calibri"/>
+            <w:color w:val="000000" w:themeColor="text1"/>
+            <w:highlight w:val="yellow"/>
+          </w:rPr>
+          <m:t>X</m:t>
+        </m:r>
+      </m:oMath>
+      <w:r>
+        <w:rPr>
+          <w:rFonts w:ascii="Calibri" w:hAnsi="Calibri" w:cs="Calibri"/>
+          <w:color w:val="000000" w:themeColor="text1"/>
+          <w:highlight w:val="yellow"/>
+        </w:rPr>
+        <w:t>.</w:t>
+      </w:r>
+    </w:p>
+    <w:p>
+      <w:pPr>
+        <w:pStyle w:val="NormalWeb"/>
+        <w:spacing w:line="360" w:lineRule="auto"/>
+        <w:rPr>
+          <w:rFonts w:ascii="Calibri" w:hAnsi="Calibri" w:cs="Calibri"/>
+          <w:color w:val="000000" w:themeColor="text1"/>
+          <w:highlight w:val="yellow"/>
+        </w:rPr>
+      </w:pPr>
+      <w:r>
+        <w:rPr>
+          <w:rFonts w:ascii="Calibri" w:hAnsi="Calibri" w:cs="Calibri"/>
+          <w:color w:val="000000" w:themeColor="text1"/>
+          <w:highlight w:val="yellow"/>
+        </w:rPr>
+        <w:t>Synthetic control methods were then applied using the external control population to construct estimates of the counterfactual outcomes under standard of care for individuals in the experimental cohort. Specifically, we considered both population-averaged and individualised approaches to synthetic control construction.</w:t>
+      </w:r>
+    </w:p>
+    <w:p>
+      <w:pPr>
+        <w:pStyle w:val="NormalWeb"/>
+        <w:spacing w:line="360" w:lineRule="auto"/>
+        <w:rPr>
+          <w:rFonts w:ascii="Calibri" w:hAnsi="Calibri" w:cs="Calibri"/>
+          <w:color w:val="000000" w:themeColor="text1"/>
+          <w:highlight w:val="yellow"/>
+        </w:rPr>
+      </w:pPr>
+      <w:r>
+        <w:rPr>
+          <w:rFonts w:ascii="Calibri" w:hAnsi="Calibri" w:cs="Calibri"/>
+          <w:color w:val="000000" w:themeColor="text1"/>
+          <w:highlight w:val="yellow"/>
+        </w:rPr>
+        <w:t>Trial recruitment was emulated by sampling patients from the experimental population, for whom only</w:t>
+      </w:r>
+      <w:r>
+        <w:rPr>
+          <w:rStyle w:val="apple-converted-space"/>
+          <w:rFonts w:ascii="Calibri" w:eastAsiaTheme="majorEastAsia" w:hAnsi="Calibri" w:cs="Calibri"/>
+          <w:color w:val="000000" w:themeColor="text1"/>
+          <w:highlight w:val="yellow"/>
+        </w:rPr>
+        <w:t> </w:t>
+      </w:r>
+      <m:oMath>
+        <m:r>
+          <w:rPr>
+            <w:rFonts w:ascii="Cambria Math" w:hAnsi="Cambria Math" w:cs="Calibri"/>
+            <w:color w:val="000000" w:themeColor="text1"/>
+            <w:highlight w:val="yellow"/>
+          </w:rPr>
+          <m:t>Y(1)</m:t>
+        </m:r>
+      </m:oMath>
+      <w:r>
+        <w:rPr>
+          <w:rStyle w:val="apple-converted-space"/>
+          <w:rFonts w:ascii="Calibri" w:eastAsiaTheme="majorEastAsia" w:hAnsi="Calibri" w:cs="Calibri"/>
+          <w:color w:val="000000" w:themeColor="text1"/>
+          <w:highlight w:val="yellow"/>
+        </w:rPr>
+        <w:t> </w:t>
+      </w:r>
+      <w:r>
+        <w:rPr>
+          <w:rFonts w:ascii="Calibri" w:hAnsi="Calibri" w:cs="Calibri"/>
+          <w:color w:val="000000" w:themeColor="text1"/>
+          <w:highlight w:val="yellow"/>
+        </w:rPr>
+        <w:t>was observed. The corresponding counterfactual outcomes</w:t>
+      </w:r>
+      <w:r>
+        <w:rPr>
+          <w:rStyle w:val="apple-converted-space"/>
+          <w:rFonts w:ascii="Calibri" w:eastAsiaTheme="majorEastAsia" w:hAnsi="Calibri" w:cs="Calibri"/>
+          <w:color w:val="000000" w:themeColor="text1"/>
+          <w:highlight w:val="yellow"/>
+        </w:rPr>
+        <w:t> </w:t>
+      </w:r>
+      <m:oMath>
+        <m:r>
+          <w:rPr>
+            <w:rFonts w:ascii="Cambria Math" w:hAnsi="Cambria Math" w:cs="Calibri"/>
+            <w:color w:val="000000" w:themeColor="text1"/>
+            <w:highlight w:val="yellow"/>
+          </w:rPr>
+          <m:t>Y(0)</m:t>
+        </m:r>
+      </m:oMath>
+      <w:r>
+        <w:rPr>
+          <w:rStyle w:val="apple-converted-space"/>
+          <w:rFonts w:ascii="Calibri" w:eastAsiaTheme="majorEastAsia" w:hAnsi="Calibri" w:cs="Calibri"/>
+          <w:color w:val="000000" w:themeColor="text1"/>
+          <w:highlight w:val="yellow"/>
+        </w:rPr>
+        <w:t> </w:t>
+      </w:r>
+      <w:r>
+        <w:rPr>
+          <w:rFonts w:ascii="Calibri" w:hAnsi="Calibri" w:cs="Calibri"/>
+          <w:color w:val="000000" w:themeColor="text1"/>
+          <w:highlight w:val="yellow"/>
+        </w:rPr>
+        <w:t>were imputed using the synthetic control methods, enabling estimation of treatment effects.</w:t>
+      </w:r>
+    </w:p>
+    <w:p>
+      <w:pPr>
+        <w:pStyle w:val="NormalWeb"/>
+        <w:spacing w:line="360" w:lineRule="auto"/>
+        <w:rPr>
+          <w:rFonts w:ascii="Calibri" w:hAnsi="Calibri" w:cs="Calibri"/>
+          <w:color w:val="000000" w:themeColor="text1"/>
+        </w:rPr>
+      </w:pPr>
+      <w:r>
+        <w:rPr>
+          <w:rFonts w:ascii="Calibri" w:hAnsi="Calibri" w:cs="Calibri"/>
+          <w:color w:val="000000" w:themeColor="text1"/>
+          <w:highlight w:val="yellow"/>
+        </w:rPr>
+        <w:t>This framework allows assessment of the ability of synthetic control approaches to recover the true treatment effect under varying degrees of covariate imbalance and model specification, with particular focus on bias, variance, and robustness to violations of overlap</w:t>
+      </w:r>
+      <w:r>
+        <w:rPr>
+          <w:rFonts w:ascii="Calibri" w:hAnsi="Calibri" w:cs="Calibri"/>
+          <w:color w:val="000000" w:themeColor="text1"/>
+        </w:rPr>
+        <w:t>.</w:t>
+      </w:r>
+    </w:p>
+    <w:p>
+      <w:pPr>
+        <w:spacing w:line="360" w:lineRule="auto"/>
+        <w:rPr>
+          <w:rFonts w:ascii="Calibri" w:hAnsi="Calibri" w:cs="Calibri"/>
+          <w:color w:val="000000" w:themeColor="text1"/>
+          <w:lang w:eastAsia="en-US"/>
+        </w:rPr>
+      </w:pPr>
+    </w:p>
+    <w:p>
+      <w:pPr>
+        <w:spacing w:line="360" w:lineRule="auto"/>
+        <w:rPr>
+          <w:rFonts w:ascii="Calibri" w:hAnsi="Calibri" w:cs="Calibri"/>
+          <w:color w:val="000000" w:themeColor="text1"/>
+        </w:rPr>
+      </w:pPr>
+    </w:p>
+    <w:p>
+      <w:pPr>
+        <w:spacing w:line="360" w:lineRule="auto"/>
+        <w:rPr>
+          <w:rFonts w:ascii="Calibri" w:hAnsi="Calibri" w:cs="Calibri"/>
+          <w:color w:val="000000" w:themeColor="text1"/>
+        </w:rPr>
+      </w:pPr>
+      <w:r>
+        <w:rPr>
+          <w:rFonts w:ascii="Calibri" w:hAnsi="Calibri" w:cs="Calibri"/>
+          <w:color w:val="000000" w:themeColor="text1"/>
+        </w:rPr>
         <w:t>Single Arm</w:t>
       </w:r>
     </w:p>
@@ -2005,8 +4157,17 @@
           <w:ilvl w:val="0"/>
           <w:numId w:val="1"/>
         </w:numPr>
-      </w:pPr>
-      <w:r>
+        <w:spacing w:line="360" w:lineRule="auto"/>
+        <w:rPr>
+          <w:rFonts w:ascii="Calibri" w:hAnsi="Calibri" w:cs="Calibri"/>
+          <w:color w:val="000000" w:themeColor="text1"/>
+        </w:rPr>
+      </w:pPr>
+      <w:r>
+        <w:rPr>
+          <w:rFonts w:ascii="Calibri" w:hAnsi="Calibri" w:cs="Calibri"/>
+          <w:color w:val="000000" w:themeColor="text1"/>
+        </w:rPr>
         <w:t>Standard</w:t>
       </w:r>
     </w:p>
@@ -2017,21 +4178,76 @@
           <w:ilvl w:val="0"/>
           <w:numId w:val="1"/>
         </w:numPr>
-      </w:pPr>
-      <w:r>
+        <w:spacing w:line="360" w:lineRule="auto"/>
+        <w:rPr>
+          <w:rFonts w:ascii="Calibri" w:hAnsi="Calibri" w:cs="Calibri"/>
+          <w:color w:val="000000" w:themeColor="text1"/>
+        </w:rPr>
+      </w:pPr>
+      <w:r>
+        <w:rPr>
+          <w:rFonts w:ascii="Calibri" w:hAnsi="Calibri" w:cs="Calibri"/>
+          <w:color w:val="000000" w:themeColor="text1"/>
+        </w:rPr>
         <w:t>Inflated Variance</w:t>
       </w:r>
     </w:p>
-    <w:p/>
-    <w:p/>
-    <w:p>
-      <w:r>
+    <w:p>
+      <w:pPr>
+        <w:spacing w:line="360" w:lineRule="auto"/>
+        <w:rPr>
+          <w:rFonts w:ascii="Calibri" w:hAnsi="Calibri" w:cs="Calibri"/>
+          <w:color w:val="000000" w:themeColor="text1"/>
+        </w:rPr>
+      </w:pPr>
+    </w:p>
+    <w:p>
+      <w:pPr>
+        <w:spacing w:line="360" w:lineRule="auto"/>
+        <w:rPr>
+          <w:rFonts w:ascii="Calibri" w:hAnsi="Calibri" w:cs="Calibri"/>
+          <w:color w:val="000000" w:themeColor="text1"/>
+        </w:rPr>
+      </w:pPr>
+    </w:p>
+    <w:p>
+      <w:pPr>
+        <w:spacing w:line="360" w:lineRule="auto"/>
+        <w:rPr>
+          <w:rFonts w:ascii="Calibri" w:hAnsi="Calibri" w:cs="Calibri"/>
+          <w:color w:val="000000" w:themeColor="text1"/>
+        </w:rPr>
+      </w:pPr>
+      <w:r>
+        <w:rPr>
+          <w:rFonts w:ascii="Calibri" w:hAnsi="Calibri" w:cs="Calibri"/>
+          <w:color w:val="000000" w:themeColor="text1"/>
+        </w:rPr>
         <w:t>Randomised Design</w:t>
       </w:r>
     </w:p>
-    <w:p/>
-    <w:p>
-      <w:r>
+    <w:p>
+      <w:pPr>
+        <w:spacing w:line="360" w:lineRule="auto"/>
+        <w:rPr>
+          <w:rFonts w:ascii="Calibri" w:hAnsi="Calibri" w:cs="Calibri"/>
+          <w:color w:val="000000" w:themeColor="text1"/>
+        </w:rPr>
+      </w:pPr>
+    </w:p>
+    <w:p>
+      <w:pPr>
+        <w:spacing w:line="360" w:lineRule="auto"/>
+        <w:rPr>
+          <w:rFonts w:ascii="Calibri" w:hAnsi="Calibri" w:cs="Calibri"/>
+          <w:color w:val="000000" w:themeColor="text1"/>
+        </w:rPr>
+      </w:pPr>
+      <w:r>
+        <w:rPr>
+          <w:rFonts w:ascii="Calibri" w:hAnsi="Calibri" w:cs="Calibri"/>
+          <w:color w:val="000000" w:themeColor="text1"/>
+        </w:rPr>
         <w:t>Equal Allocation</w:t>
       </w:r>
     </w:p>
@@ -2042,8 +4258,17 @@
           <w:ilvl w:val="0"/>
           <w:numId w:val="1"/>
         </w:numPr>
-      </w:pPr>
-      <w:r>
+        <w:spacing w:line="360" w:lineRule="auto"/>
+        <w:rPr>
+          <w:rFonts w:ascii="Calibri" w:hAnsi="Calibri" w:cs="Calibri"/>
+          <w:color w:val="000000" w:themeColor="text1"/>
+        </w:rPr>
+      </w:pPr>
+      <w:r>
+        <w:rPr>
+          <w:rFonts w:ascii="Calibri" w:hAnsi="Calibri" w:cs="Calibri"/>
+          <w:color w:val="000000" w:themeColor="text1"/>
+        </w:rPr>
         <w:t>Standard</w:t>
       </w:r>
     </w:p>
@@ -2054,14 +4279,42 @@
           <w:ilvl w:val="0"/>
           <w:numId w:val="1"/>
         </w:numPr>
-      </w:pPr>
-      <w:r>
+        <w:spacing w:line="360" w:lineRule="auto"/>
+        <w:rPr>
+          <w:rFonts w:ascii="Calibri" w:hAnsi="Calibri" w:cs="Calibri"/>
+          <w:color w:val="000000" w:themeColor="text1"/>
+        </w:rPr>
+      </w:pPr>
+      <w:r>
+        <w:rPr>
+          <w:rFonts w:ascii="Calibri" w:hAnsi="Calibri" w:cs="Calibri"/>
+          <w:color w:val="000000" w:themeColor="text1"/>
+        </w:rPr>
         <w:t>Inflated Variance</w:t>
       </w:r>
     </w:p>
-    <w:p/>
-    <w:p>
-      <w:r>
+    <w:p>
+      <w:pPr>
+        <w:spacing w:line="360" w:lineRule="auto"/>
+        <w:rPr>
+          <w:rFonts w:ascii="Calibri" w:hAnsi="Calibri" w:cs="Calibri"/>
+          <w:color w:val="000000" w:themeColor="text1"/>
+        </w:rPr>
+      </w:pPr>
+    </w:p>
+    <w:p>
+      <w:pPr>
+        <w:spacing w:line="360" w:lineRule="auto"/>
+        <w:rPr>
+          <w:rFonts w:ascii="Calibri" w:hAnsi="Calibri" w:cs="Calibri"/>
+          <w:color w:val="000000" w:themeColor="text1"/>
+        </w:rPr>
+      </w:pPr>
+      <w:r>
+        <w:rPr>
+          <w:rFonts w:ascii="Calibri" w:hAnsi="Calibri" w:cs="Calibri"/>
+          <w:color w:val="000000" w:themeColor="text1"/>
+        </w:rPr>
         <w:t>Unequal Allocation</w:t>
       </w:r>
     </w:p>
@@ -2072,8 +4325,17 @@
           <w:ilvl w:val="0"/>
           <w:numId w:val="1"/>
         </w:numPr>
-      </w:pPr>
-      <w:r>
+        <w:spacing w:line="360" w:lineRule="auto"/>
+        <w:rPr>
+          <w:rFonts w:ascii="Calibri" w:hAnsi="Calibri" w:cs="Calibri"/>
+          <w:color w:val="000000" w:themeColor="text1"/>
+        </w:rPr>
+      </w:pPr>
+      <w:r>
+        <w:rPr>
+          <w:rFonts w:ascii="Calibri" w:hAnsi="Calibri" w:cs="Calibri"/>
+          <w:color w:val="000000" w:themeColor="text1"/>
+        </w:rPr>
         <w:t>Standard</w:t>
       </w:r>
     </w:p>
@@ -2084,94 +4346,660 @@
           <w:ilvl w:val="0"/>
           <w:numId w:val="1"/>
         </w:numPr>
-      </w:pPr>
-      <w:r>
+        <w:spacing w:line="360" w:lineRule="auto"/>
+        <w:rPr>
+          <w:rFonts w:ascii="Calibri" w:hAnsi="Calibri" w:cs="Calibri"/>
+          <w:color w:val="000000" w:themeColor="text1"/>
+        </w:rPr>
+      </w:pPr>
+      <w:r>
+        <w:rPr>
+          <w:rFonts w:ascii="Calibri" w:hAnsi="Calibri" w:cs="Calibri"/>
+          <w:color w:val="000000" w:themeColor="text1"/>
+        </w:rPr>
         <w:t>Inflated Variance</w:t>
       </w:r>
     </w:p>
-    <w:p/>
-    <w:p/>
-    <w:p/>
-    <w:p/>
+    <w:p>
+      <w:pPr>
+        <w:spacing w:line="360" w:lineRule="auto"/>
+        <w:rPr>
+          <w:rFonts w:ascii="Calibri" w:hAnsi="Calibri" w:cs="Calibri"/>
+          <w:color w:val="000000" w:themeColor="text1"/>
+        </w:rPr>
+      </w:pPr>
+    </w:p>
+    <w:p>
+      <w:pPr>
+        <w:spacing w:line="360" w:lineRule="auto"/>
+        <w:rPr>
+          <w:rFonts w:ascii="Calibri" w:hAnsi="Calibri" w:cs="Calibri"/>
+          <w:color w:val="000000" w:themeColor="text1"/>
+          <w:sz w:val="27"/>
+          <w:szCs w:val="27"/>
+        </w:rPr>
+      </w:pPr>
+    </w:p>
+    <w:p>
+      <w:pPr>
+        <w:spacing w:line="360" w:lineRule="auto"/>
+        <w:rPr>
+          <w:rFonts w:ascii="Calibri" w:hAnsi="Calibri" w:cs="Calibri"/>
+          <w:color w:val="000000" w:themeColor="text1"/>
+          <w:sz w:val="27"/>
+          <w:szCs w:val="27"/>
+        </w:rPr>
+      </w:pPr>
+    </w:p>
+    <w:p>
+      <w:pPr>
+        <w:spacing w:line="360" w:lineRule="auto"/>
+        <w:rPr>
+          <w:rFonts w:ascii="Calibri" w:hAnsi="Calibri" w:cs="Calibri"/>
+          <w:color w:val="000000" w:themeColor="text1"/>
+          <w:sz w:val="27"/>
+          <w:szCs w:val="27"/>
+        </w:rPr>
+      </w:pPr>
+      <w:r>
+        <w:rPr>
+          <w:rFonts w:ascii="Calibri" w:hAnsi="Calibri" w:cs="Calibri"/>
+          <w:color w:val="000000" w:themeColor="text1"/>
+          <w:sz w:val="27"/>
+          <w:szCs w:val="27"/>
+        </w:rPr>
+        <w:t xml:space="preserve">Worked </w:t>
+      </w:r>
+      <w:r>
+        <w:rPr>
+          <w:rFonts w:ascii="Calibri" w:hAnsi="Calibri" w:cs="Calibri"/>
+          <w:color w:val="000000" w:themeColor="text1"/>
+          <w:sz w:val="27"/>
+          <w:szCs w:val="27"/>
+        </w:rPr>
+        <w:t>Example</w:t>
+      </w:r>
+    </w:p>
     <w:p>
       <w:pPr>
         <w:pStyle w:val="Heading1"/>
-      </w:pPr>
-      <w:r>
+        <w:rPr>
+          <w:rFonts w:ascii="Calibri" w:eastAsia="Times New Roman" w:hAnsi="Calibri" w:cs="Calibri"/>
+          <w:color w:val="000000" w:themeColor="text1"/>
+          <w:kern w:val="0"/>
+          <w:sz w:val="24"/>
+          <w:szCs w:val="24"/>
+          <w:lang w:eastAsia="en-GB"/>
+          <w14:ligatures w14:val="none"/>
+        </w:rPr>
+      </w:pPr>
+      <w:r>
+        <w:rPr>
+          <w:rFonts w:ascii="Calibri" w:eastAsia="Times New Roman" w:hAnsi="Calibri" w:cs="Calibri"/>
+          <w:color w:val="000000" w:themeColor="text1"/>
+          <w:kern w:val="0"/>
+          <w:sz w:val="24"/>
+          <w:szCs w:val="24"/>
+          <w:lang w:eastAsia="en-GB"/>
+          <w14:ligatures w14:val="none"/>
+        </w:rPr>
+        <w:t xml:space="preserve">We apply the methodology to the design of a trial for patients with </w:t>
+      </w:r>
+      <w:r>
+        <w:rPr>
+          <w:rFonts w:ascii="Calibri" w:eastAsia="Times New Roman" w:hAnsi="Calibri" w:cs="Calibri"/>
+          <w:color w:val="000000" w:themeColor="text1"/>
+          <w:kern w:val="0"/>
+          <w:sz w:val="24"/>
+          <w:szCs w:val="24"/>
+          <w:lang w:eastAsia="en-GB"/>
+          <w14:ligatures w14:val="none"/>
+        </w:rPr>
+        <w:t>unresectable</w:t>
+      </w:r>
+      <w:r>
+        <w:rPr>
+          <w:rFonts w:ascii="Calibri" w:eastAsia="Times New Roman" w:hAnsi="Calibri" w:cs="Calibri"/>
+          <w:color w:val="000000" w:themeColor="text1"/>
+          <w:kern w:val="0"/>
+          <w:sz w:val="24"/>
+          <w:szCs w:val="24"/>
+          <w:lang w:eastAsia="en-GB"/>
+          <w14:ligatures w14:val="none"/>
+        </w:rPr>
+        <w:t xml:space="preserve"> hepatocellular carcinoma.  Current Standard of care for this patient population includes treatment with </w:t>
+      </w:r>
+      <w:r>
+        <w:rPr>
+          <w:rFonts w:ascii="Calibri" w:eastAsia="Times New Roman" w:hAnsi="Calibri" w:cs="Calibri"/>
+          <w:color w:val="000000" w:themeColor="text1"/>
+          <w:kern w:val="0"/>
+          <w:sz w:val="24"/>
+          <w:szCs w:val="24"/>
+          <w:lang w:eastAsia="en-GB"/>
+          <w14:ligatures w14:val="none"/>
+        </w:rPr>
+        <w:t>Atezolizumab plus Bevacizumab</w:t>
+      </w:r>
+      <w:r>
+        <w:rPr>
+          <w:rFonts w:ascii="Calibri" w:eastAsia="Times New Roman" w:hAnsi="Calibri" w:cs="Calibri"/>
+          <w:color w:val="000000" w:themeColor="text1"/>
+          <w:kern w:val="0"/>
+          <w:sz w:val="24"/>
+          <w:szCs w:val="24"/>
+          <w:lang w:eastAsia="en-GB"/>
+          <w14:ligatures w14:val="none"/>
+        </w:rPr>
+        <w:t>.</w:t>
+      </w:r>
+    </w:p>
+    <w:p>
+      <w:pPr>
+        <w:rPr>
+          <w:rFonts w:ascii="Calibri" w:hAnsi="Calibri" w:cs="Calibri"/>
+          <w:color w:val="000000" w:themeColor="text1"/>
+        </w:rPr>
+      </w:pPr>
+    </w:p>
+    <w:p>
+      <w:pPr>
+        <w:rPr>
+          <w:rFonts w:ascii="Calibri" w:hAnsi="Calibri" w:cs="Calibri"/>
+          <w:color w:val="000000" w:themeColor="text1"/>
+        </w:rPr>
+      </w:pPr>
+      <w:r>
+        <w:rPr>
+          <w:rFonts w:ascii="Calibri" w:hAnsi="Calibri" w:cs="Calibri"/>
+          <w:color w:val="000000" w:themeColor="text1"/>
+        </w:rPr>
+        <w:t xml:space="preserve">Previous work has been conducted to collect an observational cohort of patients to validate the findings of this trial.  Here a prospective observational study of 604 patients receiving </w:t>
+      </w:r>
+      <w:proofErr w:type="spellStart"/>
+      <w:r>
+        <w:rPr>
+          <w:rFonts w:ascii="Calibri" w:hAnsi="Calibri" w:cs="Calibri"/>
+          <w:color w:val="000000" w:themeColor="text1"/>
+        </w:rPr>
+        <w:t>Atezo</w:t>
+      </w:r>
+      <w:proofErr w:type="spellEnd"/>
+      <w:r>
+        <w:rPr>
+          <w:rFonts w:ascii="Calibri" w:hAnsi="Calibri" w:cs="Calibri"/>
+          <w:color w:val="000000" w:themeColor="text1"/>
+        </w:rPr>
+        <w:t xml:space="preserve"> Bev in practice were obtained.  Flexible parametric survival models were constructed for both Overall Survival and Progression Free Survival and internal validation performed.  Details on these models are available at [GITHUB REPO].</w:t>
+      </w:r>
+    </w:p>
+    <w:p>
+      <w:pPr>
+        <w:rPr>
+          <w:lang w:eastAsia="en-US"/>
+        </w:rPr>
+      </w:pPr>
+    </w:p>
+    <w:p>
+      <w:pPr>
+        <w:rPr>
+          <w:lang w:eastAsia="en-US"/>
+        </w:rPr>
+      </w:pPr>
+      <w:r>
+        <w:rPr>
+          <w:lang w:eastAsia="en-US"/>
+        </w:rPr>
+        <w:t xml:space="preserve">We intend to use this model as a synthetic control for the evaluation of proton radiotherapy in this patient group.  In this study a prospective cohort of patients will be recruited at one of 3 centres within the UK. </w:t>
+      </w:r>
+    </w:p>
+    <w:p>
+      <w:pPr>
+        <w:rPr>
+          <w:lang w:eastAsia="en-US"/>
+        </w:rPr>
+      </w:pPr>
+    </w:p>
+    <w:p>
+      <w:pPr>
+        <w:rPr>
+          <w:lang w:eastAsia="en-US"/>
+        </w:rPr>
+      </w:pPr>
+      <w:r>
+        <w:rPr>
+          <w:lang w:eastAsia="en-US"/>
+        </w:rPr>
+        <w:t>To evaluate the design parameters of this study we perform a simulation study using the</w:t>
+      </w:r>
+      <w:r>
+        <w:rPr>
+          <w:lang w:eastAsia="en-US"/>
+        </w:rPr>
+        <w:t xml:space="preserve"> </w:t>
+      </w:r>
+      <w:proofErr w:type="spellStart"/>
+      <w:r>
+        <w:rPr>
+          <w:lang w:eastAsia="en-US"/>
+        </w:rPr>
+        <w:t>pscDesign</w:t>
+      </w:r>
+      <w:proofErr w:type="spellEnd"/>
+      <w:r>
+        <w:rPr>
+          <w:lang w:eastAsia="en-US"/>
+        </w:rPr>
+        <w:t xml:space="preserve"> R package which was developed for this purpose.  We design the study using a primary endpoint of PFS with a hazard ratio=0.6 considered to demonstrate a clinically significant improvement.  </w:t>
+      </w:r>
+      <w:r>
+        <w:rPr>
+          <w:lang w:eastAsia="en-US"/>
+        </w:rPr>
+        <w:t>We consider 3 design approaches, a fully randomised design, a partially synthetic design and a fully synthetic design.</w:t>
+      </w:r>
+    </w:p>
+    <w:p>
+      <w:pPr>
+        <w:rPr>
+          <w:lang w:eastAsia="en-US"/>
+        </w:rPr>
+      </w:pPr>
+    </w:p>
+    <w:p>
+      <w:pPr>
+        <w:rPr>
+          <w:lang w:eastAsia="en-US"/>
+        </w:rPr>
+      </w:pPr>
+      <w:r>
+        <w:rPr>
+          <w:lang w:eastAsia="en-US"/>
+        </w:rPr>
+        <w:t xml:space="preserve">For the partially synthetic design we restrict the design to allocation ratios of 1:1, 1:2, 1:3 and 1:4.  In each scenario we estimate the number of patients </w:t>
+      </w:r>
+      <w:proofErr w:type="spellStart"/>
+      <w:r>
+        <w:rPr>
+          <w:lang w:eastAsia="en-US"/>
+        </w:rPr>
+        <w:t>requird</w:t>
+      </w:r>
+      <w:proofErr w:type="spellEnd"/>
+      <w:r>
+        <w:rPr>
+          <w:lang w:eastAsia="en-US"/>
+        </w:rPr>
+        <w:t xml:space="preserve"> to obtain 80%, 85% and 90% power respectively.</w:t>
+      </w:r>
+    </w:p>
+    <w:p>
+      <w:pPr>
+        <w:rPr>
+          <w:lang w:eastAsia="en-US"/>
+        </w:rPr>
+      </w:pPr>
+    </w:p>
+    <w:p>
+      <w:pPr>
+        <w:rPr>
+          <w:lang w:eastAsia="en-US"/>
+        </w:rPr>
+      </w:pPr>
+    </w:p>
+    <w:p>
+      <w:pPr>
+        <w:rPr>
+          <w:lang w:eastAsia="en-US"/>
+        </w:rPr>
+      </w:pPr>
+    </w:p>
+    <w:p>
+      <w:pPr>
+        <w:rPr>
+          <w:lang w:eastAsia="en-US"/>
+        </w:rPr>
+      </w:pPr>
+    </w:p>
+    <w:p>
+      <w:pPr>
+        <w:rPr>
+          <w:lang w:eastAsia="en-US"/>
+        </w:rPr>
+      </w:pPr>
+    </w:p>
+    <w:p>
+      <w:pPr>
+        <w:rPr>
+          <w:lang w:eastAsia="en-US"/>
+        </w:rPr>
+      </w:pPr>
+    </w:p>
+    <w:p>
+      <w:pPr>
+        <w:spacing w:line="360" w:lineRule="auto"/>
+        <w:rPr>
+          <w:rFonts w:ascii="Calibri" w:hAnsi="Calibri" w:cs="Calibri"/>
+          <w:color w:val="000000" w:themeColor="text1"/>
+        </w:rPr>
+      </w:pPr>
+    </w:p>
+    <w:p>
+      <w:pPr>
+        <w:spacing w:line="360" w:lineRule="auto"/>
+        <w:rPr>
+          <w:rFonts w:ascii="Calibri" w:hAnsi="Calibri" w:cs="Calibri"/>
+          <w:color w:val="000000" w:themeColor="text1"/>
+        </w:rPr>
+      </w:pPr>
+    </w:p>
+    <w:p>
+      <w:pPr>
+        <w:pStyle w:val="Heading1"/>
+        <w:spacing w:line="360" w:lineRule="auto"/>
+        <w:rPr>
+          <w:rFonts w:ascii="Calibri" w:hAnsi="Calibri" w:cs="Calibri"/>
+          <w:color w:val="000000" w:themeColor="text1"/>
+        </w:rPr>
+      </w:pPr>
+      <w:r>
+        <w:rPr>
+          <w:rFonts w:ascii="Calibri" w:hAnsi="Calibri" w:cs="Calibri"/>
+          <w:color w:val="000000" w:themeColor="text1"/>
+        </w:rPr>
         <w:t>Discussion</w:t>
       </w:r>
     </w:p>
-    <w:p/>
-    <w:p>
-      <w:r>
+    <w:p>
+      <w:pPr>
+        <w:spacing w:line="360" w:lineRule="auto"/>
+        <w:rPr>
+          <w:rFonts w:ascii="Calibri" w:hAnsi="Calibri" w:cs="Calibri"/>
+          <w:color w:val="000000" w:themeColor="text1"/>
+        </w:rPr>
+      </w:pPr>
+    </w:p>
+    <w:p>
+      <w:pPr>
+        <w:spacing w:line="360" w:lineRule="auto"/>
+        <w:rPr>
+          <w:rFonts w:ascii="Calibri" w:hAnsi="Calibri" w:cs="Calibri"/>
+          <w:color w:val="000000" w:themeColor="text1"/>
+        </w:rPr>
+      </w:pPr>
+      <w:r>
+        <w:rPr>
+          <w:rFonts w:ascii="Calibri" w:hAnsi="Calibri" w:cs="Calibri"/>
+          <w:color w:val="000000" w:themeColor="text1"/>
+        </w:rPr>
         <w:t xml:space="preserve">Talk about the setting – controls in ‘practice’ not </w:t>
       </w:r>
       <w:proofErr w:type="spellStart"/>
       <w:r>
+        <w:rPr>
+          <w:rFonts w:ascii="Calibri" w:hAnsi="Calibri" w:cs="Calibri"/>
+          <w:color w:val="000000" w:themeColor="text1"/>
+        </w:rPr>
         <w:t>neccesserily</w:t>
       </w:r>
       <w:proofErr w:type="spellEnd"/>
       <w:r>
+        <w:rPr>
+          <w:rFonts w:ascii="Calibri" w:hAnsi="Calibri" w:cs="Calibri"/>
+          <w:color w:val="000000" w:themeColor="text1"/>
+        </w:rPr>
         <w:t xml:space="preserve"> the same as controls in a trial: Transportability of trial results – SUTVA assumption</w:t>
       </w:r>
     </w:p>
     <w:p>
       <w:pPr>
-        <w:rPr>
+        <w:spacing w:line="360" w:lineRule="auto"/>
+        <w:rPr>
+          <w:rFonts w:ascii="Calibri" w:hAnsi="Calibri" w:cs="Calibri"/>
           <w:b/>
           <w:bCs/>
-        </w:rPr>
-      </w:pPr>
-    </w:p>
-    <w:p/>
-    <w:p/>
-    <w:p>
-      <w:r>
+          <w:color w:val="000000" w:themeColor="text1"/>
+        </w:rPr>
+      </w:pPr>
+    </w:p>
+    <w:p>
+      <w:pPr>
+        <w:spacing w:line="360" w:lineRule="auto"/>
+        <w:rPr>
+          <w:rFonts w:ascii="Calibri" w:hAnsi="Calibri" w:cs="Calibri"/>
+          <w:color w:val="000000" w:themeColor="text1"/>
+        </w:rPr>
+      </w:pPr>
+    </w:p>
+    <w:p>
+      <w:pPr>
+        <w:spacing w:line="360" w:lineRule="auto"/>
+        <w:rPr>
+          <w:rFonts w:ascii="Calibri" w:hAnsi="Calibri" w:cs="Calibri"/>
+          <w:color w:val="000000" w:themeColor="text1"/>
+        </w:rPr>
+      </w:pPr>
+    </w:p>
+    <w:p>
+      <w:pPr>
+        <w:spacing w:line="360" w:lineRule="auto"/>
+        <w:rPr>
+          <w:rFonts w:ascii="Calibri" w:hAnsi="Calibri" w:cs="Calibri"/>
+          <w:color w:val="000000" w:themeColor="text1"/>
+        </w:rPr>
+      </w:pPr>
+      <w:r>
+        <w:rPr>
+          <w:rFonts w:ascii="Calibri" w:hAnsi="Calibri" w:cs="Calibri"/>
+          <w:color w:val="000000" w:themeColor="text1"/>
+        </w:rPr>
         <w:t xml:space="preserve">Causal Inference, be it from trials or observational cohorts, work </w:t>
       </w:r>
       <w:proofErr w:type="gramStart"/>
       <w:r>
+        <w:rPr>
+          <w:rFonts w:ascii="Calibri" w:hAnsi="Calibri" w:cs="Calibri"/>
+          <w:color w:val="000000" w:themeColor="text1"/>
+        </w:rPr>
         <w:t>on the basis of</w:t>
       </w:r>
       <w:proofErr w:type="gramEnd"/>
       <w:r>
+        <w:rPr>
+          <w:rFonts w:ascii="Calibri" w:hAnsi="Calibri" w:cs="Calibri"/>
+          <w:color w:val="000000" w:themeColor="text1"/>
+        </w:rPr>
         <w:t xml:space="preserve"> trying to determine how patients would have performed if they had received an alternative therapy.  One of the challenges of designing an externally controlled trial is that there is uncertainty over the population that will be recruited.  Any strategy therefore must be flexible enough to account for this.</w:t>
       </w:r>
     </w:p>
-    <w:p/>
-    <w:p>
-      <w:r>
+    <w:p>
+      <w:pPr>
+        <w:spacing w:line="360" w:lineRule="auto"/>
+        <w:rPr>
+          <w:rFonts w:ascii="Calibri" w:hAnsi="Calibri" w:cs="Calibri"/>
+          <w:color w:val="000000" w:themeColor="text1"/>
+        </w:rPr>
+      </w:pPr>
+    </w:p>
+    <w:p>
+      <w:pPr>
+        <w:spacing w:line="360" w:lineRule="auto"/>
+        <w:rPr>
+          <w:rFonts w:ascii="Calibri" w:hAnsi="Calibri" w:cs="Calibri"/>
+          <w:color w:val="000000" w:themeColor="text1"/>
+        </w:rPr>
+      </w:pPr>
+      <w:r>
+        <w:rPr>
+          <w:rFonts w:ascii="Calibri" w:hAnsi="Calibri" w:cs="Calibri"/>
+          <w:color w:val="000000" w:themeColor="text1"/>
+        </w:rPr>
         <w:t>Previous Bayesian designs have sought to place a prior directly on the treatment effect which seems counter intuitive as at the onset of any study, this is not where the natural information exists.</w:t>
       </w:r>
     </w:p>
-    <w:p/>
-    <w:p/>
-    <w:p>
-      <w:r>
+    <w:p>
+      <w:pPr>
+        <w:spacing w:line="360" w:lineRule="auto"/>
+        <w:rPr>
+          <w:rFonts w:ascii="Calibri" w:hAnsi="Calibri" w:cs="Calibri"/>
+          <w:color w:val="000000" w:themeColor="text1"/>
+        </w:rPr>
+      </w:pPr>
+    </w:p>
+    <w:p>
+      <w:pPr>
+        <w:spacing w:line="360" w:lineRule="auto"/>
+        <w:rPr>
+          <w:rFonts w:ascii="Calibri" w:hAnsi="Calibri" w:cs="Calibri"/>
+          <w:color w:val="000000" w:themeColor="text1"/>
+        </w:rPr>
+      </w:pPr>
+    </w:p>
+    <w:p>
+      <w:pPr>
+        <w:spacing w:line="360" w:lineRule="auto"/>
+        <w:rPr>
+          <w:rFonts w:ascii="Calibri" w:hAnsi="Calibri" w:cs="Calibri"/>
+          <w:color w:val="000000" w:themeColor="text1"/>
+        </w:rPr>
+      </w:pPr>
+      <w:r>
+        <w:rPr>
+          <w:rFonts w:ascii="Calibri" w:hAnsi="Calibri" w:cs="Calibri"/>
+          <w:color w:val="000000" w:themeColor="text1"/>
+        </w:rPr>
         <w:t>In RCTs assumptions are easier due to the process of randomisation</w:t>
       </w:r>
     </w:p>
     <w:p>
-      <w:r>
+      <w:pPr>
+        <w:spacing w:line="360" w:lineRule="auto"/>
+        <w:rPr>
+          <w:rFonts w:ascii="Calibri" w:hAnsi="Calibri" w:cs="Calibri"/>
+          <w:color w:val="000000" w:themeColor="text1"/>
+        </w:rPr>
+      </w:pPr>
+      <w:r>
+        <w:rPr>
+          <w:rFonts w:ascii="Calibri" w:hAnsi="Calibri" w:cs="Calibri"/>
+          <w:color w:val="000000" w:themeColor="text1"/>
+        </w:rPr>
         <w:t>Beyond the average treatment effect</w:t>
       </w:r>
     </w:p>
-    <w:p/>
-    <w:p>
-      <w:r>
+    <w:p>
+      <w:pPr>
+        <w:spacing w:line="360" w:lineRule="auto"/>
+        <w:rPr>
+          <w:rFonts w:ascii="Calibri" w:hAnsi="Calibri" w:cs="Calibri"/>
+          <w:color w:val="000000" w:themeColor="text1"/>
+        </w:rPr>
+      </w:pPr>
+    </w:p>
+    <w:p>
+      <w:pPr>
+        <w:spacing w:line="360" w:lineRule="auto"/>
+        <w:rPr>
+          <w:rFonts w:ascii="Calibri" w:hAnsi="Calibri" w:cs="Calibri"/>
+          <w:color w:val="000000" w:themeColor="text1"/>
+        </w:rPr>
+      </w:pPr>
+      <w:r>
+        <w:rPr>
+          <w:rFonts w:ascii="Calibri" w:hAnsi="Calibri" w:cs="Calibri"/>
+          <w:color w:val="000000" w:themeColor="text1"/>
+        </w:rPr>
         <w:t>Synthetic controls adapt to the recruited population which offer an advantage to those designs which define priors before patients are recruited.</w:t>
       </w:r>
     </w:p>
     <w:p>
-      <w:r>
-        <w:br w:type="page"/>
-      </w:r>
-    </w:p>
-    <w:p>
-      <w:pPr>
-        <w:rPr>
-          <w:rFonts w:asciiTheme="majorHAnsi" w:eastAsiaTheme="majorEastAsia" w:hAnsiTheme="majorHAnsi" w:cstheme="majorBidi"/>
-          <w:color w:val="0F4761" w:themeColor="accent1" w:themeShade="BF"/>
+      <w:pPr>
+        <w:spacing w:line="360" w:lineRule="auto"/>
+        <w:rPr>
+          <w:rFonts w:ascii="Calibri" w:hAnsi="Calibri" w:cs="Calibri"/>
+          <w:color w:val="000000" w:themeColor="text1"/>
+        </w:rPr>
+      </w:pPr>
+    </w:p>
+    <w:p>
+      <w:pPr>
+        <w:spacing w:line="360" w:lineRule="auto"/>
+        <w:rPr>
+          <w:rFonts w:ascii="Calibri" w:hAnsi="Calibri" w:cs="Calibri"/>
+          <w:color w:val="000000" w:themeColor="text1"/>
+        </w:rPr>
+      </w:pPr>
+      <w:r>
+        <w:rPr>
+          <w:rFonts w:ascii="Calibri" w:hAnsi="Calibri" w:cs="Calibri"/>
+          <w:color w:val="000000" w:themeColor="text1"/>
+          <w:sz w:val="27"/>
+          <w:szCs w:val="27"/>
+        </w:rPr>
+        <w:t>“Weights are constrained to form a convex combination (i.e., non-negative and summing to one) to ensure that the synthetic control corresponds to a valid estimate of the counterfactual mean outcome. In settings with limited overlap between the trial and external populations, these weights may become unstable, reflecting violations of the positivity assumption rather than a relaxation of the normalization constraint.”</w:t>
+      </w:r>
+    </w:p>
+    <w:p>
+      <w:pPr>
+        <w:spacing w:line="360" w:lineRule="auto"/>
+        <w:rPr>
+          <w:rFonts w:ascii="Calibri" w:hAnsi="Calibri" w:cs="Calibri"/>
+          <w:color w:val="000000" w:themeColor="text1"/>
+        </w:rPr>
+      </w:pPr>
+    </w:p>
+    <w:p>
+      <w:pPr>
+        <w:spacing w:line="360" w:lineRule="auto"/>
+        <w:rPr>
+          <w:rFonts w:ascii="Calibri" w:hAnsi="Calibri" w:cs="Calibri"/>
+          <w:color w:val="000000" w:themeColor="text1"/>
+        </w:rPr>
+      </w:pPr>
+      <w:r>
+        <w:rPr>
+          <w:rFonts w:ascii="Calibri" w:hAnsi="Calibri" w:cs="Calibri"/>
+          <w:color w:val="000000" w:themeColor="text1"/>
+          <w:sz w:val="27"/>
+          <w:szCs w:val="27"/>
+        </w:rPr>
+        <w:t>“Validity further depends on comparability of outcome definitions, follow-up, and standard-of-care context between external and trial data sources.”</w:t>
+      </w:r>
+    </w:p>
+    <w:p>
+      <w:pPr>
+        <w:spacing w:line="360" w:lineRule="auto"/>
+        <w:rPr>
+          <w:rFonts w:ascii="Calibri" w:hAnsi="Calibri" w:cs="Calibri"/>
+          <w:color w:val="000000" w:themeColor="text1"/>
+        </w:rPr>
+      </w:pPr>
+    </w:p>
+    <w:p>
+      <w:pPr>
+        <w:spacing w:line="360" w:lineRule="auto"/>
+        <w:rPr>
+          <w:rFonts w:ascii="Calibri" w:hAnsi="Calibri" w:cs="Calibri"/>
+          <w:color w:val="000000" w:themeColor="text1"/>
+        </w:rPr>
+      </w:pPr>
+      <w:r>
+        <w:rPr>
+          <w:rFonts w:ascii="Calibri" w:hAnsi="Calibri" w:cs="Calibri"/>
+          <w:color w:val="000000" w:themeColor="text1"/>
+          <w:sz w:val="27"/>
+          <w:szCs w:val="27"/>
+        </w:rPr>
+        <w:lastRenderedPageBreak/>
+        <w:t>“The simulation design explicitly targets violations of exchangeability and overlap, which are central to the validity of synthetic control methods.”</w:t>
+      </w:r>
+    </w:p>
+    <w:p>
+      <w:pPr>
+        <w:spacing w:line="360" w:lineRule="auto"/>
+        <w:rPr>
+          <w:rFonts w:ascii="Calibri" w:eastAsiaTheme="majorEastAsia" w:hAnsi="Calibri" w:cs="Calibri"/>
+          <w:color w:val="000000" w:themeColor="text1"/>
           <w:sz w:val="40"/>
           <w:szCs w:val="40"/>
         </w:rPr>
@@ -2180,16 +5008,26 @@
     <w:p>
       <w:pPr>
         <w:pStyle w:val="Heading1"/>
-      </w:pPr>
-      <w:r>
+        <w:spacing w:line="360" w:lineRule="auto"/>
+        <w:rPr>
+          <w:rFonts w:ascii="Calibri" w:hAnsi="Calibri" w:cs="Calibri"/>
+          <w:color w:val="000000" w:themeColor="text1"/>
+        </w:rPr>
+      </w:pPr>
+      <w:r>
+        <w:rPr>
+          <w:rFonts w:ascii="Calibri" w:hAnsi="Calibri" w:cs="Calibri"/>
+          <w:color w:val="000000" w:themeColor="text1"/>
+        </w:rPr>
         <w:t>References</w:t>
       </w:r>
     </w:p>
     <w:p>
       <w:pPr>
-        <w:rPr>
-          <w:rFonts w:ascii="Arial" w:hAnsi="Arial" w:cs="Arial"/>
-          <w:color w:val="222222"/>
+        <w:spacing w:line="360" w:lineRule="auto"/>
+        <w:rPr>
+          <w:rFonts w:ascii="Calibri" w:hAnsi="Calibri" w:cs="Calibri"/>
+          <w:color w:val="000000" w:themeColor="text1"/>
           <w:sz w:val="20"/>
           <w:szCs w:val="20"/>
           <w:shd w:val="clear" w:color="auto" w:fill="FFFFFF"/>
@@ -2203,18 +5041,19 @@
           <w:ilvl w:val="0"/>
           <w:numId w:val="10"/>
         </w:numPr>
-        <w:rPr>
-          <w:rFonts w:ascii="Arial" w:hAnsi="Arial" w:cs="Arial"/>
-          <w:color w:val="222222"/>
-          <w:sz w:val="20"/>
-          <w:szCs w:val="20"/>
-          <w:shd w:val="clear" w:color="auto" w:fill="FFFFFF"/>
-        </w:rPr>
-      </w:pPr>
-      <w:r>
-        <w:rPr>
-          <w:rFonts w:ascii="Arial" w:hAnsi="Arial" w:cs="Arial"/>
-          <w:color w:val="222222"/>
+        <w:spacing w:line="360" w:lineRule="auto"/>
+        <w:rPr>
+          <w:rFonts w:ascii="Calibri" w:hAnsi="Calibri" w:cs="Calibri"/>
+          <w:color w:val="000000" w:themeColor="text1"/>
+          <w:sz w:val="20"/>
+          <w:szCs w:val="20"/>
+          <w:shd w:val="clear" w:color="auto" w:fill="FFFFFF"/>
+        </w:rPr>
+      </w:pPr>
+      <w:r>
+        <w:rPr>
+          <w:rFonts w:ascii="Calibri" w:hAnsi="Calibri" w:cs="Calibri"/>
+          <w:color w:val="000000" w:themeColor="text1"/>
           <w:sz w:val="20"/>
           <w:szCs w:val="20"/>
           <w:shd w:val="clear" w:color="auto" w:fill="FFFFFF"/>
@@ -2225,9 +5064,10 @@
     <w:p>
       <w:pPr>
         <w:pStyle w:val="ListParagraph"/>
-        <w:rPr>
-          <w:rFonts w:ascii="Arial" w:hAnsi="Arial" w:cs="Arial"/>
-          <w:color w:val="222222"/>
+        <w:spacing w:line="360" w:lineRule="auto"/>
+        <w:rPr>
+          <w:rFonts w:ascii="Calibri" w:hAnsi="Calibri" w:cs="Calibri"/>
+          <w:color w:val="000000" w:themeColor="text1"/>
           <w:sz w:val="20"/>
           <w:szCs w:val="20"/>
           <w:shd w:val="clear" w:color="auto" w:fill="FFFFFF"/>
@@ -2241,18 +5081,19 @@
           <w:ilvl w:val="0"/>
           <w:numId w:val="10"/>
         </w:numPr>
-        <w:rPr>
-          <w:rFonts w:ascii="Arial" w:hAnsi="Arial" w:cs="Arial"/>
-          <w:color w:val="222222"/>
-          <w:sz w:val="20"/>
-          <w:szCs w:val="20"/>
-          <w:shd w:val="clear" w:color="auto" w:fill="FFFFFF"/>
-        </w:rPr>
-      </w:pPr>
-      <w:r>
-        <w:rPr>
-          <w:rFonts w:ascii="Arial" w:hAnsi="Arial" w:cs="Arial"/>
-          <w:color w:val="222222"/>
+        <w:spacing w:line="360" w:lineRule="auto"/>
+        <w:rPr>
+          <w:rFonts w:ascii="Calibri" w:hAnsi="Calibri" w:cs="Calibri"/>
+          <w:color w:val="000000" w:themeColor="text1"/>
+          <w:sz w:val="20"/>
+          <w:szCs w:val="20"/>
+          <w:shd w:val="clear" w:color="auto" w:fill="FFFFFF"/>
+        </w:rPr>
+      </w:pPr>
+      <w:r>
+        <w:rPr>
+          <w:rFonts w:ascii="Calibri" w:hAnsi="Calibri" w:cs="Calibri"/>
+          <w:color w:val="000000" w:themeColor="text1"/>
           <w:sz w:val="20"/>
           <w:szCs w:val="20"/>
           <w:shd w:val="clear" w:color="auto" w:fill="FFFFFF"/>
@@ -2262,8 +5103,8 @@
       <w:proofErr w:type="spellStart"/>
       <w:r>
         <w:rPr>
-          <w:rFonts w:ascii="Arial" w:hAnsi="Arial" w:cs="Arial"/>
-          <w:color w:val="222222"/>
+          <w:rFonts w:ascii="Calibri" w:hAnsi="Calibri" w:cs="Calibri"/>
+          <w:color w:val="000000" w:themeColor="text1"/>
           <w:sz w:val="20"/>
           <w:szCs w:val="20"/>
           <w:shd w:val="clear" w:color="auto" w:fill="FFFFFF"/>
@@ -2273,8 +5114,8 @@
       <w:proofErr w:type="spellEnd"/>
       <w:r>
         <w:rPr>
-          <w:rFonts w:ascii="Arial" w:hAnsi="Arial" w:cs="Arial"/>
-          <w:color w:val="222222"/>
+          <w:rFonts w:ascii="Calibri" w:hAnsi="Calibri" w:cs="Calibri"/>
+          <w:color w:val="000000" w:themeColor="text1"/>
           <w:sz w:val="20"/>
           <w:szCs w:val="20"/>
           <w:shd w:val="clear" w:color="auto" w:fill="FFFFFF"/>
@@ -2285,9 +5126,10 @@
     <w:p>
       <w:pPr>
         <w:pStyle w:val="ListParagraph"/>
-        <w:rPr>
-          <w:rFonts w:ascii="Arial" w:hAnsi="Arial" w:cs="Arial"/>
-          <w:color w:val="222222"/>
+        <w:spacing w:line="360" w:lineRule="auto"/>
+        <w:rPr>
+          <w:rFonts w:ascii="Calibri" w:hAnsi="Calibri" w:cs="Calibri"/>
+          <w:color w:val="000000" w:themeColor="text1"/>
           <w:sz w:val="20"/>
           <w:szCs w:val="20"/>
           <w:shd w:val="clear" w:color="auto" w:fill="FFFFFF"/>
@@ -2301,18 +5143,19 @@
           <w:ilvl w:val="0"/>
           <w:numId w:val="10"/>
         </w:numPr>
-        <w:rPr>
-          <w:rFonts w:ascii="Arial" w:hAnsi="Arial" w:cs="Arial"/>
-          <w:color w:val="222222"/>
-          <w:sz w:val="20"/>
-          <w:szCs w:val="20"/>
-          <w:shd w:val="clear" w:color="auto" w:fill="FFFFFF"/>
-        </w:rPr>
-      </w:pPr>
-      <w:r>
-        <w:rPr>
-          <w:rFonts w:ascii="Arial" w:hAnsi="Arial" w:cs="Arial"/>
-          <w:color w:val="222222"/>
+        <w:spacing w:line="360" w:lineRule="auto"/>
+        <w:rPr>
+          <w:rFonts w:ascii="Calibri" w:hAnsi="Calibri" w:cs="Calibri"/>
+          <w:color w:val="000000" w:themeColor="text1"/>
+          <w:sz w:val="20"/>
+          <w:szCs w:val="20"/>
+          <w:shd w:val="clear" w:color="auto" w:fill="FFFFFF"/>
+        </w:rPr>
+      </w:pPr>
+      <w:r>
+        <w:rPr>
+          <w:rFonts w:ascii="Calibri" w:hAnsi="Calibri" w:cs="Calibri"/>
+          <w:color w:val="000000" w:themeColor="text1"/>
           <w:sz w:val="20"/>
           <w:szCs w:val="20"/>
           <w:shd w:val="clear" w:color="auto" w:fill="FFFFFF"/>
@@ -2322,8 +5165,8 @@
       <w:proofErr w:type="spellStart"/>
       <w:r>
         <w:rPr>
-          <w:rFonts w:ascii="Arial" w:hAnsi="Arial" w:cs="Arial"/>
-          <w:color w:val="222222"/>
+          <w:rFonts w:ascii="Calibri" w:hAnsi="Calibri" w:cs="Calibri"/>
+          <w:color w:val="000000" w:themeColor="text1"/>
           <w:sz w:val="20"/>
           <w:szCs w:val="20"/>
           <w:shd w:val="clear" w:color="auto" w:fill="FFFFFF"/>
@@ -2333,8 +5176,8 @@
       <w:proofErr w:type="spellEnd"/>
       <w:r>
         <w:rPr>
-          <w:rFonts w:ascii="Arial" w:hAnsi="Arial" w:cs="Arial"/>
-          <w:color w:val="222222"/>
+          <w:rFonts w:ascii="Calibri" w:hAnsi="Calibri" w:cs="Calibri"/>
+          <w:color w:val="000000" w:themeColor="text1"/>
           <w:sz w:val="20"/>
           <w:szCs w:val="20"/>
           <w:shd w:val="clear" w:color="auto" w:fill="FFFFFF"/>
@@ -2344,8 +5187,8 @@
       <w:proofErr w:type="spellStart"/>
       <w:r>
         <w:rPr>
-          <w:rFonts w:ascii="Arial" w:hAnsi="Arial" w:cs="Arial"/>
-          <w:color w:val="222222"/>
+          <w:rFonts w:ascii="Calibri" w:hAnsi="Calibri" w:cs="Calibri"/>
+          <w:color w:val="000000" w:themeColor="text1"/>
           <w:sz w:val="20"/>
           <w:szCs w:val="20"/>
           <w:shd w:val="clear" w:color="auto" w:fill="FFFFFF"/>
@@ -2355,8 +5198,8 @@
       <w:proofErr w:type="spellEnd"/>
       <w:r>
         <w:rPr>
-          <w:rFonts w:ascii="Arial" w:hAnsi="Arial" w:cs="Arial"/>
-          <w:color w:val="222222"/>
+          <w:rFonts w:ascii="Calibri" w:hAnsi="Calibri" w:cs="Calibri"/>
+          <w:color w:val="000000" w:themeColor="text1"/>
           <w:sz w:val="20"/>
           <w:szCs w:val="20"/>
           <w:shd w:val="clear" w:color="auto" w:fill="FFFFFF"/>
@@ -2366,8 +5209,8 @@
       <w:proofErr w:type="spellStart"/>
       <w:r>
         <w:rPr>
-          <w:rFonts w:ascii="Arial" w:hAnsi="Arial" w:cs="Arial"/>
-          <w:color w:val="222222"/>
+          <w:rFonts w:ascii="Calibri" w:hAnsi="Calibri" w:cs="Calibri"/>
+          <w:color w:val="000000" w:themeColor="text1"/>
           <w:sz w:val="20"/>
           <w:szCs w:val="20"/>
           <w:shd w:val="clear" w:color="auto" w:fill="FFFFFF"/>
@@ -2377,8 +5220,8 @@
       <w:proofErr w:type="spellEnd"/>
       <w:r>
         <w:rPr>
-          <w:rFonts w:ascii="Arial" w:hAnsi="Arial" w:cs="Arial"/>
-          <w:color w:val="222222"/>
+          <w:rFonts w:ascii="Calibri" w:hAnsi="Calibri" w:cs="Calibri"/>
+          <w:color w:val="000000" w:themeColor="text1"/>
           <w:sz w:val="20"/>
           <w:szCs w:val="20"/>
           <w:shd w:val="clear" w:color="auto" w:fill="FFFFFF"/>
@@ -2388,9 +5231,10 @@
     </w:p>
     <w:p>
       <w:pPr>
-        <w:rPr>
-          <w:rFonts w:ascii="Arial" w:hAnsi="Arial" w:cs="Arial"/>
-          <w:color w:val="222222"/>
+        <w:spacing w:line="360" w:lineRule="auto"/>
+        <w:rPr>
+          <w:rFonts w:ascii="Calibri" w:hAnsi="Calibri" w:cs="Calibri"/>
+          <w:color w:val="000000" w:themeColor="text1"/>
           <w:sz w:val="20"/>
           <w:szCs w:val="20"/>
           <w:shd w:val="clear" w:color="auto" w:fill="FFFFFF"/>
@@ -2404,18 +5248,19 @@
           <w:ilvl w:val="0"/>
           <w:numId w:val="10"/>
         </w:numPr>
-        <w:rPr>
-          <w:rFonts w:ascii="Arial" w:hAnsi="Arial" w:cs="Arial"/>
-          <w:color w:val="222222"/>
-          <w:sz w:val="20"/>
-          <w:szCs w:val="20"/>
-          <w:shd w:val="clear" w:color="auto" w:fill="FFFFFF"/>
-        </w:rPr>
-      </w:pPr>
-      <w:r>
-        <w:rPr>
-          <w:rFonts w:ascii="Arial" w:hAnsi="Arial" w:cs="Arial"/>
-          <w:color w:val="222222"/>
+        <w:spacing w:line="360" w:lineRule="auto"/>
+        <w:rPr>
+          <w:rFonts w:ascii="Calibri" w:hAnsi="Calibri" w:cs="Calibri"/>
+          <w:color w:val="000000" w:themeColor="text1"/>
+          <w:sz w:val="20"/>
+          <w:szCs w:val="20"/>
+          <w:shd w:val="clear" w:color="auto" w:fill="FFFFFF"/>
+        </w:rPr>
+      </w:pPr>
+      <w:r>
+        <w:rPr>
+          <w:rFonts w:ascii="Calibri" w:hAnsi="Calibri" w:cs="Calibri"/>
+          <w:color w:val="000000" w:themeColor="text1"/>
           <w:sz w:val="20"/>
           <w:szCs w:val="20"/>
           <w:shd w:val="clear" w:color="auto" w:fill="FFFFFF"/>
@@ -2425,8 +5270,8 @@
       <w:proofErr w:type="spellStart"/>
       <w:r>
         <w:rPr>
-          <w:rFonts w:ascii="Arial" w:hAnsi="Arial" w:cs="Arial"/>
-          <w:color w:val="222222"/>
+          <w:rFonts w:ascii="Calibri" w:hAnsi="Calibri" w:cs="Calibri"/>
+          <w:color w:val="000000" w:themeColor="text1"/>
           <w:sz w:val="20"/>
           <w:szCs w:val="20"/>
           <w:shd w:val="clear" w:color="auto" w:fill="FFFFFF"/>
@@ -2436,8 +5281,8 @@
       <w:proofErr w:type="spellEnd"/>
       <w:r>
         <w:rPr>
-          <w:rFonts w:ascii="Arial" w:hAnsi="Arial" w:cs="Arial"/>
-          <w:color w:val="222222"/>
+          <w:rFonts w:ascii="Calibri" w:hAnsi="Calibri" w:cs="Calibri"/>
+          <w:color w:val="000000" w:themeColor="text1"/>
           <w:sz w:val="20"/>
           <w:szCs w:val="20"/>
           <w:shd w:val="clear" w:color="auto" w:fill="FFFFFF"/>
@@ -2447,8 +5292,8 @@
       <w:proofErr w:type="spellStart"/>
       <w:r>
         <w:rPr>
-          <w:rFonts w:ascii="Arial" w:hAnsi="Arial" w:cs="Arial"/>
-          <w:color w:val="222222"/>
+          <w:rFonts w:ascii="Calibri" w:hAnsi="Calibri" w:cs="Calibri"/>
+          <w:color w:val="000000" w:themeColor="text1"/>
           <w:sz w:val="20"/>
           <w:szCs w:val="20"/>
           <w:shd w:val="clear" w:color="auto" w:fill="FFFFFF"/>
@@ -2458,8 +5303,8 @@
       <w:proofErr w:type="spellEnd"/>
       <w:r>
         <w:rPr>
-          <w:rFonts w:ascii="Arial" w:hAnsi="Arial" w:cs="Arial"/>
-          <w:color w:val="222222"/>
+          <w:rFonts w:ascii="Calibri" w:hAnsi="Calibri" w:cs="Calibri"/>
+          <w:color w:val="000000" w:themeColor="text1"/>
           <w:sz w:val="20"/>
           <w:szCs w:val="20"/>
           <w:shd w:val="clear" w:color="auto" w:fill="FFFFFF"/>
@@ -2469,8 +5314,8 @@
       <w:proofErr w:type="spellStart"/>
       <w:r>
         <w:rPr>
-          <w:rFonts w:ascii="Arial" w:hAnsi="Arial" w:cs="Arial"/>
-          <w:color w:val="222222"/>
+          <w:rFonts w:ascii="Calibri" w:hAnsi="Calibri" w:cs="Calibri"/>
+          <w:color w:val="000000" w:themeColor="text1"/>
           <w:sz w:val="20"/>
           <w:szCs w:val="20"/>
           <w:shd w:val="clear" w:color="auto" w:fill="FFFFFF"/>
@@ -2480,8 +5325,8 @@
       <w:proofErr w:type="spellEnd"/>
       <w:r>
         <w:rPr>
-          <w:rFonts w:ascii="Arial" w:hAnsi="Arial" w:cs="Arial"/>
-          <w:color w:val="222222"/>
+          <w:rFonts w:ascii="Calibri" w:hAnsi="Calibri" w:cs="Calibri"/>
+          <w:color w:val="000000" w:themeColor="text1"/>
           <w:sz w:val="20"/>
           <w:szCs w:val="20"/>
           <w:shd w:val="clear" w:color="auto" w:fill="FFFFFF"/>
@@ -2491,9 +5336,10 @@
     </w:p>
     <w:p>
       <w:pPr>
-        <w:rPr>
-          <w:rFonts w:ascii="Arial" w:hAnsi="Arial" w:cs="Arial"/>
-          <w:color w:val="222222"/>
+        <w:spacing w:line="360" w:lineRule="auto"/>
+        <w:rPr>
+          <w:rFonts w:ascii="Calibri" w:hAnsi="Calibri" w:cs="Calibri"/>
+          <w:color w:val="000000" w:themeColor="text1"/>
           <w:sz w:val="20"/>
           <w:szCs w:val="20"/>
           <w:shd w:val="clear" w:color="auto" w:fill="FFFFFF"/>
@@ -2507,18 +5353,19 @@
           <w:ilvl w:val="0"/>
           <w:numId w:val="10"/>
         </w:numPr>
-        <w:rPr>
-          <w:rFonts w:ascii="Arial" w:hAnsi="Arial" w:cs="Arial"/>
-          <w:color w:val="222222"/>
-          <w:sz w:val="20"/>
-          <w:szCs w:val="20"/>
-          <w:shd w:val="clear" w:color="auto" w:fill="FFFFFF"/>
-        </w:rPr>
-      </w:pPr>
-      <w:r>
-        <w:rPr>
-          <w:rFonts w:ascii="Arial" w:hAnsi="Arial" w:cs="Arial"/>
-          <w:color w:val="222222"/>
+        <w:spacing w:line="360" w:lineRule="auto"/>
+        <w:rPr>
+          <w:rFonts w:ascii="Calibri" w:hAnsi="Calibri" w:cs="Calibri"/>
+          <w:color w:val="000000" w:themeColor="text1"/>
+          <w:sz w:val="20"/>
+          <w:szCs w:val="20"/>
+          <w:shd w:val="clear" w:color="auto" w:fill="FFFFFF"/>
+        </w:rPr>
+      </w:pPr>
+      <w:r>
+        <w:rPr>
+          <w:rFonts w:ascii="Calibri" w:hAnsi="Calibri" w:cs="Calibri"/>
+          <w:color w:val="000000" w:themeColor="text1"/>
           <w:sz w:val="20"/>
           <w:szCs w:val="20"/>
           <w:shd w:val="clear" w:color="auto" w:fill="FFFFFF"/>
@@ -2528,9 +5375,10 @@
     </w:p>
     <w:p>
       <w:pPr>
-        <w:rPr>
-          <w:rFonts w:ascii="Arial" w:hAnsi="Arial" w:cs="Arial"/>
-          <w:color w:val="222222"/>
+        <w:spacing w:line="360" w:lineRule="auto"/>
+        <w:rPr>
+          <w:rFonts w:ascii="Calibri" w:hAnsi="Calibri" w:cs="Calibri"/>
+          <w:color w:val="000000" w:themeColor="text1"/>
           <w:sz w:val="20"/>
           <w:szCs w:val="20"/>
           <w:shd w:val="clear" w:color="auto" w:fill="FFFFFF"/>
@@ -2544,18 +5392,19 @@
           <w:ilvl w:val="0"/>
           <w:numId w:val="10"/>
         </w:numPr>
-        <w:rPr>
-          <w:rFonts w:ascii="Arial" w:hAnsi="Arial" w:cs="Arial"/>
-          <w:color w:val="222222"/>
-          <w:sz w:val="20"/>
-          <w:szCs w:val="20"/>
-          <w:shd w:val="clear" w:color="auto" w:fill="FFFFFF"/>
-        </w:rPr>
-      </w:pPr>
-      <w:r>
-        <w:rPr>
-          <w:rFonts w:ascii="Arial" w:hAnsi="Arial" w:cs="Arial"/>
-          <w:color w:val="222222"/>
+        <w:spacing w:line="360" w:lineRule="auto"/>
+        <w:rPr>
+          <w:rFonts w:ascii="Calibri" w:hAnsi="Calibri" w:cs="Calibri"/>
+          <w:color w:val="000000" w:themeColor="text1"/>
+          <w:sz w:val="20"/>
+          <w:szCs w:val="20"/>
+          <w:shd w:val="clear" w:color="auto" w:fill="FFFFFF"/>
+        </w:rPr>
+      </w:pPr>
+      <w:r>
+        <w:rPr>
+          <w:rFonts w:ascii="Calibri" w:hAnsi="Calibri" w:cs="Calibri"/>
+          <w:color w:val="000000" w:themeColor="text1"/>
           <w:sz w:val="20"/>
           <w:szCs w:val="20"/>
           <w:shd w:val="clear" w:color="auto" w:fill="FFFFFF"/>
@@ -2565,9 +5414,10 @@
     </w:p>
     <w:p>
       <w:pPr>
-        <w:rPr>
-          <w:rFonts w:ascii="Arial" w:hAnsi="Arial" w:cs="Arial"/>
-          <w:color w:val="222222"/>
+        <w:spacing w:line="360" w:lineRule="auto"/>
+        <w:rPr>
+          <w:rFonts w:ascii="Calibri" w:hAnsi="Calibri" w:cs="Calibri"/>
+          <w:color w:val="000000" w:themeColor="text1"/>
           <w:sz w:val="20"/>
           <w:szCs w:val="20"/>
           <w:shd w:val="clear" w:color="auto" w:fill="FFFFFF"/>
@@ -2581,69 +5431,30 @@
           <w:ilvl w:val="0"/>
           <w:numId w:val="10"/>
         </w:numPr>
-        <w:rPr>
-          <w:rFonts w:ascii="Arial" w:hAnsi="Arial" w:cs="Arial"/>
-          <w:color w:val="222222"/>
-          <w:sz w:val="20"/>
-          <w:szCs w:val="20"/>
-          <w:shd w:val="clear" w:color="auto" w:fill="FFFFFF"/>
-        </w:rPr>
-      </w:pPr>
-      <w:r>
-        <w:rPr>
-          <w:rFonts w:ascii="Arial" w:hAnsi="Arial" w:cs="Arial"/>
-          <w:color w:val="222222"/>
-          <w:sz w:val="20"/>
-          <w:szCs w:val="20"/>
-          <w:shd w:val="clear" w:color="auto" w:fill="FFFFFF"/>
-        </w:rPr>
-        <w:t>Curtis LH, Sola</w:t>
-      </w:r>
-      <w:r>
-        <w:rPr>
-          <w:rFonts w:ascii="Cambria Math" w:hAnsi="Cambria Math" w:cs="Cambria Math"/>
-          <w:color w:val="222222"/>
-          <w:sz w:val="20"/>
-          <w:szCs w:val="20"/>
-          <w:shd w:val="clear" w:color="auto" w:fill="FFFFFF"/>
-        </w:rPr>
-        <w:t>‐</w:t>
-      </w:r>
-      <w:r>
-        <w:rPr>
-          <w:rFonts w:ascii="Arial" w:hAnsi="Arial" w:cs="Arial"/>
-          <w:color w:val="222222"/>
-          <w:sz w:val="20"/>
-          <w:szCs w:val="20"/>
-          <w:shd w:val="clear" w:color="auto" w:fill="FFFFFF"/>
-        </w:rPr>
-        <w:t>Morales O, Heidt J, Saunders</w:t>
-      </w:r>
-      <w:r>
-        <w:rPr>
-          <w:rFonts w:ascii="Cambria Math" w:hAnsi="Cambria Math" w:cs="Cambria Math"/>
-          <w:color w:val="222222"/>
-          <w:sz w:val="20"/>
-          <w:szCs w:val="20"/>
-          <w:shd w:val="clear" w:color="auto" w:fill="FFFFFF"/>
-        </w:rPr>
-        <w:t>‐</w:t>
-      </w:r>
-      <w:r>
-        <w:rPr>
-          <w:rFonts w:ascii="Arial" w:hAnsi="Arial" w:cs="Arial"/>
-          <w:color w:val="222222"/>
-          <w:sz w:val="20"/>
-          <w:szCs w:val="20"/>
-          <w:shd w:val="clear" w:color="auto" w:fill="FFFFFF"/>
-        </w:rPr>
-        <w:t xml:space="preserve">Hastings P, Walsh L, Casso D, Oliveria S, Mercado T, </w:t>
+        <w:spacing w:line="360" w:lineRule="auto"/>
+        <w:rPr>
+          <w:rFonts w:ascii="Calibri" w:hAnsi="Calibri" w:cs="Calibri"/>
+          <w:color w:val="000000" w:themeColor="text1"/>
+          <w:sz w:val="20"/>
+          <w:szCs w:val="20"/>
+          <w:shd w:val="clear" w:color="auto" w:fill="FFFFFF"/>
+        </w:rPr>
+      </w:pPr>
+      <w:r>
+        <w:rPr>
+          <w:rFonts w:ascii="Calibri" w:hAnsi="Calibri" w:cs="Calibri"/>
+          <w:color w:val="000000" w:themeColor="text1"/>
+          <w:sz w:val="20"/>
+          <w:szCs w:val="20"/>
+          <w:shd w:val="clear" w:color="auto" w:fill="FFFFFF"/>
+        </w:rPr>
+        <w:t xml:space="preserve">Curtis LH, Sola‐Morales O, Heidt J, Saunders‐Hastings P, Walsh L, Casso D, Oliveria S, Mercado T, </w:t>
       </w:r>
       <w:proofErr w:type="spellStart"/>
       <w:r>
         <w:rPr>
-          <w:rFonts w:ascii="Arial" w:hAnsi="Arial" w:cs="Arial"/>
-          <w:color w:val="222222"/>
+          <w:rFonts w:ascii="Calibri" w:hAnsi="Calibri" w:cs="Calibri"/>
+          <w:color w:val="000000" w:themeColor="text1"/>
           <w:sz w:val="20"/>
           <w:szCs w:val="20"/>
           <w:shd w:val="clear" w:color="auto" w:fill="FFFFFF"/>
@@ -2653,40 +5464,21 @@
       <w:proofErr w:type="spellEnd"/>
       <w:r>
         <w:rPr>
-          <w:rFonts w:ascii="Arial" w:hAnsi="Arial" w:cs="Arial"/>
-          <w:color w:val="222222"/>
-          <w:sz w:val="20"/>
-          <w:szCs w:val="20"/>
-          <w:shd w:val="clear" w:color="auto" w:fill="FFFFFF"/>
-        </w:rPr>
-        <w:t xml:space="preserve"> R, Sobel RE, Jalbert JJ. Regulatory and HTA considerations for development of real</w:t>
-      </w:r>
-      <w:r>
-        <w:rPr>
-          <w:rFonts w:ascii="Cambria Math" w:hAnsi="Cambria Math" w:cs="Cambria Math"/>
-          <w:color w:val="222222"/>
-          <w:sz w:val="20"/>
-          <w:szCs w:val="20"/>
-          <w:shd w:val="clear" w:color="auto" w:fill="FFFFFF"/>
-        </w:rPr>
-        <w:t>‐</w:t>
-      </w:r>
-      <w:r>
-        <w:rPr>
-          <w:rFonts w:ascii="Arial" w:hAnsi="Arial" w:cs="Arial"/>
-          <w:color w:val="222222"/>
-          <w:sz w:val="20"/>
-          <w:szCs w:val="20"/>
-          <w:shd w:val="clear" w:color="auto" w:fill="FFFFFF"/>
-        </w:rPr>
-        <w:t>world data derived external controls. Clinical Pharmacology &amp; Therapeutics. 2023 Aug;114(2):303-15.</w:t>
-      </w:r>
-    </w:p>
-    <w:p>
-      <w:pPr>
-        <w:rPr>
-          <w:rFonts w:ascii="Arial" w:hAnsi="Arial" w:cs="Arial"/>
-          <w:color w:val="222222"/>
+          <w:rFonts w:ascii="Calibri" w:hAnsi="Calibri" w:cs="Calibri"/>
+          <w:color w:val="000000" w:themeColor="text1"/>
+          <w:sz w:val="20"/>
+          <w:szCs w:val="20"/>
+          <w:shd w:val="clear" w:color="auto" w:fill="FFFFFF"/>
+        </w:rPr>
+        <w:t xml:space="preserve"> R, Sobel RE, Jalbert JJ. Regulatory and HTA considerations for development of real‐world data derived external controls. Clinical Pharmacology &amp; Therapeutics. 2023 Aug;114(2):303-15.</w:t>
+      </w:r>
+    </w:p>
+    <w:p>
+      <w:pPr>
+        <w:spacing w:line="360" w:lineRule="auto"/>
+        <w:rPr>
+          <w:rFonts w:ascii="Calibri" w:hAnsi="Calibri" w:cs="Calibri"/>
+          <w:color w:val="000000" w:themeColor="text1"/>
           <w:sz w:val="20"/>
           <w:szCs w:val="20"/>
           <w:shd w:val="clear" w:color="auto" w:fill="FFFFFF"/>
@@ -2700,18 +5492,19 @@
           <w:ilvl w:val="0"/>
           <w:numId w:val="10"/>
         </w:numPr>
-        <w:rPr>
-          <w:rFonts w:ascii="Arial" w:hAnsi="Arial" w:cs="Arial"/>
-          <w:color w:val="222222"/>
-          <w:sz w:val="20"/>
-          <w:szCs w:val="20"/>
-          <w:shd w:val="clear" w:color="auto" w:fill="FFFFFF"/>
-        </w:rPr>
-      </w:pPr>
-      <w:r>
-        <w:rPr>
-          <w:rFonts w:ascii="Arial" w:hAnsi="Arial" w:cs="Arial"/>
-          <w:color w:val="222222"/>
+        <w:spacing w:line="360" w:lineRule="auto"/>
+        <w:rPr>
+          <w:rFonts w:ascii="Calibri" w:hAnsi="Calibri" w:cs="Calibri"/>
+          <w:color w:val="000000" w:themeColor="text1"/>
+          <w:sz w:val="20"/>
+          <w:szCs w:val="20"/>
+          <w:shd w:val="clear" w:color="auto" w:fill="FFFFFF"/>
+        </w:rPr>
+      </w:pPr>
+      <w:r>
+        <w:rPr>
+          <w:rFonts w:ascii="Calibri" w:hAnsi="Calibri" w:cs="Calibri"/>
+          <w:color w:val="000000" w:themeColor="text1"/>
           <w:sz w:val="20"/>
           <w:szCs w:val="20"/>
           <w:shd w:val="clear" w:color="auto" w:fill="FFFFFF"/>
@@ -2721,10 +5514,11 @@
     </w:p>
     <w:p>
       <w:pPr>
+        <w:spacing w:line="360" w:lineRule="auto"/>
         <w:ind w:left="360"/>
         <w:rPr>
-          <w:rFonts w:ascii="Arial" w:hAnsi="Arial" w:cs="Arial"/>
-          <w:color w:val="222222"/>
+          <w:rFonts w:ascii="Calibri" w:hAnsi="Calibri" w:cs="Calibri"/>
+          <w:color w:val="000000" w:themeColor="text1"/>
           <w:sz w:val="20"/>
           <w:szCs w:val="20"/>
           <w:shd w:val="clear" w:color="auto" w:fill="FFFFFF"/>
@@ -2738,18 +5532,19 @@
           <w:ilvl w:val="0"/>
           <w:numId w:val="10"/>
         </w:numPr>
-        <w:rPr>
-          <w:rFonts w:ascii="Arial" w:hAnsi="Arial" w:cs="Arial"/>
-          <w:color w:val="222222"/>
-          <w:sz w:val="20"/>
-          <w:szCs w:val="20"/>
-          <w:shd w:val="clear" w:color="auto" w:fill="FFFFFF"/>
-        </w:rPr>
-      </w:pPr>
-      <w:r>
-        <w:rPr>
-          <w:rFonts w:ascii="Arial" w:hAnsi="Arial" w:cs="Arial"/>
-          <w:color w:val="222222"/>
+        <w:spacing w:line="360" w:lineRule="auto"/>
+        <w:rPr>
+          <w:rFonts w:ascii="Calibri" w:hAnsi="Calibri" w:cs="Calibri"/>
+          <w:color w:val="000000" w:themeColor="text1"/>
+          <w:sz w:val="20"/>
+          <w:szCs w:val="20"/>
+          <w:shd w:val="clear" w:color="auto" w:fill="FFFFFF"/>
+        </w:rPr>
+      </w:pPr>
+      <w:r>
+        <w:rPr>
+          <w:rFonts w:ascii="Calibri" w:hAnsi="Calibri" w:cs="Calibri"/>
+          <w:color w:val="000000" w:themeColor="text1"/>
           <w:sz w:val="20"/>
           <w:szCs w:val="20"/>
           <w:shd w:val="clear" w:color="auto" w:fill="FFFFFF"/>
@@ -2759,8 +5554,8 @@
       <w:proofErr w:type="spellStart"/>
       <w:r>
         <w:rPr>
-          <w:rFonts w:ascii="Arial" w:hAnsi="Arial" w:cs="Arial"/>
-          <w:color w:val="222222"/>
+          <w:rFonts w:ascii="Calibri" w:hAnsi="Calibri" w:cs="Calibri"/>
+          <w:color w:val="000000" w:themeColor="text1"/>
           <w:sz w:val="20"/>
           <w:szCs w:val="20"/>
           <w:shd w:val="clear" w:color="auto" w:fill="FFFFFF"/>
@@ -2770,8 +5565,8 @@
       <w:proofErr w:type="spellEnd"/>
       <w:r>
         <w:rPr>
-          <w:rFonts w:ascii="Arial" w:hAnsi="Arial" w:cs="Arial"/>
-          <w:color w:val="222222"/>
+          <w:rFonts w:ascii="Calibri" w:hAnsi="Calibri" w:cs="Calibri"/>
+          <w:color w:val="000000" w:themeColor="text1"/>
           <w:sz w:val="20"/>
           <w:szCs w:val="20"/>
           <w:shd w:val="clear" w:color="auto" w:fill="FFFFFF"/>
@@ -2781,8 +5576,8 @@
       <w:proofErr w:type="spellStart"/>
       <w:r>
         <w:rPr>
-          <w:rFonts w:ascii="Arial" w:hAnsi="Arial" w:cs="Arial"/>
-          <w:color w:val="222222"/>
+          <w:rFonts w:ascii="Calibri" w:hAnsi="Calibri" w:cs="Calibri"/>
+          <w:color w:val="000000" w:themeColor="text1"/>
           <w:sz w:val="20"/>
           <w:szCs w:val="20"/>
           <w:shd w:val="clear" w:color="auto" w:fill="FFFFFF"/>
@@ -2792,8 +5587,8 @@
       <w:proofErr w:type="spellEnd"/>
       <w:r>
         <w:rPr>
-          <w:rFonts w:ascii="Arial" w:hAnsi="Arial" w:cs="Arial"/>
-          <w:color w:val="222222"/>
+          <w:rFonts w:ascii="Calibri" w:hAnsi="Calibri" w:cs="Calibri"/>
+          <w:color w:val="000000" w:themeColor="text1"/>
           <w:sz w:val="20"/>
           <w:szCs w:val="20"/>
           <w:shd w:val="clear" w:color="auto" w:fill="FFFFFF"/>
@@ -2803,8 +5598,8 @@
       <w:proofErr w:type="spellStart"/>
       <w:r>
         <w:rPr>
-          <w:rFonts w:ascii="Arial" w:hAnsi="Arial" w:cs="Arial"/>
-          <w:color w:val="222222"/>
+          <w:rFonts w:ascii="Calibri" w:hAnsi="Calibri" w:cs="Calibri"/>
+          <w:color w:val="000000" w:themeColor="text1"/>
           <w:sz w:val="20"/>
           <w:szCs w:val="20"/>
           <w:shd w:val="clear" w:color="auto" w:fill="FFFFFF"/>
@@ -2814,8 +5609,8 @@
       <w:proofErr w:type="spellEnd"/>
       <w:r>
         <w:rPr>
-          <w:rFonts w:ascii="Arial" w:hAnsi="Arial" w:cs="Arial"/>
-          <w:color w:val="222222"/>
+          <w:rFonts w:ascii="Calibri" w:hAnsi="Calibri" w:cs="Calibri"/>
+          <w:color w:val="000000" w:themeColor="text1"/>
           <w:sz w:val="20"/>
           <w:szCs w:val="20"/>
           <w:shd w:val="clear" w:color="auto" w:fill="FFFFFF"/>
@@ -2825,9 +5620,10 @@
     </w:p>
     <w:p>
       <w:pPr>
-        <w:rPr>
-          <w:rFonts w:ascii="Arial" w:hAnsi="Arial" w:cs="Arial"/>
-          <w:color w:val="222222"/>
+        <w:spacing w:line="360" w:lineRule="auto"/>
+        <w:rPr>
+          <w:rFonts w:ascii="Calibri" w:hAnsi="Calibri" w:cs="Calibri"/>
+          <w:color w:val="000000" w:themeColor="text1"/>
           <w:sz w:val="20"/>
           <w:szCs w:val="20"/>
           <w:shd w:val="clear" w:color="auto" w:fill="FFFFFF"/>
@@ -2841,18 +5637,19 @@
           <w:ilvl w:val="0"/>
           <w:numId w:val="10"/>
         </w:numPr>
-        <w:rPr>
-          <w:rFonts w:ascii="Arial" w:hAnsi="Arial" w:cs="Arial"/>
-          <w:color w:val="222222"/>
-          <w:sz w:val="20"/>
-          <w:szCs w:val="20"/>
-          <w:shd w:val="clear" w:color="auto" w:fill="FFFFFF"/>
-        </w:rPr>
-      </w:pPr>
-      <w:r>
-        <w:rPr>
-          <w:rFonts w:ascii="Arial" w:hAnsi="Arial" w:cs="Arial"/>
-          <w:color w:val="222222"/>
+        <w:spacing w:line="360" w:lineRule="auto"/>
+        <w:rPr>
+          <w:rFonts w:ascii="Calibri" w:hAnsi="Calibri" w:cs="Calibri"/>
+          <w:color w:val="000000" w:themeColor="text1"/>
+          <w:sz w:val="20"/>
+          <w:szCs w:val="20"/>
+          <w:shd w:val="clear" w:color="auto" w:fill="FFFFFF"/>
+        </w:rPr>
+      </w:pPr>
+      <w:r>
+        <w:rPr>
+          <w:rFonts w:ascii="Calibri" w:hAnsi="Calibri" w:cs="Calibri"/>
+          <w:color w:val="000000" w:themeColor="text1"/>
           <w:sz w:val="20"/>
           <w:szCs w:val="20"/>
           <w:shd w:val="clear" w:color="auto" w:fill="FFFFFF"/>
@@ -2862,8 +5659,8 @@
       <w:proofErr w:type="spellStart"/>
       <w:r>
         <w:rPr>
-          <w:rFonts w:ascii="Arial" w:hAnsi="Arial" w:cs="Arial"/>
-          <w:color w:val="222222"/>
+          <w:rFonts w:ascii="Calibri" w:hAnsi="Calibri" w:cs="Calibri"/>
+          <w:color w:val="000000" w:themeColor="text1"/>
           <w:sz w:val="20"/>
           <w:szCs w:val="20"/>
           <w:shd w:val="clear" w:color="auto" w:fill="FFFFFF"/>
@@ -2873,8 +5670,8 @@
       <w:proofErr w:type="spellEnd"/>
       <w:r>
         <w:rPr>
-          <w:rFonts w:ascii="Arial" w:hAnsi="Arial" w:cs="Arial"/>
-          <w:color w:val="222222"/>
+          <w:rFonts w:ascii="Calibri" w:hAnsi="Calibri" w:cs="Calibri"/>
+          <w:color w:val="000000" w:themeColor="text1"/>
           <w:sz w:val="20"/>
           <w:szCs w:val="20"/>
           <w:shd w:val="clear" w:color="auto" w:fill="FFFFFF"/>
@@ -2884,9 +5681,10 @@
     </w:p>
     <w:p>
       <w:pPr>
-        <w:rPr>
-          <w:rFonts w:ascii="Arial" w:hAnsi="Arial" w:cs="Arial"/>
-          <w:color w:val="222222"/>
+        <w:spacing w:line="360" w:lineRule="auto"/>
+        <w:rPr>
+          <w:rFonts w:ascii="Calibri" w:hAnsi="Calibri" w:cs="Calibri"/>
+          <w:color w:val="000000" w:themeColor="text1"/>
           <w:sz w:val="20"/>
           <w:szCs w:val="20"/>
           <w:shd w:val="clear" w:color="auto" w:fill="FFFFFF"/>
@@ -2900,11 +5698,16 @@
           <w:ilvl w:val="0"/>
           <w:numId w:val="10"/>
         </w:numPr>
-      </w:pPr>
-      <w:r>
-        <w:rPr>
-          <w:rFonts w:ascii="Arial" w:hAnsi="Arial" w:cs="Arial"/>
-          <w:color w:val="222222"/>
+        <w:spacing w:line="360" w:lineRule="auto"/>
+        <w:rPr>
+          <w:rFonts w:ascii="Calibri" w:hAnsi="Calibri" w:cs="Calibri"/>
+          <w:color w:val="000000" w:themeColor="text1"/>
+        </w:rPr>
+      </w:pPr>
+      <w:r>
+        <w:rPr>
+          <w:rFonts w:ascii="Calibri" w:hAnsi="Calibri" w:cs="Calibri"/>
+          <w:color w:val="000000" w:themeColor="text1"/>
           <w:sz w:val="20"/>
           <w:szCs w:val="20"/>
           <w:shd w:val="clear" w:color="auto" w:fill="FFFFFF"/>
@@ -2914,8 +5717,8 @@
       <w:proofErr w:type="spellStart"/>
       <w:r>
         <w:rPr>
-          <w:rFonts w:ascii="Arial" w:hAnsi="Arial" w:cs="Arial"/>
-          <w:color w:val="222222"/>
+          <w:rFonts w:ascii="Calibri" w:hAnsi="Calibri" w:cs="Calibri"/>
+          <w:color w:val="000000" w:themeColor="text1"/>
           <w:sz w:val="20"/>
           <w:szCs w:val="20"/>
           <w:shd w:val="clear" w:color="auto" w:fill="FFFFFF"/>
@@ -2925,8 +5728,8 @@
       <w:proofErr w:type="spellEnd"/>
       <w:r>
         <w:rPr>
-          <w:rFonts w:ascii="Arial" w:hAnsi="Arial" w:cs="Arial"/>
-          <w:color w:val="222222"/>
+          <w:rFonts w:ascii="Calibri" w:hAnsi="Calibri" w:cs="Calibri"/>
+          <w:color w:val="000000" w:themeColor="text1"/>
           <w:sz w:val="20"/>
           <w:szCs w:val="20"/>
           <w:shd w:val="clear" w:color="auto" w:fill="FFFFFF"/>
@@ -2936,8 +5739,8 @@
       <w:proofErr w:type="spellStart"/>
       <w:r>
         <w:rPr>
-          <w:rFonts w:ascii="Arial" w:hAnsi="Arial" w:cs="Arial"/>
-          <w:color w:val="222222"/>
+          <w:rFonts w:ascii="Calibri" w:hAnsi="Calibri" w:cs="Calibri"/>
+          <w:color w:val="000000" w:themeColor="text1"/>
           <w:sz w:val="20"/>
           <w:szCs w:val="20"/>
           <w:shd w:val="clear" w:color="auto" w:fill="FFFFFF"/>
@@ -2947,8 +5750,8 @@
       <w:proofErr w:type="spellEnd"/>
       <w:r>
         <w:rPr>
-          <w:rFonts w:ascii="Arial" w:hAnsi="Arial" w:cs="Arial"/>
-          <w:color w:val="222222"/>
+          <w:rFonts w:ascii="Calibri" w:hAnsi="Calibri" w:cs="Calibri"/>
+          <w:color w:val="000000" w:themeColor="text1"/>
           <w:sz w:val="20"/>
           <w:szCs w:val="20"/>
           <w:shd w:val="clear" w:color="auto" w:fill="FFFFFF"/>
@@ -2958,8 +5761,8 @@
       <w:proofErr w:type="spellStart"/>
       <w:r>
         <w:rPr>
-          <w:rFonts w:ascii="Arial" w:hAnsi="Arial" w:cs="Arial"/>
-          <w:color w:val="222222"/>
+          <w:rFonts w:ascii="Calibri" w:hAnsi="Calibri" w:cs="Calibri"/>
+          <w:color w:val="000000" w:themeColor="text1"/>
           <w:sz w:val="20"/>
           <w:szCs w:val="20"/>
           <w:shd w:val="clear" w:color="auto" w:fill="FFFFFF"/>
@@ -2969,8 +5772,8 @@
       <w:proofErr w:type="spellEnd"/>
       <w:r>
         <w:rPr>
-          <w:rFonts w:ascii="Arial" w:hAnsi="Arial" w:cs="Arial"/>
-          <w:color w:val="222222"/>
+          <w:rFonts w:ascii="Calibri" w:hAnsi="Calibri" w:cs="Calibri"/>
+          <w:color w:val="000000" w:themeColor="text1"/>
           <w:sz w:val="20"/>
           <w:szCs w:val="20"/>
           <w:shd w:val="clear" w:color="auto" w:fill="FFFFFF"/>
@@ -2980,8 +5783,8 @@
       <w:proofErr w:type="spellStart"/>
       <w:r>
         <w:rPr>
-          <w:rFonts w:ascii="Arial" w:hAnsi="Arial" w:cs="Arial"/>
-          <w:color w:val="222222"/>
+          <w:rFonts w:ascii="Calibri" w:hAnsi="Calibri" w:cs="Calibri"/>
+          <w:color w:val="000000" w:themeColor="text1"/>
           <w:sz w:val="20"/>
           <w:szCs w:val="20"/>
           <w:shd w:val="clear" w:color="auto" w:fill="FFFFFF"/>
@@ -2991,8 +5794,8 @@
       <w:proofErr w:type="spellEnd"/>
       <w:r>
         <w:rPr>
-          <w:rFonts w:ascii="Arial" w:hAnsi="Arial" w:cs="Arial"/>
-          <w:color w:val="222222"/>
+          <w:rFonts w:ascii="Calibri" w:hAnsi="Calibri" w:cs="Calibri"/>
+          <w:color w:val="000000" w:themeColor="text1"/>
           <w:sz w:val="20"/>
           <w:szCs w:val="20"/>
           <w:shd w:val="clear" w:color="auto" w:fill="FFFFFF"/>
@@ -3000,7 +5803,15 @@
         <w:t xml:space="preserve"> 4):iv3.</w:t>
       </w:r>
     </w:p>
-    <w:p/>
+    <w:p>
+      <w:pPr>
+        <w:spacing w:line="360" w:lineRule="auto"/>
+        <w:rPr>
+          <w:rFonts w:ascii="Calibri" w:hAnsi="Calibri" w:cs="Calibri"/>
+          <w:color w:val="000000" w:themeColor="text1"/>
+        </w:rPr>
+      </w:pPr>
+    </w:p>
     <w:p>
       <w:pPr>
         <w:pStyle w:val="ListParagraph"/>
@@ -3008,11 +5819,16 @@
           <w:ilvl w:val="0"/>
           <w:numId w:val="10"/>
         </w:numPr>
-      </w:pPr>
-      <w:r>
-        <w:rPr>
-          <w:rFonts w:ascii="Arial" w:hAnsi="Arial" w:cs="Arial"/>
-          <w:color w:val="222222"/>
+        <w:spacing w:line="360" w:lineRule="auto"/>
+        <w:rPr>
+          <w:rFonts w:ascii="Calibri" w:hAnsi="Calibri" w:cs="Calibri"/>
+          <w:color w:val="000000" w:themeColor="text1"/>
+        </w:rPr>
+      </w:pPr>
+      <w:r>
+        <w:rPr>
+          <w:rFonts w:ascii="Calibri" w:hAnsi="Calibri" w:cs="Calibri"/>
+          <w:color w:val="000000" w:themeColor="text1"/>
           <w:sz w:val="20"/>
           <w:szCs w:val="20"/>
           <w:shd w:val="clear" w:color="auto" w:fill="FFFFFF"/>
@@ -3022,8 +5838,8 @@
       <w:proofErr w:type="spellStart"/>
       <w:r>
         <w:rPr>
-          <w:rFonts w:ascii="Arial" w:hAnsi="Arial" w:cs="Arial"/>
-          <w:color w:val="222222"/>
+          <w:rFonts w:ascii="Calibri" w:hAnsi="Calibri" w:cs="Calibri"/>
+          <w:color w:val="000000" w:themeColor="text1"/>
           <w:sz w:val="20"/>
           <w:szCs w:val="20"/>
           <w:shd w:val="clear" w:color="auto" w:fill="FFFFFF"/>
@@ -3033,8 +5849,8 @@
       <w:proofErr w:type="spellEnd"/>
       <w:r>
         <w:rPr>
-          <w:rFonts w:ascii="Arial" w:hAnsi="Arial" w:cs="Arial"/>
-          <w:color w:val="222222"/>
+          <w:rFonts w:ascii="Calibri" w:hAnsi="Calibri" w:cs="Calibri"/>
+          <w:color w:val="000000" w:themeColor="text1"/>
           <w:sz w:val="20"/>
           <w:szCs w:val="20"/>
           <w:shd w:val="clear" w:color="auto" w:fill="FFFFFF"/>
@@ -3044,8 +5860,8 @@
       <w:proofErr w:type="spellStart"/>
       <w:r>
         <w:rPr>
-          <w:rFonts w:ascii="Arial" w:hAnsi="Arial" w:cs="Arial"/>
-          <w:color w:val="222222"/>
+          <w:rFonts w:ascii="Calibri" w:hAnsi="Calibri" w:cs="Calibri"/>
+          <w:color w:val="000000" w:themeColor="text1"/>
           <w:sz w:val="20"/>
           <w:szCs w:val="20"/>
           <w:shd w:val="clear" w:color="auto" w:fill="FFFFFF"/>
@@ -3055,8 +5871,8 @@
       <w:proofErr w:type="spellEnd"/>
       <w:r>
         <w:rPr>
-          <w:rFonts w:ascii="Arial" w:hAnsi="Arial" w:cs="Arial"/>
-          <w:color w:val="222222"/>
+          <w:rFonts w:ascii="Calibri" w:hAnsi="Calibri" w:cs="Calibri"/>
+          <w:color w:val="000000" w:themeColor="text1"/>
           <w:sz w:val="20"/>
           <w:szCs w:val="20"/>
           <w:shd w:val="clear" w:color="auto" w:fill="FFFFFF"/>
@@ -3066,9 +5882,10 @@
     </w:p>
     <w:p>
       <w:pPr>
-        <w:rPr>
-          <w:rFonts w:ascii="Arial" w:hAnsi="Arial" w:cs="Arial"/>
-          <w:color w:val="222222"/>
+        <w:spacing w:line="360" w:lineRule="auto"/>
+        <w:rPr>
+          <w:rFonts w:ascii="Calibri" w:hAnsi="Calibri" w:cs="Calibri"/>
+          <w:color w:val="000000" w:themeColor="text1"/>
           <w:sz w:val="20"/>
           <w:szCs w:val="20"/>
           <w:shd w:val="clear" w:color="auto" w:fill="FFFFFF"/>
@@ -3082,18 +5899,19 @@
           <w:ilvl w:val="0"/>
           <w:numId w:val="10"/>
         </w:numPr>
-        <w:rPr>
-          <w:rFonts w:ascii="Arial" w:hAnsi="Arial" w:cs="Arial"/>
-          <w:color w:val="222222"/>
-          <w:sz w:val="20"/>
-          <w:szCs w:val="20"/>
-          <w:shd w:val="clear" w:color="auto" w:fill="FFFFFF"/>
-        </w:rPr>
-      </w:pPr>
-      <w:r>
-        <w:rPr>
-          <w:rFonts w:ascii="Arial" w:hAnsi="Arial" w:cs="Arial"/>
-          <w:color w:val="222222"/>
+        <w:spacing w:line="360" w:lineRule="auto"/>
+        <w:rPr>
+          <w:rFonts w:ascii="Calibri" w:hAnsi="Calibri" w:cs="Calibri"/>
+          <w:color w:val="000000" w:themeColor="text1"/>
+          <w:sz w:val="20"/>
+          <w:szCs w:val="20"/>
+          <w:shd w:val="clear" w:color="auto" w:fill="FFFFFF"/>
+        </w:rPr>
+      </w:pPr>
+      <w:r>
+        <w:rPr>
+          <w:rFonts w:ascii="Calibri" w:hAnsi="Calibri" w:cs="Calibri"/>
+          <w:color w:val="000000" w:themeColor="text1"/>
           <w:sz w:val="20"/>
           <w:szCs w:val="20"/>
           <w:shd w:val="clear" w:color="auto" w:fill="FFFFFF"/>
@@ -3103,8 +5921,8 @@
       <w:proofErr w:type="spellStart"/>
       <w:r>
         <w:rPr>
-          <w:rFonts w:ascii="Arial" w:hAnsi="Arial" w:cs="Arial"/>
-          <w:color w:val="222222"/>
+          <w:rFonts w:ascii="Calibri" w:hAnsi="Calibri" w:cs="Calibri"/>
+          <w:color w:val="000000" w:themeColor="text1"/>
           <w:sz w:val="20"/>
           <w:szCs w:val="20"/>
           <w:shd w:val="clear" w:color="auto" w:fill="FFFFFF"/>
@@ -3114,8 +5932,8 @@
       <w:proofErr w:type="spellEnd"/>
       <w:r>
         <w:rPr>
-          <w:rFonts w:ascii="Arial" w:hAnsi="Arial" w:cs="Arial"/>
-          <w:color w:val="222222"/>
+          <w:rFonts w:ascii="Calibri" w:hAnsi="Calibri" w:cs="Calibri"/>
+          <w:color w:val="000000" w:themeColor="text1"/>
           <w:sz w:val="20"/>
           <w:szCs w:val="20"/>
           <w:shd w:val="clear" w:color="auto" w:fill="FFFFFF"/>
@@ -3125,9 +5943,10 @@
     </w:p>
     <w:p>
       <w:pPr>
-        <w:rPr>
-          <w:rFonts w:ascii="Arial" w:hAnsi="Arial" w:cs="Arial"/>
-          <w:color w:val="222222"/>
+        <w:spacing w:line="360" w:lineRule="auto"/>
+        <w:rPr>
+          <w:rFonts w:ascii="Calibri" w:hAnsi="Calibri" w:cs="Calibri"/>
+          <w:color w:val="000000" w:themeColor="text1"/>
           <w:sz w:val="20"/>
           <w:szCs w:val="20"/>
           <w:shd w:val="clear" w:color="auto" w:fill="FFFFFF"/>
@@ -3141,18 +5960,19 @@
           <w:ilvl w:val="0"/>
           <w:numId w:val="10"/>
         </w:numPr>
-        <w:rPr>
-          <w:rFonts w:ascii="Arial" w:hAnsi="Arial" w:cs="Arial"/>
-          <w:color w:val="222222"/>
-          <w:sz w:val="20"/>
-          <w:szCs w:val="20"/>
-          <w:shd w:val="clear" w:color="auto" w:fill="FFFFFF"/>
-        </w:rPr>
-      </w:pPr>
-      <w:r>
-        <w:rPr>
-          <w:rFonts w:ascii="Arial" w:hAnsi="Arial" w:cs="Arial"/>
-          <w:color w:val="222222"/>
+        <w:spacing w:line="360" w:lineRule="auto"/>
+        <w:rPr>
+          <w:rFonts w:ascii="Calibri" w:hAnsi="Calibri" w:cs="Calibri"/>
+          <w:color w:val="000000" w:themeColor="text1"/>
+          <w:sz w:val="20"/>
+          <w:szCs w:val="20"/>
+          <w:shd w:val="clear" w:color="auto" w:fill="FFFFFF"/>
+        </w:rPr>
+      </w:pPr>
+      <w:r>
+        <w:rPr>
+          <w:rFonts w:ascii="Calibri" w:hAnsi="Calibri" w:cs="Calibri"/>
+          <w:color w:val="000000" w:themeColor="text1"/>
           <w:sz w:val="20"/>
           <w:szCs w:val="20"/>
           <w:shd w:val="clear" w:color="auto" w:fill="FFFFFF"/>
@@ -3160,7 +5980,15 @@
         <w:t>[ ] Abadie A. Using synthetic controls: Feasibility, data requirements, and methodological aspects. Journal of economic literature. 2021 Jun 1;59(2):391-425.</w:t>
       </w:r>
     </w:p>
-    <w:p/>
+    <w:p>
+      <w:pPr>
+        <w:spacing w:line="360" w:lineRule="auto"/>
+        <w:rPr>
+          <w:rFonts w:ascii="Calibri" w:hAnsi="Calibri" w:cs="Calibri"/>
+          <w:color w:val="000000" w:themeColor="text1"/>
+        </w:rPr>
+      </w:pPr>
+    </w:p>
     <w:p>
       <w:pPr>
         <w:pStyle w:val="ListParagraph"/>
@@ -3168,18 +5996,19 @@
           <w:ilvl w:val="0"/>
           <w:numId w:val="10"/>
         </w:numPr>
-        <w:rPr>
-          <w:rFonts w:ascii="Arial" w:hAnsi="Arial" w:cs="Arial"/>
-          <w:color w:val="222222"/>
-          <w:sz w:val="20"/>
-          <w:szCs w:val="20"/>
-          <w:shd w:val="clear" w:color="auto" w:fill="FFFFFF"/>
-        </w:rPr>
-      </w:pPr>
-      <w:r>
-        <w:rPr>
-          <w:rFonts w:ascii="Arial" w:hAnsi="Arial" w:cs="Arial"/>
-          <w:color w:val="222222"/>
+        <w:spacing w:line="360" w:lineRule="auto"/>
+        <w:rPr>
+          <w:rFonts w:ascii="Calibri" w:hAnsi="Calibri" w:cs="Calibri"/>
+          <w:color w:val="000000" w:themeColor="text1"/>
+          <w:sz w:val="20"/>
+          <w:szCs w:val="20"/>
+          <w:shd w:val="clear" w:color="auto" w:fill="FFFFFF"/>
+        </w:rPr>
+      </w:pPr>
+      <w:r>
+        <w:rPr>
+          <w:rFonts w:ascii="Calibri" w:hAnsi="Calibri" w:cs="Calibri"/>
+          <w:color w:val="000000" w:themeColor="text1"/>
           <w:sz w:val="20"/>
           <w:szCs w:val="20"/>
           <w:shd w:val="clear" w:color="auto" w:fill="FFFFFF"/>
@@ -3189,9 +6018,10 @@
     </w:p>
     <w:p>
       <w:pPr>
-        <w:rPr>
-          <w:rFonts w:ascii="Arial" w:hAnsi="Arial" w:cs="Arial"/>
-          <w:color w:val="222222"/>
+        <w:spacing w:line="360" w:lineRule="auto"/>
+        <w:rPr>
+          <w:rFonts w:ascii="Calibri" w:hAnsi="Calibri" w:cs="Calibri"/>
+          <w:color w:val="000000" w:themeColor="text1"/>
           <w:sz w:val="20"/>
           <w:szCs w:val="20"/>
           <w:shd w:val="clear" w:color="auto" w:fill="FFFFFF"/>
@@ -3205,18 +6035,19 @@
           <w:ilvl w:val="0"/>
           <w:numId w:val="10"/>
         </w:numPr>
-        <w:rPr>
-          <w:rFonts w:ascii="Arial" w:hAnsi="Arial" w:cs="Arial"/>
-          <w:color w:val="222222"/>
-          <w:sz w:val="20"/>
-          <w:szCs w:val="20"/>
-          <w:shd w:val="clear" w:color="auto" w:fill="FFFFFF"/>
-        </w:rPr>
-      </w:pPr>
-      <w:r>
-        <w:rPr>
-          <w:rFonts w:ascii="Arial" w:hAnsi="Arial" w:cs="Arial"/>
-          <w:color w:val="222222"/>
+        <w:spacing w:line="360" w:lineRule="auto"/>
+        <w:rPr>
+          <w:rFonts w:ascii="Calibri" w:hAnsi="Calibri" w:cs="Calibri"/>
+          <w:color w:val="000000" w:themeColor="text1"/>
+          <w:sz w:val="20"/>
+          <w:szCs w:val="20"/>
+          <w:shd w:val="clear" w:color="auto" w:fill="FFFFFF"/>
+        </w:rPr>
+      </w:pPr>
+      <w:r>
+        <w:rPr>
+          <w:rFonts w:ascii="Calibri" w:hAnsi="Calibri" w:cs="Calibri"/>
+          <w:color w:val="000000" w:themeColor="text1"/>
           <w:sz w:val="20"/>
           <w:szCs w:val="20"/>
           <w:shd w:val="clear" w:color="auto" w:fill="FFFFFF"/>
@@ -3226,8 +6057,8 @@
       <w:proofErr w:type="spellStart"/>
       <w:r>
         <w:rPr>
-          <w:rFonts w:ascii="Arial" w:hAnsi="Arial" w:cs="Arial"/>
-          <w:color w:val="222222"/>
+          <w:rFonts w:ascii="Calibri" w:hAnsi="Calibri" w:cs="Calibri"/>
+          <w:color w:val="000000" w:themeColor="text1"/>
           <w:sz w:val="20"/>
           <w:szCs w:val="20"/>
           <w:shd w:val="clear" w:color="auto" w:fill="FFFFFF"/>
@@ -3237,8 +6068,8 @@
       <w:proofErr w:type="spellEnd"/>
       <w:r>
         <w:rPr>
-          <w:rFonts w:ascii="Arial" w:hAnsi="Arial" w:cs="Arial"/>
-          <w:color w:val="222222"/>
+          <w:rFonts w:ascii="Calibri" w:hAnsi="Calibri" w:cs="Calibri"/>
+          <w:color w:val="000000" w:themeColor="text1"/>
           <w:sz w:val="20"/>
           <w:szCs w:val="20"/>
           <w:shd w:val="clear" w:color="auto" w:fill="FFFFFF"/>
@@ -3248,8 +6079,8 @@
       <w:proofErr w:type="spellStart"/>
       <w:r>
         <w:rPr>
-          <w:rFonts w:ascii="Arial" w:hAnsi="Arial" w:cs="Arial"/>
-          <w:color w:val="222222"/>
+          <w:rFonts w:ascii="Calibri" w:hAnsi="Calibri" w:cs="Calibri"/>
+          <w:color w:val="000000" w:themeColor="text1"/>
           <w:sz w:val="20"/>
           <w:szCs w:val="20"/>
           <w:shd w:val="clear" w:color="auto" w:fill="FFFFFF"/>
@@ -3259,8 +6090,8 @@
       <w:proofErr w:type="spellEnd"/>
       <w:r>
         <w:rPr>
-          <w:rFonts w:ascii="Arial" w:hAnsi="Arial" w:cs="Arial"/>
-          <w:color w:val="222222"/>
+          <w:rFonts w:ascii="Calibri" w:hAnsi="Calibri" w:cs="Calibri"/>
+          <w:color w:val="000000" w:themeColor="text1"/>
           <w:sz w:val="20"/>
           <w:szCs w:val="20"/>
           <w:shd w:val="clear" w:color="auto" w:fill="FFFFFF"/>
@@ -3270,8 +6101,8 @@
       <w:proofErr w:type="spellStart"/>
       <w:r>
         <w:rPr>
-          <w:rFonts w:ascii="Arial" w:hAnsi="Arial" w:cs="Arial"/>
-          <w:color w:val="222222"/>
+          <w:rFonts w:ascii="Calibri" w:hAnsi="Calibri" w:cs="Calibri"/>
+          <w:color w:val="000000" w:themeColor="text1"/>
           <w:sz w:val="20"/>
           <w:szCs w:val="20"/>
           <w:shd w:val="clear" w:color="auto" w:fill="FFFFFF"/>
@@ -3281,8 +6112,8 @@
       <w:proofErr w:type="spellEnd"/>
       <w:r>
         <w:rPr>
-          <w:rFonts w:ascii="Arial" w:hAnsi="Arial" w:cs="Arial"/>
-          <w:color w:val="222222"/>
+          <w:rFonts w:ascii="Calibri" w:hAnsi="Calibri" w:cs="Calibri"/>
+          <w:color w:val="000000" w:themeColor="text1"/>
           <w:sz w:val="20"/>
           <w:szCs w:val="20"/>
           <w:shd w:val="clear" w:color="auto" w:fill="FFFFFF"/>
@@ -3292,8 +6123,8 @@
       <w:proofErr w:type="spellStart"/>
       <w:r>
         <w:rPr>
-          <w:rFonts w:ascii="Arial" w:hAnsi="Arial" w:cs="Arial"/>
-          <w:color w:val="222222"/>
+          <w:rFonts w:ascii="Calibri" w:hAnsi="Calibri" w:cs="Calibri"/>
+          <w:color w:val="000000" w:themeColor="text1"/>
           <w:sz w:val="20"/>
           <w:szCs w:val="20"/>
           <w:shd w:val="clear" w:color="auto" w:fill="FFFFFF"/>
@@ -3303,8 +6134,8 @@
       <w:proofErr w:type="spellEnd"/>
       <w:r>
         <w:rPr>
-          <w:rFonts w:ascii="Arial" w:hAnsi="Arial" w:cs="Arial"/>
-          <w:color w:val="222222"/>
+          <w:rFonts w:ascii="Calibri" w:hAnsi="Calibri" w:cs="Calibri"/>
+          <w:color w:val="000000" w:themeColor="text1"/>
           <w:sz w:val="20"/>
           <w:szCs w:val="20"/>
           <w:shd w:val="clear" w:color="auto" w:fill="FFFFFF"/>
@@ -3314,8 +6145,8 @@
       <w:proofErr w:type="spellStart"/>
       <w:r>
         <w:rPr>
-          <w:rFonts w:ascii="Arial" w:hAnsi="Arial" w:cs="Arial"/>
-          <w:color w:val="222222"/>
+          <w:rFonts w:ascii="Calibri" w:hAnsi="Calibri" w:cs="Calibri"/>
+          <w:color w:val="000000" w:themeColor="text1"/>
           <w:sz w:val="20"/>
           <w:szCs w:val="20"/>
           <w:shd w:val="clear" w:color="auto" w:fill="FFFFFF"/>
@@ -3325,8 +6156,8 @@
       <w:proofErr w:type="spellEnd"/>
       <w:r>
         <w:rPr>
-          <w:rFonts w:ascii="Arial" w:hAnsi="Arial" w:cs="Arial"/>
-          <w:color w:val="222222"/>
+          <w:rFonts w:ascii="Calibri" w:hAnsi="Calibri" w:cs="Calibri"/>
+          <w:color w:val="000000" w:themeColor="text1"/>
           <w:sz w:val="20"/>
           <w:szCs w:val="20"/>
           <w:shd w:val="clear" w:color="auto" w:fill="FFFFFF"/>
@@ -3336,8 +6167,8 @@
       <w:proofErr w:type="spellStart"/>
       <w:r>
         <w:rPr>
-          <w:rFonts w:ascii="Arial" w:hAnsi="Arial" w:cs="Arial"/>
-          <w:color w:val="222222"/>
+          <w:rFonts w:ascii="Calibri" w:hAnsi="Calibri" w:cs="Calibri"/>
+          <w:color w:val="000000" w:themeColor="text1"/>
           <w:sz w:val="20"/>
           <w:szCs w:val="20"/>
           <w:shd w:val="clear" w:color="auto" w:fill="FFFFFF"/>
@@ -3347,8 +6178,8 @@
       <w:proofErr w:type="spellEnd"/>
       <w:r>
         <w:rPr>
-          <w:rFonts w:ascii="Arial" w:hAnsi="Arial" w:cs="Arial"/>
-          <w:color w:val="222222"/>
+          <w:rFonts w:ascii="Calibri" w:hAnsi="Calibri" w:cs="Calibri"/>
+          <w:color w:val="000000" w:themeColor="text1"/>
           <w:sz w:val="20"/>
           <w:szCs w:val="20"/>
           <w:shd w:val="clear" w:color="auto" w:fill="FFFFFF"/>
@@ -3358,8 +6189,8 @@
       <w:proofErr w:type="spellStart"/>
       <w:r>
         <w:rPr>
-          <w:rFonts w:ascii="Arial" w:hAnsi="Arial" w:cs="Arial"/>
-          <w:color w:val="222222"/>
+          <w:rFonts w:ascii="Calibri" w:hAnsi="Calibri" w:cs="Calibri"/>
+          <w:color w:val="000000" w:themeColor="text1"/>
           <w:sz w:val="20"/>
           <w:szCs w:val="20"/>
           <w:shd w:val="clear" w:color="auto" w:fill="FFFFFF"/>
@@ -3369,8 +6200,8 @@
       <w:proofErr w:type="spellEnd"/>
       <w:r>
         <w:rPr>
-          <w:rFonts w:ascii="Arial" w:hAnsi="Arial" w:cs="Arial"/>
-          <w:color w:val="222222"/>
+          <w:rFonts w:ascii="Calibri" w:hAnsi="Calibri" w:cs="Calibri"/>
+          <w:color w:val="000000" w:themeColor="text1"/>
           <w:sz w:val="20"/>
           <w:szCs w:val="20"/>
           <w:shd w:val="clear" w:color="auto" w:fill="FFFFFF"/>
@@ -3380,8 +6211,8 @@
       <w:proofErr w:type="spellStart"/>
       <w:r>
         <w:rPr>
-          <w:rFonts w:ascii="Arial" w:hAnsi="Arial" w:cs="Arial"/>
-          <w:color w:val="222222"/>
+          <w:rFonts w:ascii="Calibri" w:hAnsi="Calibri" w:cs="Calibri"/>
+          <w:color w:val="000000" w:themeColor="text1"/>
           <w:sz w:val="20"/>
           <w:szCs w:val="20"/>
           <w:shd w:val="clear" w:color="auto" w:fill="FFFFFF"/>
@@ -3391,8 +6222,8 @@
       <w:proofErr w:type="spellEnd"/>
       <w:r>
         <w:rPr>
-          <w:rFonts w:ascii="Arial" w:hAnsi="Arial" w:cs="Arial"/>
-          <w:color w:val="222222"/>
+          <w:rFonts w:ascii="Calibri" w:hAnsi="Calibri" w:cs="Calibri"/>
+          <w:color w:val="000000" w:themeColor="text1"/>
           <w:sz w:val="20"/>
           <w:szCs w:val="20"/>
           <w:shd w:val="clear" w:color="auto" w:fill="FFFFFF"/>
@@ -3402,9 +6233,10 @@
     </w:p>
     <w:p>
       <w:pPr>
-        <w:rPr>
-          <w:rFonts w:ascii="Arial" w:hAnsi="Arial" w:cs="Arial"/>
-          <w:color w:val="222222"/>
+        <w:spacing w:line="360" w:lineRule="auto"/>
+        <w:rPr>
+          <w:rFonts w:ascii="Calibri" w:hAnsi="Calibri" w:cs="Calibri"/>
+          <w:color w:val="000000" w:themeColor="text1"/>
           <w:sz w:val="20"/>
           <w:szCs w:val="20"/>
           <w:shd w:val="clear" w:color="auto" w:fill="FFFFFF"/>
@@ -3418,18 +6250,19 @@
           <w:ilvl w:val="0"/>
           <w:numId w:val="10"/>
         </w:numPr>
-        <w:rPr>
-          <w:rFonts w:ascii="Arial" w:hAnsi="Arial" w:cs="Arial"/>
-          <w:color w:val="222222"/>
-          <w:sz w:val="20"/>
-          <w:szCs w:val="20"/>
-          <w:shd w:val="clear" w:color="auto" w:fill="FFFFFF"/>
-        </w:rPr>
-      </w:pPr>
-      <w:r>
-        <w:rPr>
-          <w:rFonts w:ascii="Arial" w:hAnsi="Arial" w:cs="Arial"/>
-          <w:color w:val="222222"/>
+        <w:spacing w:line="360" w:lineRule="auto"/>
+        <w:rPr>
+          <w:rFonts w:ascii="Calibri" w:hAnsi="Calibri" w:cs="Calibri"/>
+          <w:color w:val="000000" w:themeColor="text1"/>
+          <w:sz w:val="20"/>
+          <w:szCs w:val="20"/>
+          <w:shd w:val="clear" w:color="auto" w:fill="FFFFFF"/>
+        </w:rPr>
+      </w:pPr>
+      <w:r>
+        <w:rPr>
+          <w:rFonts w:ascii="Calibri" w:hAnsi="Calibri" w:cs="Calibri"/>
+          <w:color w:val="000000" w:themeColor="text1"/>
           <w:sz w:val="20"/>
           <w:szCs w:val="20"/>
           <w:shd w:val="clear" w:color="auto" w:fill="FFFFFF"/>
@@ -3439,8 +6272,8 @@
       <w:proofErr w:type="spellStart"/>
       <w:r>
         <w:rPr>
-          <w:rFonts w:ascii="Arial" w:hAnsi="Arial" w:cs="Arial"/>
-          <w:color w:val="222222"/>
+          <w:rFonts w:ascii="Calibri" w:hAnsi="Calibri" w:cs="Calibri"/>
+          <w:color w:val="000000" w:themeColor="text1"/>
           <w:sz w:val="20"/>
           <w:szCs w:val="20"/>
           <w:shd w:val="clear" w:color="auto" w:fill="FFFFFF"/>
@@ -3450,8 +6283,8 @@
       <w:proofErr w:type="spellEnd"/>
       <w:r>
         <w:rPr>
-          <w:rFonts w:ascii="Arial" w:hAnsi="Arial" w:cs="Arial"/>
-          <w:color w:val="222222"/>
+          <w:rFonts w:ascii="Calibri" w:hAnsi="Calibri" w:cs="Calibri"/>
+          <w:color w:val="000000" w:themeColor="text1"/>
           <w:sz w:val="20"/>
           <w:szCs w:val="20"/>
           <w:shd w:val="clear" w:color="auto" w:fill="FFFFFF"/>
@@ -3462,9 +6295,10 @@
     <w:p>
       <w:pPr>
         <w:pStyle w:val="ListParagraph"/>
-        <w:rPr>
-          <w:rFonts w:ascii="Arial" w:hAnsi="Arial" w:cs="Arial"/>
-          <w:color w:val="222222"/>
+        <w:spacing w:line="360" w:lineRule="auto"/>
+        <w:rPr>
+          <w:rFonts w:ascii="Calibri" w:hAnsi="Calibri" w:cs="Calibri"/>
+          <w:color w:val="000000" w:themeColor="text1"/>
           <w:sz w:val="20"/>
           <w:szCs w:val="20"/>
           <w:shd w:val="clear" w:color="auto" w:fill="FFFFFF"/>
@@ -3478,18 +6312,19 @@
           <w:ilvl w:val="0"/>
           <w:numId w:val="10"/>
         </w:numPr>
-        <w:rPr>
-          <w:rFonts w:ascii="Arial" w:hAnsi="Arial" w:cs="Arial"/>
-          <w:color w:val="222222"/>
-          <w:sz w:val="20"/>
-          <w:szCs w:val="20"/>
-          <w:shd w:val="clear" w:color="auto" w:fill="FFFFFF"/>
-        </w:rPr>
-      </w:pPr>
-      <w:r>
-        <w:rPr>
-          <w:rFonts w:ascii="Arial" w:hAnsi="Arial" w:cs="Arial"/>
-          <w:color w:val="222222"/>
+        <w:spacing w:line="360" w:lineRule="auto"/>
+        <w:rPr>
+          <w:rFonts w:ascii="Calibri" w:hAnsi="Calibri" w:cs="Calibri"/>
+          <w:color w:val="000000" w:themeColor="text1"/>
+          <w:sz w:val="20"/>
+          <w:szCs w:val="20"/>
+          <w:shd w:val="clear" w:color="auto" w:fill="FFFFFF"/>
+        </w:rPr>
+      </w:pPr>
+      <w:r>
+        <w:rPr>
+          <w:rFonts w:ascii="Calibri" w:hAnsi="Calibri" w:cs="Calibri"/>
+          <w:color w:val="000000" w:themeColor="text1"/>
           <w:sz w:val="20"/>
           <w:szCs w:val="20"/>
           <w:shd w:val="clear" w:color="auto" w:fill="FFFFFF"/>
@@ -3499,8 +6334,8 @@
       <w:proofErr w:type="spellStart"/>
       <w:r>
         <w:rPr>
-          <w:rFonts w:ascii="Arial" w:hAnsi="Arial" w:cs="Arial"/>
-          <w:color w:val="222222"/>
+          <w:rFonts w:ascii="Calibri" w:hAnsi="Calibri" w:cs="Calibri"/>
+          <w:color w:val="000000" w:themeColor="text1"/>
           <w:sz w:val="20"/>
           <w:szCs w:val="20"/>
           <w:shd w:val="clear" w:color="auto" w:fill="FFFFFF"/>
@@ -3510,8 +6345,8 @@
       <w:proofErr w:type="spellEnd"/>
       <w:r>
         <w:rPr>
-          <w:rFonts w:ascii="Arial" w:hAnsi="Arial" w:cs="Arial"/>
-          <w:color w:val="222222"/>
+          <w:rFonts w:ascii="Calibri" w:hAnsi="Calibri" w:cs="Calibri"/>
+          <w:color w:val="000000" w:themeColor="text1"/>
           <w:sz w:val="20"/>
           <w:szCs w:val="20"/>
           <w:shd w:val="clear" w:color="auto" w:fill="FFFFFF"/>
@@ -3519,7 +6354,15 @@
         <w:t xml:space="preserve"> IJ, Steingrimsson JA. Estimating and evaluating counterfactual prediction models. Statistics in Medicine. 2025 Oct;44(23-24):e70287. </w:t>
       </w:r>
     </w:p>
-    <w:p/>
+    <w:p>
+      <w:pPr>
+        <w:spacing w:line="360" w:lineRule="auto"/>
+        <w:rPr>
+          <w:rFonts w:ascii="Calibri" w:hAnsi="Calibri" w:cs="Calibri"/>
+          <w:color w:val="000000" w:themeColor="text1"/>
+        </w:rPr>
+      </w:pPr>
+    </w:p>
     <w:p>
       <w:pPr>
         <w:pStyle w:val="ListParagraph"/>
@@ -3527,22 +6370,27 @@
           <w:ilvl w:val="0"/>
           <w:numId w:val="10"/>
         </w:numPr>
-        <w:rPr>
-          <w:rFonts w:ascii="Arial" w:hAnsi="Arial" w:cs="Arial"/>
-          <w:color w:val="222222"/>
-          <w:sz w:val="20"/>
-          <w:szCs w:val="20"/>
-          <w:shd w:val="clear" w:color="auto" w:fill="FFFFFF"/>
-        </w:rPr>
-      </w:pPr>
-      <w:r>
+        <w:spacing w:line="360" w:lineRule="auto"/>
+        <w:rPr>
+          <w:rFonts w:ascii="Calibri" w:hAnsi="Calibri" w:cs="Calibri"/>
+          <w:color w:val="000000" w:themeColor="text1"/>
+          <w:sz w:val="20"/>
+          <w:szCs w:val="20"/>
+          <w:shd w:val="clear" w:color="auto" w:fill="FFFFFF"/>
+        </w:rPr>
+      </w:pPr>
+      <w:r>
+        <w:rPr>
+          <w:rFonts w:ascii="Calibri" w:hAnsi="Calibri" w:cs="Calibri"/>
+          <w:color w:val="000000" w:themeColor="text1"/>
+        </w:rPr>
         <w:t xml:space="preserve">[ ] </w:t>
       </w:r>
       <w:proofErr w:type="spellStart"/>
       <w:r>
         <w:rPr>
-          <w:rFonts w:ascii="Arial" w:hAnsi="Arial" w:cs="Arial"/>
-          <w:color w:val="222222"/>
+          <w:rFonts w:ascii="Calibri" w:hAnsi="Calibri" w:cs="Calibri"/>
+          <w:color w:val="000000" w:themeColor="text1"/>
           <w:sz w:val="20"/>
           <w:szCs w:val="20"/>
           <w:shd w:val="clear" w:color="auto" w:fill="FFFFFF"/>
@@ -3552,8 +6400,8 @@
       <w:proofErr w:type="spellEnd"/>
       <w:r>
         <w:rPr>
-          <w:rFonts w:ascii="Arial" w:hAnsi="Arial" w:cs="Arial"/>
-          <w:color w:val="222222"/>
+          <w:rFonts w:ascii="Calibri" w:hAnsi="Calibri" w:cs="Calibri"/>
+          <w:color w:val="000000" w:themeColor="text1"/>
           <w:sz w:val="20"/>
           <w:szCs w:val="20"/>
           <w:shd w:val="clear" w:color="auto" w:fill="FFFFFF"/>
@@ -3563,8 +6411,8 @@
       <w:proofErr w:type="spellStart"/>
       <w:r>
         <w:rPr>
-          <w:rFonts w:ascii="Arial" w:hAnsi="Arial" w:cs="Arial"/>
-          <w:color w:val="222222"/>
+          <w:rFonts w:ascii="Calibri" w:hAnsi="Calibri" w:cs="Calibri"/>
+          <w:color w:val="000000" w:themeColor="text1"/>
           <w:sz w:val="20"/>
           <w:szCs w:val="20"/>
           <w:shd w:val="clear" w:color="auto" w:fill="FFFFFF"/>
@@ -3574,8 +6422,8 @@
       <w:proofErr w:type="spellEnd"/>
       <w:r>
         <w:rPr>
-          <w:rFonts w:ascii="Arial" w:hAnsi="Arial" w:cs="Arial"/>
-          <w:color w:val="222222"/>
+          <w:rFonts w:ascii="Calibri" w:hAnsi="Calibri" w:cs="Calibri"/>
+          <w:color w:val="000000" w:themeColor="text1"/>
           <w:sz w:val="20"/>
           <w:szCs w:val="20"/>
           <w:shd w:val="clear" w:color="auto" w:fill="FFFFFF"/>
@@ -3585,8 +6433,8 @@
       <w:proofErr w:type="spellStart"/>
       <w:r>
         <w:rPr>
-          <w:rFonts w:ascii="Arial" w:hAnsi="Arial" w:cs="Arial"/>
-          <w:color w:val="222222"/>
+          <w:rFonts w:ascii="Calibri" w:hAnsi="Calibri" w:cs="Calibri"/>
+          <w:color w:val="000000" w:themeColor="text1"/>
           <w:sz w:val="20"/>
           <w:szCs w:val="20"/>
           <w:shd w:val="clear" w:color="auto" w:fill="FFFFFF"/>
@@ -3596,8 +6444,8 @@
       <w:proofErr w:type="spellEnd"/>
       <w:r>
         <w:rPr>
-          <w:rFonts w:ascii="Arial" w:hAnsi="Arial" w:cs="Arial"/>
-          <w:color w:val="222222"/>
+          <w:rFonts w:ascii="Calibri" w:hAnsi="Calibri" w:cs="Calibri"/>
+          <w:color w:val="000000" w:themeColor="text1"/>
           <w:sz w:val="20"/>
           <w:szCs w:val="20"/>
           <w:shd w:val="clear" w:color="auto" w:fill="FFFFFF"/>
@@ -3607,8 +6455,8 @@
       <w:proofErr w:type="spellStart"/>
       <w:r>
         <w:rPr>
-          <w:rFonts w:ascii="Arial" w:hAnsi="Arial" w:cs="Arial"/>
-          <w:color w:val="222222"/>
+          <w:rFonts w:ascii="Calibri" w:hAnsi="Calibri" w:cs="Calibri"/>
+          <w:color w:val="000000" w:themeColor="text1"/>
           <w:sz w:val="20"/>
           <w:szCs w:val="20"/>
           <w:shd w:val="clear" w:color="auto" w:fill="FFFFFF"/>
@@ -3618,8 +6466,8 @@
       <w:proofErr w:type="spellEnd"/>
       <w:r>
         <w:rPr>
-          <w:rFonts w:ascii="Arial" w:hAnsi="Arial" w:cs="Arial"/>
-          <w:color w:val="222222"/>
+          <w:rFonts w:ascii="Calibri" w:hAnsi="Calibri" w:cs="Calibri"/>
+          <w:color w:val="000000" w:themeColor="text1"/>
           <w:sz w:val="20"/>
           <w:szCs w:val="20"/>
           <w:shd w:val="clear" w:color="auto" w:fill="FFFFFF"/>
@@ -3629,8 +6477,8 @@
       <w:proofErr w:type="spellStart"/>
       <w:r>
         <w:rPr>
-          <w:rFonts w:ascii="Arial" w:hAnsi="Arial" w:cs="Arial"/>
-          <w:color w:val="222222"/>
+          <w:rFonts w:ascii="Calibri" w:hAnsi="Calibri" w:cs="Calibri"/>
+          <w:color w:val="000000" w:themeColor="text1"/>
           <w:sz w:val="20"/>
           <w:szCs w:val="20"/>
           <w:shd w:val="clear" w:color="auto" w:fill="FFFFFF"/>
@@ -3640,8 +6488,8 @@
       <w:proofErr w:type="spellEnd"/>
       <w:r>
         <w:rPr>
-          <w:rFonts w:ascii="Arial" w:hAnsi="Arial" w:cs="Arial"/>
-          <w:color w:val="222222"/>
+          <w:rFonts w:ascii="Calibri" w:hAnsi="Calibri" w:cs="Calibri"/>
+          <w:color w:val="000000" w:themeColor="text1"/>
           <w:sz w:val="20"/>
           <w:szCs w:val="20"/>
           <w:shd w:val="clear" w:color="auto" w:fill="FFFFFF"/>
@@ -3651,8 +6499,8 @@
       <w:proofErr w:type="spellStart"/>
       <w:r>
         <w:rPr>
-          <w:rFonts w:ascii="Arial" w:hAnsi="Arial" w:cs="Arial"/>
-          <w:color w:val="222222"/>
+          <w:rFonts w:ascii="Calibri" w:hAnsi="Calibri" w:cs="Calibri"/>
+          <w:color w:val="000000" w:themeColor="text1"/>
           <w:sz w:val="20"/>
           <w:szCs w:val="20"/>
           <w:shd w:val="clear" w:color="auto" w:fill="FFFFFF"/>
@@ -3662,8 +6510,8 @@
       <w:proofErr w:type="spellEnd"/>
       <w:r>
         <w:rPr>
-          <w:rFonts w:ascii="Arial" w:hAnsi="Arial" w:cs="Arial"/>
-          <w:color w:val="222222"/>
+          <w:rFonts w:ascii="Calibri" w:hAnsi="Calibri" w:cs="Calibri"/>
+          <w:color w:val="000000" w:themeColor="text1"/>
           <w:sz w:val="20"/>
           <w:szCs w:val="20"/>
           <w:shd w:val="clear" w:color="auto" w:fill="FFFFFF"/>
@@ -3673,8 +6521,8 @@
       <w:proofErr w:type="spellStart"/>
       <w:r>
         <w:rPr>
-          <w:rFonts w:ascii="Arial" w:hAnsi="Arial" w:cs="Arial"/>
-          <w:color w:val="222222"/>
+          <w:rFonts w:ascii="Calibri" w:hAnsi="Calibri" w:cs="Calibri"/>
+          <w:color w:val="000000" w:themeColor="text1"/>
           <w:sz w:val="20"/>
           <w:szCs w:val="20"/>
           <w:shd w:val="clear" w:color="auto" w:fill="FFFFFF"/>
@@ -3684,8 +6532,8 @@
       <w:proofErr w:type="spellEnd"/>
       <w:r>
         <w:rPr>
-          <w:rFonts w:ascii="Arial" w:hAnsi="Arial" w:cs="Arial"/>
-          <w:color w:val="222222"/>
+          <w:rFonts w:ascii="Calibri" w:hAnsi="Calibri" w:cs="Calibri"/>
+          <w:color w:val="000000" w:themeColor="text1"/>
           <w:sz w:val="20"/>
           <w:szCs w:val="20"/>
           <w:shd w:val="clear" w:color="auto" w:fill="FFFFFF"/>
@@ -3695,8 +6543,8 @@
       <w:proofErr w:type="spellStart"/>
       <w:r>
         <w:rPr>
-          <w:rFonts w:ascii="Arial" w:hAnsi="Arial" w:cs="Arial"/>
-          <w:color w:val="222222"/>
+          <w:rFonts w:ascii="Calibri" w:hAnsi="Calibri" w:cs="Calibri"/>
+          <w:color w:val="000000" w:themeColor="text1"/>
           <w:sz w:val="20"/>
           <w:szCs w:val="20"/>
           <w:shd w:val="clear" w:color="auto" w:fill="FFFFFF"/>
@@ -3706,8 +6554,8 @@
       <w:proofErr w:type="spellEnd"/>
       <w:r>
         <w:rPr>
-          <w:rFonts w:ascii="Arial" w:hAnsi="Arial" w:cs="Arial"/>
-          <w:color w:val="222222"/>
+          <w:rFonts w:ascii="Calibri" w:hAnsi="Calibri" w:cs="Calibri"/>
+          <w:color w:val="000000" w:themeColor="text1"/>
           <w:sz w:val="20"/>
           <w:szCs w:val="20"/>
           <w:shd w:val="clear" w:color="auto" w:fill="FFFFFF"/>
@@ -3717,21 +6565,23 @@
     </w:p>
     <w:p>
       <w:pPr>
+        <w:spacing w:line="360" w:lineRule="auto"/>
         <w:ind w:firstLine="60"/>
         <w:rPr>
-          <w:rFonts w:ascii="Arial" w:hAnsi="Arial" w:cs="Arial"/>
-          <w:color w:val="222222"/>
-          <w:sz w:val="20"/>
-          <w:szCs w:val="20"/>
-          <w:shd w:val="clear" w:color="auto" w:fill="FFFFFF"/>
-        </w:rPr>
-      </w:pPr>
-    </w:p>
-    <w:p>
-      <w:pPr>
-        <w:rPr>
-          <w:rFonts w:ascii="Arial" w:hAnsi="Arial" w:cs="Arial"/>
-          <w:color w:val="222222"/>
+          <w:rFonts w:ascii="Calibri" w:hAnsi="Calibri" w:cs="Calibri"/>
+          <w:color w:val="000000" w:themeColor="text1"/>
+          <w:sz w:val="20"/>
+          <w:szCs w:val="20"/>
+          <w:shd w:val="clear" w:color="auto" w:fill="FFFFFF"/>
+        </w:rPr>
+      </w:pPr>
+    </w:p>
+    <w:p>
+      <w:pPr>
+        <w:spacing w:line="360" w:lineRule="auto"/>
+        <w:rPr>
+          <w:rFonts w:ascii="Calibri" w:hAnsi="Calibri" w:cs="Calibri"/>
+          <w:color w:val="000000" w:themeColor="text1"/>
           <w:sz w:val="20"/>
           <w:szCs w:val="20"/>
           <w:shd w:val="clear" w:color="auto" w:fill="FFFFFF"/>
@@ -3741,18 +6591,43 @@
     <w:p>
       <w:pPr>
         <w:pStyle w:val="ListParagraph"/>
-        <w:rPr>
-          <w:rFonts w:ascii="Arial" w:hAnsi="Arial" w:cs="Arial"/>
-          <w:color w:val="222222"/>
-          <w:sz w:val="20"/>
-          <w:szCs w:val="20"/>
-          <w:shd w:val="clear" w:color="auto" w:fill="FFFFFF"/>
-        </w:rPr>
-      </w:pPr>
-    </w:p>
-    <w:p/>
-    <w:p/>
-    <w:p/>
+        <w:spacing w:line="360" w:lineRule="auto"/>
+        <w:rPr>
+          <w:rFonts w:ascii="Calibri" w:hAnsi="Calibri" w:cs="Calibri"/>
+          <w:color w:val="000000" w:themeColor="text1"/>
+          <w:sz w:val="20"/>
+          <w:szCs w:val="20"/>
+          <w:shd w:val="clear" w:color="auto" w:fill="FFFFFF"/>
+        </w:rPr>
+      </w:pPr>
+    </w:p>
+    <w:p>
+      <w:pPr>
+        <w:spacing w:line="360" w:lineRule="auto"/>
+        <w:rPr>
+          <w:rFonts w:ascii="Calibri" w:hAnsi="Calibri" w:cs="Calibri"/>
+          <w:color w:val="000000" w:themeColor="text1"/>
+        </w:rPr>
+      </w:pPr>
+    </w:p>
+    <w:p>
+      <w:pPr>
+        <w:spacing w:line="360" w:lineRule="auto"/>
+        <w:rPr>
+          <w:rFonts w:ascii="Calibri" w:hAnsi="Calibri" w:cs="Calibri"/>
+          <w:color w:val="000000" w:themeColor="text1"/>
+        </w:rPr>
+      </w:pPr>
+    </w:p>
+    <w:p>
+      <w:pPr>
+        <w:spacing w:line="360" w:lineRule="auto"/>
+        <w:rPr>
+          <w:rFonts w:ascii="Calibri" w:hAnsi="Calibri" w:cs="Calibri"/>
+          <w:color w:val="000000" w:themeColor="text1"/>
+        </w:rPr>
+      </w:pPr>
+    </w:p>
     <w:sectPr>
       <w:pgSz w:w="11906" w:h="16838"/>
       <w:pgMar w:top="1440" w:right="1440" w:bottom="1440" w:left="1440" w:header="708" w:footer="708" w:gutter="0"/>
@@ -5472,6 +8347,13 @@
   <w:style w:type="paragraph" w:default="1" w:styleId="Normal">
     <w:name w:val="Normal"/>
     <w:qFormat/>
+    <w:rsid w:val="00BC66E0"/>
+    <w:rPr>
+      <w:rFonts w:ascii="Times New Roman" w:eastAsia="Times New Roman" w:hAnsi="Times New Roman" w:cs="Times New Roman"/>
+      <w:kern w:val="0"/>
+      <w:lang w:eastAsia="en-GB"/>
+      <w14:ligatures w14:val="none"/>
+    </w:rPr>
   </w:style>
   <w:style w:type="paragraph" w:styleId="Heading1">
     <w:name w:val="heading 1"/>
@@ -5490,8 +8372,11 @@
     <w:rPr>
       <w:rFonts w:asciiTheme="majorHAnsi" w:eastAsiaTheme="majorEastAsia" w:hAnsiTheme="majorHAnsi" w:cstheme="majorBidi"/>
       <w:color w:val="0F4761" w:themeColor="accent1" w:themeShade="BF"/>
+      <w:kern w:val="2"/>
       <w:sz w:val="40"/>
       <w:szCs w:val="40"/>
+      <w:lang w:eastAsia="en-US"/>
+      <w14:ligatures w14:val="standardContextual"/>
     </w:rPr>
   </w:style>
   <w:style w:type="paragraph" w:styleId="Heading2">
@@ -5512,8 +8397,11 @@
     <w:rPr>
       <w:rFonts w:asciiTheme="majorHAnsi" w:eastAsiaTheme="majorEastAsia" w:hAnsiTheme="majorHAnsi" w:cstheme="majorBidi"/>
       <w:color w:val="0F4761" w:themeColor="accent1" w:themeShade="BF"/>
+      <w:kern w:val="2"/>
       <w:sz w:val="32"/>
       <w:szCs w:val="32"/>
+      <w:lang w:eastAsia="en-US"/>
+      <w14:ligatures w14:val="standardContextual"/>
     </w:rPr>
   </w:style>
   <w:style w:type="paragraph" w:styleId="Heading3">
@@ -5532,10 +8420,13 @@
       <w:outlineLvl w:val="2"/>
     </w:pPr>
     <w:rPr>
-      <w:rFonts w:eastAsiaTheme="majorEastAsia" w:cstheme="majorBidi"/>
+      <w:rFonts w:asciiTheme="minorHAnsi" w:eastAsiaTheme="majorEastAsia" w:hAnsiTheme="minorHAnsi" w:cstheme="majorBidi"/>
       <w:color w:val="0F4761" w:themeColor="accent1" w:themeShade="BF"/>
+      <w:kern w:val="2"/>
       <w:sz w:val="28"/>
       <w:szCs w:val="28"/>
+      <w:lang w:eastAsia="en-US"/>
+      <w14:ligatures w14:val="standardContextual"/>
     </w:rPr>
   </w:style>
   <w:style w:type="paragraph" w:styleId="Heading4">
@@ -5554,10 +8445,13 @@
       <w:outlineLvl w:val="3"/>
     </w:pPr>
     <w:rPr>
-      <w:rFonts w:eastAsiaTheme="majorEastAsia" w:cstheme="majorBidi"/>
+      <w:rFonts w:asciiTheme="minorHAnsi" w:eastAsiaTheme="majorEastAsia" w:hAnsiTheme="minorHAnsi" w:cstheme="majorBidi"/>
       <w:i/>
       <w:iCs/>
       <w:color w:val="0F4761" w:themeColor="accent1" w:themeShade="BF"/>
+      <w:kern w:val="2"/>
+      <w:lang w:eastAsia="en-US"/>
+      <w14:ligatures w14:val="standardContextual"/>
     </w:rPr>
   </w:style>
   <w:style w:type="paragraph" w:styleId="Heading5">
@@ -5577,8 +8471,11 @@
       <w:outlineLvl w:val="4"/>
     </w:pPr>
     <w:rPr>
-      <w:rFonts w:eastAsiaTheme="majorEastAsia" w:cstheme="majorBidi"/>
+      <w:rFonts w:asciiTheme="minorHAnsi" w:eastAsiaTheme="majorEastAsia" w:hAnsiTheme="minorHAnsi" w:cstheme="majorBidi"/>
       <w:color w:val="0F4761" w:themeColor="accent1" w:themeShade="BF"/>
+      <w:kern w:val="2"/>
+      <w:lang w:eastAsia="en-US"/>
+      <w14:ligatures w14:val="standardContextual"/>
     </w:rPr>
   </w:style>
   <w:style w:type="paragraph" w:styleId="Heading6">
@@ -5598,10 +8495,13 @@
       <w:outlineLvl w:val="5"/>
     </w:pPr>
     <w:rPr>
-      <w:rFonts w:eastAsiaTheme="majorEastAsia" w:cstheme="majorBidi"/>
+      <w:rFonts w:asciiTheme="minorHAnsi" w:eastAsiaTheme="majorEastAsia" w:hAnsiTheme="minorHAnsi" w:cstheme="majorBidi"/>
       <w:i/>
       <w:iCs/>
       <w:color w:val="595959" w:themeColor="text1" w:themeTint="A6"/>
+      <w:kern w:val="2"/>
+      <w:lang w:eastAsia="en-US"/>
+      <w14:ligatures w14:val="standardContextual"/>
     </w:rPr>
   </w:style>
   <w:style w:type="paragraph" w:styleId="Heading7">
@@ -5621,8 +8521,11 @@
       <w:outlineLvl w:val="6"/>
     </w:pPr>
     <w:rPr>
-      <w:rFonts w:eastAsiaTheme="majorEastAsia" w:cstheme="majorBidi"/>
+      <w:rFonts w:asciiTheme="minorHAnsi" w:eastAsiaTheme="majorEastAsia" w:hAnsiTheme="minorHAnsi" w:cstheme="majorBidi"/>
       <w:color w:val="595959" w:themeColor="text1" w:themeTint="A6"/>
+      <w:kern w:val="2"/>
+      <w:lang w:eastAsia="en-US"/>
+      <w14:ligatures w14:val="standardContextual"/>
     </w:rPr>
   </w:style>
   <w:style w:type="paragraph" w:styleId="Heading8">
@@ -5641,10 +8544,13 @@
       <w:outlineLvl w:val="7"/>
     </w:pPr>
     <w:rPr>
-      <w:rFonts w:eastAsiaTheme="majorEastAsia" w:cstheme="majorBidi"/>
+      <w:rFonts w:asciiTheme="minorHAnsi" w:eastAsiaTheme="majorEastAsia" w:hAnsiTheme="minorHAnsi" w:cstheme="majorBidi"/>
       <w:i/>
       <w:iCs/>
       <w:color w:val="272727" w:themeColor="text1" w:themeTint="D8"/>
+      <w:kern w:val="2"/>
+      <w:lang w:eastAsia="en-US"/>
+      <w14:ligatures w14:val="standardContextual"/>
     </w:rPr>
   </w:style>
   <w:style w:type="paragraph" w:styleId="Heading9">
@@ -5663,8 +8569,11 @@
       <w:outlineLvl w:val="8"/>
     </w:pPr>
     <w:rPr>
-      <w:rFonts w:eastAsiaTheme="majorEastAsia" w:cstheme="majorBidi"/>
+      <w:rFonts w:asciiTheme="minorHAnsi" w:eastAsiaTheme="majorEastAsia" w:hAnsiTheme="minorHAnsi" w:cstheme="majorBidi"/>
       <w:color w:val="272727" w:themeColor="text1" w:themeTint="D8"/>
+      <w:kern w:val="2"/>
+      <w:lang w:eastAsia="en-US"/>
+      <w14:ligatures w14:val="standardContextual"/>
     </w:rPr>
   </w:style>
   <w:style w:type="character" w:default="1" w:styleId="DefaultParagraphFont">
@@ -5828,6 +8737,8 @@
       <w:kern w:val="28"/>
       <w:sz w:val="56"/>
       <w:szCs w:val="56"/>
+      <w:lang w:eastAsia="en-US"/>
+      <w14:ligatures w14:val="standardContextual"/>
     </w:rPr>
   </w:style>
   <w:style w:type="character" w:customStyle="1" w:styleId="TitleChar">
@@ -5859,11 +8770,14 @@
       <w:spacing w:after="160"/>
     </w:pPr>
     <w:rPr>
-      <w:rFonts w:eastAsiaTheme="majorEastAsia" w:cstheme="majorBidi"/>
+      <w:rFonts w:asciiTheme="minorHAnsi" w:eastAsiaTheme="majorEastAsia" w:hAnsiTheme="minorHAnsi" w:cstheme="majorBidi"/>
       <w:color w:val="595959" w:themeColor="text1" w:themeTint="A6"/>
       <w:spacing w:val="15"/>
+      <w:kern w:val="2"/>
       <w:sz w:val="28"/>
       <w:szCs w:val="28"/>
+      <w:lang w:eastAsia="en-US"/>
+      <w14:ligatures w14:val="standardContextual"/>
     </w:rPr>
   </w:style>
   <w:style w:type="character" w:customStyle="1" w:styleId="SubtitleChar">
@@ -5893,9 +8807,13 @@
       <w:jc w:val="center"/>
     </w:pPr>
     <w:rPr>
+      <w:rFonts w:asciiTheme="minorHAnsi" w:eastAsiaTheme="minorHAnsi" w:hAnsiTheme="minorHAnsi" w:cstheme="minorBidi"/>
       <w:i/>
       <w:iCs/>
       <w:color w:val="404040" w:themeColor="text1" w:themeTint="BF"/>
+      <w:kern w:val="2"/>
+      <w:lang w:eastAsia="en-US"/>
+      <w14:ligatures w14:val="standardContextual"/>
     </w:rPr>
   </w:style>
   <w:style w:type="character" w:customStyle="1" w:styleId="QuoteChar">
@@ -5920,6 +8838,12 @@
       <w:ind w:left="720"/>
       <w:contextualSpacing/>
     </w:pPr>
+    <w:rPr>
+      <w:rFonts w:asciiTheme="minorHAnsi" w:eastAsiaTheme="minorHAnsi" w:hAnsiTheme="minorHAnsi" w:cstheme="minorBidi"/>
+      <w:kern w:val="2"/>
+      <w:lang w:eastAsia="en-US"/>
+      <w14:ligatures w14:val="standardContextual"/>
+    </w:rPr>
   </w:style>
   <w:style w:type="character" w:styleId="IntenseEmphasis">
     <w:name w:val="Intense Emphasis"/>
@@ -5951,9 +8875,13 @@
       <w:jc w:val="center"/>
     </w:pPr>
     <w:rPr>
+      <w:rFonts w:asciiTheme="minorHAnsi" w:eastAsiaTheme="minorHAnsi" w:hAnsiTheme="minorHAnsi" w:cstheme="minorBidi"/>
       <w:i/>
       <w:iCs/>
       <w:color w:val="0F4761" w:themeColor="accent1" w:themeShade="BF"/>
+      <w:kern w:val="2"/>
+      <w:lang w:eastAsia="en-US"/>
+      <w14:ligatures w14:val="standardContextual"/>
     </w:rPr>
   </w:style>
   <w:style w:type="character" w:customStyle="1" w:styleId="IntenseQuoteChar">
@@ -5992,12 +8920,6 @@
     <w:pPr>
       <w:spacing w:before="100" w:beforeAutospacing="1" w:after="100" w:afterAutospacing="1"/>
     </w:pPr>
-    <w:rPr>
-      <w:rFonts w:ascii="Times New Roman" w:eastAsia="Times New Roman" w:hAnsi="Times New Roman" w:cs="Times New Roman"/>
-      <w:kern w:val="0"/>
-      <w:lang w:eastAsia="en-GB"/>
-      <w14:ligatures w14:val="none"/>
-    </w:rPr>
   </w:style>
   <w:style w:type="character" w:styleId="Strong">
     <w:name w:val="Strong"/>
@@ -6022,19 +8944,22 @@
     <w:uiPriority w:val="37"/>
     <w:unhideWhenUsed/>
     <w:rsid w:val="00DF564B"/>
+    <w:rPr>
+      <w:rFonts w:asciiTheme="minorHAnsi" w:eastAsiaTheme="minorHAnsi" w:hAnsiTheme="minorHAnsi" w:cstheme="minorBidi"/>
+      <w:kern w:val="2"/>
+      <w:lang w:eastAsia="en-US"/>
+      <w14:ligatures w14:val="standardContextual"/>
+    </w:rPr>
   </w:style>
   <w:style w:type="paragraph" w:customStyle="1" w:styleId="p1">
     <w:name w:val="p1"/>
     <w:basedOn w:val="Normal"/>
     <w:rsid w:val="00FE187C"/>
     <w:rPr>
-      <w:rFonts w:ascii="Trebuchet MS" w:eastAsia="Times New Roman" w:hAnsi="Trebuchet MS" w:cs="Times New Roman"/>
+      <w:rFonts w:ascii="Trebuchet MS" w:hAnsi="Trebuchet MS"/>
       <w:color w:val="141413"/>
-      <w:kern w:val="0"/>
       <w:sz w:val="14"/>
       <w:szCs w:val="14"/>
-      <w:lang w:eastAsia="en-GB"/>
-      <w14:ligatures w14:val="none"/>
     </w:rPr>
   </w:style>
   <w:style w:type="character" w:customStyle="1" w:styleId="s1">
@@ -6062,6 +8987,36 @@
     <w:rPr>
       <w:color w:val="666666"/>
     </w:rPr>
+  </w:style>
+  <w:style w:type="character" w:customStyle="1" w:styleId="mord">
+    <w:name w:val="mord"/>
+    <w:basedOn w:val="DefaultParagraphFont"/>
+    <w:rsid w:val="00DB1473"/>
+  </w:style>
+  <w:style w:type="character" w:customStyle="1" w:styleId="mopen">
+    <w:name w:val="mopen"/>
+    <w:basedOn w:val="DefaultParagraphFont"/>
+    <w:rsid w:val="00DB1473"/>
+  </w:style>
+  <w:style w:type="character" w:customStyle="1" w:styleId="mclose">
+    <w:name w:val="mclose"/>
+    <w:basedOn w:val="DefaultParagraphFont"/>
+    <w:rsid w:val="00DB1473"/>
+  </w:style>
+  <w:style w:type="character" w:customStyle="1" w:styleId="mrel">
+    <w:name w:val="mrel"/>
+    <w:basedOn w:val="DefaultParagraphFont"/>
+    <w:rsid w:val="00DB1473"/>
+  </w:style>
+  <w:style w:type="character" w:customStyle="1" w:styleId="mbin">
+    <w:name w:val="mbin"/>
+    <w:basedOn w:val="DefaultParagraphFont"/>
+    <w:rsid w:val="00DB1473"/>
+  </w:style>
+  <w:style w:type="character" w:customStyle="1" w:styleId="vlist-s">
+    <w:name w:val="vlist-s"/>
+    <w:basedOn w:val="DefaultParagraphFont"/>
+    <w:rsid w:val="00F83BA1"/>
   </w:style>
 </w:styles>
 </file>
